--- a/docs/thesis.docx
+++ b/docs/thesis.docx
@@ -586,7 +586,7 @@
             </w:rPr>
             <w:fldChar w:fldCharType="separate"/>
           </w:r>
-          <w:hyperlink w:anchor="_Toc222066114" w:history="1">
+          <w:hyperlink w:anchor="_Toc222231064" w:history="1">
             <w:r>
               <w:rPr>
                 <w:rStyle w:val="Hyperlink"/>
@@ -629,7 +629,7 @@
                 <w:noProof/>
                 <w:webHidden/>
               </w:rPr>
-              <w:instrText xml:space="preserve"> PAGEREF _Toc222066114 \h </w:instrText>
+              <w:instrText xml:space="preserve"> PAGEREF _Toc222231064 \h </w:instrText>
             </w:r>
             <w:r>
               <w:rPr>
@@ -649,7 +649,7 @@
                 <w:noProof/>
                 <w:webHidden/>
               </w:rPr>
-              <w:t>5</w:t>
+              <w:t>6</w:t>
             </w:r>
             <w:r>
               <w:rPr>
@@ -674,7 +674,7 @@
               <w:lang w:val="pl-PL" w:eastAsia="pl-PL"/>
             </w:rPr>
           </w:pPr>
-          <w:hyperlink w:anchor="_Toc222066115" w:history="1">
+          <w:hyperlink w:anchor="_Toc222231065" w:history="1">
             <w:r>
               <w:rPr>
                 <w:rStyle w:val="Hyperlink"/>
@@ -717,7 +717,7 @@
                 <w:noProof/>
                 <w:webHidden/>
               </w:rPr>
-              <w:instrText xml:space="preserve"> PAGEREF _Toc222066115 \h </w:instrText>
+              <w:instrText xml:space="preserve"> PAGEREF _Toc222231065 \h </w:instrText>
             </w:r>
             <w:r>
               <w:rPr>
@@ -737,7 +737,7 @@
                 <w:noProof/>
                 <w:webHidden/>
               </w:rPr>
-              <w:t>6</w:t>
+              <w:t>7</w:t>
             </w:r>
             <w:r>
               <w:rPr>
@@ -762,7 +762,7 @@
               <w:lang w:val="pl-PL" w:eastAsia="pl-PL"/>
             </w:rPr>
           </w:pPr>
-          <w:hyperlink w:anchor="_Toc222066116" w:history="1">
+          <w:hyperlink w:anchor="_Toc222231066" w:history="1">
             <w:r>
               <w:rPr>
                 <w:rStyle w:val="Hyperlink"/>
@@ -786,7 +786,7 @@
                 <w:noProof/>
                 <w:lang w:val="pl-PL"/>
               </w:rPr>
-              <w:t>Requirements</w:t>
+              <w:t>System requirements</w:t>
             </w:r>
             <w:r>
               <w:rPr>
@@ -807,7 +807,7 @@
                 <w:noProof/>
                 <w:webHidden/>
               </w:rPr>
-              <w:instrText xml:space="preserve"> PAGEREF _Toc222066116 \h </w:instrText>
+              <w:instrText xml:space="preserve"> PAGEREF _Toc222231066 \h </w:instrText>
             </w:r>
             <w:r>
               <w:rPr>
@@ -827,7 +827,889 @@
                 <w:noProof/>
                 <w:webHidden/>
               </w:rPr>
-              <w:t>7</w:t>
+              <w:t>8</w:t>
+            </w:r>
+            <w:r>
+              <w:rPr>
+                <w:noProof/>
+                <w:webHidden/>
+              </w:rPr>
+              <w:fldChar w:fldCharType="end"/>
+            </w:r>
+          </w:hyperlink>
+        </w:p>
+        <w:p>
+          <w:pPr>
+            <w:pStyle w:val="TOC2"/>
+            <w:tabs>
+              <w:tab w:val="left" w:pos="960"/>
+              <w:tab w:val="right" w:leader="dot" w:pos="9061"/>
+            </w:tabs>
+            <w:rPr>
+              <w:rFonts w:eastAsiaTheme="minorEastAsia"/>
+              <w:noProof/>
+              <w:szCs w:val="24"/>
+              <w:lang w:val="pl-PL" w:eastAsia="pl-PL"/>
+            </w:rPr>
+          </w:pPr>
+          <w:hyperlink w:anchor="_Toc222231067" w:history="1">
+            <w:r>
+              <w:rPr>
+                <w:rStyle w:val="Hyperlink"/>
+                <w:noProof/>
+                <w:lang w:val="pl-PL"/>
+              </w:rPr>
+              <w:t>3.1.</w:t>
+            </w:r>
+            <w:r>
+              <w:rPr>
+                <w:rFonts w:eastAsiaTheme="minorEastAsia"/>
+                <w:noProof/>
+                <w:szCs w:val="24"/>
+                <w:lang w:val="pl-PL" w:eastAsia="pl-PL"/>
+              </w:rPr>
+              <w:tab/>
+            </w:r>
+            <w:r>
+              <w:rPr>
+                <w:rStyle w:val="Hyperlink"/>
+                <w:noProof/>
+                <w:lang w:val="pl-PL"/>
+              </w:rPr>
+              <w:t>Fuctional requirements</w:t>
+            </w:r>
+            <w:r>
+              <w:rPr>
+                <w:noProof/>
+                <w:webHidden/>
+              </w:rPr>
+              <w:tab/>
+            </w:r>
+            <w:r>
+              <w:rPr>
+                <w:noProof/>
+                <w:webHidden/>
+              </w:rPr>
+              <w:fldChar w:fldCharType="begin"/>
+            </w:r>
+            <w:r>
+              <w:rPr>
+                <w:noProof/>
+                <w:webHidden/>
+              </w:rPr>
+              <w:instrText xml:space="preserve"> PAGEREF _Toc222231067 \h </w:instrText>
+            </w:r>
+            <w:r>
+              <w:rPr>
+                <w:noProof/>
+                <w:webHidden/>
+              </w:rPr>
+            </w:r>
+            <w:r>
+              <w:rPr>
+                <w:noProof/>
+                <w:webHidden/>
+              </w:rPr>
+              <w:fldChar w:fldCharType="separate"/>
+            </w:r>
+            <w:r>
+              <w:rPr>
+                <w:noProof/>
+                <w:webHidden/>
+              </w:rPr>
+              <w:t>8</w:t>
+            </w:r>
+            <w:r>
+              <w:rPr>
+                <w:noProof/>
+                <w:webHidden/>
+              </w:rPr>
+              <w:fldChar w:fldCharType="end"/>
+            </w:r>
+          </w:hyperlink>
+        </w:p>
+        <w:p>
+          <w:pPr>
+            <w:pStyle w:val="TOC3"/>
+            <w:tabs>
+              <w:tab w:val="left" w:pos="1440"/>
+              <w:tab w:val="right" w:leader="dot" w:pos="9061"/>
+            </w:tabs>
+            <w:rPr>
+              <w:rFonts w:eastAsiaTheme="minorEastAsia"/>
+              <w:noProof/>
+              <w:szCs w:val="24"/>
+              <w:lang w:val="pl-PL" w:eastAsia="pl-PL"/>
+            </w:rPr>
+          </w:pPr>
+          <w:hyperlink w:anchor="_Toc222231068" w:history="1">
+            <w:r>
+              <w:rPr>
+                <w:rStyle w:val="Hyperlink"/>
+                <w:noProof/>
+              </w:rPr>
+              <w:t>3.1.1.</w:t>
+            </w:r>
+            <w:r>
+              <w:rPr>
+                <w:rFonts w:eastAsiaTheme="minorEastAsia"/>
+                <w:noProof/>
+                <w:szCs w:val="24"/>
+                <w:lang w:val="pl-PL" w:eastAsia="pl-PL"/>
+              </w:rPr>
+              <w:tab/>
+            </w:r>
+            <w:r>
+              <w:rPr>
+                <w:rStyle w:val="Hyperlink"/>
+                <w:noProof/>
+              </w:rPr>
+              <w:t>User account management</w:t>
+            </w:r>
+            <w:r>
+              <w:rPr>
+                <w:noProof/>
+                <w:webHidden/>
+              </w:rPr>
+              <w:tab/>
+            </w:r>
+            <w:r>
+              <w:rPr>
+                <w:noProof/>
+                <w:webHidden/>
+              </w:rPr>
+              <w:fldChar w:fldCharType="begin"/>
+            </w:r>
+            <w:r>
+              <w:rPr>
+                <w:noProof/>
+                <w:webHidden/>
+              </w:rPr>
+              <w:instrText xml:space="preserve"> PAGEREF _Toc222231068 \h </w:instrText>
+            </w:r>
+            <w:r>
+              <w:rPr>
+                <w:noProof/>
+                <w:webHidden/>
+              </w:rPr>
+            </w:r>
+            <w:r>
+              <w:rPr>
+                <w:noProof/>
+                <w:webHidden/>
+              </w:rPr>
+              <w:fldChar w:fldCharType="separate"/>
+            </w:r>
+            <w:r>
+              <w:rPr>
+                <w:noProof/>
+                <w:webHidden/>
+              </w:rPr>
+              <w:t>8</w:t>
+            </w:r>
+            <w:r>
+              <w:rPr>
+                <w:noProof/>
+                <w:webHidden/>
+              </w:rPr>
+              <w:fldChar w:fldCharType="end"/>
+            </w:r>
+          </w:hyperlink>
+        </w:p>
+        <w:p>
+          <w:pPr>
+            <w:pStyle w:val="TOC3"/>
+            <w:tabs>
+              <w:tab w:val="left" w:pos="1440"/>
+              <w:tab w:val="right" w:leader="dot" w:pos="9061"/>
+            </w:tabs>
+            <w:rPr>
+              <w:rFonts w:eastAsiaTheme="minorEastAsia"/>
+              <w:noProof/>
+              <w:szCs w:val="24"/>
+              <w:lang w:val="pl-PL" w:eastAsia="pl-PL"/>
+            </w:rPr>
+          </w:pPr>
+          <w:hyperlink w:anchor="_Toc222231069" w:history="1">
+            <w:r>
+              <w:rPr>
+                <w:rStyle w:val="Hyperlink"/>
+                <w:noProof/>
+              </w:rPr>
+              <w:t>3.1.2.</w:t>
+            </w:r>
+            <w:r>
+              <w:rPr>
+                <w:rFonts w:eastAsiaTheme="minorEastAsia"/>
+                <w:noProof/>
+                <w:szCs w:val="24"/>
+                <w:lang w:val="pl-PL" w:eastAsia="pl-PL"/>
+              </w:rPr>
+              <w:tab/>
+            </w:r>
+            <w:r>
+              <w:rPr>
+                <w:rStyle w:val="Hyperlink"/>
+                <w:noProof/>
+              </w:rPr>
+              <w:t>Group management</w:t>
+            </w:r>
+            <w:r>
+              <w:rPr>
+                <w:noProof/>
+                <w:webHidden/>
+              </w:rPr>
+              <w:tab/>
+            </w:r>
+            <w:r>
+              <w:rPr>
+                <w:noProof/>
+                <w:webHidden/>
+              </w:rPr>
+              <w:fldChar w:fldCharType="begin"/>
+            </w:r>
+            <w:r>
+              <w:rPr>
+                <w:noProof/>
+                <w:webHidden/>
+              </w:rPr>
+              <w:instrText xml:space="preserve"> PAGEREF _Toc222231069 \h </w:instrText>
+            </w:r>
+            <w:r>
+              <w:rPr>
+                <w:noProof/>
+                <w:webHidden/>
+              </w:rPr>
+            </w:r>
+            <w:r>
+              <w:rPr>
+                <w:noProof/>
+                <w:webHidden/>
+              </w:rPr>
+              <w:fldChar w:fldCharType="separate"/>
+            </w:r>
+            <w:r>
+              <w:rPr>
+                <w:noProof/>
+                <w:webHidden/>
+              </w:rPr>
+              <w:t>8</w:t>
+            </w:r>
+            <w:r>
+              <w:rPr>
+                <w:noProof/>
+                <w:webHidden/>
+              </w:rPr>
+              <w:fldChar w:fldCharType="end"/>
+            </w:r>
+          </w:hyperlink>
+        </w:p>
+        <w:p>
+          <w:pPr>
+            <w:pStyle w:val="TOC2"/>
+            <w:tabs>
+              <w:tab w:val="left" w:pos="960"/>
+              <w:tab w:val="right" w:leader="dot" w:pos="9061"/>
+            </w:tabs>
+            <w:rPr>
+              <w:rFonts w:eastAsiaTheme="minorEastAsia"/>
+              <w:noProof/>
+              <w:szCs w:val="24"/>
+              <w:lang w:val="pl-PL" w:eastAsia="pl-PL"/>
+            </w:rPr>
+          </w:pPr>
+          <w:hyperlink w:anchor="_Toc222231070" w:history="1">
+            <w:r>
+              <w:rPr>
+                <w:rStyle w:val="Hyperlink"/>
+                <w:noProof/>
+              </w:rPr>
+              <w:t>3.2.</w:t>
+            </w:r>
+            <w:r>
+              <w:rPr>
+                <w:rFonts w:eastAsiaTheme="minorEastAsia"/>
+                <w:noProof/>
+                <w:szCs w:val="24"/>
+                <w:lang w:val="pl-PL" w:eastAsia="pl-PL"/>
+              </w:rPr>
+              <w:tab/>
+            </w:r>
+            <w:r>
+              <w:rPr>
+                <w:rStyle w:val="Hyperlink"/>
+                <w:noProof/>
+              </w:rPr>
+              <w:t>Non-functional requirements</w:t>
+            </w:r>
+            <w:r>
+              <w:rPr>
+                <w:noProof/>
+                <w:webHidden/>
+              </w:rPr>
+              <w:tab/>
+            </w:r>
+            <w:r>
+              <w:rPr>
+                <w:noProof/>
+                <w:webHidden/>
+              </w:rPr>
+              <w:fldChar w:fldCharType="begin"/>
+            </w:r>
+            <w:r>
+              <w:rPr>
+                <w:noProof/>
+                <w:webHidden/>
+              </w:rPr>
+              <w:instrText xml:space="preserve"> PAGEREF _Toc222231070 \h </w:instrText>
+            </w:r>
+            <w:r>
+              <w:rPr>
+                <w:noProof/>
+                <w:webHidden/>
+              </w:rPr>
+            </w:r>
+            <w:r>
+              <w:rPr>
+                <w:noProof/>
+                <w:webHidden/>
+              </w:rPr>
+              <w:fldChar w:fldCharType="separate"/>
+            </w:r>
+            <w:r>
+              <w:rPr>
+                <w:noProof/>
+                <w:webHidden/>
+              </w:rPr>
+              <w:t>8</w:t>
+            </w:r>
+            <w:r>
+              <w:rPr>
+                <w:noProof/>
+                <w:webHidden/>
+              </w:rPr>
+              <w:fldChar w:fldCharType="end"/>
+            </w:r>
+          </w:hyperlink>
+        </w:p>
+        <w:p>
+          <w:pPr>
+            <w:pStyle w:val="TOC3"/>
+            <w:tabs>
+              <w:tab w:val="left" w:pos="1440"/>
+              <w:tab w:val="right" w:leader="dot" w:pos="9061"/>
+            </w:tabs>
+            <w:rPr>
+              <w:rFonts w:eastAsiaTheme="minorEastAsia"/>
+              <w:noProof/>
+              <w:szCs w:val="24"/>
+              <w:lang w:val="pl-PL" w:eastAsia="pl-PL"/>
+            </w:rPr>
+          </w:pPr>
+          <w:hyperlink w:anchor="_Toc222231071" w:history="1">
+            <w:r>
+              <w:rPr>
+                <w:rStyle w:val="Hyperlink"/>
+                <w:noProof/>
+              </w:rPr>
+              <w:t>3.2.1.</w:t>
+            </w:r>
+            <w:r>
+              <w:rPr>
+                <w:rFonts w:eastAsiaTheme="minorEastAsia"/>
+                <w:noProof/>
+                <w:szCs w:val="24"/>
+                <w:lang w:val="pl-PL" w:eastAsia="pl-PL"/>
+              </w:rPr>
+              <w:tab/>
+            </w:r>
+            <w:r>
+              <w:rPr>
+                <w:rStyle w:val="Hyperlink"/>
+                <w:noProof/>
+              </w:rPr>
+              <w:t>Security</w:t>
+            </w:r>
+            <w:r>
+              <w:rPr>
+                <w:noProof/>
+                <w:webHidden/>
+              </w:rPr>
+              <w:tab/>
+            </w:r>
+            <w:r>
+              <w:rPr>
+                <w:noProof/>
+                <w:webHidden/>
+              </w:rPr>
+              <w:fldChar w:fldCharType="begin"/>
+            </w:r>
+            <w:r>
+              <w:rPr>
+                <w:noProof/>
+                <w:webHidden/>
+              </w:rPr>
+              <w:instrText xml:space="preserve"> PAGEREF _Toc222231071 \h </w:instrText>
+            </w:r>
+            <w:r>
+              <w:rPr>
+                <w:noProof/>
+                <w:webHidden/>
+              </w:rPr>
+            </w:r>
+            <w:r>
+              <w:rPr>
+                <w:noProof/>
+                <w:webHidden/>
+              </w:rPr>
+              <w:fldChar w:fldCharType="separate"/>
+            </w:r>
+            <w:r>
+              <w:rPr>
+                <w:noProof/>
+                <w:webHidden/>
+              </w:rPr>
+              <w:t>8</w:t>
+            </w:r>
+            <w:r>
+              <w:rPr>
+                <w:noProof/>
+                <w:webHidden/>
+              </w:rPr>
+              <w:fldChar w:fldCharType="end"/>
+            </w:r>
+          </w:hyperlink>
+        </w:p>
+        <w:p>
+          <w:pPr>
+            <w:pStyle w:val="TOC3"/>
+            <w:tabs>
+              <w:tab w:val="left" w:pos="1440"/>
+              <w:tab w:val="right" w:leader="dot" w:pos="9061"/>
+            </w:tabs>
+            <w:rPr>
+              <w:rFonts w:eastAsiaTheme="minorEastAsia"/>
+              <w:noProof/>
+              <w:szCs w:val="24"/>
+              <w:lang w:val="pl-PL" w:eastAsia="pl-PL"/>
+            </w:rPr>
+          </w:pPr>
+          <w:hyperlink w:anchor="_Toc222231072" w:history="1">
+            <w:r>
+              <w:rPr>
+                <w:rStyle w:val="Hyperlink"/>
+                <w:noProof/>
+              </w:rPr>
+              <w:t>3.2.2.</w:t>
+            </w:r>
+            <w:r>
+              <w:rPr>
+                <w:rFonts w:eastAsiaTheme="minorEastAsia"/>
+                <w:noProof/>
+                <w:szCs w:val="24"/>
+                <w:lang w:val="pl-PL" w:eastAsia="pl-PL"/>
+              </w:rPr>
+              <w:tab/>
+            </w:r>
+            <w:r>
+              <w:rPr>
+                <w:rStyle w:val="Hyperlink"/>
+                <w:noProof/>
+              </w:rPr>
+              <w:t>Performance</w:t>
+            </w:r>
+            <w:r>
+              <w:rPr>
+                <w:noProof/>
+                <w:webHidden/>
+              </w:rPr>
+              <w:tab/>
+            </w:r>
+            <w:r>
+              <w:rPr>
+                <w:noProof/>
+                <w:webHidden/>
+              </w:rPr>
+              <w:fldChar w:fldCharType="begin"/>
+            </w:r>
+            <w:r>
+              <w:rPr>
+                <w:noProof/>
+                <w:webHidden/>
+              </w:rPr>
+              <w:instrText xml:space="preserve"> PAGEREF _Toc222231072 \h </w:instrText>
+            </w:r>
+            <w:r>
+              <w:rPr>
+                <w:noProof/>
+                <w:webHidden/>
+              </w:rPr>
+            </w:r>
+            <w:r>
+              <w:rPr>
+                <w:noProof/>
+                <w:webHidden/>
+              </w:rPr>
+              <w:fldChar w:fldCharType="separate"/>
+            </w:r>
+            <w:r>
+              <w:rPr>
+                <w:noProof/>
+                <w:webHidden/>
+              </w:rPr>
+              <w:t>8</w:t>
+            </w:r>
+            <w:r>
+              <w:rPr>
+                <w:noProof/>
+                <w:webHidden/>
+              </w:rPr>
+              <w:fldChar w:fldCharType="end"/>
+            </w:r>
+          </w:hyperlink>
+        </w:p>
+        <w:p>
+          <w:pPr>
+            <w:pStyle w:val="TOC3"/>
+            <w:tabs>
+              <w:tab w:val="left" w:pos="1440"/>
+              <w:tab w:val="right" w:leader="dot" w:pos="9061"/>
+            </w:tabs>
+            <w:rPr>
+              <w:rFonts w:eastAsiaTheme="minorEastAsia"/>
+              <w:noProof/>
+              <w:szCs w:val="24"/>
+              <w:lang w:val="pl-PL" w:eastAsia="pl-PL"/>
+            </w:rPr>
+          </w:pPr>
+          <w:hyperlink w:anchor="_Toc222231073" w:history="1">
+            <w:r>
+              <w:rPr>
+                <w:rStyle w:val="Hyperlink"/>
+                <w:noProof/>
+              </w:rPr>
+              <w:t>3.2.3.</w:t>
+            </w:r>
+            <w:r>
+              <w:rPr>
+                <w:rFonts w:eastAsiaTheme="minorEastAsia"/>
+                <w:noProof/>
+                <w:szCs w:val="24"/>
+                <w:lang w:val="pl-PL" w:eastAsia="pl-PL"/>
+              </w:rPr>
+              <w:tab/>
+            </w:r>
+            <w:r>
+              <w:rPr>
+                <w:rStyle w:val="Hyperlink"/>
+                <w:noProof/>
+              </w:rPr>
+              <w:t>Reliability</w:t>
+            </w:r>
+            <w:r>
+              <w:rPr>
+                <w:noProof/>
+                <w:webHidden/>
+              </w:rPr>
+              <w:tab/>
+            </w:r>
+            <w:r>
+              <w:rPr>
+                <w:noProof/>
+                <w:webHidden/>
+              </w:rPr>
+              <w:fldChar w:fldCharType="begin"/>
+            </w:r>
+            <w:r>
+              <w:rPr>
+                <w:noProof/>
+                <w:webHidden/>
+              </w:rPr>
+              <w:instrText xml:space="preserve"> PAGEREF _Toc222231073 \h </w:instrText>
+            </w:r>
+            <w:r>
+              <w:rPr>
+                <w:noProof/>
+                <w:webHidden/>
+              </w:rPr>
+            </w:r>
+            <w:r>
+              <w:rPr>
+                <w:noProof/>
+                <w:webHidden/>
+              </w:rPr>
+              <w:fldChar w:fldCharType="separate"/>
+            </w:r>
+            <w:r>
+              <w:rPr>
+                <w:noProof/>
+                <w:webHidden/>
+              </w:rPr>
+              <w:t>8</w:t>
+            </w:r>
+            <w:r>
+              <w:rPr>
+                <w:noProof/>
+                <w:webHidden/>
+              </w:rPr>
+              <w:fldChar w:fldCharType="end"/>
+            </w:r>
+          </w:hyperlink>
+        </w:p>
+        <w:p>
+          <w:pPr>
+            <w:pStyle w:val="TOC3"/>
+            <w:tabs>
+              <w:tab w:val="left" w:pos="1440"/>
+              <w:tab w:val="right" w:leader="dot" w:pos="9061"/>
+            </w:tabs>
+            <w:rPr>
+              <w:rFonts w:eastAsiaTheme="minorEastAsia"/>
+              <w:noProof/>
+              <w:szCs w:val="24"/>
+              <w:lang w:val="pl-PL" w:eastAsia="pl-PL"/>
+            </w:rPr>
+          </w:pPr>
+          <w:hyperlink w:anchor="_Toc222231074" w:history="1">
+            <w:r>
+              <w:rPr>
+                <w:rStyle w:val="Hyperlink"/>
+                <w:noProof/>
+              </w:rPr>
+              <w:t>3.2.4.</w:t>
+            </w:r>
+            <w:r>
+              <w:rPr>
+                <w:rFonts w:eastAsiaTheme="minorEastAsia"/>
+                <w:noProof/>
+                <w:szCs w:val="24"/>
+                <w:lang w:val="pl-PL" w:eastAsia="pl-PL"/>
+              </w:rPr>
+              <w:tab/>
+            </w:r>
+            <w:r>
+              <w:rPr>
+                <w:rStyle w:val="Hyperlink"/>
+                <w:noProof/>
+              </w:rPr>
+              <w:t>Usability</w:t>
+            </w:r>
+            <w:r>
+              <w:rPr>
+                <w:noProof/>
+                <w:webHidden/>
+              </w:rPr>
+              <w:tab/>
+            </w:r>
+            <w:r>
+              <w:rPr>
+                <w:noProof/>
+                <w:webHidden/>
+              </w:rPr>
+              <w:fldChar w:fldCharType="begin"/>
+            </w:r>
+            <w:r>
+              <w:rPr>
+                <w:noProof/>
+                <w:webHidden/>
+              </w:rPr>
+              <w:instrText xml:space="preserve"> PAGEREF _Toc222231074 \h </w:instrText>
+            </w:r>
+            <w:r>
+              <w:rPr>
+                <w:noProof/>
+                <w:webHidden/>
+              </w:rPr>
+            </w:r>
+            <w:r>
+              <w:rPr>
+                <w:noProof/>
+                <w:webHidden/>
+              </w:rPr>
+              <w:fldChar w:fldCharType="separate"/>
+            </w:r>
+            <w:r>
+              <w:rPr>
+                <w:noProof/>
+                <w:webHidden/>
+              </w:rPr>
+              <w:t>8</w:t>
+            </w:r>
+            <w:r>
+              <w:rPr>
+                <w:noProof/>
+                <w:webHidden/>
+              </w:rPr>
+              <w:fldChar w:fldCharType="end"/>
+            </w:r>
+          </w:hyperlink>
+        </w:p>
+        <w:p>
+          <w:pPr>
+            <w:pStyle w:val="TOC3"/>
+            <w:tabs>
+              <w:tab w:val="left" w:pos="1440"/>
+              <w:tab w:val="right" w:leader="dot" w:pos="9061"/>
+            </w:tabs>
+            <w:rPr>
+              <w:rFonts w:eastAsiaTheme="minorEastAsia"/>
+              <w:noProof/>
+              <w:szCs w:val="24"/>
+              <w:lang w:val="pl-PL" w:eastAsia="pl-PL"/>
+            </w:rPr>
+          </w:pPr>
+          <w:hyperlink w:anchor="_Toc222231075" w:history="1">
+            <w:r>
+              <w:rPr>
+                <w:rStyle w:val="Hyperlink"/>
+                <w:noProof/>
+              </w:rPr>
+              <w:t>3.2.5.</w:t>
+            </w:r>
+            <w:r>
+              <w:rPr>
+                <w:rFonts w:eastAsiaTheme="minorEastAsia"/>
+                <w:noProof/>
+                <w:szCs w:val="24"/>
+                <w:lang w:val="pl-PL" w:eastAsia="pl-PL"/>
+              </w:rPr>
+              <w:tab/>
+            </w:r>
+            <w:r>
+              <w:rPr>
+                <w:rStyle w:val="Hyperlink"/>
+                <w:noProof/>
+              </w:rPr>
+              <w:t>Scalability</w:t>
+            </w:r>
+            <w:r>
+              <w:rPr>
+                <w:noProof/>
+                <w:webHidden/>
+              </w:rPr>
+              <w:tab/>
+            </w:r>
+            <w:r>
+              <w:rPr>
+                <w:noProof/>
+                <w:webHidden/>
+              </w:rPr>
+              <w:fldChar w:fldCharType="begin"/>
+            </w:r>
+            <w:r>
+              <w:rPr>
+                <w:noProof/>
+                <w:webHidden/>
+              </w:rPr>
+              <w:instrText xml:space="preserve"> PAGEREF _Toc222231075 \h </w:instrText>
+            </w:r>
+            <w:r>
+              <w:rPr>
+                <w:noProof/>
+                <w:webHidden/>
+              </w:rPr>
+            </w:r>
+            <w:r>
+              <w:rPr>
+                <w:noProof/>
+                <w:webHidden/>
+              </w:rPr>
+              <w:fldChar w:fldCharType="separate"/>
+            </w:r>
+            <w:r>
+              <w:rPr>
+                <w:noProof/>
+                <w:webHidden/>
+              </w:rPr>
+              <w:t>8</w:t>
+            </w:r>
+            <w:r>
+              <w:rPr>
+                <w:noProof/>
+                <w:webHidden/>
+              </w:rPr>
+              <w:fldChar w:fldCharType="end"/>
+            </w:r>
+          </w:hyperlink>
+        </w:p>
+        <w:p>
+          <w:pPr>
+            <w:pStyle w:val="TOC3"/>
+            <w:tabs>
+              <w:tab w:val="left" w:pos="1440"/>
+              <w:tab w:val="right" w:leader="dot" w:pos="9061"/>
+            </w:tabs>
+            <w:rPr>
+              <w:rFonts w:eastAsiaTheme="minorEastAsia"/>
+              <w:noProof/>
+              <w:szCs w:val="24"/>
+              <w:lang w:val="pl-PL" w:eastAsia="pl-PL"/>
+            </w:rPr>
+          </w:pPr>
+          <w:hyperlink w:anchor="_Toc222231076" w:history="1">
+            <w:r>
+              <w:rPr>
+                <w:rStyle w:val="Hyperlink"/>
+                <w:noProof/>
+              </w:rPr>
+              <w:t>3.2.6.</w:t>
+            </w:r>
+            <w:r>
+              <w:rPr>
+                <w:rFonts w:eastAsiaTheme="minorEastAsia"/>
+                <w:noProof/>
+                <w:szCs w:val="24"/>
+                <w:lang w:val="pl-PL" w:eastAsia="pl-PL"/>
+              </w:rPr>
+              <w:tab/>
+            </w:r>
+            <w:r>
+              <w:rPr>
+                <w:rStyle w:val="Hyperlink"/>
+                <w:noProof/>
+              </w:rPr>
+              <w:t>Compatibility</w:t>
+            </w:r>
+            <w:r>
+              <w:rPr>
+                <w:noProof/>
+                <w:webHidden/>
+              </w:rPr>
+              <w:tab/>
+            </w:r>
+            <w:r>
+              <w:rPr>
+                <w:noProof/>
+                <w:webHidden/>
+              </w:rPr>
+              <w:fldChar w:fldCharType="begin"/>
+            </w:r>
+            <w:r>
+              <w:rPr>
+                <w:noProof/>
+                <w:webHidden/>
+              </w:rPr>
+              <w:instrText xml:space="preserve"> PAGEREF _Toc222231076 \h </w:instrText>
+            </w:r>
+            <w:r>
+              <w:rPr>
+                <w:noProof/>
+                <w:webHidden/>
+              </w:rPr>
+            </w:r>
+            <w:r>
+              <w:rPr>
+                <w:noProof/>
+                <w:webHidden/>
+              </w:rPr>
+              <w:fldChar w:fldCharType="separate"/>
+            </w:r>
+            <w:r>
+              <w:rPr>
+                <w:noProof/>
+                <w:webHidden/>
+              </w:rPr>
+              <w:t>9</w:t>
             </w:r>
             <w:r>
               <w:rPr>
@@ -852,7 +1734,7 @@
               <w:lang w:val="pl-PL" w:eastAsia="pl-PL"/>
             </w:rPr>
           </w:pPr>
-          <w:hyperlink w:anchor="_Toc222066117" w:history="1">
+          <w:hyperlink w:anchor="_Toc222231077" w:history="1">
             <w:r>
               <w:rPr>
                 <w:rStyle w:val="Hyperlink"/>
@@ -897,7 +1779,7 @@
                 <w:noProof/>
                 <w:webHidden/>
               </w:rPr>
-              <w:instrText xml:space="preserve"> PAGEREF _Toc222066117 \h </w:instrText>
+              <w:instrText xml:space="preserve"> PAGEREF _Toc222231077 \h </w:instrText>
             </w:r>
             <w:r>
               <w:rPr>
@@ -917,7 +1799,7 @@
                 <w:noProof/>
                 <w:webHidden/>
               </w:rPr>
-              <w:t>8</w:t>
+              <w:t>10</w:t>
             </w:r>
             <w:r>
               <w:rPr>
@@ -942,7 +1824,7 @@
               <w:lang w:val="pl-PL" w:eastAsia="pl-PL"/>
             </w:rPr>
           </w:pPr>
-          <w:hyperlink w:anchor="_Toc222066118" w:history="1">
+          <w:hyperlink w:anchor="_Toc222231078" w:history="1">
             <w:r>
               <w:rPr>
                 <w:rStyle w:val="Hyperlink"/>
@@ -987,7 +1869,7 @@
                 <w:noProof/>
                 <w:webHidden/>
               </w:rPr>
-              <w:instrText xml:space="preserve"> PAGEREF _Toc222066118 \h </w:instrText>
+              <w:instrText xml:space="preserve"> PAGEREF _Toc222231078 \h </w:instrText>
             </w:r>
             <w:r>
               <w:rPr>
@@ -1007,7 +1889,7 @@
                 <w:noProof/>
                 <w:webHidden/>
               </w:rPr>
-              <w:t>8</w:t>
+              <w:t>10</w:t>
             </w:r>
             <w:r>
               <w:rPr>
@@ -1032,7 +1914,7 @@
               <w:lang w:val="pl-PL" w:eastAsia="pl-PL"/>
             </w:rPr>
           </w:pPr>
-          <w:hyperlink w:anchor="_Toc222066119" w:history="1">
+          <w:hyperlink w:anchor="_Toc222231079" w:history="1">
             <w:r>
               <w:rPr>
                 <w:rStyle w:val="Hyperlink"/>
@@ -1075,7 +1957,7 @@
                 <w:noProof/>
                 <w:webHidden/>
               </w:rPr>
-              <w:instrText xml:space="preserve"> PAGEREF _Toc222066119 \h </w:instrText>
+              <w:instrText xml:space="preserve"> PAGEREF _Toc222231079 \h </w:instrText>
             </w:r>
             <w:r>
               <w:rPr>
@@ -1095,7 +1977,7 @@
                 <w:noProof/>
                 <w:webHidden/>
               </w:rPr>
-              <w:t>8</w:t>
+              <w:t>10</w:t>
             </w:r>
             <w:r>
               <w:rPr>
@@ -1120,7 +2002,7 @@
               <w:lang w:val="pl-PL" w:eastAsia="pl-PL"/>
             </w:rPr>
           </w:pPr>
-          <w:hyperlink w:anchor="_Toc222066120" w:history="1">
+          <w:hyperlink w:anchor="_Toc222231080" w:history="1">
             <w:r>
               <w:rPr>
                 <w:rStyle w:val="Hyperlink"/>
@@ -1163,7 +2045,7 @@
                 <w:noProof/>
                 <w:webHidden/>
               </w:rPr>
-              <w:instrText xml:space="preserve"> PAGEREF _Toc222066120 \h </w:instrText>
+              <w:instrText xml:space="preserve"> PAGEREF _Toc222231080 \h </w:instrText>
             </w:r>
             <w:r>
               <w:rPr>
@@ -1183,7 +2065,7 @@
                 <w:noProof/>
                 <w:webHidden/>
               </w:rPr>
-              <w:t>8</w:t>
+              <w:t>10</w:t>
             </w:r>
             <w:r>
               <w:rPr>
@@ -1208,7 +2090,7 @@
               <w:lang w:val="pl-PL" w:eastAsia="pl-PL"/>
             </w:rPr>
           </w:pPr>
-          <w:hyperlink w:anchor="_Toc222066121" w:history="1">
+          <w:hyperlink w:anchor="_Toc222231081" w:history="1">
             <w:r>
               <w:rPr>
                 <w:rStyle w:val="Hyperlink"/>
@@ -1251,7 +2133,7 @@
                 <w:noProof/>
                 <w:webHidden/>
               </w:rPr>
-              <w:instrText xml:space="preserve"> PAGEREF _Toc222066121 \h </w:instrText>
+              <w:instrText xml:space="preserve"> PAGEREF _Toc222231081 \h </w:instrText>
             </w:r>
             <w:r>
               <w:rPr>
@@ -1271,7 +2153,7 @@
                 <w:noProof/>
                 <w:webHidden/>
               </w:rPr>
-              <w:t>9</w:t>
+              <w:t>11</w:t>
             </w:r>
             <w:r>
               <w:rPr>
@@ -1296,7 +2178,7 @@
               <w:lang w:val="pl-PL" w:eastAsia="pl-PL"/>
             </w:rPr>
           </w:pPr>
-          <w:hyperlink w:anchor="_Toc222066122" w:history="1">
+          <w:hyperlink w:anchor="_Toc222231082" w:history="1">
             <w:r>
               <w:rPr>
                 <w:rStyle w:val="Hyperlink"/>
@@ -1339,7 +2221,7 @@
                 <w:noProof/>
                 <w:webHidden/>
               </w:rPr>
-              <w:instrText xml:space="preserve"> PAGEREF _Toc222066122 \h </w:instrText>
+              <w:instrText xml:space="preserve"> PAGEREF _Toc222231082 \h </w:instrText>
             </w:r>
             <w:r>
               <w:rPr>
@@ -1359,7 +2241,7 @@
                 <w:noProof/>
                 <w:webHidden/>
               </w:rPr>
-              <w:t>9</w:t>
+              <w:t>11</w:t>
             </w:r>
             <w:r>
               <w:rPr>
@@ -1384,7 +2266,7 @@
               <w:lang w:val="pl-PL" w:eastAsia="pl-PL"/>
             </w:rPr>
           </w:pPr>
-          <w:hyperlink w:anchor="_Toc222066123" w:history="1">
+          <w:hyperlink w:anchor="_Toc222231083" w:history="1">
             <w:r>
               <w:rPr>
                 <w:rStyle w:val="Hyperlink"/>
@@ -1429,7 +2311,7 @@
                 <w:noProof/>
                 <w:webHidden/>
               </w:rPr>
-              <w:instrText xml:space="preserve"> PAGEREF _Toc222066123 \h </w:instrText>
+              <w:instrText xml:space="preserve"> PAGEREF _Toc222231083 \h </w:instrText>
             </w:r>
             <w:r>
               <w:rPr>
@@ -1449,7 +2331,7 @@
                 <w:noProof/>
                 <w:webHidden/>
               </w:rPr>
-              <w:t>9</w:t>
+              <w:t>12</w:t>
             </w:r>
             <w:r>
               <w:rPr>
@@ -1474,7 +2356,7 @@
               <w:lang w:val="pl-PL" w:eastAsia="pl-PL"/>
             </w:rPr>
           </w:pPr>
-          <w:hyperlink w:anchor="_Toc222066124" w:history="1">
+          <w:hyperlink w:anchor="_Toc222231084" w:history="1">
             <w:r>
               <w:rPr>
                 <w:rStyle w:val="Hyperlink"/>
@@ -1498,7 +2380,7 @@
                 <w:noProof/>
                 <w:lang w:val="pl-PL"/>
               </w:rPr>
-              <w:t>Database diagram</w:t>
+              <w:t>Architectural Overwiew</w:t>
             </w:r>
             <w:r>
               <w:rPr>
@@ -1519,7 +2401,7 @@
                 <w:noProof/>
                 <w:webHidden/>
               </w:rPr>
-              <w:instrText xml:space="preserve"> PAGEREF _Toc222066124 \h </w:instrText>
+              <w:instrText xml:space="preserve"> PAGEREF _Toc222231084 \h </w:instrText>
             </w:r>
             <w:r>
               <w:rPr>
@@ -1539,7 +2421,7 @@
                 <w:noProof/>
                 <w:webHidden/>
               </w:rPr>
-              <w:t>9</w:t>
+              <w:t>12</w:t>
             </w:r>
             <w:r>
               <w:rPr>
@@ -1564,7 +2446,7 @@
               <w:lang w:val="pl-PL" w:eastAsia="pl-PL"/>
             </w:rPr>
           </w:pPr>
-          <w:hyperlink w:anchor="_Toc222066125" w:history="1">
+          <w:hyperlink w:anchor="_Toc222231085" w:history="1">
             <w:r>
               <w:rPr>
                 <w:rStyle w:val="Hyperlink"/>
@@ -1588,7 +2470,7 @@
                 <w:noProof/>
                 <w:lang w:val="pl-PL"/>
               </w:rPr>
-              <w:t>Backend</w:t>
+              <w:t>Backend Architecture</w:t>
             </w:r>
             <w:r>
               <w:rPr>
@@ -1609,7 +2491,7 @@
                 <w:noProof/>
                 <w:webHidden/>
               </w:rPr>
-              <w:instrText xml:space="preserve"> PAGEREF _Toc222066125 \h </w:instrText>
+              <w:instrText xml:space="preserve"> PAGEREF _Toc222231085 \h </w:instrText>
             </w:r>
             <w:r>
               <w:rPr>
@@ -1629,7 +2511,7 @@
                 <w:noProof/>
                 <w:webHidden/>
               </w:rPr>
-              <w:t>9</w:t>
+              <w:t>12</w:t>
             </w:r>
             <w:r>
               <w:rPr>
@@ -1654,7 +2536,7 @@
               <w:lang w:val="pl-PL" w:eastAsia="pl-PL"/>
             </w:rPr>
           </w:pPr>
-          <w:hyperlink w:anchor="_Toc222066126" w:history="1">
+          <w:hyperlink w:anchor="_Toc222231086" w:history="1">
             <w:r>
               <w:rPr>
                 <w:rStyle w:val="Hyperlink"/>
@@ -1678,7 +2560,7 @@
                 <w:noProof/>
                 <w:lang w:val="pl-PL"/>
               </w:rPr>
-              <w:t>Frontend</w:t>
+              <w:t>Database Architecture</w:t>
             </w:r>
             <w:r>
               <w:rPr>
@@ -1699,7 +2581,7 @@
                 <w:noProof/>
                 <w:webHidden/>
               </w:rPr>
-              <w:instrText xml:space="preserve"> PAGEREF _Toc222066126 \h </w:instrText>
+              <w:instrText xml:space="preserve"> PAGEREF _Toc222231086 \h </w:instrText>
             </w:r>
             <w:r>
               <w:rPr>
@@ -1719,7 +2601,187 @@
                 <w:noProof/>
                 <w:webHidden/>
               </w:rPr>
-              <w:t>10</w:t>
+              <w:t>12</w:t>
+            </w:r>
+            <w:r>
+              <w:rPr>
+                <w:noProof/>
+                <w:webHidden/>
+              </w:rPr>
+              <w:fldChar w:fldCharType="end"/>
+            </w:r>
+          </w:hyperlink>
+        </w:p>
+        <w:p>
+          <w:pPr>
+            <w:pStyle w:val="TOC2"/>
+            <w:tabs>
+              <w:tab w:val="left" w:pos="960"/>
+              <w:tab w:val="right" w:leader="dot" w:pos="9061"/>
+            </w:tabs>
+            <w:rPr>
+              <w:rFonts w:eastAsiaTheme="minorEastAsia"/>
+              <w:noProof/>
+              <w:szCs w:val="24"/>
+              <w:lang w:val="pl-PL" w:eastAsia="pl-PL"/>
+            </w:rPr>
+          </w:pPr>
+          <w:hyperlink w:anchor="_Toc222231087" w:history="1">
+            <w:r>
+              <w:rPr>
+                <w:rStyle w:val="Hyperlink"/>
+                <w:noProof/>
+                <w:lang w:val="pl-PL"/>
+              </w:rPr>
+              <w:t>5.4.</w:t>
+            </w:r>
+            <w:r>
+              <w:rPr>
+                <w:rFonts w:eastAsiaTheme="minorEastAsia"/>
+                <w:noProof/>
+                <w:szCs w:val="24"/>
+                <w:lang w:val="pl-PL" w:eastAsia="pl-PL"/>
+              </w:rPr>
+              <w:tab/>
+            </w:r>
+            <w:r>
+              <w:rPr>
+                <w:rStyle w:val="Hyperlink"/>
+                <w:noProof/>
+                <w:lang w:val="pl-PL"/>
+              </w:rPr>
+              <w:t>Security Architecture</w:t>
+            </w:r>
+            <w:r>
+              <w:rPr>
+                <w:noProof/>
+                <w:webHidden/>
+              </w:rPr>
+              <w:tab/>
+            </w:r>
+            <w:r>
+              <w:rPr>
+                <w:noProof/>
+                <w:webHidden/>
+              </w:rPr>
+              <w:fldChar w:fldCharType="begin"/>
+            </w:r>
+            <w:r>
+              <w:rPr>
+                <w:noProof/>
+                <w:webHidden/>
+              </w:rPr>
+              <w:instrText xml:space="preserve"> PAGEREF _Toc222231087 \h </w:instrText>
+            </w:r>
+            <w:r>
+              <w:rPr>
+                <w:noProof/>
+                <w:webHidden/>
+              </w:rPr>
+            </w:r>
+            <w:r>
+              <w:rPr>
+                <w:noProof/>
+                <w:webHidden/>
+              </w:rPr>
+              <w:fldChar w:fldCharType="separate"/>
+            </w:r>
+            <w:r>
+              <w:rPr>
+                <w:noProof/>
+                <w:webHidden/>
+              </w:rPr>
+              <w:t>12</w:t>
+            </w:r>
+            <w:r>
+              <w:rPr>
+                <w:noProof/>
+                <w:webHidden/>
+              </w:rPr>
+              <w:fldChar w:fldCharType="end"/>
+            </w:r>
+          </w:hyperlink>
+        </w:p>
+        <w:p>
+          <w:pPr>
+            <w:pStyle w:val="TOC2"/>
+            <w:tabs>
+              <w:tab w:val="left" w:pos="960"/>
+              <w:tab w:val="right" w:leader="dot" w:pos="9061"/>
+            </w:tabs>
+            <w:rPr>
+              <w:rFonts w:eastAsiaTheme="minorEastAsia"/>
+              <w:noProof/>
+              <w:szCs w:val="24"/>
+              <w:lang w:val="pl-PL" w:eastAsia="pl-PL"/>
+            </w:rPr>
+          </w:pPr>
+          <w:hyperlink w:anchor="_Toc222231088" w:history="1">
+            <w:r>
+              <w:rPr>
+                <w:rStyle w:val="Hyperlink"/>
+                <w:noProof/>
+                <w:lang w:val="pl-PL"/>
+              </w:rPr>
+              <w:t>5.5.</w:t>
+            </w:r>
+            <w:r>
+              <w:rPr>
+                <w:rFonts w:eastAsiaTheme="minorEastAsia"/>
+                <w:noProof/>
+                <w:szCs w:val="24"/>
+                <w:lang w:val="pl-PL" w:eastAsia="pl-PL"/>
+              </w:rPr>
+              <w:tab/>
+            </w:r>
+            <w:r>
+              <w:rPr>
+                <w:rStyle w:val="Hyperlink"/>
+                <w:noProof/>
+                <w:lang w:val="pl-PL"/>
+              </w:rPr>
+              <w:t>Frontend Architecture</w:t>
+            </w:r>
+            <w:r>
+              <w:rPr>
+                <w:noProof/>
+                <w:webHidden/>
+              </w:rPr>
+              <w:tab/>
+            </w:r>
+            <w:r>
+              <w:rPr>
+                <w:noProof/>
+                <w:webHidden/>
+              </w:rPr>
+              <w:fldChar w:fldCharType="begin"/>
+            </w:r>
+            <w:r>
+              <w:rPr>
+                <w:noProof/>
+                <w:webHidden/>
+              </w:rPr>
+              <w:instrText xml:space="preserve"> PAGEREF _Toc222231088 \h </w:instrText>
+            </w:r>
+            <w:r>
+              <w:rPr>
+                <w:noProof/>
+                <w:webHidden/>
+              </w:rPr>
+            </w:r>
+            <w:r>
+              <w:rPr>
+                <w:noProof/>
+                <w:webHidden/>
+              </w:rPr>
+              <w:fldChar w:fldCharType="separate"/>
+            </w:r>
+            <w:r>
+              <w:rPr>
+                <w:noProof/>
+                <w:webHidden/>
+              </w:rPr>
+              <w:t>12</w:t>
             </w:r>
             <w:r>
               <w:rPr>
@@ -1744,7 +2806,7 @@
               <w:lang w:val="pl-PL" w:eastAsia="pl-PL"/>
             </w:rPr>
           </w:pPr>
-          <w:hyperlink w:anchor="_Toc222066127" w:history="1">
+          <w:hyperlink w:anchor="_Toc222231089" w:history="1">
             <w:r>
               <w:rPr>
                 <w:rStyle w:val="Hyperlink"/>
@@ -1768,7 +2830,7 @@
                 <w:noProof/>
                 <w:lang w:val="pl-PL"/>
               </w:rPr>
-              <w:t>Implementation</w:t>
+              <w:t>System implementation</w:t>
             </w:r>
             <w:r>
               <w:rPr>
@@ -1789,7 +2851,7 @@
                 <w:noProof/>
                 <w:webHidden/>
               </w:rPr>
-              <w:instrText xml:space="preserve"> PAGEREF _Toc222066127 \h </w:instrText>
+              <w:instrText xml:space="preserve"> PAGEREF _Toc222231089 \h </w:instrText>
             </w:r>
             <w:r>
               <w:rPr>
@@ -1809,7 +2871,1171 @@
                 <w:noProof/>
                 <w:webHidden/>
               </w:rPr>
-              <w:t>11</w:t>
+              <w:t>13</w:t>
+            </w:r>
+            <w:r>
+              <w:rPr>
+                <w:noProof/>
+                <w:webHidden/>
+              </w:rPr>
+              <w:fldChar w:fldCharType="end"/>
+            </w:r>
+          </w:hyperlink>
+        </w:p>
+        <w:p>
+          <w:pPr>
+            <w:pStyle w:val="TOC2"/>
+            <w:tabs>
+              <w:tab w:val="left" w:pos="960"/>
+              <w:tab w:val="right" w:leader="dot" w:pos="9061"/>
+            </w:tabs>
+            <w:rPr>
+              <w:rFonts w:eastAsiaTheme="minorEastAsia"/>
+              <w:noProof/>
+              <w:szCs w:val="24"/>
+              <w:lang w:val="pl-PL" w:eastAsia="pl-PL"/>
+            </w:rPr>
+          </w:pPr>
+          <w:hyperlink w:anchor="_Toc222231090" w:history="1">
+            <w:r>
+              <w:rPr>
+                <w:rStyle w:val="Hyperlink"/>
+                <w:noProof/>
+                <w:lang w:val="pl-PL"/>
+              </w:rPr>
+              <w:t>6.1.</w:t>
+            </w:r>
+            <w:r>
+              <w:rPr>
+                <w:rFonts w:eastAsiaTheme="minorEastAsia"/>
+                <w:noProof/>
+                <w:szCs w:val="24"/>
+                <w:lang w:val="pl-PL" w:eastAsia="pl-PL"/>
+              </w:rPr>
+              <w:tab/>
+            </w:r>
+            <w:r>
+              <w:rPr>
+                <w:rStyle w:val="Hyperlink"/>
+                <w:noProof/>
+                <w:lang w:val="pl-PL"/>
+              </w:rPr>
+              <w:t>Backend implementation</w:t>
+            </w:r>
+            <w:r>
+              <w:rPr>
+                <w:noProof/>
+                <w:webHidden/>
+              </w:rPr>
+              <w:tab/>
+            </w:r>
+            <w:r>
+              <w:rPr>
+                <w:noProof/>
+                <w:webHidden/>
+              </w:rPr>
+              <w:fldChar w:fldCharType="begin"/>
+            </w:r>
+            <w:r>
+              <w:rPr>
+                <w:noProof/>
+                <w:webHidden/>
+              </w:rPr>
+              <w:instrText xml:space="preserve"> PAGEREF _Toc222231090 \h </w:instrText>
+            </w:r>
+            <w:r>
+              <w:rPr>
+                <w:noProof/>
+                <w:webHidden/>
+              </w:rPr>
+            </w:r>
+            <w:r>
+              <w:rPr>
+                <w:noProof/>
+                <w:webHidden/>
+              </w:rPr>
+              <w:fldChar w:fldCharType="separate"/>
+            </w:r>
+            <w:r>
+              <w:rPr>
+                <w:noProof/>
+                <w:webHidden/>
+              </w:rPr>
+              <w:t>13</w:t>
+            </w:r>
+            <w:r>
+              <w:rPr>
+                <w:noProof/>
+                <w:webHidden/>
+              </w:rPr>
+              <w:fldChar w:fldCharType="end"/>
+            </w:r>
+          </w:hyperlink>
+        </w:p>
+        <w:p>
+          <w:pPr>
+            <w:pStyle w:val="TOC3"/>
+            <w:tabs>
+              <w:tab w:val="left" w:pos="1440"/>
+              <w:tab w:val="right" w:leader="dot" w:pos="9061"/>
+            </w:tabs>
+            <w:rPr>
+              <w:rFonts w:eastAsiaTheme="minorEastAsia"/>
+              <w:noProof/>
+              <w:szCs w:val="24"/>
+              <w:lang w:val="pl-PL" w:eastAsia="pl-PL"/>
+            </w:rPr>
+          </w:pPr>
+          <w:hyperlink w:anchor="_Toc222231091" w:history="1">
+            <w:r>
+              <w:rPr>
+                <w:rStyle w:val="Hyperlink"/>
+                <w:noProof/>
+                <w:lang w:val="pl-PL"/>
+              </w:rPr>
+              <w:t>6.1.1.</w:t>
+            </w:r>
+            <w:r>
+              <w:rPr>
+                <w:rFonts w:eastAsiaTheme="minorEastAsia"/>
+                <w:noProof/>
+                <w:szCs w:val="24"/>
+                <w:lang w:val="pl-PL" w:eastAsia="pl-PL"/>
+              </w:rPr>
+              <w:tab/>
+            </w:r>
+            <w:r>
+              <w:rPr>
+                <w:rStyle w:val="Hyperlink"/>
+                <w:noProof/>
+                <w:lang w:val="pl-PL"/>
+              </w:rPr>
+              <w:t>Structure</w:t>
+            </w:r>
+            <w:r>
+              <w:rPr>
+                <w:noProof/>
+                <w:webHidden/>
+              </w:rPr>
+              <w:tab/>
+            </w:r>
+            <w:r>
+              <w:rPr>
+                <w:noProof/>
+                <w:webHidden/>
+              </w:rPr>
+              <w:fldChar w:fldCharType="begin"/>
+            </w:r>
+            <w:r>
+              <w:rPr>
+                <w:noProof/>
+                <w:webHidden/>
+              </w:rPr>
+              <w:instrText xml:space="preserve"> PAGEREF _Toc222231091 \h </w:instrText>
+            </w:r>
+            <w:r>
+              <w:rPr>
+                <w:noProof/>
+                <w:webHidden/>
+              </w:rPr>
+            </w:r>
+            <w:r>
+              <w:rPr>
+                <w:noProof/>
+                <w:webHidden/>
+              </w:rPr>
+              <w:fldChar w:fldCharType="separate"/>
+            </w:r>
+            <w:r>
+              <w:rPr>
+                <w:noProof/>
+                <w:webHidden/>
+              </w:rPr>
+              <w:t>13</w:t>
+            </w:r>
+            <w:r>
+              <w:rPr>
+                <w:noProof/>
+                <w:webHidden/>
+              </w:rPr>
+              <w:fldChar w:fldCharType="end"/>
+            </w:r>
+          </w:hyperlink>
+        </w:p>
+        <w:p>
+          <w:pPr>
+            <w:pStyle w:val="TOC3"/>
+            <w:tabs>
+              <w:tab w:val="left" w:pos="1440"/>
+              <w:tab w:val="right" w:leader="dot" w:pos="9061"/>
+            </w:tabs>
+            <w:rPr>
+              <w:rFonts w:eastAsiaTheme="minorEastAsia"/>
+              <w:noProof/>
+              <w:szCs w:val="24"/>
+              <w:lang w:val="pl-PL" w:eastAsia="pl-PL"/>
+            </w:rPr>
+          </w:pPr>
+          <w:hyperlink w:anchor="_Toc222231092" w:history="1">
+            <w:r>
+              <w:rPr>
+                <w:rStyle w:val="Hyperlink"/>
+                <w:noProof/>
+                <w:lang w:val="pl-PL"/>
+              </w:rPr>
+              <w:t>6.1.2.</w:t>
+            </w:r>
+            <w:r>
+              <w:rPr>
+                <w:rFonts w:eastAsiaTheme="minorEastAsia"/>
+                <w:noProof/>
+                <w:szCs w:val="24"/>
+                <w:lang w:val="pl-PL" w:eastAsia="pl-PL"/>
+              </w:rPr>
+              <w:tab/>
+            </w:r>
+            <w:r>
+              <w:rPr>
+                <w:rStyle w:val="Hyperlink"/>
+                <w:noProof/>
+                <w:lang w:val="pl-PL"/>
+              </w:rPr>
+              <w:t>API endpoints</w:t>
+            </w:r>
+            <w:r>
+              <w:rPr>
+                <w:noProof/>
+                <w:webHidden/>
+              </w:rPr>
+              <w:tab/>
+            </w:r>
+            <w:r>
+              <w:rPr>
+                <w:noProof/>
+                <w:webHidden/>
+              </w:rPr>
+              <w:fldChar w:fldCharType="begin"/>
+            </w:r>
+            <w:r>
+              <w:rPr>
+                <w:noProof/>
+                <w:webHidden/>
+              </w:rPr>
+              <w:instrText xml:space="preserve"> PAGEREF _Toc222231092 \h </w:instrText>
+            </w:r>
+            <w:r>
+              <w:rPr>
+                <w:noProof/>
+                <w:webHidden/>
+              </w:rPr>
+            </w:r>
+            <w:r>
+              <w:rPr>
+                <w:noProof/>
+                <w:webHidden/>
+              </w:rPr>
+              <w:fldChar w:fldCharType="separate"/>
+            </w:r>
+            <w:r>
+              <w:rPr>
+                <w:noProof/>
+                <w:webHidden/>
+              </w:rPr>
+              <w:t>13</w:t>
+            </w:r>
+            <w:r>
+              <w:rPr>
+                <w:noProof/>
+                <w:webHidden/>
+              </w:rPr>
+              <w:fldChar w:fldCharType="end"/>
+            </w:r>
+          </w:hyperlink>
+        </w:p>
+        <w:p>
+          <w:pPr>
+            <w:pStyle w:val="TOC3"/>
+            <w:tabs>
+              <w:tab w:val="left" w:pos="1440"/>
+              <w:tab w:val="right" w:leader="dot" w:pos="9061"/>
+            </w:tabs>
+            <w:rPr>
+              <w:rFonts w:eastAsiaTheme="minorEastAsia"/>
+              <w:noProof/>
+              <w:szCs w:val="24"/>
+              <w:lang w:val="pl-PL" w:eastAsia="pl-PL"/>
+            </w:rPr>
+          </w:pPr>
+          <w:hyperlink w:anchor="_Toc222231093" w:history="1">
+            <w:r>
+              <w:rPr>
+                <w:rStyle w:val="Hyperlink"/>
+                <w:noProof/>
+              </w:rPr>
+              <w:t>6.1.3.</w:t>
+            </w:r>
+            <w:r>
+              <w:rPr>
+                <w:rFonts w:eastAsiaTheme="minorEastAsia"/>
+                <w:noProof/>
+                <w:szCs w:val="24"/>
+                <w:lang w:val="pl-PL" w:eastAsia="pl-PL"/>
+              </w:rPr>
+              <w:tab/>
+            </w:r>
+            <w:r>
+              <w:rPr>
+                <w:rStyle w:val="Hyperlink"/>
+                <w:noProof/>
+              </w:rPr>
+              <w:t>Business logic layer</w:t>
+            </w:r>
+            <w:r>
+              <w:rPr>
+                <w:noProof/>
+                <w:webHidden/>
+              </w:rPr>
+              <w:tab/>
+            </w:r>
+            <w:r>
+              <w:rPr>
+                <w:noProof/>
+                <w:webHidden/>
+              </w:rPr>
+              <w:fldChar w:fldCharType="begin"/>
+            </w:r>
+            <w:r>
+              <w:rPr>
+                <w:noProof/>
+                <w:webHidden/>
+              </w:rPr>
+              <w:instrText xml:space="preserve"> PAGEREF _Toc222231093 \h </w:instrText>
+            </w:r>
+            <w:r>
+              <w:rPr>
+                <w:noProof/>
+                <w:webHidden/>
+              </w:rPr>
+            </w:r>
+            <w:r>
+              <w:rPr>
+                <w:noProof/>
+                <w:webHidden/>
+              </w:rPr>
+              <w:fldChar w:fldCharType="separate"/>
+            </w:r>
+            <w:r>
+              <w:rPr>
+                <w:noProof/>
+                <w:webHidden/>
+              </w:rPr>
+              <w:t>13</w:t>
+            </w:r>
+            <w:r>
+              <w:rPr>
+                <w:noProof/>
+                <w:webHidden/>
+              </w:rPr>
+              <w:fldChar w:fldCharType="end"/>
+            </w:r>
+          </w:hyperlink>
+        </w:p>
+        <w:p>
+          <w:pPr>
+            <w:pStyle w:val="TOC3"/>
+            <w:tabs>
+              <w:tab w:val="left" w:pos="1440"/>
+              <w:tab w:val="right" w:leader="dot" w:pos="9061"/>
+            </w:tabs>
+            <w:rPr>
+              <w:rFonts w:eastAsiaTheme="minorEastAsia"/>
+              <w:noProof/>
+              <w:szCs w:val="24"/>
+              <w:lang w:val="pl-PL" w:eastAsia="pl-PL"/>
+            </w:rPr>
+          </w:pPr>
+          <w:hyperlink w:anchor="_Toc222231094" w:history="1">
+            <w:r>
+              <w:rPr>
+                <w:rStyle w:val="Hyperlink"/>
+                <w:noProof/>
+              </w:rPr>
+              <w:t>6.1.4.</w:t>
+            </w:r>
+            <w:r>
+              <w:rPr>
+                <w:rFonts w:eastAsiaTheme="minorEastAsia"/>
+                <w:noProof/>
+                <w:szCs w:val="24"/>
+                <w:lang w:val="pl-PL" w:eastAsia="pl-PL"/>
+              </w:rPr>
+              <w:tab/>
+            </w:r>
+            <w:r>
+              <w:rPr>
+                <w:rStyle w:val="Hyperlink"/>
+                <w:noProof/>
+              </w:rPr>
+              <w:t>Data access layer</w:t>
+            </w:r>
+            <w:r>
+              <w:rPr>
+                <w:noProof/>
+                <w:webHidden/>
+              </w:rPr>
+              <w:tab/>
+            </w:r>
+            <w:r>
+              <w:rPr>
+                <w:noProof/>
+                <w:webHidden/>
+              </w:rPr>
+              <w:fldChar w:fldCharType="begin"/>
+            </w:r>
+            <w:r>
+              <w:rPr>
+                <w:noProof/>
+                <w:webHidden/>
+              </w:rPr>
+              <w:instrText xml:space="preserve"> PAGEREF _Toc222231094 \h </w:instrText>
+            </w:r>
+            <w:r>
+              <w:rPr>
+                <w:noProof/>
+                <w:webHidden/>
+              </w:rPr>
+            </w:r>
+            <w:r>
+              <w:rPr>
+                <w:noProof/>
+                <w:webHidden/>
+              </w:rPr>
+              <w:fldChar w:fldCharType="separate"/>
+            </w:r>
+            <w:r>
+              <w:rPr>
+                <w:noProof/>
+                <w:webHidden/>
+              </w:rPr>
+              <w:t>13</w:t>
+            </w:r>
+            <w:r>
+              <w:rPr>
+                <w:noProof/>
+                <w:webHidden/>
+              </w:rPr>
+              <w:fldChar w:fldCharType="end"/>
+            </w:r>
+          </w:hyperlink>
+        </w:p>
+        <w:p>
+          <w:pPr>
+            <w:pStyle w:val="TOC2"/>
+            <w:tabs>
+              <w:tab w:val="left" w:pos="960"/>
+              <w:tab w:val="right" w:leader="dot" w:pos="9061"/>
+            </w:tabs>
+            <w:rPr>
+              <w:rFonts w:eastAsiaTheme="minorEastAsia"/>
+              <w:noProof/>
+              <w:szCs w:val="24"/>
+              <w:lang w:val="pl-PL" w:eastAsia="pl-PL"/>
+            </w:rPr>
+          </w:pPr>
+          <w:hyperlink w:anchor="_Toc222231095" w:history="1">
+            <w:r>
+              <w:rPr>
+                <w:rStyle w:val="Hyperlink"/>
+                <w:noProof/>
+              </w:rPr>
+              <w:t>6.2.</w:t>
+            </w:r>
+            <w:r>
+              <w:rPr>
+                <w:rFonts w:eastAsiaTheme="minorEastAsia"/>
+                <w:noProof/>
+                <w:szCs w:val="24"/>
+                <w:lang w:val="pl-PL" w:eastAsia="pl-PL"/>
+              </w:rPr>
+              <w:tab/>
+            </w:r>
+            <w:r>
+              <w:rPr>
+                <w:rStyle w:val="Hyperlink"/>
+                <w:noProof/>
+              </w:rPr>
+              <w:t>Authentication and Authorization Implementation</w:t>
+            </w:r>
+            <w:r>
+              <w:rPr>
+                <w:noProof/>
+                <w:webHidden/>
+              </w:rPr>
+              <w:tab/>
+            </w:r>
+            <w:r>
+              <w:rPr>
+                <w:noProof/>
+                <w:webHidden/>
+              </w:rPr>
+              <w:fldChar w:fldCharType="begin"/>
+            </w:r>
+            <w:r>
+              <w:rPr>
+                <w:noProof/>
+                <w:webHidden/>
+              </w:rPr>
+              <w:instrText xml:space="preserve"> PAGEREF _Toc222231095 \h </w:instrText>
+            </w:r>
+            <w:r>
+              <w:rPr>
+                <w:noProof/>
+                <w:webHidden/>
+              </w:rPr>
+            </w:r>
+            <w:r>
+              <w:rPr>
+                <w:noProof/>
+                <w:webHidden/>
+              </w:rPr>
+              <w:fldChar w:fldCharType="separate"/>
+            </w:r>
+            <w:r>
+              <w:rPr>
+                <w:noProof/>
+                <w:webHidden/>
+              </w:rPr>
+              <w:t>13</w:t>
+            </w:r>
+            <w:r>
+              <w:rPr>
+                <w:noProof/>
+                <w:webHidden/>
+              </w:rPr>
+              <w:fldChar w:fldCharType="end"/>
+            </w:r>
+          </w:hyperlink>
+        </w:p>
+        <w:p>
+          <w:pPr>
+            <w:pStyle w:val="TOC3"/>
+            <w:tabs>
+              <w:tab w:val="left" w:pos="1440"/>
+              <w:tab w:val="right" w:leader="dot" w:pos="9061"/>
+            </w:tabs>
+            <w:rPr>
+              <w:rFonts w:eastAsiaTheme="minorEastAsia"/>
+              <w:noProof/>
+              <w:szCs w:val="24"/>
+              <w:lang w:val="pl-PL" w:eastAsia="pl-PL"/>
+            </w:rPr>
+          </w:pPr>
+          <w:hyperlink w:anchor="_Toc222231096" w:history="1">
+            <w:r>
+              <w:rPr>
+                <w:rStyle w:val="Hyperlink"/>
+                <w:noProof/>
+                <w:lang w:val="pl-PL"/>
+              </w:rPr>
+              <w:t>6.2.1.</w:t>
+            </w:r>
+            <w:r>
+              <w:rPr>
+                <w:rFonts w:eastAsiaTheme="minorEastAsia"/>
+                <w:noProof/>
+                <w:szCs w:val="24"/>
+                <w:lang w:val="pl-PL" w:eastAsia="pl-PL"/>
+              </w:rPr>
+              <w:tab/>
+            </w:r>
+            <w:r>
+              <w:rPr>
+                <w:rStyle w:val="Hyperlink"/>
+                <w:noProof/>
+                <w:lang w:val="pl-PL"/>
+              </w:rPr>
+              <w:t>JWT generation</w:t>
+            </w:r>
+            <w:r>
+              <w:rPr>
+                <w:noProof/>
+                <w:webHidden/>
+              </w:rPr>
+              <w:tab/>
+            </w:r>
+            <w:r>
+              <w:rPr>
+                <w:noProof/>
+                <w:webHidden/>
+              </w:rPr>
+              <w:fldChar w:fldCharType="begin"/>
+            </w:r>
+            <w:r>
+              <w:rPr>
+                <w:noProof/>
+                <w:webHidden/>
+              </w:rPr>
+              <w:instrText xml:space="preserve"> PAGEREF _Toc222231096 \h </w:instrText>
+            </w:r>
+            <w:r>
+              <w:rPr>
+                <w:noProof/>
+                <w:webHidden/>
+              </w:rPr>
+            </w:r>
+            <w:r>
+              <w:rPr>
+                <w:noProof/>
+                <w:webHidden/>
+              </w:rPr>
+              <w:fldChar w:fldCharType="separate"/>
+            </w:r>
+            <w:r>
+              <w:rPr>
+                <w:noProof/>
+                <w:webHidden/>
+              </w:rPr>
+              <w:t>13</w:t>
+            </w:r>
+            <w:r>
+              <w:rPr>
+                <w:noProof/>
+                <w:webHidden/>
+              </w:rPr>
+              <w:fldChar w:fldCharType="end"/>
+            </w:r>
+          </w:hyperlink>
+        </w:p>
+        <w:p>
+          <w:pPr>
+            <w:pStyle w:val="TOC3"/>
+            <w:tabs>
+              <w:tab w:val="left" w:pos="1440"/>
+              <w:tab w:val="right" w:leader="dot" w:pos="9061"/>
+            </w:tabs>
+            <w:rPr>
+              <w:rFonts w:eastAsiaTheme="minorEastAsia"/>
+              <w:noProof/>
+              <w:szCs w:val="24"/>
+              <w:lang w:val="pl-PL" w:eastAsia="pl-PL"/>
+            </w:rPr>
+          </w:pPr>
+          <w:hyperlink w:anchor="_Toc222231097" w:history="1">
+            <w:r>
+              <w:rPr>
+                <w:rStyle w:val="Hyperlink"/>
+                <w:noProof/>
+                <w:lang w:val="pl-PL"/>
+              </w:rPr>
+              <w:t>6.2.2.</w:t>
+            </w:r>
+            <w:r>
+              <w:rPr>
+                <w:rFonts w:eastAsiaTheme="minorEastAsia"/>
+                <w:noProof/>
+                <w:szCs w:val="24"/>
+                <w:lang w:val="pl-PL" w:eastAsia="pl-PL"/>
+              </w:rPr>
+              <w:tab/>
+            </w:r>
+            <w:r>
+              <w:rPr>
+                <w:rStyle w:val="Hyperlink"/>
+                <w:noProof/>
+                <w:lang w:val="pl-PL"/>
+              </w:rPr>
+              <w:t>Token verification</w:t>
+            </w:r>
+            <w:r>
+              <w:rPr>
+                <w:noProof/>
+                <w:webHidden/>
+              </w:rPr>
+              <w:tab/>
+            </w:r>
+            <w:r>
+              <w:rPr>
+                <w:noProof/>
+                <w:webHidden/>
+              </w:rPr>
+              <w:fldChar w:fldCharType="begin"/>
+            </w:r>
+            <w:r>
+              <w:rPr>
+                <w:noProof/>
+                <w:webHidden/>
+              </w:rPr>
+              <w:instrText xml:space="preserve"> PAGEREF _Toc222231097 \h </w:instrText>
+            </w:r>
+            <w:r>
+              <w:rPr>
+                <w:noProof/>
+                <w:webHidden/>
+              </w:rPr>
+            </w:r>
+            <w:r>
+              <w:rPr>
+                <w:noProof/>
+                <w:webHidden/>
+              </w:rPr>
+              <w:fldChar w:fldCharType="separate"/>
+            </w:r>
+            <w:r>
+              <w:rPr>
+                <w:noProof/>
+                <w:webHidden/>
+              </w:rPr>
+              <w:t>13</w:t>
+            </w:r>
+            <w:r>
+              <w:rPr>
+                <w:noProof/>
+                <w:webHidden/>
+              </w:rPr>
+              <w:fldChar w:fldCharType="end"/>
+            </w:r>
+          </w:hyperlink>
+        </w:p>
+        <w:p>
+          <w:pPr>
+            <w:pStyle w:val="TOC3"/>
+            <w:tabs>
+              <w:tab w:val="left" w:pos="1440"/>
+              <w:tab w:val="right" w:leader="dot" w:pos="9061"/>
+            </w:tabs>
+            <w:rPr>
+              <w:rFonts w:eastAsiaTheme="minorEastAsia"/>
+              <w:noProof/>
+              <w:szCs w:val="24"/>
+              <w:lang w:val="pl-PL" w:eastAsia="pl-PL"/>
+            </w:rPr>
+          </w:pPr>
+          <w:hyperlink w:anchor="_Toc222231098" w:history="1">
+            <w:r>
+              <w:rPr>
+                <w:rStyle w:val="Hyperlink"/>
+                <w:noProof/>
+                <w:lang w:val="pl-PL"/>
+              </w:rPr>
+              <w:t>6.2.3.</w:t>
+            </w:r>
+            <w:r>
+              <w:rPr>
+                <w:rFonts w:eastAsiaTheme="minorEastAsia"/>
+                <w:noProof/>
+                <w:szCs w:val="24"/>
+                <w:lang w:val="pl-PL" w:eastAsia="pl-PL"/>
+              </w:rPr>
+              <w:tab/>
+            </w:r>
+            <w:r>
+              <w:rPr>
+                <w:rStyle w:val="Hyperlink"/>
+                <w:noProof/>
+                <w:lang w:val="pl-PL"/>
+              </w:rPr>
+              <w:t>Dependency injection</w:t>
+            </w:r>
+            <w:r>
+              <w:rPr>
+                <w:noProof/>
+                <w:webHidden/>
+              </w:rPr>
+              <w:tab/>
+            </w:r>
+            <w:r>
+              <w:rPr>
+                <w:noProof/>
+                <w:webHidden/>
+              </w:rPr>
+              <w:fldChar w:fldCharType="begin"/>
+            </w:r>
+            <w:r>
+              <w:rPr>
+                <w:noProof/>
+                <w:webHidden/>
+              </w:rPr>
+              <w:instrText xml:space="preserve"> PAGEREF _Toc222231098 \h </w:instrText>
+            </w:r>
+            <w:r>
+              <w:rPr>
+                <w:noProof/>
+                <w:webHidden/>
+              </w:rPr>
+            </w:r>
+            <w:r>
+              <w:rPr>
+                <w:noProof/>
+                <w:webHidden/>
+              </w:rPr>
+              <w:fldChar w:fldCharType="separate"/>
+            </w:r>
+            <w:r>
+              <w:rPr>
+                <w:noProof/>
+                <w:webHidden/>
+              </w:rPr>
+              <w:t>13</w:t>
+            </w:r>
+            <w:r>
+              <w:rPr>
+                <w:noProof/>
+                <w:webHidden/>
+              </w:rPr>
+              <w:fldChar w:fldCharType="end"/>
+            </w:r>
+          </w:hyperlink>
+        </w:p>
+        <w:p>
+          <w:pPr>
+            <w:pStyle w:val="TOC2"/>
+            <w:tabs>
+              <w:tab w:val="left" w:pos="960"/>
+              <w:tab w:val="right" w:leader="dot" w:pos="9061"/>
+            </w:tabs>
+            <w:rPr>
+              <w:rFonts w:eastAsiaTheme="minorEastAsia"/>
+              <w:noProof/>
+              <w:szCs w:val="24"/>
+              <w:lang w:val="pl-PL" w:eastAsia="pl-PL"/>
+            </w:rPr>
+          </w:pPr>
+          <w:hyperlink w:anchor="_Toc222231099" w:history="1">
+            <w:r>
+              <w:rPr>
+                <w:rStyle w:val="Hyperlink"/>
+                <w:noProof/>
+                <w:lang w:val="pl-PL"/>
+              </w:rPr>
+              <w:t>6.3.</w:t>
+            </w:r>
+            <w:r>
+              <w:rPr>
+                <w:rFonts w:eastAsiaTheme="minorEastAsia"/>
+                <w:noProof/>
+                <w:szCs w:val="24"/>
+                <w:lang w:val="pl-PL" w:eastAsia="pl-PL"/>
+              </w:rPr>
+              <w:tab/>
+            </w:r>
+            <w:r>
+              <w:rPr>
+                <w:rStyle w:val="Hyperlink"/>
+                <w:noProof/>
+                <w:lang w:val="pl-PL"/>
+              </w:rPr>
+              <w:t>Frontend implementation</w:t>
+            </w:r>
+            <w:r>
+              <w:rPr>
+                <w:noProof/>
+                <w:webHidden/>
+              </w:rPr>
+              <w:tab/>
+            </w:r>
+            <w:r>
+              <w:rPr>
+                <w:noProof/>
+                <w:webHidden/>
+              </w:rPr>
+              <w:fldChar w:fldCharType="begin"/>
+            </w:r>
+            <w:r>
+              <w:rPr>
+                <w:noProof/>
+                <w:webHidden/>
+              </w:rPr>
+              <w:instrText xml:space="preserve"> PAGEREF _Toc222231099 \h </w:instrText>
+            </w:r>
+            <w:r>
+              <w:rPr>
+                <w:noProof/>
+                <w:webHidden/>
+              </w:rPr>
+            </w:r>
+            <w:r>
+              <w:rPr>
+                <w:noProof/>
+                <w:webHidden/>
+              </w:rPr>
+              <w:fldChar w:fldCharType="separate"/>
+            </w:r>
+            <w:r>
+              <w:rPr>
+                <w:noProof/>
+                <w:webHidden/>
+              </w:rPr>
+              <w:t>13</w:t>
+            </w:r>
+            <w:r>
+              <w:rPr>
+                <w:noProof/>
+                <w:webHidden/>
+              </w:rPr>
+              <w:fldChar w:fldCharType="end"/>
+            </w:r>
+          </w:hyperlink>
+        </w:p>
+        <w:p>
+          <w:pPr>
+            <w:pStyle w:val="TOC3"/>
+            <w:tabs>
+              <w:tab w:val="left" w:pos="1440"/>
+              <w:tab w:val="right" w:leader="dot" w:pos="9061"/>
+            </w:tabs>
+            <w:rPr>
+              <w:rFonts w:eastAsiaTheme="minorEastAsia"/>
+              <w:noProof/>
+              <w:szCs w:val="24"/>
+              <w:lang w:val="pl-PL" w:eastAsia="pl-PL"/>
+            </w:rPr>
+          </w:pPr>
+          <w:hyperlink w:anchor="_Toc222231100" w:history="1">
+            <w:r>
+              <w:rPr>
+                <w:rStyle w:val="Hyperlink"/>
+                <w:noProof/>
+                <w:lang w:val="pl-PL"/>
+              </w:rPr>
+              <w:t>6.3.1.</w:t>
+            </w:r>
+            <w:r>
+              <w:rPr>
+                <w:rFonts w:eastAsiaTheme="minorEastAsia"/>
+                <w:noProof/>
+                <w:szCs w:val="24"/>
+                <w:lang w:val="pl-PL" w:eastAsia="pl-PL"/>
+              </w:rPr>
+              <w:tab/>
+            </w:r>
+            <w:r>
+              <w:rPr>
+                <w:rStyle w:val="Hyperlink"/>
+                <w:noProof/>
+                <w:lang w:val="pl-PL"/>
+              </w:rPr>
+              <w:t>Structure</w:t>
+            </w:r>
+            <w:r>
+              <w:rPr>
+                <w:noProof/>
+                <w:webHidden/>
+              </w:rPr>
+              <w:tab/>
+            </w:r>
+            <w:r>
+              <w:rPr>
+                <w:noProof/>
+                <w:webHidden/>
+              </w:rPr>
+              <w:fldChar w:fldCharType="begin"/>
+            </w:r>
+            <w:r>
+              <w:rPr>
+                <w:noProof/>
+                <w:webHidden/>
+              </w:rPr>
+              <w:instrText xml:space="preserve"> PAGEREF _Toc222231100 \h </w:instrText>
+            </w:r>
+            <w:r>
+              <w:rPr>
+                <w:noProof/>
+                <w:webHidden/>
+              </w:rPr>
+            </w:r>
+            <w:r>
+              <w:rPr>
+                <w:noProof/>
+                <w:webHidden/>
+              </w:rPr>
+              <w:fldChar w:fldCharType="separate"/>
+            </w:r>
+            <w:r>
+              <w:rPr>
+                <w:noProof/>
+                <w:webHidden/>
+              </w:rPr>
+              <w:t>13</w:t>
+            </w:r>
+            <w:r>
+              <w:rPr>
+                <w:noProof/>
+                <w:webHidden/>
+              </w:rPr>
+              <w:fldChar w:fldCharType="end"/>
+            </w:r>
+          </w:hyperlink>
+        </w:p>
+        <w:p>
+          <w:pPr>
+            <w:pStyle w:val="TOC3"/>
+            <w:tabs>
+              <w:tab w:val="left" w:pos="1440"/>
+              <w:tab w:val="right" w:leader="dot" w:pos="9061"/>
+            </w:tabs>
+            <w:rPr>
+              <w:rFonts w:eastAsiaTheme="minorEastAsia"/>
+              <w:noProof/>
+              <w:szCs w:val="24"/>
+              <w:lang w:val="pl-PL" w:eastAsia="pl-PL"/>
+            </w:rPr>
+          </w:pPr>
+          <w:hyperlink w:anchor="_Toc222231101" w:history="1">
+            <w:r>
+              <w:rPr>
+                <w:rStyle w:val="Hyperlink"/>
+                <w:noProof/>
+                <w:lang w:val="pl-PL"/>
+              </w:rPr>
+              <w:t>6.3.2.</w:t>
+            </w:r>
+            <w:r>
+              <w:rPr>
+                <w:rFonts w:eastAsiaTheme="minorEastAsia"/>
+                <w:noProof/>
+                <w:szCs w:val="24"/>
+                <w:lang w:val="pl-PL" w:eastAsia="pl-PL"/>
+              </w:rPr>
+              <w:tab/>
+            </w:r>
+            <w:r>
+              <w:rPr>
+                <w:rStyle w:val="Hyperlink"/>
+                <w:noProof/>
+                <w:lang w:val="pl-PL"/>
+              </w:rPr>
+              <w:t>Authentication Handling</w:t>
+            </w:r>
+            <w:r>
+              <w:rPr>
+                <w:noProof/>
+                <w:webHidden/>
+              </w:rPr>
+              <w:tab/>
+            </w:r>
+            <w:r>
+              <w:rPr>
+                <w:noProof/>
+                <w:webHidden/>
+              </w:rPr>
+              <w:fldChar w:fldCharType="begin"/>
+            </w:r>
+            <w:r>
+              <w:rPr>
+                <w:noProof/>
+                <w:webHidden/>
+              </w:rPr>
+              <w:instrText xml:space="preserve"> PAGEREF _Toc222231101 \h </w:instrText>
+            </w:r>
+            <w:r>
+              <w:rPr>
+                <w:noProof/>
+                <w:webHidden/>
+              </w:rPr>
+            </w:r>
+            <w:r>
+              <w:rPr>
+                <w:noProof/>
+                <w:webHidden/>
+              </w:rPr>
+              <w:fldChar w:fldCharType="separate"/>
+            </w:r>
+            <w:r>
+              <w:rPr>
+                <w:noProof/>
+                <w:webHidden/>
+              </w:rPr>
+              <w:t>13</w:t>
+            </w:r>
+            <w:r>
+              <w:rPr>
+                <w:noProof/>
+                <w:webHidden/>
+              </w:rPr>
+              <w:fldChar w:fldCharType="end"/>
+            </w:r>
+          </w:hyperlink>
+        </w:p>
+        <w:p>
+          <w:pPr>
+            <w:pStyle w:val="TOC3"/>
+            <w:tabs>
+              <w:tab w:val="left" w:pos="1440"/>
+              <w:tab w:val="right" w:leader="dot" w:pos="9061"/>
+            </w:tabs>
+            <w:rPr>
+              <w:rFonts w:eastAsiaTheme="minorEastAsia"/>
+              <w:noProof/>
+              <w:szCs w:val="24"/>
+              <w:lang w:val="pl-PL" w:eastAsia="pl-PL"/>
+            </w:rPr>
+          </w:pPr>
+          <w:hyperlink w:anchor="_Toc222231102" w:history="1">
+            <w:r>
+              <w:rPr>
+                <w:rStyle w:val="Hyperlink"/>
+                <w:noProof/>
+                <w:lang w:val="pl-PL"/>
+              </w:rPr>
+              <w:t>6.3.3.</w:t>
+            </w:r>
+            <w:r>
+              <w:rPr>
+                <w:rFonts w:eastAsiaTheme="minorEastAsia"/>
+                <w:noProof/>
+                <w:szCs w:val="24"/>
+                <w:lang w:val="pl-PL" w:eastAsia="pl-PL"/>
+              </w:rPr>
+              <w:tab/>
+            </w:r>
+            <w:r>
+              <w:rPr>
+                <w:rStyle w:val="Hyperlink"/>
+                <w:noProof/>
+                <w:lang w:val="pl-PL"/>
+              </w:rPr>
+              <w:t>UI implementation</w:t>
+            </w:r>
+            <w:r>
+              <w:rPr>
+                <w:noProof/>
+                <w:webHidden/>
+              </w:rPr>
+              <w:tab/>
+            </w:r>
+            <w:r>
+              <w:rPr>
+                <w:noProof/>
+                <w:webHidden/>
+              </w:rPr>
+              <w:fldChar w:fldCharType="begin"/>
+            </w:r>
+            <w:r>
+              <w:rPr>
+                <w:noProof/>
+                <w:webHidden/>
+              </w:rPr>
+              <w:instrText xml:space="preserve"> PAGEREF _Toc222231102 \h </w:instrText>
+            </w:r>
+            <w:r>
+              <w:rPr>
+                <w:noProof/>
+                <w:webHidden/>
+              </w:rPr>
+            </w:r>
+            <w:r>
+              <w:rPr>
+                <w:noProof/>
+                <w:webHidden/>
+              </w:rPr>
+              <w:fldChar w:fldCharType="separate"/>
+            </w:r>
+            <w:r>
+              <w:rPr>
+                <w:noProof/>
+                <w:webHidden/>
+              </w:rPr>
+              <w:t>13</w:t>
             </w:r>
             <w:r>
               <w:rPr>
@@ -1834,7 +4060,7 @@
               <w:lang w:val="pl-PL" w:eastAsia="pl-PL"/>
             </w:rPr>
           </w:pPr>
-          <w:hyperlink w:anchor="_Toc222066128" w:history="1">
+          <w:hyperlink w:anchor="_Toc222231103" w:history="1">
             <w:r>
               <w:rPr>
                 <w:rStyle w:val="Hyperlink"/>
@@ -1879,7 +4105,7 @@
                 <w:noProof/>
                 <w:webHidden/>
               </w:rPr>
-              <w:instrText xml:space="preserve"> PAGEREF _Toc222066128 \h </w:instrText>
+              <w:instrText xml:space="preserve"> PAGEREF _Toc222231103 \h </w:instrText>
             </w:r>
             <w:r>
               <w:rPr>
@@ -1899,7 +4125,7 @@
                 <w:noProof/>
                 <w:webHidden/>
               </w:rPr>
-              <w:t>12</w:t>
+              <w:t>15</w:t>
             </w:r>
             <w:r>
               <w:rPr>
@@ -1924,7 +4150,7 @@
               <w:lang w:val="pl-PL" w:eastAsia="pl-PL"/>
             </w:rPr>
           </w:pPr>
-          <w:hyperlink w:anchor="_Toc222066129" w:history="1">
+          <w:hyperlink w:anchor="_Toc222231104" w:history="1">
             <w:r>
               <w:rPr>
                 <w:rStyle w:val="Hyperlink"/>
@@ -1969,7 +4195,7 @@
                 <w:noProof/>
                 <w:webHidden/>
               </w:rPr>
-              <w:instrText xml:space="preserve"> PAGEREF _Toc222066129 \h </w:instrText>
+              <w:instrText xml:space="preserve"> PAGEREF _Toc222231104 \h </w:instrText>
             </w:r>
             <w:r>
               <w:rPr>
@@ -1989,7 +4215,7 @@
                 <w:noProof/>
                 <w:webHidden/>
               </w:rPr>
-              <w:t>13</w:t>
+              <w:t>16</w:t>
             </w:r>
             <w:r>
               <w:rPr>
@@ -2014,7 +4240,7 @@
               <w:lang w:val="pl-PL" w:eastAsia="pl-PL"/>
             </w:rPr>
           </w:pPr>
-          <w:hyperlink w:anchor="_Toc222066130" w:history="1">
+          <w:hyperlink w:anchor="_Toc222231105" w:history="1">
             <w:r>
               <w:rPr>
                 <w:rStyle w:val="Hyperlink"/>
@@ -2059,7 +4285,7 @@
                 <w:noProof/>
                 <w:webHidden/>
               </w:rPr>
-              <w:instrText xml:space="preserve"> PAGEREF _Toc222066130 \h </w:instrText>
+              <w:instrText xml:space="preserve"> PAGEREF _Toc222231105 \h </w:instrText>
             </w:r>
             <w:r>
               <w:rPr>
@@ -2079,7 +4305,7 @@
                 <w:noProof/>
                 <w:webHidden/>
               </w:rPr>
-              <w:t>14</w:t>
+              <w:t>17</w:t>
             </w:r>
             <w:r>
               <w:rPr>
@@ -2124,7 +4350,7 @@
       <w:pPr>
         <w:pStyle w:val="Heading1"/>
       </w:pPr>
-      <w:bookmarkStart w:id="1" w:name="_Toc222066114"/>
+      <w:bookmarkStart w:id="1" w:name="_Toc222231064"/>
       <w:r>
         <w:lastRenderedPageBreak/>
         <w:t>Introduction</w:t>
@@ -2146,7 +4372,7 @@
       <w:pPr>
         <w:pStyle w:val="Heading1"/>
       </w:pPr>
-      <w:bookmarkStart w:id="2" w:name="_Toc222066115"/>
+      <w:bookmarkStart w:id="2" w:name="_Toc222231065"/>
       <w:r>
         <w:lastRenderedPageBreak/>
         <w:t>Existing solution</w:t>
@@ -2231,44 +4457,476 @@
         </w:rPr>
         <w:br w:type="page"/>
       </w:r>
-      <w:bookmarkStart w:id="3" w:name="_Toc222066116"/>
+      <w:bookmarkStart w:id="3" w:name="_Toc222231066"/>
       <w:r>
         <w:rPr>
           <w:lang w:val="pl-PL"/>
         </w:rPr>
         <w:lastRenderedPageBreak/>
-        <w:t>Requirements</w:t>
+        <w:t>System r</w:t>
+      </w:r>
+      <w:r>
+        <w:rPr>
+          <w:lang w:val="pl-PL"/>
+        </w:rPr>
+        <w:t>equirements</w:t>
       </w:r>
       <w:bookmarkEnd w:id="3"/>
-      <w:r>
-        <w:rPr>
-          <w:lang w:val="pl-PL"/>
-        </w:rPr>
+    </w:p>
+    <w:p>
+      <w:pPr>
+        <w:pStyle w:val="Heading2"/>
+        <w:rPr>
+          <w:lang w:val="pl-PL"/>
+        </w:rPr>
+      </w:pPr>
+      <w:bookmarkStart w:id="4" w:name="_Toc222231067"/>
+      <w:r>
+        <w:rPr>
+          <w:lang w:val="pl-PL"/>
+        </w:rPr>
+        <w:t>Fuctional requirements</w:t>
+      </w:r>
+      <w:bookmarkEnd w:id="4"/>
+    </w:p>
+    <w:p>
+      <w:r>
+        <w:t>Functional requirements describe the behavior of the system and the operations that the user can perform within it.</w:t>
+      </w:r>
+    </w:p>
+    <w:p>
+      <w:pPr>
+        <w:pStyle w:val="Heading3"/>
+      </w:pPr>
+      <w:bookmarkStart w:id="5" w:name="_Toc222231068"/>
+      <w:r>
+        <w:t xml:space="preserve">User </w:t>
+      </w:r>
+      <w:r>
+        <w:t>account management</w:t>
+      </w:r>
+      <w:bookmarkEnd w:id="5"/>
+    </w:p>
+    <w:p>
+      <w:pPr>
+        <w:pStyle w:val="ListParagraph"/>
+        <w:numPr>
+          <w:ilvl w:val="0"/>
+          <w:numId w:val="3"/>
+        </w:numPr>
+      </w:pPr>
+      <w:r>
+        <w:t>Users</w:t>
+      </w:r>
+      <w:r>
+        <w:t xml:space="preserve"> </w:t>
+      </w:r>
+      <w:r>
+        <w:t xml:space="preserve">can </w:t>
+      </w:r>
+      <w:r>
+        <w:t>register a new user using an email address and password</w:t>
+      </w:r>
+      <w:r>
+        <w:t>.</w:t>
+      </w:r>
+    </w:p>
+    <w:p>
+      <w:pPr>
+        <w:pStyle w:val="ListParagraph"/>
+        <w:numPr>
+          <w:ilvl w:val="0"/>
+          <w:numId w:val="3"/>
+        </w:numPr>
+      </w:pPr>
+      <w:r>
+        <w:t>U</w:t>
+      </w:r>
+      <w:r>
+        <w:t>ser</w:t>
+      </w:r>
+      <w:r>
+        <w:t>s</w:t>
+      </w:r>
+      <w:r>
+        <w:t xml:space="preserve"> </w:t>
+      </w:r>
+      <w:r>
+        <w:t xml:space="preserve">can </w:t>
+      </w:r>
+      <w:r>
+        <w:t>lo</w:t>
+      </w:r>
+      <w:r>
+        <w:t>g in using valid credentials</w:t>
+      </w:r>
+      <w:r>
+        <w:t>.</w:t>
+      </w:r>
+    </w:p>
+    <w:p>
+      <w:pPr>
+        <w:pStyle w:val="ListParagraph"/>
+        <w:numPr>
+          <w:ilvl w:val="0"/>
+          <w:numId w:val="3"/>
+        </w:numPr>
+      </w:pPr>
+      <w:r>
+        <w:t>Users can log out.</w:t>
+      </w:r>
+    </w:p>
+    <w:p>
+      <w:pPr>
+        <w:pStyle w:val="ListParagraph"/>
+        <w:numPr>
+          <w:ilvl w:val="0"/>
+          <w:numId w:val="3"/>
+        </w:numPr>
+      </w:pPr>
+      <w:r>
+        <w:t>Users are prevented from accessing protected resources</w:t>
+      </w:r>
+      <w:r>
+        <w:t>.</w:t>
+      </w:r>
+    </w:p>
+    <w:p>
+      <w:pPr>
+        <w:pStyle w:val="Heading3"/>
+      </w:pPr>
+      <w:bookmarkStart w:id="6" w:name="_Toc222231069"/>
+      <w:r>
+        <w:t>Group management</w:t>
+      </w:r>
+      <w:bookmarkEnd w:id="6"/>
+    </w:p>
+    <w:p>
+      <w:pPr>
+        <w:pStyle w:val="ListParagraph"/>
+        <w:numPr>
+          <w:ilvl w:val="0"/>
+          <w:numId w:val="4"/>
+        </w:numPr>
+      </w:pPr>
+      <w:r>
+        <w:t>Users can create a new expense group.</w:t>
+      </w:r>
+    </w:p>
+    <w:p>
+      <w:pPr>
+        <w:pStyle w:val="ListParagraph"/>
+        <w:numPr>
+          <w:ilvl w:val="0"/>
+          <w:numId w:val="4"/>
+        </w:numPr>
+      </w:pPr>
+      <w:r>
+        <w:t>Users can the list of group members.</w:t>
+      </w:r>
+    </w:p>
+    <w:p>
+      <w:pPr>
+        <w:pStyle w:val="ListParagraph"/>
+        <w:numPr>
+          <w:ilvl w:val="0"/>
+          <w:numId w:val="4"/>
+        </w:numPr>
+      </w:pPr>
+      <w:r>
+        <w:t>Group owners can invite other users.</w:t>
+      </w:r>
+    </w:p>
+    <w:p>
+      <w:pPr>
+        <w:pStyle w:val="ListParagraph"/>
+        <w:numPr>
+          <w:ilvl w:val="0"/>
+          <w:numId w:val="4"/>
+        </w:numPr>
+      </w:pPr>
+      <w:r>
+        <w:t>Group owners can remove users from the group.</w:t>
+      </w:r>
+    </w:p>
+    <w:p>
+      <w:pPr>
+        <w:pStyle w:val="ListParagraph"/>
+        <w:numPr>
+          <w:ilvl w:val="0"/>
+          <w:numId w:val="4"/>
+        </w:numPr>
+      </w:pPr>
+      <w:r>
+        <w:t>Group owners can delete a group.</w:t>
+      </w:r>
+    </w:p>
+    <w:p>
+      <w:pPr>
+        <w:pStyle w:val="Heading2"/>
+      </w:pPr>
+      <w:bookmarkStart w:id="7" w:name="_Toc222231070"/>
+      <w:r>
+        <w:t>Non-functional requirements</w:t>
+      </w:r>
+      <w:bookmarkEnd w:id="7"/>
+    </w:p>
+    <w:p>
+      <w:r>
+        <w:t>Non-functional requirements describe quality attributes and system constraints.</w:t>
+      </w:r>
+    </w:p>
+    <w:p>
+      <w:pPr>
+        <w:pStyle w:val="Heading3"/>
+      </w:pPr>
+      <w:bookmarkStart w:id="8" w:name="_Toc222231071"/>
+      <w:r>
+        <w:t>Security</w:t>
+      </w:r>
+      <w:bookmarkEnd w:id="8"/>
+    </w:p>
+    <w:p>
+      <w:pPr>
+        <w:pStyle w:val="ListParagraph"/>
+        <w:numPr>
+          <w:ilvl w:val="0"/>
+          <w:numId w:val="5"/>
+        </w:numPr>
+      </w:pPr>
+      <w:r>
+        <w:t>User passwords shall be stored in hashed form.</w:t>
+      </w:r>
+    </w:p>
+    <w:p>
+      <w:pPr>
+        <w:pStyle w:val="ListParagraph"/>
+        <w:numPr>
+          <w:ilvl w:val="0"/>
+          <w:numId w:val="5"/>
+        </w:numPr>
+      </w:pPr>
+      <w:r>
+        <w:t>System shall use JWT-based authentication.</w:t>
+      </w:r>
+    </w:p>
+    <w:p>
+      <w:pPr>
+        <w:pStyle w:val="ListParagraph"/>
+        <w:numPr>
+          <w:ilvl w:val="0"/>
+          <w:numId w:val="5"/>
+        </w:numPr>
+      </w:pPr>
+      <w:r>
+        <w:t>Communication between client and server shall use HTTPS.</w:t>
+      </w:r>
+    </w:p>
+    <w:p>
+      <w:pPr>
+        <w:pStyle w:val="ListParagraph"/>
+        <w:numPr>
+          <w:ilvl w:val="0"/>
+          <w:numId w:val="5"/>
+        </w:numPr>
+      </w:pPr>
+      <w:r>
+        <w:t>Access to resources shall be controlled based on authentication state.</w:t>
+      </w:r>
+    </w:p>
+    <w:p>
+      <w:pPr>
+        <w:pStyle w:val="Heading3"/>
+      </w:pPr>
+      <w:bookmarkStart w:id="9" w:name="_Toc222231072"/>
+      <w:r>
+        <w:t>Performance</w:t>
+      </w:r>
+      <w:bookmarkEnd w:id="9"/>
+    </w:p>
+    <w:p>
+      <w:pPr>
+        <w:pStyle w:val="ListParagraph"/>
+        <w:numPr>
+          <w:ilvl w:val="0"/>
+          <w:numId w:val="6"/>
+        </w:numPr>
+      </w:pPr>
+      <w:r>
+        <w:t>API response time shall not exceed 1 second under nominal load.</w:t>
+      </w:r>
+    </w:p>
+    <w:p>
+      <w:pPr>
+        <w:pStyle w:val="Heading3"/>
+      </w:pPr>
+      <w:bookmarkStart w:id="10" w:name="_Toc222231073"/>
+      <w:r>
+        <w:t>Reliability</w:t>
+      </w:r>
+      <w:bookmarkEnd w:id="10"/>
+    </w:p>
+    <w:p>
+      <w:pPr>
+        <w:pStyle w:val="ListParagraph"/>
+        <w:numPr>
+          <w:ilvl w:val="0"/>
+          <w:numId w:val="6"/>
+        </w:numPr>
+      </w:pPr>
+      <w:r>
+        <w:t>The system shall maintain financial data consistency.</w:t>
+      </w:r>
+    </w:p>
+    <w:p>
+      <w:pPr>
+        <w:pStyle w:val="ListParagraph"/>
+        <w:numPr>
+          <w:ilvl w:val="0"/>
+          <w:numId w:val="6"/>
+        </w:numPr>
+      </w:pPr>
+      <w:r>
+        <w:t>Failed payment transactions shall not affect balances.</w:t>
+      </w:r>
+    </w:p>
+    <w:p>
+      <w:pPr>
+        <w:pStyle w:val="Heading3"/>
+      </w:pPr>
+      <w:bookmarkStart w:id="11" w:name="_Toc222231074"/>
+      <w:r>
+        <w:t>Usability</w:t>
+      </w:r>
+      <w:bookmarkEnd w:id="11"/>
+    </w:p>
+    <w:p>
+      <w:pPr>
+        <w:pStyle w:val="ListParagraph"/>
+        <w:numPr>
+          <w:ilvl w:val="0"/>
+          <w:numId w:val="6"/>
+        </w:numPr>
+      </w:pPr>
+      <w:r>
+        <w:t>User interface shall be intuitive and clear.</w:t>
+      </w:r>
+    </w:p>
+    <w:p>
+      <w:pPr>
+        <w:pStyle w:val="ListParagraph"/>
+        <w:numPr>
+          <w:ilvl w:val="0"/>
+          <w:numId w:val="6"/>
+        </w:numPr>
+      </w:pPr>
+      <w:r>
+        <w:t>Adding an expense shall require a minimal number of steps</w:t>
+      </w:r>
+      <w:r>
+        <w:t>.</w:t>
+      </w:r>
+    </w:p>
+    <w:p>
+      <w:pPr>
+        <w:pStyle w:val="Heading3"/>
+      </w:pPr>
+      <w:bookmarkStart w:id="12" w:name="_Toc222231075"/>
+      <w:r>
+        <w:t>Scalability</w:t>
+      </w:r>
+      <w:bookmarkEnd w:id="12"/>
+    </w:p>
+    <w:p>
+      <w:pPr>
+        <w:pStyle w:val="ListParagraph"/>
+        <w:numPr>
+          <w:ilvl w:val="0"/>
+          <w:numId w:val="6"/>
+        </w:numPr>
+      </w:pPr>
+      <w:r>
+        <w:t>The system shall allow future integration of additional</w:t>
+      </w:r>
+      <w:r>
+        <w:t xml:space="preserve"> features.</w:t>
+      </w:r>
+    </w:p>
+    <w:p>
+      <w:pPr>
+        <w:pStyle w:val="Heading3"/>
+      </w:pPr>
+      <w:bookmarkStart w:id="13" w:name="_Toc222231076"/>
+      <w:r>
+        <w:lastRenderedPageBreak/>
+        <w:t>Compatibility</w:t>
+      </w:r>
+      <w:bookmarkEnd w:id="13"/>
+    </w:p>
+    <w:p>
+      <w:pPr>
+        <w:pStyle w:val="ListParagraph"/>
+        <w:numPr>
+          <w:ilvl w:val="0"/>
+          <w:numId w:val="6"/>
+        </w:numPr>
+      </w:pPr>
+      <w:r>
+        <w:t>The application shall function in current versions of major web browsers.</w:t>
+      </w:r>
+    </w:p>
+    <w:p>
+      <w:pPr>
+        <w:pStyle w:val="ListParagraph"/>
+        <w:numPr>
+          <w:ilvl w:val="0"/>
+          <w:numId w:val="6"/>
+        </w:numPr>
+      </w:pPr>
+      <w:r>
+        <w:t>The system shall not require additional software installation on the client side.</w:t>
+      </w:r>
+      <w:r>
+        <w:t xml:space="preserve"> </w:t>
+      </w:r>
+    </w:p>
+    <w:p>
+      <w:pPr>
+        <w:pStyle w:val="ListParagraph"/>
+        <w:numPr>
+          <w:ilvl w:val="0"/>
+          <w:numId w:val="6"/>
+        </w:numPr>
+      </w:pPr>
+      <w:r>
+        <w:t>The application shall function and be responsive for different screen sizes.</w:t>
+      </w:r>
+    </w:p>
+    <w:p/>
+    <w:p>
+      <w:r>
+        <w:t>To be continue</w:t>
+      </w:r>
+      <w:r>
         <w:br w:type="page"/>
       </w:r>
     </w:p>
     <w:p>
       <w:pPr>
-        <w:rPr>
-          <w:lang w:val="pl-PL"/>
-        </w:rPr>
-      </w:pPr>
-    </w:p>
-    <w:p>
-      <w:pPr>
         <w:pStyle w:val="Heading1"/>
         <w:rPr>
           <w:lang w:val="pl-PL"/>
         </w:rPr>
       </w:pPr>
-      <w:bookmarkStart w:id="4" w:name="_Toc222066117"/>
-      <w:r>
-        <w:rPr>
-          <w:lang w:val="pl-PL"/>
-        </w:rPr>
+      <w:bookmarkStart w:id="14" w:name="_Toc222231077"/>
+      <w:r>
+        <w:rPr>
+          <w:lang w:val="pl-PL"/>
+        </w:rPr>
+        <w:lastRenderedPageBreak/>
         <w:t>Technology stack</w:t>
       </w:r>
-      <w:bookmarkEnd w:id="4"/>
+      <w:bookmarkEnd w:id="14"/>
     </w:p>
     <w:p>
       <w:pPr>
@@ -2277,7 +4935,7 @@
           <w:lang w:val="pl-PL"/>
         </w:rPr>
       </w:pPr>
-      <w:bookmarkStart w:id="5" w:name="_Toc222066118"/>
+      <w:bookmarkStart w:id="15" w:name="_Toc222231078"/>
       <w:r>
         <w:rPr>
           <w:lang w:val="pl-PL"/>
@@ -2290,7 +4948,7 @@
         </w:rPr>
         <w:t xml:space="preserve"> - PostgreSQL</w:t>
       </w:r>
-      <w:bookmarkEnd w:id="5"/>
+      <w:bookmarkEnd w:id="15"/>
     </w:p>
     <w:p>
       <w:r>
@@ -2325,14 +4983,14 @@
       <w:pPr>
         <w:pStyle w:val="Heading2"/>
       </w:pPr>
-      <w:bookmarkStart w:id="6" w:name="_Toc222066119"/>
+      <w:bookmarkStart w:id="16" w:name="_Toc222231079"/>
       <w:r>
         <w:t>Backend</w:t>
       </w:r>
       <w:r>
         <w:t xml:space="preserve">  - FastAPI</w:t>
       </w:r>
-      <w:bookmarkEnd w:id="6"/>
+      <w:bookmarkEnd w:id="16"/>
     </w:p>
     <w:p>
       <w:r>
@@ -2358,7 +5016,7 @@
       <w:pPr>
         <w:pStyle w:val="Heading2"/>
       </w:pPr>
-      <w:bookmarkStart w:id="7" w:name="_Toc222066120"/>
+      <w:bookmarkStart w:id="17" w:name="_Toc222231080"/>
       <w:r>
         <w:t xml:space="preserve">Security </w:t>
       </w:r>
@@ -2368,7 +5026,7 @@
       <w:r>
         <w:t xml:space="preserve"> JSON Web Token</w:t>
       </w:r>
-      <w:bookmarkEnd w:id="7"/>
+      <w:bookmarkEnd w:id="17"/>
     </w:p>
     <w:p>
       <w:r>
@@ -2390,7 +5048,7 @@
       <w:pPr>
         <w:pStyle w:val="Heading2"/>
       </w:pPr>
-      <w:bookmarkStart w:id="8" w:name="_Toc222066121"/>
+      <w:bookmarkStart w:id="18" w:name="_Toc222231081"/>
       <w:r>
         <w:t>Frontend</w:t>
       </w:r>
@@ -2400,7 +5058,7 @@
       <w:r>
         <w:t>React &amp; Tailwind CSS</w:t>
       </w:r>
-      <w:bookmarkEnd w:id="8"/>
+      <w:bookmarkEnd w:id="18"/>
     </w:p>
     <w:p>
       <w:r>
@@ -2426,15 +5084,6 @@
       </w:r>
     </w:p>
     <w:p>
-      <w:pPr>
-        <w:rPr>
-          <w:rFonts w:asciiTheme="majorHAnsi" w:eastAsiaTheme="majorEastAsia" w:hAnsiTheme="majorHAnsi" w:cstheme="majorBidi"/>
-          <w:b/>
-          <w:color w:val="000000" w:themeColor="text1"/>
-          <w:sz w:val="28"/>
-          <w:szCs w:val="32"/>
-        </w:rPr>
-      </w:pPr>
       <w:r>
         <w:t>The combination of React and Tailwind CSS enabled the creation of a clear, modular, and scalable user interface that can be expanded with additional views and functionalities in the future.</w:t>
       </w:r>
@@ -2443,11 +5092,19 @@
       <w:pPr>
         <w:pStyle w:val="Heading2"/>
       </w:pPr>
-      <w:bookmarkStart w:id="9" w:name="_Toc222066122"/>
+      <w:r>
+        <w:t>Vite  - bundler?</w:t>
+      </w:r>
+    </w:p>
+    <w:p>
+      <w:pPr>
+        <w:pStyle w:val="Heading2"/>
+      </w:pPr>
+      <w:bookmarkStart w:id="19" w:name="_Toc222231082"/>
       <w:r>
         <w:t>Version Table</w:t>
       </w:r>
-      <w:bookmarkEnd w:id="9"/>
+      <w:bookmarkEnd w:id="19"/>
     </w:p>
     <w:tbl>
       <w:tblPr>
@@ -2570,7 +5227,7 @@
           <w:szCs w:val="20"/>
         </w:rPr>
       </w:pPr>
-      <w:bookmarkStart w:id="10" w:name="_Toc222064758"/>
+      <w:bookmarkStart w:id="20" w:name="_Toc222064758"/>
       <w:r>
         <w:rPr>
           <w:i w:val="0"/>
@@ -2642,7 +5299,7 @@
         </w:rPr>
         <w:t xml:space="preserve"> Technologies version table</w:t>
       </w:r>
-      <w:bookmarkEnd w:id="10"/>
+      <w:bookmarkEnd w:id="20"/>
     </w:p>
     <w:p>
       <w:r>
@@ -2656,15 +5313,27 @@
           <w:lang w:val="pl-PL"/>
         </w:rPr>
       </w:pPr>
-      <w:bookmarkStart w:id="11" w:name="_Toc222066123"/>
+      <w:bookmarkStart w:id="21" w:name="_Toc222231083"/>
       <w:r>
         <w:rPr>
           <w:lang w:val="pl-PL"/>
         </w:rPr>
         <w:lastRenderedPageBreak/>
-        <w:t>System Architecture</w:t>
-      </w:r>
-      <w:bookmarkEnd w:id="11"/>
+        <w:t xml:space="preserve">System </w:t>
+      </w:r>
+      <w:r>
+        <w:rPr>
+          <w:lang w:val="pl-PL"/>
+        </w:rPr>
+        <w:t>a</w:t>
+      </w:r>
+      <w:r>
+        <w:rPr>
+          <w:lang w:val="pl-PL"/>
+        </w:rPr>
+        <w:t>rchitecture</w:t>
+      </w:r>
+      <w:bookmarkEnd w:id="21"/>
     </w:p>
     <w:p>
       <w:pPr>
@@ -2673,26 +5342,70 @@
           <w:lang w:val="pl-PL"/>
         </w:rPr>
       </w:pPr>
-      <w:bookmarkStart w:id="12" w:name="_Toc222066124"/>
-      <w:r>
-        <w:rPr>
-          <w:lang w:val="pl-PL"/>
-        </w:rPr>
-        <w:t>Database diagram</w:t>
-      </w:r>
-      <w:bookmarkEnd w:id="12"/>
-    </w:p>
-    <w:p>
-      <w:pPr>
-        <w:rPr>
-          <w:lang w:val="pl-PL"/>
-        </w:rPr>
-      </w:pPr>
-      <w:r>
-        <w:rPr>
-          <w:lang w:val="pl-PL"/>
-        </w:rPr>
-        <w:t>Diagramik bazy z drawsql</w:t>
+      <w:bookmarkStart w:id="22" w:name="_Toc222231084"/>
+      <w:r>
+        <w:rPr>
+          <w:lang w:val="pl-PL"/>
+        </w:rPr>
+        <w:t xml:space="preserve">Architectural </w:t>
+      </w:r>
+      <w:r>
+        <w:rPr>
+          <w:lang w:val="pl-PL"/>
+        </w:rPr>
+        <w:t>o</w:t>
+      </w:r>
+      <w:r>
+        <w:rPr>
+          <w:lang w:val="pl-PL"/>
+        </w:rPr>
+        <w:t>verwiew</w:t>
+      </w:r>
+      <w:bookmarkEnd w:id="22"/>
+    </w:p>
+    <w:p>
+      <w:pPr>
+        <w:rPr>
+          <w:lang w:val="pl-PL"/>
+        </w:rPr>
+      </w:pPr>
+      <w:r>
+        <w:rPr>
+          <w:lang w:val="pl-PL"/>
+        </w:rPr>
+        <w:t>Fronted-&gt;Backend-&gt;Database</w:t>
+      </w:r>
+    </w:p>
+    <w:p>
+      <w:pPr>
+        <w:rPr>
+          <w:lang w:val="pl-PL"/>
+        </w:rPr>
+      </w:pPr>
+      <w:r>
+        <w:rPr>
+          <w:lang w:val="pl-PL"/>
+        </w:rPr>
+        <w:t>REST API i http</w:t>
+      </w:r>
+    </w:p>
+    <w:p>
+      <w:pPr>
+        <w:rPr>
+          <w:lang w:val="pl-PL"/>
+        </w:rPr>
+      </w:pPr>
+      <w:r>
+        <w:rPr>
+          <w:lang w:val="pl-PL"/>
+        </w:rPr>
+        <w:t>Diagram</w:t>
+      </w:r>
+      <w:r>
+        <w:rPr>
+          <w:lang w:val="pl-PL"/>
+        </w:rPr>
+        <w:t xml:space="preserve"> blokowy</w:t>
       </w:r>
     </w:p>
     <w:p>
@@ -2702,32 +5415,284 @@
           <w:lang w:val="pl-PL"/>
         </w:rPr>
       </w:pPr>
-      <w:bookmarkStart w:id="13" w:name="_Toc222066125"/>
-      <w:r>
-        <w:rPr>
-          <w:lang w:val="pl-PL"/>
-        </w:rPr>
-        <w:t>Backend</w:t>
-      </w:r>
-      <w:bookmarkEnd w:id="13"/>
+      <w:bookmarkStart w:id="23" w:name="_Toc222231085"/>
+      <w:r>
+        <w:rPr>
+          <w:lang w:val="pl-PL"/>
+        </w:rPr>
+        <w:t xml:space="preserve">Backend </w:t>
+      </w:r>
+      <w:r>
+        <w:rPr>
+          <w:lang w:val="pl-PL"/>
+        </w:rPr>
+        <w:t>a</w:t>
+      </w:r>
+      <w:r>
+        <w:rPr>
+          <w:lang w:val="pl-PL"/>
+        </w:rPr>
+        <w:t>rchitecture</w:t>
+      </w:r>
+      <w:bookmarkEnd w:id="23"/>
+    </w:p>
+    <w:p>
+      <w:pPr>
+        <w:rPr>
+          <w:lang w:val="pl-PL"/>
+        </w:rPr>
+      </w:pPr>
+      <w:r>
+        <w:rPr>
+          <w:lang w:val="pl-PL"/>
+        </w:rPr>
+        <w:t>Opis layered architecture</w:t>
+      </w:r>
+    </w:p>
+    <w:p>
+      <w:pPr>
+        <w:rPr>
+          <w:lang w:val="pl-PL"/>
+        </w:rPr>
+      </w:pPr>
+      <w:r>
+        <w:rPr>
+          <w:lang w:val="pl-PL"/>
+        </w:rPr>
+        <w:t>Odpowiedzialność warstw</w:t>
+      </w:r>
+    </w:p>
+    <w:p>
+      <w:pPr>
+        <w:rPr>
+          <w:lang w:val="pl-PL"/>
+        </w:rPr>
+      </w:pPr>
+      <w:r>
+        <w:rPr>
+          <w:lang w:val="pl-PL"/>
+        </w:rPr>
+        <w:t xml:space="preserve">Przepływ requesta </w:t>
+      </w:r>
+    </w:p>
+    <w:p>
+      <w:pPr>
+        <w:rPr>
+          <w:lang w:val="pl-PL"/>
+        </w:rPr>
+      </w:pPr>
+      <w:r>
+        <w:rPr>
+          <w:lang w:val="pl-PL"/>
+        </w:rPr>
+        <w:t>Diagram</w:t>
+      </w:r>
+    </w:p>
+    <w:p>
+      <w:pPr>
+        <w:pStyle w:val="Heading2"/>
+        <w:rPr>
+          <w:lang w:val="pl-PL"/>
+        </w:rPr>
+      </w:pPr>
+      <w:bookmarkStart w:id="24" w:name="_Toc222231086"/>
+      <w:r>
+        <w:rPr>
+          <w:lang w:val="pl-PL"/>
+        </w:rPr>
+        <w:t xml:space="preserve">Database </w:t>
+      </w:r>
+      <w:r>
+        <w:rPr>
+          <w:lang w:val="pl-PL"/>
+        </w:rPr>
+        <w:t>a</w:t>
+      </w:r>
+      <w:r>
+        <w:rPr>
+          <w:lang w:val="pl-PL"/>
+        </w:rPr>
+        <w:t>rchitecture</w:t>
+      </w:r>
+      <w:bookmarkEnd w:id="24"/>
+    </w:p>
+    <w:p>
+      <w:pPr>
+        <w:rPr>
+          <w:lang w:val="pl-PL"/>
+        </w:rPr>
+      </w:pPr>
+      <w:r>
+        <w:rPr>
+          <w:lang w:val="pl-PL"/>
+        </w:rPr>
+        <w:t>Relacyjny model danych</w:t>
+      </w:r>
+    </w:p>
+    <w:p>
+      <w:pPr>
+        <w:rPr>
+          <w:lang w:val="pl-PL"/>
+        </w:rPr>
+      </w:pPr>
+      <w:r>
+        <w:rPr>
+          <w:lang w:val="pl-PL"/>
+        </w:rPr>
+        <w:t>Relacje między tabelami</w:t>
+      </w:r>
+    </w:p>
+    <w:p>
+      <w:pPr>
+        <w:rPr>
+          <w:lang w:val="pl-PL"/>
+        </w:rPr>
+      </w:pPr>
+      <w:r>
+        <w:rPr>
+          <w:lang w:val="pl-PL"/>
+        </w:rPr>
+        <w:t>Diagram</w:t>
+      </w:r>
+    </w:p>
+    <w:p>
+      <w:pPr>
+        <w:pStyle w:val="Heading2"/>
+        <w:rPr>
+          <w:lang w:val="pl-PL"/>
+        </w:rPr>
+      </w:pPr>
+      <w:bookmarkStart w:id="25" w:name="_Toc222231087"/>
+      <w:r>
+        <w:rPr>
+          <w:lang w:val="pl-PL"/>
+        </w:rPr>
+        <w:t xml:space="preserve">Security </w:t>
+      </w:r>
+      <w:r>
+        <w:rPr>
+          <w:lang w:val="pl-PL"/>
+        </w:rPr>
+        <w:t>a</w:t>
+      </w:r>
+      <w:r>
+        <w:rPr>
+          <w:lang w:val="pl-PL"/>
+        </w:rPr>
+        <w:t>rchitecture</w:t>
+      </w:r>
+      <w:bookmarkEnd w:id="25"/>
+    </w:p>
+    <w:p>
+      <w:pPr>
+        <w:rPr>
+          <w:lang w:val="pl-PL"/>
+        </w:rPr>
+      </w:pPr>
+      <w:r>
+        <w:rPr>
+          <w:lang w:val="pl-PL"/>
+        </w:rPr>
+        <w:t xml:space="preserve">JWT </w:t>
+      </w:r>
+    </w:p>
+    <w:p>
+      <w:pPr>
+        <w:rPr>
+          <w:lang w:val="pl-PL"/>
+        </w:rPr>
+      </w:pPr>
+      <w:r>
+        <w:rPr>
+          <w:lang w:val="pl-PL"/>
+        </w:rPr>
+        <w:t>Role-based access control</w:t>
+      </w:r>
+    </w:p>
+    <w:p>
+      <w:pPr>
+        <w:rPr>
+          <w:lang w:val="pl-PL"/>
+        </w:rPr>
+      </w:pPr>
+      <w:r>
+        <w:rPr>
+          <w:lang w:val="pl-PL"/>
+        </w:rPr>
+        <w:t>DI to protect endpoints</w:t>
+      </w:r>
+    </w:p>
+    <w:p>
+      <w:pPr>
+        <w:pStyle w:val="Heading2"/>
+        <w:rPr>
+          <w:lang w:val="pl-PL"/>
+        </w:rPr>
+      </w:pPr>
+      <w:bookmarkStart w:id="26" w:name="_Toc222231088"/>
+      <w:r>
+        <w:rPr>
+          <w:lang w:val="pl-PL"/>
+        </w:rPr>
+        <w:t>Frontend</w:t>
+      </w:r>
       <w:r>
         <w:rPr>
           <w:lang w:val="pl-PL"/>
         </w:rPr>
         <w:t xml:space="preserve"> </w:t>
       </w:r>
-    </w:p>
-    <w:p>
-      <w:pPr>
-        <w:rPr>
-          <w:lang w:val="pl-PL"/>
-        </w:rPr>
-      </w:pPr>
-      <w:r>
-        <w:rPr>
-          <w:lang w:val="pl-PL"/>
-        </w:rPr>
-        <w:t>Opis layered architecture</w:t>
+      <w:r>
+        <w:rPr>
+          <w:lang w:val="pl-PL"/>
+        </w:rPr>
+        <w:t>a</w:t>
+      </w:r>
+      <w:r>
+        <w:rPr>
+          <w:lang w:val="pl-PL"/>
+        </w:rPr>
+        <w:t>rchitecture</w:t>
+      </w:r>
+      <w:bookmarkEnd w:id="26"/>
+    </w:p>
+    <w:p>
+      <w:pPr>
+        <w:rPr>
+          <w:lang w:val="pl-PL"/>
+        </w:rPr>
+      </w:pPr>
+      <w:r>
+        <w:rPr>
+          <w:lang w:val="pl-PL"/>
+        </w:rPr>
+        <w:t>Routing i ochrona widoków</w:t>
+      </w:r>
+    </w:p>
+    <w:p>
+      <w:pPr>
+        <w:rPr>
+          <w:lang w:val="pl-PL"/>
+        </w:rPr>
+      </w:pPr>
+      <w:r>
+        <w:rPr>
+          <w:lang w:val="pl-PL"/>
+        </w:rPr>
+        <w:t>Przechowywanie danych zalogowanego użytkownika w AuthContext</w:t>
+      </w:r>
+    </w:p>
+    <w:p>
+      <w:pPr>
+        <w:rPr>
+          <w:lang w:val="pl-PL"/>
+        </w:rPr>
+      </w:pPr>
+      <w:r>
+        <w:rPr>
+          <w:lang w:val="pl-PL"/>
+        </w:rPr>
+        <w:t>Opis widoków</w:t>
       </w:r>
     </w:p>
     <w:p>
@@ -2737,26 +5702,25 @@
           <w:lang w:val="pl-PL"/>
         </w:rPr>
       </w:pPr>
-      <w:bookmarkStart w:id="14" w:name="_Toc222066126"/>
-      <w:r>
-        <w:rPr>
-          <w:lang w:val="pl-PL"/>
-        </w:rPr>
-        <w:t>Frontend</w:t>
-      </w:r>
-      <w:bookmarkEnd w:id="14"/>
-    </w:p>
-    <w:p>
-      <w:pPr>
-        <w:rPr>
-          <w:lang w:val="pl-PL"/>
-        </w:rPr>
-      </w:pPr>
-      <w:r>
-        <w:rPr>
-          <w:lang w:val="pl-PL"/>
-        </w:rPr>
-        <w:t>Struktura widoków czy coś</w:t>
+      <w:r>
+        <w:rPr>
+          <w:lang w:val="pl-PL"/>
+        </w:rPr>
+        <w:t>External integrations</w:t>
+      </w:r>
+    </w:p>
+    <w:p>
+      <w:pPr>
+        <w:pStyle w:val="Heading3"/>
+        <w:rPr>
+          <w:lang w:val="pl-PL"/>
+        </w:rPr>
+      </w:pPr>
+      <w:r>
+        <w:rPr>
+          <w:lang w:val="pl-PL"/>
+        </w:rPr>
+        <w:t>Integration with PayPal API</w:t>
       </w:r>
     </w:p>
     <w:p>
@@ -2772,15 +5736,423 @@
         </w:rPr>
         <w:br w:type="page"/>
       </w:r>
-      <w:bookmarkStart w:id="15" w:name="_Toc222066127"/>
+      <w:bookmarkStart w:id="27" w:name="_Toc222231089"/>
       <w:r>
         <w:rPr>
           <w:lang w:val="pl-PL"/>
         </w:rPr>
         <w:lastRenderedPageBreak/>
-        <w:t>Implementation</w:t>
-      </w:r>
-      <w:bookmarkEnd w:id="15"/>
+        <w:t>System i</w:t>
+      </w:r>
+      <w:r>
+        <w:rPr>
+          <w:lang w:val="pl-PL"/>
+        </w:rPr>
+        <w:t>mplementation</w:t>
+      </w:r>
+      <w:bookmarkEnd w:id="27"/>
+    </w:p>
+    <w:p>
+      <w:pPr>
+        <w:pStyle w:val="Heading2"/>
+        <w:rPr>
+          <w:lang w:val="pl-PL"/>
+        </w:rPr>
+      </w:pPr>
+      <w:bookmarkStart w:id="28" w:name="_Toc222231090"/>
+      <w:r>
+        <w:rPr>
+          <w:lang w:val="pl-PL"/>
+        </w:rPr>
+        <w:t>Backend implementation</w:t>
+      </w:r>
+      <w:bookmarkEnd w:id="28"/>
+    </w:p>
+    <w:p>
+      <w:pPr>
+        <w:pStyle w:val="Heading3"/>
+        <w:rPr>
+          <w:lang w:val="pl-PL"/>
+        </w:rPr>
+      </w:pPr>
+      <w:bookmarkStart w:id="29" w:name="_Toc222231091"/>
+      <w:r>
+        <w:rPr>
+          <w:lang w:val="pl-PL"/>
+        </w:rPr>
+        <w:t>Structure</w:t>
+      </w:r>
+      <w:bookmarkEnd w:id="29"/>
+    </w:p>
+    <w:p>
+      <w:pPr>
+        <w:rPr>
+          <w:lang w:val="pl-PL"/>
+        </w:rPr>
+      </w:pPr>
+      <w:r>
+        <w:rPr>
+          <w:lang w:val="pl-PL"/>
+        </w:rPr>
+        <w:t>Strukture folderów</w:t>
+      </w:r>
+    </w:p>
+    <w:p>
+      <w:pPr>
+        <w:pStyle w:val="Heading3"/>
+        <w:rPr>
+          <w:lang w:val="pl-PL"/>
+        </w:rPr>
+      </w:pPr>
+      <w:bookmarkStart w:id="30" w:name="_Toc222231092"/>
+      <w:r>
+        <w:rPr>
+          <w:lang w:val="pl-PL"/>
+        </w:rPr>
+        <w:t>API endpoints</w:t>
+      </w:r>
+      <w:bookmarkEnd w:id="30"/>
+    </w:p>
+    <w:p>
+      <w:r>
+        <w:t>Struktura endpoi</w:t>
+      </w:r>
+      <w:r>
+        <w:t>ntów</w:t>
+      </w:r>
+    </w:p>
+    <w:p>
+      <w:pPr>
+        <w:pStyle w:val="Heading3"/>
+      </w:pPr>
+      <w:bookmarkStart w:id="31" w:name="_Toc222231093"/>
+      <w:r>
+        <w:t>Business logic layer</w:t>
+      </w:r>
+      <w:bookmarkEnd w:id="31"/>
+    </w:p>
+    <w:p>
+      <w:r>
+        <w:t>Implementacja service layer</w:t>
+      </w:r>
+    </w:p>
+    <w:p>
+      <w:r>
+        <w:t>Przykłady operacji</w:t>
+      </w:r>
+    </w:p>
+    <w:p>
+      <w:pPr>
+        <w:pStyle w:val="Heading3"/>
+      </w:pPr>
+      <w:bookmarkStart w:id="32" w:name="_Toc222231094"/>
+      <w:r>
+        <w:t>Data access layer</w:t>
+      </w:r>
+      <w:bookmarkEnd w:id="32"/>
+    </w:p>
+    <w:p>
+      <w:r>
+        <w:t>Implementacja repository layer</w:t>
+      </w:r>
+    </w:p>
+    <w:p>
+      <w:r>
+        <w:t>Komunikacja z postgresql</w:t>
+      </w:r>
+    </w:p>
+    <w:p>
+      <w:pPr>
+        <w:pStyle w:val="Heading2"/>
+      </w:pPr>
+      <w:bookmarkStart w:id="33" w:name="_Toc222231095"/>
+      <w:r>
+        <w:t>Authentication and Authorization Implementation</w:t>
+      </w:r>
+      <w:bookmarkEnd w:id="33"/>
+    </w:p>
+    <w:p>
+      <w:pPr>
+        <w:pStyle w:val="Heading3"/>
+        <w:rPr>
+          <w:lang w:val="pl-PL"/>
+        </w:rPr>
+      </w:pPr>
+      <w:bookmarkStart w:id="34" w:name="_Toc222231096"/>
+      <w:r>
+        <w:rPr>
+          <w:lang w:val="pl-PL"/>
+        </w:rPr>
+        <w:t>JWT generation</w:t>
+      </w:r>
+      <w:bookmarkEnd w:id="34"/>
+    </w:p>
+    <w:p>
+      <w:pPr>
+        <w:rPr>
+          <w:lang w:val="pl-PL"/>
+        </w:rPr>
+      </w:pPr>
+      <w:r>
+        <w:rPr>
+          <w:lang w:val="pl-PL"/>
+        </w:rPr>
+        <w:t>generowanie JWT</w:t>
+      </w:r>
+    </w:p>
+    <w:p>
+      <w:pPr>
+        <w:pStyle w:val="Heading3"/>
+        <w:rPr>
+          <w:lang w:val="pl-PL"/>
+        </w:rPr>
+      </w:pPr>
+      <w:bookmarkStart w:id="35" w:name="_Toc222231097"/>
+      <w:r>
+        <w:rPr>
+          <w:lang w:val="pl-PL"/>
+        </w:rPr>
+        <w:t>Token verification</w:t>
+      </w:r>
+      <w:bookmarkEnd w:id="35"/>
+    </w:p>
+    <w:p>
+      <w:pPr>
+        <w:rPr>
+          <w:lang w:val="pl-PL"/>
+        </w:rPr>
+      </w:pPr>
+      <w:r>
+        <w:rPr>
+          <w:lang w:val="pl-PL"/>
+        </w:rPr>
+        <w:t xml:space="preserve">Weryfikacja tokena </w:t>
+      </w:r>
+    </w:p>
+    <w:p>
+      <w:pPr>
+        <w:pStyle w:val="Heading3"/>
+        <w:rPr>
+          <w:lang w:val="pl-PL"/>
+        </w:rPr>
+      </w:pPr>
+      <w:bookmarkStart w:id="36" w:name="_Toc222231098"/>
+      <w:r>
+        <w:rPr>
+          <w:lang w:val="pl-PL"/>
+        </w:rPr>
+        <w:t>Dependency injection</w:t>
+      </w:r>
+      <w:bookmarkEnd w:id="36"/>
+    </w:p>
+    <w:p>
+      <w:pPr>
+        <w:rPr>
+          <w:lang w:val="pl-PL"/>
+        </w:rPr>
+      </w:pPr>
+      <w:r>
+        <w:rPr>
+          <w:lang w:val="pl-PL"/>
+        </w:rPr>
+        <w:t xml:space="preserve">DI </w:t>
+      </w:r>
+      <w:r>
+        <w:rPr>
+          <w:lang w:val="pl-PL"/>
+        </w:rPr>
+        <w:t>dla zabezpieczenia endpointów z rozróżnieniem ról</w:t>
+      </w:r>
+    </w:p>
+    <w:p>
+      <w:pPr>
+        <w:pStyle w:val="Heading2"/>
+        <w:rPr>
+          <w:lang w:val="pl-PL"/>
+        </w:rPr>
+      </w:pPr>
+      <w:bookmarkStart w:id="37" w:name="_Toc222231099"/>
+      <w:r>
+        <w:rPr>
+          <w:lang w:val="pl-PL"/>
+        </w:rPr>
+        <w:t>Frontend implementation</w:t>
+      </w:r>
+      <w:bookmarkEnd w:id="37"/>
+    </w:p>
+    <w:p>
+      <w:pPr>
+        <w:pStyle w:val="Heading3"/>
+        <w:rPr>
+          <w:lang w:val="pl-PL"/>
+        </w:rPr>
+      </w:pPr>
+      <w:bookmarkStart w:id="38" w:name="_Toc222231100"/>
+      <w:r>
+        <w:rPr>
+          <w:lang w:val="pl-PL"/>
+        </w:rPr>
+        <w:t>Structure</w:t>
+      </w:r>
+      <w:bookmarkEnd w:id="38"/>
+    </w:p>
+    <w:p>
+      <w:pPr>
+        <w:rPr>
+          <w:lang w:val="pl-PL"/>
+        </w:rPr>
+      </w:pPr>
+      <w:r>
+        <w:rPr>
+          <w:lang w:val="pl-PL"/>
+        </w:rPr>
+        <w:t>Struktura komponentów i routing</w:t>
+      </w:r>
+    </w:p>
+    <w:p>
+      <w:pPr>
+        <w:pStyle w:val="Heading3"/>
+        <w:rPr>
+          <w:lang w:val="pl-PL"/>
+        </w:rPr>
+      </w:pPr>
+      <w:bookmarkStart w:id="39" w:name="_Toc222231101"/>
+      <w:r>
+        <w:rPr>
+          <w:lang w:val="pl-PL"/>
+        </w:rPr>
+        <w:t>Authentication Handling</w:t>
+      </w:r>
+      <w:bookmarkEnd w:id="39"/>
+    </w:p>
+    <w:p>
+      <w:pPr>
+        <w:rPr>
+          <w:lang w:val="pl-PL"/>
+        </w:rPr>
+      </w:pPr>
+      <w:r>
+        <w:rPr>
+          <w:lang w:val="pl-PL"/>
+        </w:rPr>
+        <w:t>Obsługa tokenu</w:t>
+      </w:r>
+    </w:p>
+    <w:p>
+      <w:pPr>
+        <w:rPr>
+          <w:lang w:val="pl-PL"/>
+        </w:rPr>
+      </w:pPr>
+      <w:r>
+        <w:rPr>
+          <w:lang w:val="pl-PL"/>
+        </w:rPr>
+        <w:t>Przechowywanie danych użytkownika</w:t>
+      </w:r>
+    </w:p>
+    <w:p>
+      <w:pPr>
+        <w:rPr>
+          <w:lang w:val="pl-PL"/>
+        </w:rPr>
+      </w:pPr>
+      <w:r>
+        <w:rPr>
+          <w:lang w:val="pl-PL"/>
+        </w:rPr>
+        <w:t>Interceptor</w:t>
+      </w:r>
+    </w:p>
+    <w:p>
+      <w:pPr>
+        <w:pStyle w:val="Heading3"/>
+        <w:rPr>
+          <w:lang w:val="pl-PL"/>
+        </w:rPr>
+      </w:pPr>
+      <w:bookmarkStart w:id="40" w:name="_Toc222231102"/>
+      <w:r>
+        <w:rPr>
+          <w:lang w:val="pl-PL"/>
+        </w:rPr>
+        <w:t>UI implementation</w:t>
+      </w:r>
+      <w:bookmarkEnd w:id="40"/>
+    </w:p>
+    <w:p>
+      <w:pPr>
+        <w:rPr>
+          <w:lang w:val="pl-PL"/>
+        </w:rPr>
+      </w:pPr>
+      <w:r>
+        <w:rPr>
+          <w:lang w:val="pl-PL"/>
+        </w:rPr>
+        <w:t>Implementacja widoków</w:t>
+      </w:r>
+    </w:p>
+    <w:p>
+      <w:pPr>
+        <w:rPr>
+          <w:lang w:val="pl-PL"/>
+        </w:rPr>
+      </w:pPr>
+      <w:r>
+        <w:rPr>
+          <w:lang w:val="pl-PL"/>
+        </w:rPr>
+        <w:t xml:space="preserve">Opisanie </w:t>
+      </w:r>
+      <w:r>
+        <w:rPr>
+          <w:lang w:val="pl-PL"/>
+        </w:rPr>
+        <w:t>requestów na danym widoku</w:t>
+      </w:r>
+    </w:p>
+    <w:p>
+      <w:pPr>
+        <w:rPr>
+          <w:lang w:val="pl-PL"/>
+        </w:rPr>
+      </w:pPr>
+      <w:r>
+        <w:rPr>
+          <w:lang w:val="pl-PL"/>
+        </w:rPr>
+        <w:lastRenderedPageBreak/>
+        <w:t>Obsługa błędów i komunikatów</w:t>
+      </w:r>
+    </w:p>
+    <w:p>
+      <w:pPr>
+        <w:pStyle w:val="Heading2"/>
+        <w:rPr>
+          <w:lang w:val="pl-PL"/>
+        </w:rPr>
+      </w:pPr>
+      <w:r>
+        <w:rPr>
+          <w:lang w:val="pl-PL"/>
+        </w:rPr>
+        <w:t>PayPal API integration implementation</w:t>
+      </w:r>
+    </w:p>
+    <w:p>
+      <w:pPr>
+        <w:rPr>
+          <w:lang w:val="pl-PL"/>
+        </w:rPr>
+      </w:pPr>
+    </w:p>
+    <w:p>
+      <w:pPr>
+        <w:rPr>
+          <w:lang w:val="pl-PL"/>
+        </w:rPr>
+      </w:pPr>
     </w:p>
     <w:p>
       <w:pPr>
@@ -2807,7 +6179,7 @@
           <w:lang w:val="pl-PL"/>
         </w:rPr>
       </w:pPr>
-      <w:bookmarkStart w:id="16" w:name="_Toc222066128"/>
+      <w:bookmarkStart w:id="41" w:name="_Toc222231103"/>
       <w:r>
         <w:rPr>
           <w:lang w:val="pl-PL"/>
@@ -2815,7 +6187,7 @@
         <w:lastRenderedPageBreak/>
         <w:t>Testing</w:t>
       </w:r>
-      <w:bookmarkEnd w:id="16"/>
+      <w:bookmarkEnd w:id="41"/>
     </w:p>
     <w:p>
       <w:pPr>
@@ -2837,7 +6209,7 @@
           <w:lang w:val="pl-PL"/>
         </w:rPr>
       </w:pPr>
-      <w:bookmarkStart w:id="17" w:name="_Toc222066129"/>
+      <w:bookmarkStart w:id="42" w:name="_Toc222231104"/>
       <w:r>
         <w:rPr>
           <w:lang w:val="pl-PL"/>
@@ -2845,7 +6217,7 @@
         <w:lastRenderedPageBreak/>
         <w:t>Summary and conclusions</w:t>
       </w:r>
-      <w:bookmarkEnd w:id="17"/>
+      <w:bookmarkEnd w:id="42"/>
     </w:p>
     <w:p>
       <w:pPr>
@@ -2867,7 +6239,7 @@
           <w:lang w:val="pl-PL"/>
         </w:rPr>
       </w:pPr>
-      <w:bookmarkStart w:id="18" w:name="_Toc222066130"/>
+      <w:bookmarkStart w:id="43" w:name="_Toc222231105"/>
       <w:r>
         <w:rPr>
           <w:lang w:val="pl-PL"/>
@@ -2875,7 +6247,7 @@
         <w:lastRenderedPageBreak/>
         <w:t>Tables list</w:t>
       </w:r>
-      <w:bookmarkEnd w:id="18"/>
+      <w:bookmarkEnd w:id="43"/>
     </w:p>
     <w:p>
       <w:pPr>
@@ -2911,35 +6283,7 @@
             <w:rStyle w:val="Hyperlink"/>
             <w:noProof/>
           </w:rPr>
-          <w:t>Table 1 Technolog</w:t>
-        </w:r>
-        <w:r>
-          <w:rPr>
-            <w:rStyle w:val="Hyperlink"/>
-            <w:noProof/>
-          </w:rPr>
-          <w:t>i</w:t>
-        </w:r>
-        <w:r>
-          <w:rPr>
-            <w:rStyle w:val="Hyperlink"/>
-            <w:noProof/>
-          </w:rPr>
-          <w:t>es</w:t>
-        </w:r>
-        <w:r>
-          <w:rPr>
-            <w:rStyle w:val="Hyperlink"/>
-            <w:noProof/>
-          </w:rPr>
-          <w:t xml:space="preserve"> </w:t>
-        </w:r>
-        <w:r>
-          <w:rPr>
-            <w:rStyle w:val="Hyperlink"/>
-            <w:noProof/>
-          </w:rPr>
-          <w:t>version table</w:t>
+          <w:t>Table 1 Technologies version table</w:t>
         </w:r>
         <w:r>
           <w:rPr>
@@ -3161,6 +6505,119 @@
 <file path=word/numbering.xml><?xml version="1.0" encoding="utf-8"?>
 <w:numbering xmlns:wpc="http://schemas.microsoft.com/office/word/2010/wordprocessingCanvas" xmlns:cx="http://schemas.microsoft.com/office/drawing/2014/chartex" xmlns:cx1="http://schemas.microsoft.com/office/drawing/2015/9/8/chartex" xmlns:cx2="http://schemas.microsoft.com/office/drawing/2015/10/21/chartex" xmlns:cx3="http://schemas.microsoft.com/office/drawing/2016/5/9/chartex" xmlns:cx4="http://schemas.microsoft.com/office/drawing/2016/5/10/chartex" xmlns:cx5="http://schemas.microsoft.com/office/drawing/2016/5/11/chartex" xmlns:cx6="http://schemas.microsoft.com/office/drawing/2016/5/12/chartex" xmlns:cx7="http://schemas.microsoft.com/office/drawing/2016/5/13/chartex" xmlns:cx8="http://schemas.microsoft.com/office/drawing/2016/5/14/chartex" xmlns:mc="http://schemas.openxmlformats.org/markup-compatibility/2006" xmlns:aink="http://schemas.microsoft.com/office/drawing/2016/ink" xmlns:am3d="http://schemas.microsoft.com/office/drawing/2017/model3d" xmlns:o="urn:schemas-microsoft-com:office:office" xmlns:oel="http://schemas.microsoft.com/office/2019/extlst" xmlns:r="http://schemas.openxmlformats.org/officeDocument/2006/relationships" xmlns:m="http://schemas.openxmlformats.org/officeDocument/2006/math" xmlns:v="urn:schemas-microsoft-com:vml" xmlns:wp14="http://schemas.microsoft.com/office/word/2010/wordprocessingDrawing" xmlns:wp="http://schemas.openxmlformats.org/drawingml/2006/wordprocessingDrawing" xmlns:w10="urn:schemas-microsoft-com:office:word" xmlns:w="http://schemas.openxmlformats.org/wordprocessingml/2006/main" xmlns:w14="http://schemas.microsoft.com/office/word/2010/wordml" xmlns:w15="http://schemas.microsoft.com/office/word/2012/wordml" xmlns:w16cex="http://schemas.microsoft.com/office/word/2018/wordml/cex" xmlns:w16cid="http://schemas.microsoft.com/office/word/2016/wordml/cid" xmlns:w16="http://schemas.microsoft.com/office/word/2018/wordml" xmlns:w16du="http://schemas.microsoft.com/office/word/2023/wordml/word16du" xmlns:w16sdtdh="http://schemas.microsoft.com/office/word/2020/wordml/sdtdatahash" xmlns:w16sdtfl="http://schemas.microsoft.com/office/word/2024/wordml/sdtformatlock" xmlns:w16se="http://schemas.microsoft.com/office/word/2015/wordml/symex" xmlns:wpg="http://schemas.microsoft.com/office/word/2010/wordprocessingGroup" xmlns:wpi="http://schemas.microsoft.com/office/word/2010/wordprocessingInk" xmlns:wne="http://schemas.microsoft.com/office/word/2006/wordml" xmlns:wps="http://schemas.microsoft.com/office/word/2010/wordprocessingShape" mc:Ignorable="w14 w15 w16se w16cid w16 w16cex w16sdtdh w16sdtfl w16du wp14">
   <w:abstractNum w:abstractNumId="0" w15:restartNumberingAfterBreak="0">
+    <w:nsid w:val="01FE0D93"/>
+    <w:multiLevelType w:val="hybridMultilevel"/>
+    <w:tmpl w:val="CFD80F9E"/>
+    <w:lvl w:ilvl="0" w:tplc="04150001">
+      <w:start w:val="1"/>
+      <w:numFmt w:val="bullet"/>
+      <w:lvlText w:val=""/>
+      <w:lvlJc w:val="left"/>
+      <w:pPr>
+        <w:ind w:left="720" w:hanging="360"/>
+      </w:pPr>
+      <w:rPr>
+        <w:rFonts w:ascii="Symbol" w:hAnsi="Symbol" w:hint="default"/>
+      </w:rPr>
+    </w:lvl>
+    <w:lvl w:ilvl="1" w:tplc="04150003" w:tentative="1">
+      <w:start w:val="1"/>
+      <w:numFmt w:val="bullet"/>
+      <w:lvlText w:val="o"/>
+      <w:lvlJc w:val="left"/>
+      <w:pPr>
+        <w:ind w:left="1440" w:hanging="360"/>
+      </w:pPr>
+      <w:rPr>
+        <w:rFonts w:ascii="Courier New" w:hAnsi="Courier New" w:cs="Courier New" w:hint="default"/>
+      </w:rPr>
+    </w:lvl>
+    <w:lvl w:ilvl="2" w:tplc="04150005" w:tentative="1">
+      <w:start w:val="1"/>
+      <w:numFmt w:val="bullet"/>
+      <w:lvlText w:val=""/>
+      <w:lvlJc w:val="left"/>
+      <w:pPr>
+        <w:ind w:left="2160" w:hanging="360"/>
+      </w:pPr>
+      <w:rPr>
+        <w:rFonts w:ascii="Wingdings" w:hAnsi="Wingdings" w:hint="default"/>
+      </w:rPr>
+    </w:lvl>
+    <w:lvl w:ilvl="3" w:tplc="04150001" w:tentative="1">
+      <w:start w:val="1"/>
+      <w:numFmt w:val="bullet"/>
+      <w:lvlText w:val=""/>
+      <w:lvlJc w:val="left"/>
+      <w:pPr>
+        <w:ind w:left="2880" w:hanging="360"/>
+      </w:pPr>
+      <w:rPr>
+        <w:rFonts w:ascii="Symbol" w:hAnsi="Symbol" w:hint="default"/>
+      </w:rPr>
+    </w:lvl>
+    <w:lvl w:ilvl="4" w:tplc="04150003" w:tentative="1">
+      <w:start w:val="1"/>
+      <w:numFmt w:val="bullet"/>
+      <w:lvlText w:val="o"/>
+      <w:lvlJc w:val="left"/>
+      <w:pPr>
+        <w:ind w:left="3600" w:hanging="360"/>
+      </w:pPr>
+      <w:rPr>
+        <w:rFonts w:ascii="Courier New" w:hAnsi="Courier New" w:cs="Courier New" w:hint="default"/>
+      </w:rPr>
+    </w:lvl>
+    <w:lvl w:ilvl="5" w:tplc="04150005" w:tentative="1">
+      <w:start w:val="1"/>
+      <w:numFmt w:val="bullet"/>
+      <w:lvlText w:val=""/>
+      <w:lvlJc w:val="left"/>
+      <w:pPr>
+        <w:ind w:left="4320" w:hanging="360"/>
+      </w:pPr>
+      <w:rPr>
+        <w:rFonts w:ascii="Wingdings" w:hAnsi="Wingdings" w:hint="default"/>
+      </w:rPr>
+    </w:lvl>
+    <w:lvl w:ilvl="6" w:tplc="04150001" w:tentative="1">
+      <w:start w:val="1"/>
+      <w:numFmt w:val="bullet"/>
+      <w:lvlText w:val=""/>
+      <w:lvlJc w:val="left"/>
+      <w:pPr>
+        <w:ind w:left="5040" w:hanging="360"/>
+      </w:pPr>
+      <w:rPr>
+        <w:rFonts w:ascii="Symbol" w:hAnsi="Symbol" w:hint="default"/>
+      </w:rPr>
+    </w:lvl>
+    <w:lvl w:ilvl="7" w:tplc="04150003" w:tentative="1">
+      <w:start w:val="1"/>
+      <w:numFmt w:val="bullet"/>
+      <w:lvlText w:val="o"/>
+      <w:lvlJc w:val="left"/>
+      <w:pPr>
+        <w:ind w:left="5760" w:hanging="360"/>
+      </w:pPr>
+      <w:rPr>
+        <w:rFonts w:ascii="Courier New" w:hAnsi="Courier New" w:cs="Courier New" w:hint="default"/>
+      </w:rPr>
+    </w:lvl>
+    <w:lvl w:ilvl="8" w:tplc="04150005" w:tentative="1">
+      <w:start w:val="1"/>
+      <w:numFmt w:val="bullet"/>
+      <w:lvlText w:val=""/>
+      <w:lvlJc w:val="left"/>
+      <w:pPr>
+        <w:ind w:left="6480" w:hanging="360"/>
+      </w:pPr>
+      <w:rPr>
+        <w:rFonts w:ascii="Wingdings" w:hAnsi="Wingdings" w:hint="default"/>
+      </w:rPr>
+    </w:lvl>
+  </w:abstractNum>
+  <w:abstractNum w:abstractNumId="1" w15:restartNumberingAfterBreak="0">
     <w:nsid w:val="10792F5D"/>
     <w:multiLevelType w:val="multilevel"/>
     <w:tmpl w:val="0B701190"/>
@@ -3282,7 +6739,346 @@
       </w:rPr>
     </w:lvl>
   </w:abstractNum>
-  <w:abstractNum w:abstractNumId="1" w15:restartNumberingAfterBreak="0">
+  <w:abstractNum w:abstractNumId="2" w15:restartNumberingAfterBreak="0">
+    <w:nsid w:val="2AEE3715"/>
+    <w:multiLevelType w:val="hybridMultilevel"/>
+    <w:tmpl w:val="E1A28100"/>
+    <w:lvl w:ilvl="0" w:tplc="04150001">
+      <w:start w:val="1"/>
+      <w:numFmt w:val="bullet"/>
+      <w:lvlText w:val=""/>
+      <w:lvlJc w:val="left"/>
+      <w:pPr>
+        <w:ind w:left="720" w:hanging="360"/>
+      </w:pPr>
+      <w:rPr>
+        <w:rFonts w:ascii="Symbol" w:hAnsi="Symbol" w:hint="default"/>
+      </w:rPr>
+    </w:lvl>
+    <w:lvl w:ilvl="1" w:tplc="04150003" w:tentative="1">
+      <w:start w:val="1"/>
+      <w:numFmt w:val="bullet"/>
+      <w:lvlText w:val="o"/>
+      <w:lvlJc w:val="left"/>
+      <w:pPr>
+        <w:ind w:left="1440" w:hanging="360"/>
+      </w:pPr>
+      <w:rPr>
+        <w:rFonts w:ascii="Courier New" w:hAnsi="Courier New" w:cs="Courier New" w:hint="default"/>
+      </w:rPr>
+    </w:lvl>
+    <w:lvl w:ilvl="2" w:tplc="04150005" w:tentative="1">
+      <w:start w:val="1"/>
+      <w:numFmt w:val="bullet"/>
+      <w:lvlText w:val=""/>
+      <w:lvlJc w:val="left"/>
+      <w:pPr>
+        <w:ind w:left="2160" w:hanging="360"/>
+      </w:pPr>
+      <w:rPr>
+        <w:rFonts w:ascii="Wingdings" w:hAnsi="Wingdings" w:hint="default"/>
+      </w:rPr>
+    </w:lvl>
+    <w:lvl w:ilvl="3" w:tplc="04150001" w:tentative="1">
+      <w:start w:val="1"/>
+      <w:numFmt w:val="bullet"/>
+      <w:lvlText w:val=""/>
+      <w:lvlJc w:val="left"/>
+      <w:pPr>
+        <w:ind w:left="2880" w:hanging="360"/>
+      </w:pPr>
+      <w:rPr>
+        <w:rFonts w:ascii="Symbol" w:hAnsi="Symbol" w:hint="default"/>
+      </w:rPr>
+    </w:lvl>
+    <w:lvl w:ilvl="4" w:tplc="04150003" w:tentative="1">
+      <w:start w:val="1"/>
+      <w:numFmt w:val="bullet"/>
+      <w:lvlText w:val="o"/>
+      <w:lvlJc w:val="left"/>
+      <w:pPr>
+        <w:ind w:left="3600" w:hanging="360"/>
+      </w:pPr>
+      <w:rPr>
+        <w:rFonts w:ascii="Courier New" w:hAnsi="Courier New" w:cs="Courier New" w:hint="default"/>
+      </w:rPr>
+    </w:lvl>
+    <w:lvl w:ilvl="5" w:tplc="04150005" w:tentative="1">
+      <w:start w:val="1"/>
+      <w:numFmt w:val="bullet"/>
+      <w:lvlText w:val=""/>
+      <w:lvlJc w:val="left"/>
+      <w:pPr>
+        <w:ind w:left="4320" w:hanging="360"/>
+      </w:pPr>
+      <w:rPr>
+        <w:rFonts w:ascii="Wingdings" w:hAnsi="Wingdings" w:hint="default"/>
+      </w:rPr>
+    </w:lvl>
+    <w:lvl w:ilvl="6" w:tplc="04150001" w:tentative="1">
+      <w:start w:val="1"/>
+      <w:numFmt w:val="bullet"/>
+      <w:lvlText w:val=""/>
+      <w:lvlJc w:val="left"/>
+      <w:pPr>
+        <w:ind w:left="5040" w:hanging="360"/>
+      </w:pPr>
+      <w:rPr>
+        <w:rFonts w:ascii="Symbol" w:hAnsi="Symbol" w:hint="default"/>
+      </w:rPr>
+    </w:lvl>
+    <w:lvl w:ilvl="7" w:tplc="04150003" w:tentative="1">
+      <w:start w:val="1"/>
+      <w:numFmt w:val="bullet"/>
+      <w:lvlText w:val="o"/>
+      <w:lvlJc w:val="left"/>
+      <w:pPr>
+        <w:ind w:left="5760" w:hanging="360"/>
+      </w:pPr>
+      <w:rPr>
+        <w:rFonts w:ascii="Courier New" w:hAnsi="Courier New" w:cs="Courier New" w:hint="default"/>
+      </w:rPr>
+    </w:lvl>
+    <w:lvl w:ilvl="8" w:tplc="04150005" w:tentative="1">
+      <w:start w:val="1"/>
+      <w:numFmt w:val="bullet"/>
+      <w:lvlText w:val=""/>
+      <w:lvlJc w:val="left"/>
+      <w:pPr>
+        <w:ind w:left="6480" w:hanging="360"/>
+      </w:pPr>
+      <w:rPr>
+        <w:rFonts w:ascii="Wingdings" w:hAnsi="Wingdings" w:hint="default"/>
+      </w:rPr>
+    </w:lvl>
+  </w:abstractNum>
+  <w:abstractNum w:abstractNumId="3" w15:restartNumberingAfterBreak="0">
+    <w:nsid w:val="539F36E2"/>
+    <w:multiLevelType w:val="hybridMultilevel"/>
+    <w:tmpl w:val="9AC64D86"/>
+    <w:lvl w:ilvl="0" w:tplc="04150001">
+      <w:start w:val="1"/>
+      <w:numFmt w:val="bullet"/>
+      <w:lvlText w:val=""/>
+      <w:lvlJc w:val="left"/>
+      <w:pPr>
+        <w:ind w:left="720" w:hanging="360"/>
+      </w:pPr>
+      <w:rPr>
+        <w:rFonts w:ascii="Symbol" w:hAnsi="Symbol" w:hint="default"/>
+      </w:rPr>
+    </w:lvl>
+    <w:lvl w:ilvl="1" w:tplc="04150003" w:tentative="1">
+      <w:start w:val="1"/>
+      <w:numFmt w:val="bullet"/>
+      <w:lvlText w:val="o"/>
+      <w:lvlJc w:val="left"/>
+      <w:pPr>
+        <w:ind w:left="1440" w:hanging="360"/>
+      </w:pPr>
+      <w:rPr>
+        <w:rFonts w:ascii="Courier New" w:hAnsi="Courier New" w:cs="Courier New" w:hint="default"/>
+      </w:rPr>
+    </w:lvl>
+    <w:lvl w:ilvl="2" w:tplc="04150005" w:tentative="1">
+      <w:start w:val="1"/>
+      <w:numFmt w:val="bullet"/>
+      <w:lvlText w:val=""/>
+      <w:lvlJc w:val="left"/>
+      <w:pPr>
+        <w:ind w:left="2160" w:hanging="360"/>
+      </w:pPr>
+      <w:rPr>
+        <w:rFonts w:ascii="Wingdings" w:hAnsi="Wingdings" w:hint="default"/>
+      </w:rPr>
+    </w:lvl>
+    <w:lvl w:ilvl="3" w:tplc="04150001" w:tentative="1">
+      <w:start w:val="1"/>
+      <w:numFmt w:val="bullet"/>
+      <w:lvlText w:val=""/>
+      <w:lvlJc w:val="left"/>
+      <w:pPr>
+        <w:ind w:left="2880" w:hanging="360"/>
+      </w:pPr>
+      <w:rPr>
+        <w:rFonts w:ascii="Symbol" w:hAnsi="Symbol" w:hint="default"/>
+      </w:rPr>
+    </w:lvl>
+    <w:lvl w:ilvl="4" w:tplc="04150003" w:tentative="1">
+      <w:start w:val="1"/>
+      <w:numFmt w:val="bullet"/>
+      <w:lvlText w:val="o"/>
+      <w:lvlJc w:val="left"/>
+      <w:pPr>
+        <w:ind w:left="3600" w:hanging="360"/>
+      </w:pPr>
+      <w:rPr>
+        <w:rFonts w:ascii="Courier New" w:hAnsi="Courier New" w:cs="Courier New" w:hint="default"/>
+      </w:rPr>
+    </w:lvl>
+    <w:lvl w:ilvl="5" w:tplc="04150005" w:tentative="1">
+      <w:start w:val="1"/>
+      <w:numFmt w:val="bullet"/>
+      <w:lvlText w:val=""/>
+      <w:lvlJc w:val="left"/>
+      <w:pPr>
+        <w:ind w:left="4320" w:hanging="360"/>
+      </w:pPr>
+      <w:rPr>
+        <w:rFonts w:ascii="Wingdings" w:hAnsi="Wingdings" w:hint="default"/>
+      </w:rPr>
+    </w:lvl>
+    <w:lvl w:ilvl="6" w:tplc="04150001" w:tentative="1">
+      <w:start w:val="1"/>
+      <w:numFmt w:val="bullet"/>
+      <w:lvlText w:val=""/>
+      <w:lvlJc w:val="left"/>
+      <w:pPr>
+        <w:ind w:left="5040" w:hanging="360"/>
+      </w:pPr>
+      <w:rPr>
+        <w:rFonts w:ascii="Symbol" w:hAnsi="Symbol" w:hint="default"/>
+      </w:rPr>
+    </w:lvl>
+    <w:lvl w:ilvl="7" w:tplc="04150003" w:tentative="1">
+      <w:start w:val="1"/>
+      <w:numFmt w:val="bullet"/>
+      <w:lvlText w:val="o"/>
+      <w:lvlJc w:val="left"/>
+      <w:pPr>
+        <w:ind w:left="5760" w:hanging="360"/>
+      </w:pPr>
+      <w:rPr>
+        <w:rFonts w:ascii="Courier New" w:hAnsi="Courier New" w:cs="Courier New" w:hint="default"/>
+      </w:rPr>
+    </w:lvl>
+    <w:lvl w:ilvl="8" w:tplc="04150005" w:tentative="1">
+      <w:start w:val="1"/>
+      <w:numFmt w:val="bullet"/>
+      <w:lvlText w:val=""/>
+      <w:lvlJc w:val="left"/>
+      <w:pPr>
+        <w:ind w:left="6480" w:hanging="360"/>
+      </w:pPr>
+      <w:rPr>
+        <w:rFonts w:ascii="Wingdings" w:hAnsi="Wingdings" w:hint="default"/>
+      </w:rPr>
+    </w:lvl>
+  </w:abstractNum>
+  <w:abstractNum w:abstractNumId="4" w15:restartNumberingAfterBreak="0">
+    <w:nsid w:val="74715591"/>
+    <w:multiLevelType w:val="hybridMultilevel"/>
+    <w:tmpl w:val="45288B56"/>
+    <w:lvl w:ilvl="0" w:tplc="04150001">
+      <w:start w:val="1"/>
+      <w:numFmt w:val="bullet"/>
+      <w:lvlText w:val=""/>
+      <w:lvlJc w:val="left"/>
+      <w:pPr>
+        <w:ind w:left="720" w:hanging="360"/>
+      </w:pPr>
+      <w:rPr>
+        <w:rFonts w:ascii="Symbol" w:hAnsi="Symbol" w:hint="default"/>
+      </w:rPr>
+    </w:lvl>
+    <w:lvl w:ilvl="1" w:tplc="04150003" w:tentative="1">
+      <w:start w:val="1"/>
+      <w:numFmt w:val="bullet"/>
+      <w:lvlText w:val="o"/>
+      <w:lvlJc w:val="left"/>
+      <w:pPr>
+        <w:ind w:left="1440" w:hanging="360"/>
+      </w:pPr>
+      <w:rPr>
+        <w:rFonts w:ascii="Courier New" w:hAnsi="Courier New" w:cs="Courier New" w:hint="default"/>
+      </w:rPr>
+    </w:lvl>
+    <w:lvl w:ilvl="2" w:tplc="04150005" w:tentative="1">
+      <w:start w:val="1"/>
+      <w:numFmt w:val="bullet"/>
+      <w:lvlText w:val=""/>
+      <w:lvlJc w:val="left"/>
+      <w:pPr>
+        <w:ind w:left="2160" w:hanging="360"/>
+      </w:pPr>
+      <w:rPr>
+        <w:rFonts w:ascii="Wingdings" w:hAnsi="Wingdings" w:hint="default"/>
+      </w:rPr>
+    </w:lvl>
+    <w:lvl w:ilvl="3" w:tplc="04150001" w:tentative="1">
+      <w:start w:val="1"/>
+      <w:numFmt w:val="bullet"/>
+      <w:lvlText w:val=""/>
+      <w:lvlJc w:val="left"/>
+      <w:pPr>
+        <w:ind w:left="2880" w:hanging="360"/>
+      </w:pPr>
+      <w:rPr>
+        <w:rFonts w:ascii="Symbol" w:hAnsi="Symbol" w:hint="default"/>
+      </w:rPr>
+    </w:lvl>
+    <w:lvl w:ilvl="4" w:tplc="04150003" w:tentative="1">
+      <w:start w:val="1"/>
+      <w:numFmt w:val="bullet"/>
+      <w:lvlText w:val="o"/>
+      <w:lvlJc w:val="left"/>
+      <w:pPr>
+        <w:ind w:left="3600" w:hanging="360"/>
+      </w:pPr>
+      <w:rPr>
+        <w:rFonts w:ascii="Courier New" w:hAnsi="Courier New" w:cs="Courier New" w:hint="default"/>
+      </w:rPr>
+    </w:lvl>
+    <w:lvl w:ilvl="5" w:tplc="04150005" w:tentative="1">
+      <w:start w:val="1"/>
+      <w:numFmt w:val="bullet"/>
+      <w:lvlText w:val=""/>
+      <w:lvlJc w:val="left"/>
+      <w:pPr>
+        <w:ind w:left="4320" w:hanging="360"/>
+      </w:pPr>
+      <w:rPr>
+        <w:rFonts w:ascii="Wingdings" w:hAnsi="Wingdings" w:hint="default"/>
+      </w:rPr>
+    </w:lvl>
+    <w:lvl w:ilvl="6" w:tplc="04150001" w:tentative="1">
+      <w:start w:val="1"/>
+      <w:numFmt w:val="bullet"/>
+      <w:lvlText w:val=""/>
+      <w:lvlJc w:val="left"/>
+      <w:pPr>
+        <w:ind w:left="5040" w:hanging="360"/>
+      </w:pPr>
+      <w:rPr>
+        <w:rFonts w:ascii="Symbol" w:hAnsi="Symbol" w:hint="default"/>
+      </w:rPr>
+    </w:lvl>
+    <w:lvl w:ilvl="7" w:tplc="04150003" w:tentative="1">
+      <w:start w:val="1"/>
+      <w:numFmt w:val="bullet"/>
+      <w:lvlText w:val="o"/>
+      <w:lvlJc w:val="left"/>
+      <w:pPr>
+        <w:ind w:left="5760" w:hanging="360"/>
+      </w:pPr>
+      <w:rPr>
+        <w:rFonts w:ascii="Courier New" w:hAnsi="Courier New" w:cs="Courier New" w:hint="default"/>
+      </w:rPr>
+    </w:lvl>
+    <w:lvl w:ilvl="8" w:tplc="04150005" w:tentative="1">
+      <w:start w:val="1"/>
+      <w:numFmt w:val="bullet"/>
+      <w:lvlText w:val=""/>
+      <w:lvlJc w:val="left"/>
+      <w:pPr>
+        <w:ind w:left="6480" w:hanging="360"/>
+      </w:pPr>
+      <w:rPr>
+        <w:rFonts w:ascii="Wingdings" w:hAnsi="Wingdings" w:hint="default"/>
+      </w:rPr>
+    </w:lvl>
+  </w:abstractNum>
+  <w:abstractNum w:abstractNumId="5" w15:restartNumberingAfterBreak="0">
     <w:nsid w:val="7A001C73"/>
     <w:multiLevelType w:val="multilevel"/>
     <w:tmpl w:val="0415001D"/>
@@ -3369,10 +7165,22 @@
     </w:lvl>
   </w:abstractNum>
   <w:num w:numId="1" w16cid:durableId="387386709">
+    <w:abstractNumId w:val="5"/>
+  </w:num>
+  <w:num w:numId="2" w16cid:durableId="1236404104">
     <w:abstractNumId w:val="1"/>
   </w:num>
-  <w:num w:numId="2" w16cid:durableId="1236404104">
+  <w:num w:numId="3" w16cid:durableId="14423399">
+    <w:abstractNumId w:val="3"/>
+  </w:num>
+  <w:num w:numId="4" w16cid:durableId="269288979">
+    <w:abstractNumId w:val="2"/>
+  </w:num>
+  <w:num w:numId="5" w16cid:durableId="2093550532">
     <w:abstractNumId w:val="0"/>
+  </w:num>
+  <w:num w:numId="6" w16cid:durableId="343364055">
+    <w:abstractNumId w:val="4"/>
   </w:num>
 </w:numbering>
 </file>
@@ -4549,6 +8357,24 @@
       <w:spacing w:after="0"/>
     </w:pPr>
   </w:style>
+  <w:style w:type="paragraph" w:styleId="NormalWeb">
+    <w:name w:val="Normal (Web)"/>
+    <w:basedOn w:val="Normal"/>
+    <w:uiPriority w:val="99"/>
+    <w:semiHidden/>
+    <w:unhideWhenUsed/>
+    <w:rsid w:val="00F87693"/>
+    <w:pPr>
+      <w:spacing w:before="100" w:beforeAutospacing="1" w:after="100" w:afterAutospacing="1" w:line="240" w:lineRule="auto"/>
+    </w:pPr>
+    <w:rPr>
+      <w:rFonts w:ascii="Times New Roman" w:eastAsia="Times New Roman" w:hAnsi="Times New Roman" w:cs="Times New Roman"/>
+      <w:kern w:val="0"/>
+      <w:szCs w:val="24"/>
+      <w:lang w:val="pl-PL" w:eastAsia="pl-PL"/>
+      <w14:ligatures w14:val="none"/>
+    </w:rPr>
+  </w:style>
 </w:styles>
 </file>
 

--- a/docs/thesis.docx
+++ b/docs/thesis.docx
@@ -6,6 +6,9 @@
       <w:pPr>
         <w:jc w:val="right"/>
       </w:pPr>
+      <w:r>
+        <w:t>`</w:t>
+      </w:r>
       <w:r>
         <w:rPr>
           <w:noProof/>
@@ -169,7 +172,25 @@
           <w:szCs w:val="28"/>
           <w:lang w:val="pl-PL"/>
         </w:rPr>
-        <w:t>na kierunku Computer Science</w:t>
+        <w:t xml:space="preserve">na kierunku </w:t>
+      </w:r>
+      <w:proofErr w:type="spellStart"/>
+      <w:r>
+        <w:rPr>
+          <w:sz w:val="28"/>
+          <w:szCs w:val="28"/>
+          <w:lang w:val="pl-PL"/>
+        </w:rPr>
+        <w:t>Computer</w:t>
+      </w:r>
+      <w:proofErr w:type="spellEnd"/>
+      <w:r>
+        <w:rPr>
+          <w:sz w:val="28"/>
+          <w:szCs w:val="28"/>
+          <w:lang w:val="pl-PL"/>
+        </w:rPr>
+        <w:t xml:space="preserve"> Science</w:t>
       </w:r>
     </w:p>
     <w:p>
@@ -353,6 +374,7 @@
           <w:lang w:val="pl-PL"/>
         </w:rPr>
       </w:pPr>
+      <w:proofErr w:type="spellStart"/>
       <w:r>
         <w:rPr>
           <w:b/>
@@ -363,6 +385,7 @@
         <w:lastRenderedPageBreak/>
         <w:t>Abstract</w:t>
       </w:r>
+      <w:proofErr w:type="spellEnd"/>
     </w:p>
     <w:p>
       <w:pPr>
@@ -413,6 +436,7 @@
           <w:lang w:val="pl-PL"/>
         </w:rPr>
       </w:pPr>
+      <w:proofErr w:type="spellStart"/>
       <w:r>
         <w:rPr>
           <w:b/>
@@ -422,6 +446,7 @@
         </w:rPr>
         <w:t>Keywords</w:t>
       </w:r>
+      <w:proofErr w:type="spellEnd"/>
     </w:p>
     <w:p>
       <w:pPr>
@@ -490,14 +515,34 @@
           <w:szCs w:val="24"/>
         </w:rPr>
       </w:pPr>
+      <w:proofErr w:type="spellStart"/>
       <w:r>
         <w:rPr>
           <w:b/>
           <w:bCs/>
           <w:szCs w:val="24"/>
         </w:rPr>
-        <w:t>Słowa kluczowe</w:t>
-      </w:r>
+        <w:t>Słowa</w:t>
+      </w:r>
+      <w:proofErr w:type="spellEnd"/>
+      <w:r>
+        <w:rPr>
+          <w:b/>
+          <w:bCs/>
+          <w:szCs w:val="24"/>
+        </w:rPr>
+        <w:t xml:space="preserve"> </w:t>
+      </w:r>
+      <w:proofErr w:type="spellStart"/>
+      <w:r>
+        <w:rPr>
+          <w:b/>
+          <w:bCs/>
+          <w:szCs w:val="24"/>
+        </w:rPr>
+        <w:t>kluczowe</w:t>
+      </w:r>
+      <w:proofErr w:type="spellEnd"/>
     </w:p>
     <w:p>
       <w:pPr>
@@ -586,7 +631,7 @@
             </w:rPr>
             <w:fldChar w:fldCharType="separate"/>
           </w:r>
-          <w:hyperlink w:anchor="_Toc222231064" w:history="1">
+          <w:hyperlink w:anchor="_Toc230034982" w:history="1">
             <w:r>
               <w:rPr>
                 <w:rStyle w:val="Hyperlink"/>
@@ -629,7 +674,7 @@
                 <w:noProof/>
                 <w:webHidden/>
               </w:rPr>
-              <w:instrText xml:space="preserve"> PAGEREF _Toc222231064 \h </w:instrText>
+              <w:instrText xml:space="preserve"> PAGEREF _Toc230034982 \h </w:instrText>
             </w:r>
             <w:r>
               <w:rPr>
@@ -674,7 +719,7 @@
               <w:lang w:val="pl-PL" w:eastAsia="pl-PL"/>
             </w:rPr>
           </w:pPr>
-          <w:hyperlink w:anchor="_Toc222231065" w:history="1">
+          <w:hyperlink w:anchor="_Toc230034983" w:history="1">
             <w:r>
               <w:rPr>
                 <w:rStyle w:val="Hyperlink"/>
@@ -717,7 +762,7 @@
                 <w:noProof/>
                 <w:webHidden/>
               </w:rPr>
-              <w:instrText xml:space="preserve"> PAGEREF _Toc222231065 \h </w:instrText>
+              <w:instrText xml:space="preserve"> PAGEREF _Toc230034983 \h </w:instrText>
             </w:r>
             <w:r>
               <w:rPr>
@@ -762,7 +807,7 @@
               <w:lang w:val="pl-PL" w:eastAsia="pl-PL"/>
             </w:rPr>
           </w:pPr>
-          <w:hyperlink w:anchor="_Toc222231066" w:history="1">
+          <w:hyperlink w:anchor="_Toc230034984" w:history="1">
             <w:r>
               <w:rPr>
                 <w:rStyle w:val="Hyperlink"/>
@@ -807,7 +852,7 @@
                 <w:noProof/>
                 <w:webHidden/>
               </w:rPr>
-              <w:instrText xml:space="preserve"> PAGEREF _Toc222231066 \h </w:instrText>
+              <w:instrText xml:space="preserve"> PAGEREF _Toc230034984 \h </w:instrText>
             </w:r>
             <w:r>
               <w:rPr>
@@ -852,7 +897,7 @@
               <w:lang w:val="pl-PL" w:eastAsia="pl-PL"/>
             </w:rPr>
           </w:pPr>
-          <w:hyperlink w:anchor="_Toc222231067" w:history="1">
+          <w:hyperlink w:anchor="_Toc230034985" w:history="1">
             <w:r>
               <w:rPr>
                 <w:rStyle w:val="Hyperlink"/>
@@ -897,7 +942,7 @@
                 <w:noProof/>
                 <w:webHidden/>
               </w:rPr>
-              <w:instrText xml:space="preserve"> PAGEREF _Toc222231067 \h </w:instrText>
+              <w:instrText xml:space="preserve"> PAGEREF _Toc230034985 \h </w:instrText>
             </w:r>
             <w:r>
               <w:rPr>
@@ -942,7 +987,7 @@
               <w:lang w:val="pl-PL" w:eastAsia="pl-PL"/>
             </w:rPr>
           </w:pPr>
-          <w:hyperlink w:anchor="_Toc222231068" w:history="1">
+          <w:hyperlink w:anchor="_Toc230034986" w:history="1">
             <w:r>
               <w:rPr>
                 <w:rStyle w:val="Hyperlink"/>
@@ -985,7 +1030,7 @@
                 <w:noProof/>
                 <w:webHidden/>
               </w:rPr>
-              <w:instrText xml:space="preserve"> PAGEREF _Toc222231068 \h </w:instrText>
+              <w:instrText xml:space="preserve"> PAGEREF _Toc230034986 \h </w:instrText>
             </w:r>
             <w:r>
               <w:rPr>
@@ -1030,7 +1075,7 @@
               <w:lang w:val="pl-PL" w:eastAsia="pl-PL"/>
             </w:rPr>
           </w:pPr>
-          <w:hyperlink w:anchor="_Toc222231069" w:history="1">
+          <w:hyperlink w:anchor="_Toc230034987" w:history="1">
             <w:r>
               <w:rPr>
                 <w:rStyle w:val="Hyperlink"/>
@@ -1052,6 +1097,94 @@
                 <w:rStyle w:val="Hyperlink"/>
                 <w:noProof/>
               </w:rPr>
+              <w:t>Expense management</w:t>
+            </w:r>
+            <w:r>
+              <w:rPr>
+                <w:noProof/>
+                <w:webHidden/>
+              </w:rPr>
+              <w:tab/>
+            </w:r>
+            <w:r>
+              <w:rPr>
+                <w:noProof/>
+                <w:webHidden/>
+              </w:rPr>
+              <w:fldChar w:fldCharType="begin"/>
+            </w:r>
+            <w:r>
+              <w:rPr>
+                <w:noProof/>
+                <w:webHidden/>
+              </w:rPr>
+              <w:instrText xml:space="preserve"> PAGEREF _Toc230034987 \h </w:instrText>
+            </w:r>
+            <w:r>
+              <w:rPr>
+                <w:noProof/>
+                <w:webHidden/>
+              </w:rPr>
+            </w:r>
+            <w:r>
+              <w:rPr>
+                <w:noProof/>
+                <w:webHidden/>
+              </w:rPr>
+              <w:fldChar w:fldCharType="separate"/>
+            </w:r>
+            <w:r>
+              <w:rPr>
+                <w:noProof/>
+                <w:webHidden/>
+              </w:rPr>
+              <w:t>8</w:t>
+            </w:r>
+            <w:r>
+              <w:rPr>
+                <w:noProof/>
+                <w:webHidden/>
+              </w:rPr>
+              <w:fldChar w:fldCharType="end"/>
+            </w:r>
+          </w:hyperlink>
+        </w:p>
+        <w:p>
+          <w:pPr>
+            <w:pStyle w:val="TOC3"/>
+            <w:tabs>
+              <w:tab w:val="left" w:pos="1440"/>
+              <w:tab w:val="right" w:leader="dot" w:pos="9061"/>
+            </w:tabs>
+            <w:rPr>
+              <w:rFonts w:eastAsiaTheme="minorEastAsia"/>
+              <w:noProof/>
+              <w:szCs w:val="24"/>
+              <w:lang w:val="pl-PL" w:eastAsia="pl-PL"/>
+            </w:rPr>
+          </w:pPr>
+          <w:hyperlink w:anchor="_Toc230034988" w:history="1">
+            <w:r>
+              <w:rPr>
+                <w:rStyle w:val="Hyperlink"/>
+                <w:noProof/>
+              </w:rPr>
+              <w:t>3.1.3.</w:t>
+            </w:r>
+            <w:r>
+              <w:rPr>
+                <w:rFonts w:eastAsiaTheme="minorEastAsia"/>
+                <w:noProof/>
+                <w:szCs w:val="24"/>
+                <w:lang w:val="pl-PL" w:eastAsia="pl-PL"/>
+              </w:rPr>
+              <w:tab/>
+            </w:r>
+            <w:r>
+              <w:rPr>
+                <w:rStyle w:val="Hyperlink"/>
+                <w:noProof/>
+              </w:rPr>
               <w:t>Group management</w:t>
             </w:r>
             <w:r>
@@ -1073,7 +1206,7 @@
                 <w:noProof/>
                 <w:webHidden/>
               </w:rPr>
-              <w:instrText xml:space="preserve"> PAGEREF _Toc222231069 \h </w:instrText>
+              <w:instrText xml:space="preserve"> PAGEREF _Toc230034988 \h </w:instrText>
             </w:r>
             <w:r>
               <w:rPr>
@@ -1094,6 +1227,358 @@
                 <w:webHidden/>
               </w:rPr>
               <w:t>8</w:t>
+            </w:r>
+            <w:r>
+              <w:rPr>
+                <w:noProof/>
+                <w:webHidden/>
+              </w:rPr>
+              <w:fldChar w:fldCharType="end"/>
+            </w:r>
+          </w:hyperlink>
+        </w:p>
+        <w:p>
+          <w:pPr>
+            <w:pStyle w:val="TOC3"/>
+            <w:tabs>
+              <w:tab w:val="left" w:pos="1440"/>
+              <w:tab w:val="right" w:leader="dot" w:pos="9061"/>
+            </w:tabs>
+            <w:rPr>
+              <w:rFonts w:eastAsiaTheme="minorEastAsia"/>
+              <w:noProof/>
+              <w:szCs w:val="24"/>
+              <w:lang w:val="pl-PL" w:eastAsia="pl-PL"/>
+            </w:rPr>
+          </w:pPr>
+          <w:hyperlink w:anchor="_Toc230034989" w:history="1">
+            <w:r>
+              <w:rPr>
+                <w:rStyle w:val="Hyperlink"/>
+                <w:noProof/>
+              </w:rPr>
+              <w:t>3.1.4.</w:t>
+            </w:r>
+            <w:r>
+              <w:rPr>
+                <w:rFonts w:eastAsiaTheme="minorEastAsia"/>
+                <w:noProof/>
+                <w:szCs w:val="24"/>
+                <w:lang w:val="pl-PL" w:eastAsia="pl-PL"/>
+              </w:rPr>
+              <w:tab/>
+            </w:r>
+            <w:r>
+              <w:rPr>
+                <w:rStyle w:val="Hyperlink"/>
+                <w:noProof/>
+              </w:rPr>
+              <w:t>Financial settlements</w:t>
+            </w:r>
+            <w:r>
+              <w:rPr>
+                <w:noProof/>
+                <w:webHidden/>
+              </w:rPr>
+              <w:tab/>
+            </w:r>
+            <w:r>
+              <w:rPr>
+                <w:noProof/>
+                <w:webHidden/>
+              </w:rPr>
+              <w:fldChar w:fldCharType="begin"/>
+            </w:r>
+            <w:r>
+              <w:rPr>
+                <w:noProof/>
+                <w:webHidden/>
+              </w:rPr>
+              <w:instrText xml:space="preserve"> PAGEREF _Toc230034989 \h </w:instrText>
+            </w:r>
+            <w:r>
+              <w:rPr>
+                <w:noProof/>
+                <w:webHidden/>
+              </w:rPr>
+            </w:r>
+            <w:r>
+              <w:rPr>
+                <w:noProof/>
+                <w:webHidden/>
+              </w:rPr>
+              <w:fldChar w:fldCharType="separate"/>
+            </w:r>
+            <w:r>
+              <w:rPr>
+                <w:noProof/>
+                <w:webHidden/>
+              </w:rPr>
+              <w:t>8</w:t>
+            </w:r>
+            <w:r>
+              <w:rPr>
+                <w:noProof/>
+                <w:webHidden/>
+              </w:rPr>
+              <w:fldChar w:fldCharType="end"/>
+            </w:r>
+          </w:hyperlink>
+        </w:p>
+        <w:p>
+          <w:pPr>
+            <w:pStyle w:val="TOC3"/>
+            <w:tabs>
+              <w:tab w:val="left" w:pos="1440"/>
+              <w:tab w:val="right" w:leader="dot" w:pos="9061"/>
+            </w:tabs>
+            <w:rPr>
+              <w:rFonts w:eastAsiaTheme="minorEastAsia"/>
+              <w:noProof/>
+              <w:szCs w:val="24"/>
+              <w:lang w:val="pl-PL" w:eastAsia="pl-PL"/>
+            </w:rPr>
+          </w:pPr>
+          <w:hyperlink w:anchor="_Toc230034990" w:history="1">
+            <w:r>
+              <w:rPr>
+                <w:rStyle w:val="Hyperlink"/>
+                <w:noProof/>
+              </w:rPr>
+              <w:t>3.1.5.</w:t>
+            </w:r>
+            <w:r>
+              <w:rPr>
+                <w:rFonts w:eastAsiaTheme="minorEastAsia"/>
+                <w:noProof/>
+                <w:szCs w:val="24"/>
+                <w:lang w:val="pl-PL" w:eastAsia="pl-PL"/>
+              </w:rPr>
+              <w:tab/>
+            </w:r>
+            <w:r>
+              <w:rPr>
+                <w:rStyle w:val="Hyperlink"/>
+                <w:noProof/>
+              </w:rPr>
+              <w:t>Recurring expenses</w:t>
+            </w:r>
+            <w:r>
+              <w:rPr>
+                <w:noProof/>
+                <w:webHidden/>
+              </w:rPr>
+              <w:tab/>
+            </w:r>
+            <w:r>
+              <w:rPr>
+                <w:noProof/>
+                <w:webHidden/>
+              </w:rPr>
+              <w:fldChar w:fldCharType="begin"/>
+            </w:r>
+            <w:r>
+              <w:rPr>
+                <w:noProof/>
+                <w:webHidden/>
+              </w:rPr>
+              <w:instrText xml:space="preserve"> PAGEREF _Toc230034990 \h </w:instrText>
+            </w:r>
+            <w:r>
+              <w:rPr>
+                <w:noProof/>
+                <w:webHidden/>
+              </w:rPr>
+            </w:r>
+            <w:r>
+              <w:rPr>
+                <w:noProof/>
+                <w:webHidden/>
+              </w:rPr>
+              <w:fldChar w:fldCharType="separate"/>
+            </w:r>
+            <w:r>
+              <w:rPr>
+                <w:noProof/>
+                <w:webHidden/>
+              </w:rPr>
+              <w:t>8</w:t>
+            </w:r>
+            <w:r>
+              <w:rPr>
+                <w:noProof/>
+                <w:webHidden/>
+              </w:rPr>
+              <w:fldChar w:fldCharType="end"/>
+            </w:r>
+          </w:hyperlink>
+        </w:p>
+        <w:p>
+          <w:pPr>
+            <w:pStyle w:val="TOC3"/>
+            <w:tabs>
+              <w:tab w:val="left" w:pos="1440"/>
+              <w:tab w:val="right" w:leader="dot" w:pos="9061"/>
+            </w:tabs>
+            <w:rPr>
+              <w:rFonts w:eastAsiaTheme="minorEastAsia"/>
+              <w:noProof/>
+              <w:szCs w:val="24"/>
+              <w:lang w:val="pl-PL" w:eastAsia="pl-PL"/>
+            </w:rPr>
+          </w:pPr>
+          <w:hyperlink w:anchor="_Toc230034991" w:history="1">
+            <w:r>
+              <w:rPr>
+                <w:rStyle w:val="Hyperlink"/>
+                <w:noProof/>
+              </w:rPr>
+              <w:t>3.1.6.</w:t>
+            </w:r>
+            <w:r>
+              <w:rPr>
+                <w:rFonts w:eastAsiaTheme="minorEastAsia"/>
+                <w:noProof/>
+                <w:szCs w:val="24"/>
+                <w:lang w:val="pl-PL" w:eastAsia="pl-PL"/>
+              </w:rPr>
+              <w:tab/>
+            </w:r>
+            <w:r>
+              <w:rPr>
+                <w:rStyle w:val="Hyperlink"/>
+                <w:noProof/>
+              </w:rPr>
+              <w:t>Notifications</w:t>
+            </w:r>
+            <w:r>
+              <w:rPr>
+                <w:noProof/>
+                <w:webHidden/>
+              </w:rPr>
+              <w:tab/>
+            </w:r>
+            <w:r>
+              <w:rPr>
+                <w:noProof/>
+                <w:webHidden/>
+              </w:rPr>
+              <w:fldChar w:fldCharType="begin"/>
+            </w:r>
+            <w:r>
+              <w:rPr>
+                <w:noProof/>
+                <w:webHidden/>
+              </w:rPr>
+              <w:instrText xml:space="preserve"> PAGEREF _Toc230034991 \h </w:instrText>
+            </w:r>
+            <w:r>
+              <w:rPr>
+                <w:noProof/>
+                <w:webHidden/>
+              </w:rPr>
+            </w:r>
+            <w:r>
+              <w:rPr>
+                <w:noProof/>
+                <w:webHidden/>
+              </w:rPr>
+              <w:fldChar w:fldCharType="separate"/>
+            </w:r>
+            <w:r>
+              <w:rPr>
+                <w:noProof/>
+                <w:webHidden/>
+              </w:rPr>
+              <w:t>8</w:t>
+            </w:r>
+            <w:r>
+              <w:rPr>
+                <w:noProof/>
+                <w:webHidden/>
+              </w:rPr>
+              <w:fldChar w:fldCharType="end"/>
+            </w:r>
+          </w:hyperlink>
+        </w:p>
+        <w:p>
+          <w:pPr>
+            <w:pStyle w:val="TOC3"/>
+            <w:tabs>
+              <w:tab w:val="left" w:pos="1440"/>
+              <w:tab w:val="right" w:leader="dot" w:pos="9061"/>
+            </w:tabs>
+            <w:rPr>
+              <w:rFonts w:eastAsiaTheme="minorEastAsia"/>
+              <w:noProof/>
+              <w:szCs w:val="24"/>
+              <w:lang w:val="pl-PL" w:eastAsia="pl-PL"/>
+            </w:rPr>
+          </w:pPr>
+          <w:hyperlink w:anchor="_Toc230034992" w:history="1">
+            <w:r>
+              <w:rPr>
+                <w:rStyle w:val="Hyperlink"/>
+                <w:noProof/>
+              </w:rPr>
+              <w:t>3.1.7.</w:t>
+            </w:r>
+            <w:r>
+              <w:rPr>
+                <w:rFonts w:eastAsiaTheme="minorEastAsia"/>
+                <w:noProof/>
+                <w:szCs w:val="24"/>
+                <w:lang w:val="pl-PL" w:eastAsia="pl-PL"/>
+              </w:rPr>
+              <w:tab/>
+            </w:r>
+            <w:r>
+              <w:rPr>
+                <w:rStyle w:val="Hyperlink"/>
+                <w:noProof/>
+              </w:rPr>
+              <w:t>Receipt processing</w:t>
+            </w:r>
+            <w:r>
+              <w:rPr>
+                <w:noProof/>
+                <w:webHidden/>
+              </w:rPr>
+              <w:tab/>
+            </w:r>
+            <w:r>
+              <w:rPr>
+                <w:noProof/>
+                <w:webHidden/>
+              </w:rPr>
+              <w:fldChar w:fldCharType="begin"/>
+            </w:r>
+            <w:r>
+              <w:rPr>
+                <w:noProof/>
+                <w:webHidden/>
+              </w:rPr>
+              <w:instrText xml:space="preserve"> PAGEREF _Toc230034992 \h </w:instrText>
+            </w:r>
+            <w:r>
+              <w:rPr>
+                <w:noProof/>
+                <w:webHidden/>
+              </w:rPr>
+            </w:r>
+            <w:r>
+              <w:rPr>
+                <w:noProof/>
+                <w:webHidden/>
+              </w:rPr>
+              <w:fldChar w:fldCharType="separate"/>
+            </w:r>
+            <w:r>
+              <w:rPr>
+                <w:noProof/>
+                <w:webHidden/>
+              </w:rPr>
+              <w:t>9</w:t>
             </w:r>
             <w:r>
               <w:rPr>
@@ -1118,7 +1603,7 @@
               <w:lang w:val="pl-PL" w:eastAsia="pl-PL"/>
             </w:rPr>
           </w:pPr>
-          <w:hyperlink w:anchor="_Toc222231070" w:history="1">
+          <w:hyperlink w:anchor="_Toc230034993" w:history="1">
             <w:r>
               <w:rPr>
                 <w:rStyle w:val="Hyperlink"/>
@@ -1161,7 +1646,7 @@
                 <w:noProof/>
                 <w:webHidden/>
               </w:rPr>
-              <w:instrText xml:space="preserve"> PAGEREF _Toc222231070 \h </w:instrText>
+              <w:instrText xml:space="preserve"> PAGEREF _Toc230034993 \h </w:instrText>
             </w:r>
             <w:r>
               <w:rPr>
@@ -1181,7 +1666,7 @@
                 <w:noProof/>
                 <w:webHidden/>
               </w:rPr>
-              <w:t>8</w:t>
+              <w:t>9</w:t>
             </w:r>
             <w:r>
               <w:rPr>
@@ -1206,7 +1691,7 @@
               <w:lang w:val="pl-PL" w:eastAsia="pl-PL"/>
             </w:rPr>
           </w:pPr>
-          <w:hyperlink w:anchor="_Toc222231071" w:history="1">
+          <w:hyperlink w:anchor="_Toc230034994" w:history="1">
             <w:r>
               <w:rPr>
                 <w:rStyle w:val="Hyperlink"/>
@@ -1249,7 +1734,7 @@
                 <w:noProof/>
                 <w:webHidden/>
               </w:rPr>
-              <w:instrText xml:space="preserve"> PAGEREF _Toc222231071 \h </w:instrText>
+              <w:instrText xml:space="preserve"> PAGEREF _Toc230034994 \h </w:instrText>
             </w:r>
             <w:r>
               <w:rPr>
@@ -1269,7 +1754,7 @@
                 <w:noProof/>
                 <w:webHidden/>
               </w:rPr>
-              <w:t>8</w:t>
+              <w:t>9</w:t>
             </w:r>
             <w:r>
               <w:rPr>
@@ -1294,7 +1779,7 @@
               <w:lang w:val="pl-PL" w:eastAsia="pl-PL"/>
             </w:rPr>
           </w:pPr>
-          <w:hyperlink w:anchor="_Toc222231072" w:history="1">
+          <w:hyperlink w:anchor="_Toc230034995" w:history="1">
             <w:r>
               <w:rPr>
                 <w:rStyle w:val="Hyperlink"/>
@@ -1337,7 +1822,7 @@
                 <w:noProof/>
                 <w:webHidden/>
               </w:rPr>
-              <w:instrText xml:space="preserve"> PAGEREF _Toc222231072 \h </w:instrText>
+              <w:instrText xml:space="preserve"> PAGEREF _Toc230034995 \h </w:instrText>
             </w:r>
             <w:r>
               <w:rPr>
@@ -1357,7 +1842,7 @@
                 <w:noProof/>
                 <w:webHidden/>
               </w:rPr>
-              <w:t>8</w:t>
+              <w:t>9</w:t>
             </w:r>
             <w:r>
               <w:rPr>
@@ -1382,7 +1867,7 @@
               <w:lang w:val="pl-PL" w:eastAsia="pl-PL"/>
             </w:rPr>
           </w:pPr>
-          <w:hyperlink w:anchor="_Toc222231073" w:history="1">
+          <w:hyperlink w:anchor="_Toc230034996" w:history="1">
             <w:r>
               <w:rPr>
                 <w:rStyle w:val="Hyperlink"/>
@@ -1425,7 +1910,7 @@
                 <w:noProof/>
                 <w:webHidden/>
               </w:rPr>
-              <w:instrText xml:space="preserve"> PAGEREF _Toc222231073 \h </w:instrText>
+              <w:instrText xml:space="preserve"> PAGEREF _Toc230034996 \h </w:instrText>
             </w:r>
             <w:r>
               <w:rPr>
@@ -1445,7 +1930,7 @@
                 <w:noProof/>
                 <w:webHidden/>
               </w:rPr>
-              <w:t>8</w:t>
+              <w:t>9</w:t>
             </w:r>
             <w:r>
               <w:rPr>
@@ -1470,7 +1955,7 @@
               <w:lang w:val="pl-PL" w:eastAsia="pl-PL"/>
             </w:rPr>
           </w:pPr>
-          <w:hyperlink w:anchor="_Toc222231074" w:history="1">
+          <w:hyperlink w:anchor="_Toc230034997" w:history="1">
             <w:r>
               <w:rPr>
                 <w:rStyle w:val="Hyperlink"/>
@@ -1513,7 +1998,7 @@
                 <w:noProof/>
                 <w:webHidden/>
               </w:rPr>
-              <w:instrText xml:space="preserve"> PAGEREF _Toc222231074 \h </w:instrText>
+              <w:instrText xml:space="preserve"> PAGEREF _Toc230034997 \h </w:instrText>
             </w:r>
             <w:r>
               <w:rPr>
@@ -1533,7 +2018,7 @@
                 <w:noProof/>
                 <w:webHidden/>
               </w:rPr>
-              <w:t>8</w:t>
+              <w:t>9</w:t>
             </w:r>
             <w:r>
               <w:rPr>
@@ -1558,7 +2043,7 @@
               <w:lang w:val="pl-PL" w:eastAsia="pl-PL"/>
             </w:rPr>
           </w:pPr>
-          <w:hyperlink w:anchor="_Toc222231075" w:history="1">
+          <w:hyperlink w:anchor="_Toc230034998" w:history="1">
             <w:r>
               <w:rPr>
                 <w:rStyle w:val="Hyperlink"/>
@@ -1601,7 +2086,7 @@
                 <w:noProof/>
                 <w:webHidden/>
               </w:rPr>
-              <w:instrText xml:space="preserve"> PAGEREF _Toc222231075 \h </w:instrText>
+              <w:instrText xml:space="preserve"> PAGEREF _Toc230034998 \h </w:instrText>
             </w:r>
             <w:r>
               <w:rPr>
@@ -1621,7 +2106,7 @@
                 <w:noProof/>
                 <w:webHidden/>
               </w:rPr>
-              <w:t>8</w:t>
+              <w:t>9</w:t>
             </w:r>
             <w:r>
               <w:rPr>
@@ -1646,7 +2131,7 @@
               <w:lang w:val="pl-PL" w:eastAsia="pl-PL"/>
             </w:rPr>
           </w:pPr>
-          <w:hyperlink w:anchor="_Toc222231076" w:history="1">
+          <w:hyperlink w:anchor="_Toc230034999" w:history="1">
             <w:r>
               <w:rPr>
                 <w:rStyle w:val="Hyperlink"/>
@@ -1689,7 +2174,7 @@
                 <w:noProof/>
                 <w:webHidden/>
               </w:rPr>
-              <w:instrText xml:space="preserve"> PAGEREF _Toc222231076 \h </w:instrText>
+              <w:instrText xml:space="preserve"> PAGEREF _Toc230034999 \h </w:instrText>
             </w:r>
             <w:r>
               <w:rPr>
@@ -1710,6 +2195,94 @@
                 <w:webHidden/>
               </w:rPr>
               <w:t>9</w:t>
+            </w:r>
+            <w:r>
+              <w:rPr>
+                <w:noProof/>
+                <w:webHidden/>
+              </w:rPr>
+              <w:fldChar w:fldCharType="end"/>
+            </w:r>
+          </w:hyperlink>
+        </w:p>
+        <w:p>
+          <w:pPr>
+            <w:pStyle w:val="TOC3"/>
+            <w:tabs>
+              <w:tab w:val="left" w:pos="1440"/>
+              <w:tab w:val="right" w:leader="dot" w:pos="9061"/>
+            </w:tabs>
+            <w:rPr>
+              <w:rFonts w:eastAsiaTheme="minorEastAsia"/>
+              <w:noProof/>
+              <w:szCs w:val="24"/>
+              <w:lang w:val="pl-PL" w:eastAsia="pl-PL"/>
+            </w:rPr>
+          </w:pPr>
+          <w:hyperlink w:anchor="_Toc230035000" w:history="1">
+            <w:r>
+              <w:rPr>
+                <w:rStyle w:val="Hyperlink"/>
+                <w:noProof/>
+              </w:rPr>
+              <w:t>3.2.7.</w:t>
+            </w:r>
+            <w:r>
+              <w:rPr>
+                <w:rFonts w:eastAsiaTheme="minorEastAsia"/>
+                <w:noProof/>
+                <w:szCs w:val="24"/>
+                <w:lang w:val="pl-PL" w:eastAsia="pl-PL"/>
+              </w:rPr>
+              <w:tab/>
+            </w:r>
+            <w:r>
+              <w:rPr>
+                <w:rStyle w:val="Hyperlink"/>
+                <w:noProof/>
+              </w:rPr>
+              <w:t>Deployment</w:t>
+            </w:r>
+            <w:r>
+              <w:rPr>
+                <w:noProof/>
+                <w:webHidden/>
+              </w:rPr>
+              <w:tab/>
+            </w:r>
+            <w:r>
+              <w:rPr>
+                <w:noProof/>
+                <w:webHidden/>
+              </w:rPr>
+              <w:fldChar w:fldCharType="begin"/>
+            </w:r>
+            <w:r>
+              <w:rPr>
+                <w:noProof/>
+                <w:webHidden/>
+              </w:rPr>
+              <w:instrText xml:space="preserve"> PAGEREF _Toc230035000 \h </w:instrText>
+            </w:r>
+            <w:r>
+              <w:rPr>
+                <w:noProof/>
+                <w:webHidden/>
+              </w:rPr>
+            </w:r>
+            <w:r>
+              <w:rPr>
+                <w:noProof/>
+                <w:webHidden/>
+              </w:rPr>
+              <w:fldChar w:fldCharType="separate"/>
+            </w:r>
+            <w:r>
+              <w:rPr>
+                <w:noProof/>
+                <w:webHidden/>
+              </w:rPr>
+              <w:t>10</w:t>
             </w:r>
             <w:r>
               <w:rPr>
@@ -1734,7 +2307,7 @@
               <w:lang w:val="pl-PL" w:eastAsia="pl-PL"/>
             </w:rPr>
           </w:pPr>
-          <w:hyperlink w:anchor="_Toc222231077" w:history="1">
+          <w:hyperlink w:anchor="_Toc230035001" w:history="1">
             <w:r>
               <w:rPr>
                 <w:rStyle w:val="Hyperlink"/>
@@ -1779,7 +2352,7 @@
                 <w:noProof/>
                 <w:webHidden/>
               </w:rPr>
-              <w:instrText xml:space="preserve"> PAGEREF _Toc222231077 \h </w:instrText>
+              <w:instrText xml:space="preserve"> PAGEREF _Toc230035001 \h </w:instrText>
             </w:r>
             <w:r>
               <w:rPr>
@@ -1799,7 +2372,7 @@
                 <w:noProof/>
                 <w:webHidden/>
               </w:rPr>
-              <w:t>10</w:t>
+              <w:t>11</w:t>
             </w:r>
             <w:r>
               <w:rPr>
@@ -1824,7 +2397,7 @@
               <w:lang w:val="pl-PL" w:eastAsia="pl-PL"/>
             </w:rPr>
           </w:pPr>
-          <w:hyperlink w:anchor="_Toc222231078" w:history="1">
+          <w:hyperlink w:anchor="_Toc230035002" w:history="1">
             <w:r>
               <w:rPr>
                 <w:rStyle w:val="Hyperlink"/>
@@ -1848,7 +2421,7 @@
                 <w:noProof/>
                 <w:lang w:val="pl-PL"/>
               </w:rPr>
-              <w:t>Database - PostgreSQL</w:t>
+              <w:t>Frontend</w:t>
             </w:r>
             <w:r>
               <w:rPr>
@@ -1869,7 +2442,7 @@
                 <w:noProof/>
                 <w:webHidden/>
               </w:rPr>
-              <w:instrText xml:space="preserve"> PAGEREF _Toc222231078 \h </w:instrText>
+              <w:instrText xml:space="preserve"> PAGEREF _Toc230035002 \h </w:instrText>
             </w:r>
             <w:r>
               <w:rPr>
@@ -1889,7 +2462,7 @@
                 <w:noProof/>
                 <w:webHidden/>
               </w:rPr>
-              <w:t>10</w:t>
+              <w:t>11</w:t>
             </w:r>
             <w:r>
               <w:rPr>
@@ -1914,7 +2487,7 @@
               <w:lang w:val="pl-PL" w:eastAsia="pl-PL"/>
             </w:rPr>
           </w:pPr>
-          <w:hyperlink w:anchor="_Toc222231079" w:history="1">
+          <w:hyperlink w:anchor="_Toc230035003" w:history="1">
             <w:r>
               <w:rPr>
                 <w:rStyle w:val="Hyperlink"/>
@@ -1936,7 +2509,7 @@
                 <w:rStyle w:val="Hyperlink"/>
                 <w:noProof/>
               </w:rPr>
-              <w:t>Backend  - FastAPI</w:t>
+              <w:t>Backend</w:t>
             </w:r>
             <w:r>
               <w:rPr>
@@ -1957,7 +2530,7 @@
                 <w:noProof/>
                 <w:webHidden/>
               </w:rPr>
-              <w:instrText xml:space="preserve"> PAGEREF _Toc222231079 \h </w:instrText>
+              <w:instrText xml:space="preserve"> PAGEREF _Toc230035003 \h </w:instrText>
             </w:r>
             <w:r>
               <w:rPr>
@@ -1977,7 +2550,7 @@
                 <w:noProof/>
                 <w:webHidden/>
               </w:rPr>
-              <w:t>10</w:t>
+              <w:t>12</w:t>
             </w:r>
             <w:r>
               <w:rPr>
@@ -2002,7 +2575,7 @@
               <w:lang w:val="pl-PL" w:eastAsia="pl-PL"/>
             </w:rPr>
           </w:pPr>
-          <w:hyperlink w:anchor="_Toc222231080" w:history="1">
+          <w:hyperlink w:anchor="_Toc230035004" w:history="1">
             <w:r>
               <w:rPr>
                 <w:rStyle w:val="Hyperlink"/>
@@ -2024,7 +2597,7 @@
                 <w:rStyle w:val="Hyperlink"/>
                 <w:noProof/>
               </w:rPr>
-              <w:t>Security  - JSON Web Token</w:t>
+              <w:t>Database</w:t>
             </w:r>
             <w:r>
               <w:rPr>
@@ -2045,7 +2618,7 @@
                 <w:noProof/>
                 <w:webHidden/>
               </w:rPr>
-              <w:instrText xml:space="preserve"> PAGEREF _Toc222231080 \h </w:instrText>
+              <w:instrText xml:space="preserve"> PAGEREF _Toc230035004 \h </w:instrText>
             </w:r>
             <w:r>
               <w:rPr>
@@ -2065,7 +2638,7 @@
                 <w:noProof/>
                 <w:webHidden/>
               </w:rPr>
-              <w:t>10</w:t>
+              <w:t>13</w:t>
             </w:r>
             <w:r>
               <w:rPr>
@@ -2090,7 +2663,7 @@
               <w:lang w:val="pl-PL" w:eastAsia="pl-PL"/>
             </w:rPr>
           </w:pPr>
-          <w:hyperlink w:anchor="_Toc222231081" w:history="1">
+          <w:hyperlink w:anchor="_Toc230035005" w:history="1">
             <w:r>
               <w:rPr>
                 <w:rStyle w:val="Hyperlink"/>
@@ -2112,7 +2685,7 @@
                 <w:rStyle w:val="Hyperlink"/>
                 <w:noProof/>
               </w:rPr>
-              <w:t>Frontend  - React &amp; Tailwind CSS</w:t>
+              <w:t>External Integrations</w:t>
             </w:r>
             <w:r>
               <w:rPr>
@@ -2133,7 +2706,7 @@
                 <w:noProof/>
                 <w:webHidden/>
               </w:rPr>
-              <w:instrText xml:space="preserve"> PAGEREF _Toc222231081 \h </w:instrText>
+              <w:instrText xml:space="preserve"> PAGEREF _Toc230035005 \h </w:instrText>
             </w:r>
             <w:r>
               <w:rPr>
@@ -2153,7 +2726,183 @@
                 <w:noProof/>
                 <w:webHidden/>
               </w:rPr>
-              <w:t>11</w:t>
+              <w:t>13</w:t>
+            </w:r>
+            <w:r>
+              <w:rPr>
+                <w:noProof/>
+                <w:webHidden/>
+              </w:rPr>
+              <w:fldChar w:fldCharType="end"/>
+            </w:r>
+          </w:hyperlink>
+        </w:p>
+        <w:p>
+          <w:pPr>
+            <w:pStyle w:val="TOC3"/>
+            <w:tabs>
+              <w:tab w:val="left" w:pos="1440"/>
+              <w:tab w:val="right" w:leader="dot" w:pos="9061"/>
+            </w:tabs>
+            <w:rPr>
+              <w:rFonts w:eastAsiaTheme="minorEastAsia"/>
+              <w:noProof/>
+              <w:szCs w:val="24"/>
+              <w:lang w:val="pl-PL" w:eastAsia="pl-PL"/>
+            </w:rPr>
+          </w:pPr>
+          <w:hyperlink w:anchor="_Toc230035006" w:history="1">
+            <w:r>
+              <w:rPr>
+                <w:rStyle w:val="Hyperlink"/>
+                <w:noProof/>
+              </w:rPr>
+              <w:t>4.4.1.</w:t>
+            </w:r>
+            <w:r>
+              <w:rPr>
+                <w:rFonts w:eastAsiaTheme="minorEastAsia"/>
+                <w:noProof/>
+                <w:szCs w:val="24"/>
+                <w:lang w:val="pl-PL" w:eastAsia="pl-PL"/>
+              </w:rPr>
+              <w:tab/>
+            </w:r>
+            <w:r>
+              <w:rPr>
+                <w:rStyle w:val="Hyperlink"/>
+                <w:noProof/>
+              </w:rPr>
+              <w:t>Payment Integration (PayPal)</w:t>
+            </w:r>
+            <w:r>
+              <w:rPr>
+                <w:noProof/>
+                <w:webHidden/>
+              </w:rPr>
+              <w:tab/>
+            </w:r>
+            <w:r>
+              <w:rPr>
+                <w:noProof/>
+                <w:webHidden/>
+              </w:rPr>
+              <w:fldChar w:fldCharType="begin"/>
+            </w:r>
+            <w:r>
+              <w:rPr>
+                <w:noProof/>
+                <w:webHidden/>
+              </w:rPr>
+              <w:instrText xml:space="preserve"> PAGEREF _Toc230035006 \h </w:instrText>
+            </w:r>
+            <w:r>
+              <w:rPr>
+                <w:noProof/>
+                <w:webHidden/>
+              </w:rPr>
+            </w:r>
+            <w:r>
+              <w:rPr>
+                <w:noProof/>
+                <w:webHidden/>
+              </w:rPr>
+              <w:fldChar w:fldCharType="separate"/>
+            </w:r>
+            <w:r>
+              <w:rPr>
+                <w:noProof/>
+                <w:webHidden/>
+              </w:rPr>
+              <w:t>13</w:t>
+            </w:r>
+            <w:r>
+              <w:rPr>
+                <w:noProof/>
+                <w:webHidden/>
+              </w:rPr>
+              <w:fldChar w:fldCharType="end"/>
+            </w:r>
+          </w:hyperlink>
+        </w:p>
+        <w:p>
+          <w:pPr>
+            <w:pStyle w:val="TOC3"/>
+            <w:tabs>
+              <w:tab w:val="left" w:pos="1440"/>
+              <w:tab w:val="right" w:leader="dot" w:pos="9061"/>
+            </w:tabs>
+            <w:rPr>
+              <w:rFonts w:eastAsiaTheme="minorEastAsia"/>
+              <w:noProof/>
+              <w:szCs w:val="24"/>
+              <w:lang w:val="pl-PL" w:eastAsia="pl-PL"/>
+            </w:rPr>
+          </w:pPr>
+          <w:hyperlink w:anchor="_Toc230035007" w:history="1">
+            <w:r>
+              <w:rPr>
+                <w:rStyle w:val="Hyperlink"/>
+                <w:noProof/>
+              </w:rPr>
+              <w:t>4.4.2.</w:t>
+            </w:r>
+            <w:r>
+              <w:rPr>
+                <w:rFonts w:eastAsiaTheme="minorEastAsia"/>
+                <w:noProof/>
+                <w:szCs w:val="24"/>
+                <w:lang w:val="pl-PL" w:eastAsia="pl-PL"/>
+              </w:rPr>
+              <w:tab/>
+            </w:r>
+            <w:r>
+              <w:rPr>
+                <w:rStyle w:val="Hyperlink"/>
+                <w:noProof/>
+              </w:rPr>
+              <w:t>Email Communication Service (Resend)</w:t>
+            </w:r>
+            <w:r>
+              <w:rPr>
+                <w:noProof/>
+                <w:webHidden/>
+              </w:rPr>
+              <w:tab/>
+            </w:r>
+            <w:r>
+              <w:rPr>
+                <w:noProof/>
+                <w:webHidden/>
+              </w:rPr>
+              <w:fldChar w:fldCharType="begin"/>
+            </w:r>
+            <w:r>
+              <w:rPr>
+                <w:noProof/>
+                <w:webHidden/>
+              </w:rPr>
+              <w:instrText xml:space="preserve"> PAGEREF _Toc230035007 \h </w:instrText>
+            </w:r>
+            <w:r>
+              <w:rPr>
+                <w:noProof/>
+                <w:webHidden/>
+              </w:rPr>
+            </w:r>
+            <w:r>
+              <w:rPr>
+                <w:noProof/>
+                <w:webHidden/>
+              </w:rPr>
+              <w:fldChar w:fldCharType="separate"/>
+            </w:r>
+            <w:r>
+              <w:rPr>
+                <w:noProof/>
+                <w:webHidden/>
+              </w:rPr>
+              <w:t>14</w:t>
             </w:r>
             <w:r>
               <w:rPr>
@@ -2178,7 +2927,7 @@
               <w:lang w:val="pl-PL" w:eastAsia="pl-PL"/>
             </w:rPr>
           </w:pPr>
-          <w:hyperlink w:anchor="_Toc222231082" w:history="1">
+          <w:hyperlink w:anchor="_Toc230035008" w:history="1">
             <w:r>
               <w:rPr>
                 <w:rStyle w:val="Hyperlink"/>
@@ -2221,7 +2970,7 @@
                 <w:noProof/>
                 <w:webHidden/>
               </w:rPr>
-              <w:instrText xml:space="preserve"> PAGEREF _Toc222231082 \h </w:instrText>
+              <w:instrText xml:space="preserve"> PAGEREF _Toc230035008 \h </w:instrText>
             </w:r>
             <w:r>
               <w:rPr>
@@ -2241,7 +2990,7 @@
                 <w:noProof/>
                 <w:webHidden/>
               </w:rPr>
-              <w:t>11</w:t>
+              <w:t>14</w:t>
             </w:r>
             <w:r>
               <w:rPr>
@@ -2266,7 +3015,7 @@
               <w:lang w:val="pl-PL" w:eastAsia="pl-PL"/>
             </w:rPr>
           </w:pPr>
-          <w:hyperlink w:anchor="_Toc222231083" w:history="1">
+          <w:hyperlink w:anchor="_Toc230035009" w:history="1">
             <w:r>
               <w:rPr>
                 <w:rStyle w:val="Hyperlink"/>
@@ -2290,7 +3039,7 @@
                 <w:noProof/>
                 <w:lang w:val="pl-PL"/>
               </w:rPr>
-              <w:t>System Architecture</w:t>
+              <w:t>System architecture</w:t>
             </w:r>
             <w:r>
               <w:rPr>
@@ -2311,7 +3060,7 @@
                 <w:noProof/>
                 <w:webHidden/>
               </w:rPr>
-              <w:instrText xml:space="preserve"> PAGEREF _Toc222231083 \h </w:instrText>
+              <w:instrText xml:space="preserve"> PAGEREF _Toc230035009 \h </w:instrText>
             </w:r>
             <w:r>
               <w:rPr>
@@ -2331,7 +3080,7 @@
                 <w:noProof/>
                 <w:webHidden/>
               </w:rPr>
-              <w:t>12</w:t>
+              <w:t>15</w:t>
             </w:r>
             <w:r>
               <w:rPr>
@@ -2356,7 +3105,7 @@
               <w:lang w:val="pl-PL" w:eastAsia="pl-PL"/>
             </w:rPr>
           </w:pPr>
-          <w:hyperlink w:anchor="_Toc222231084" w:history="1">
+          <w:hyperlink w:anchor="_Toc230035010" w:history="1">
             <w:r>
               <w:rPr>
                 <w:rStyle w:val="Hyperlink"/>
@@ -2380,7 +3129,7 @@
                 <w:noProof/>
                 <w:lang w:val="pl-PL"/>
               </w:rPr>
-              <w:t>Architectural Overwiew</w:t>
+              <w:t>Overwiew</w:t>
             </w:r>
             <w:r>
               <w:rPr>
@@ -2401,7 +3150,7 @@
                 <w:noProof/>
                 <w:webHidden/>
               </w:rPr>
-              <w:instrText xml:space="preserve"> PAGEREF _Toc222231084 \h </w:instrText>
+              <w:instrText xml:space="preserve"> PAGEREF _Toc230035010 \h </w:instrText>
             </w:r>
             <w:r>
               <w:rPr>
@@ -2421,7 +3170,7 @@
                 <w:noProof/>
                 <w:webHidden/>
               </w:rPr>
-              <w:t>12</w:t>
+              <w:t>15</w:t>
             </w:r>
             <w:r>
               <w:rPr>
@@ -2446,7 +3195,7 @@
               <w:lang w:val="pl-PL" w:eastAsia="pl-PL"/>
             </w:rPr>
           </w:pPr>
-          <w:hyperlink w:anchor="_Toc222231085" w:history="1">
+          <w:hyperlink w:anchor="_Toc230035011" w:history="1">
             <w:r>
               <w:rPr>
                 <w:rStyle w:val="Hyperlink"/>
@@ -2470,7 +3219,7 @@
                 <w:noProof/>
                 <w:lang w:val="pl-PL"/>
               </w:rPr>
-              <w:t>Backend Architecture</w:t>
+              <w:t>Backend architecture</w:t>
             </w:r>
             <w:r>
               <w:rPr>
@@ -2491,7 +3240,7 @@
                 <w:noProof/>
                 <w:webHidden/>
               </w:rPr>
-              <w:instrText xml:space="preserve"> PAGEREF _Toc222231085 \h </w:instrText>
+              <w:instrText xml:space="preserve"> PAGEREF _Toc230035011 \h </w:instrText>
             </w:r>
             <w:r>
               <w:rPr>
@@ -2511,7 +3260,7 @@
                 <w:noProof/>
                 <w:webHidden/>
               </w:rPr>
-              <w:t>12</w:t>
+              <w:t>16</w:t>
             </w:r>
             <w:r>
               <w:rPr>
@@ -2536,7 +3285,7 @@
               <w:lang w:val="pl-PL" w:eastAsia="pl-PL"/>
             </w:rPr>
           </w:pPr>
-          <w:hyperlink w:anchor="_Toc222231086" w:history="1">
+          <w:hyperlink w:anchor="_Toc230035012" w:history="1">
             <w:r>
               <w:rPr>
                 <w:rStyle w:val="Hyperlink"/>
@@ -2560,7 +3309,7 @@
                 <w:noProof/>
                 <w:lang w:val="pl-PL"/>
               </w:rPr>
-              <w:t>Database Architecture</w:t>
+              <w:t>Frontend architecture</w:t>
             </w:r>
             <w:r>
               <w:rPr>
@@ -2581,7 +3330,7 @@
                 <w:noProof/>
                 <w:webHidden/>
               </w:rPr>
-              <w:instrText xml:space="preserve"> PAGEREF _Toc222231086 \h </w:instrText>
+              <w:instrText xml:space="preserve"> PAGEREF _Toc230035012 \h </w:instrText>
             </w:r>
             <w:r>
               <w:rPr>
@@ -2601,7 +3350,7 @@
                 <w:noProof/>
                 <w:webHidden/>
               </w:rPr>
-              <w:t>12</w:t>
+              <w:t>17</w:t>
             </w:r>
             <w:r>
               <w:rPr>
@@ -2626,7 +3375,7 @@
               <w:lang w:val="pl-PL" w:eastAsia="pl-PL"/>
             </w:rPr>
           </w:pPr>
-          <w:hyperlink w:anchor="_Toc222231087" w:history="1">
+          <w:hyperlink w:anchor="_Toc230035013" w:history="1">
             <w:r>
               <w:rPr>
                 <w:rStyle w:val="Hyperlink"/>
@@ -2650,7 +3399,7 @@
                 <w:noProof/>
                 <w:lang w:val="pl-PL"/>
               </w:rPr>
-              <w:t>Security Architecture</w:t>
+              <w:t>Database architecture</w:t>
             </w:r>
             <w:r>
               <w:rPr>
@@ -2671,7 +3420,7 @@
                 <w:noProof/>
                 <w:webHidden/>
               </w:rPr>
-              <w:instrText xml:space="preserve"> PAGEREF _Toc222231087 \h </w:instrText>
+              <w:instrText xml:space="preserve"> PAGEREF _Toc230035013 \h </w:instrText>
             </w:r>
             <w:r>
               <w:rPr>
@@ -2691,7 +3440,7 @@
                 <w:noProof/>
                 <w:webHidden/>
               </w:rPr>
-              <w:t>12</w:t>
+              <w:t>17</w:t>
             </w:r>
             <w:r>
               <w:rPr>
@@ -2716,7 +3465,7 @@
               <w:lang w:val="pl-PL" w:eastAsia="pl-PL"/>
             </w:rPr>
           </w:pPr>
-          <w:hyperlink w:anchor="_Toc222231088" w:history="1">
+          <w:hyperlink w:anchor="_Toc230035014" w:history="1">
             <w:r>
               <w:rPr>
                 <w:rStyle w:val="Hyperlink"/>
@@ -2740,7 +3489,7 @@
                 <w:noProof/>
                 <w:lang w:val="pl-PL"/>
               </w:rPr>
-              <w:t>Frontend Architecture</w:t>
+              <w:t>Security architecture</w:t>
             </w:r>
             <w:r>
               <w:rPr>
@@ -2761,7 +3510,7 @@
                 <w:noProof/>
                 <w:webHidden/>
               </w:rPr>
-              <w:instrText xml:space="preserve"> PAGEREF _Toc222231088 \h </w:instrText>
+              <w:instrText xml:space="preserve"> PAGEREF _Toc230035014 \h </w:instrText>
             </w:r>
             <w:r>
               <w:rPr>
@@ -2781,7 +3530,187 @@
                 <w:noProof/>
                 <w:webHidden/>
               </w:rPr>
-              <w:t>12</w:t>
+              <w:t>17</w:t>
+            </w:r>
+            <w:r>
+              <w:rPr>
+                <w:noProof/>
+                <w:webHidden/>
+              </w:rPr>
+              <w:fldChar w:fldCharType="end"/>
+            </w:r>
+          </w:hyperlink>
+        </w:p>
+        <w:p>
+          <w:pPr>
+            <w:pStyle w:val="TOC2"/>
+            <w:tabs>
+              <w:tab w:val="left" w:pos="960"/>
+              <w:tab w:val="right" w:leader="dot" w:pos="9061"/>
+            </w:tabs>
+            <w:rPr>
+              <w:rFonts w:eastAsiaTheme="minorEastAsia"/>
+              <w:noProof/>
+              <w:szCs w:val="24"/>
+              <w:lang w:val="pl-PL" w:eastAsia="pl-PL"/>
+            </w:rPr>
+          </w:pPr>
+          <w:hyperlink w:anchor="_Toc230035015" w:history="1">
+            <w:r>
+              <w:rPr>
+                <w:rStyle w:val="Hyperlink"/>
+                <w:noProof/>
+                <w:lang w:val="pl-PL"/>
+              </w:rPr>
+              <w:t>5.6.</w:t>
+            </w:r>
+            <w:r>
+              <w:rPr>
+                <w:rFonts w:eastAsiaTheme="minorEastAsia"/>
+                <w:noProof/>
+                <w:szCs w:val="24"/>
+                <w:lang w:val="pl-PL" w:eastAsia="pl-PL"/>
+              </w:rPr>
+              <w:tab/>
+            </w:r>
+            <w:r>
+              <w:rPr>
+                <w:rStyle w:val="Hyperlink"/>
+                <w:noProof/>
+                <w:lang w:val="pl-PL"/>
+              </w:rPr>
+              <w:t>External integrations</w:t>
+            </w:r>
+            <w:r>
+              <w:rPr>
+                <w:noProof/>
+                <w:webHidden/>
+              </w:rPr>
+              <w:tab/>
+            </w:r>
+            <w:r>
+              <w:rPr>
+                <w:noProof/>
+                <w:webHidden/>
+              </w:rPr>
+              <w:fldChar w:fldCharType="begin"/>
+            </w:r>
+            <w:r>
+              <w:rPr>
+                <w:noProof/>
+                <w:webHidden/>
+              </w:rPr>
+              <w:instrText xml:space="preserve"> PAGEREF _Toc230035015 \h </w:instrText>
+            </w:r>
+            <w:r>
+              <w:rPr>
+                <w:noProof/>
+                <w:webHidden/>
+              </w:rPr>
+            </w:r>
+            <w:r>
+              <w:rPr>
+                <w:noProof/>
+                <w:webHidden/>
+              </w:rPr>
+              <w:fldChar w:fldCharType="separate"/>
+            </w:r>
+            <w:r>
+              <w:rPr>
+                <w:noProof/>
+                <w:webHidden/>
+              </w:rPr>
+              <w:t>17</w:t>
+            </w:r>
+            <w:r>
+              <w:rPr>
+                <w:noProof/>
+                <w:webHidden/>
+              </w:rPr>
+              <w:fldChar w:fldCharType="end"/>
+            </w:r>
+          </w:hyperlink>
+        </w:p>
+        <w:p>
+          <w:pPr>
+            <w:pStyle w:val="TOC3"/>
+            <w:tabs>
+              <w:tab w:val="left" w:pos="1440"/>
+              <w:tab w:val="right" w:leader="dot" w:pos="9061"/>
+            </w:tabs>
+            <w:rPr>
+              <w:rFonts w:eastAsiaTheme="minorEastAsia"/>
+              <w:noProof/>
+              <w:szCs w:val="24"/>
+              <w:lang w:val="pl-PL" w:eastAsia="pl-PL"/>
+            </w:rPr>
+          </w:pPr>
+          <w:hyperlink w:anchor="_Toc230035016" w:history="1">
+            <w:r>
+              <w:rPr>
+                <w:rStyle w:val="Hyperlink"/>
+                <w:noProof/>
+                <w:lang w:val="pl-PL"/>
+              </w:rPr>
+              <w:t>5.6.1.</w:t>
+            </w:r>
+            <w:r>
+              <w:rPr>
+                <w:rFonts w:eastAsiaTheme="minorEastAsia"/>
+                <w:noProof/>
+                <w:szCs w:val="24"/>
+                <w:lang w:val="pl-PL" w:eastAsia="pl-PL"/>
+              </w:rPr>
+              <w:tab/>
+            </w:r>
+            <w:r>
+              <w:rPr>
+                <w:rStyle w:val="Hyperlink"/>
+                <w:noProof/>
+                <w:lang w:val="pl-PL"/>
+              </w:rPr>
+              <w:t>Integration with PayPal API</w:t>
+            </w:r>
+            <w:r>
+              <w:rPr>
+                <w:noProof/>
+                <w:webHidden/>
+              </w:rPr>
+              <w:tab/>
+            </w:r>
+            <w:r>
+              <w:rPr>
+                <w:noProof/>
+                <w:webHidden/>
+              </w:rPr>
+              <w:fldChar w:fldCharType="begin"/>
+            </w:r>
+            <w:r>
+              <w:rPr>
+                <w:noProof/>
+                <w:webHidden/>
+              </w:rPr>
+              <w:instrText xml:space="preserve"> PAGEREF _Toc230035016 \h </w:instrText>
+            </w:r>
+            <w:r>
+              <w:rPr>
+                <w:noProof/>
+                <w:webHidden/>
+              </w:rPr>
+            </w:r>
+            <w:r>
+              <w:rPr>
+                <w:noProof/>
+                <w:webHidden/>
+              </w:rPr>
+              <w:fldChar w:fldCharType="separate"/>
+            </w:r>
+            <w:r>
+              <w:rPr>
+                <w:noProof/>
+                <w:webHidden/>
+              </w:rPr>
+              <w:t>17</w:t>
             </w:r>
             <w:r>
               <w:rPr>
@@ -2806,7 +3735,7 @@
               <w:lang w:val="pl-PL" w:eastAsia="pl-PL"/>
             </w:rPr>
           </w:pPr>
-          <w:hyperlink w:anchor="_Toc222231089" w:history="1">
+          <w:hyperlink w:anchor="_Toc230035017" w:history="1">
             <w:r>
               <w:rPr>
                 <w:rStyle w:val="Hyperlink"/>
@@ -2851,7 +3780,7 @@
                 <w:noProof/>
                 <w:webHidden/>
               </w:rPr>
-              <w:instrText xml:space="preserve"> PAGEREF _Toc222231089 \h </w:instrText>
+              <w:instrText xml:space="preserve"> PAGEREF _Toc230035017 \h </w:instrText>
             </w:r>
             <w:r>
               <w:rPr>
@@ -2871,7 +3800,7 @@
                 <w:noProof/>
                 <w:webHidden/>
               </w:rPr>
-              <w:t>13</w:t>
+              <w:t>18</w:t>
             </w:r>
             <w:r>
               <w:rPr>
@@ -2896,7 +3825,7 @@
               <w:lang w:val="pl-PL" w:eastAsia="pl-PL"/>
             </w:rPr>
           </w:pPr>
-          <w:hyperlink w:anchor="_Toc222231090" w:history="1">
+          <w:hyperlink w:anchor="_Toc230035018" w:history="1">
             <w:r>
               <w:rPr>
                 <w:rStyle w:val="Hyperlink"/>
@@ -2941,7 +3870,7 @@
                 <w:noProof/>
                 <w:webHidden/>
               </w:rPr>
-              <w:instrText xml:space="preserve"> PAGEREF _Toc222231090 \h </w:instrText>
+              <w:instrText xml:space="preserve"> PAGEREF _Toc230035018 \h </w:instrText>
             </w:r>
             <w:r>
               <w:rPr>
@@ -2961,7 +3890,7 @@
                 <w:noProof/>
                 <w:webHidden/>
               </w:rPr>
-              <w:t>13</w:t>
+              <w:t>18</w:t>
             </w:r>
             <w:r>
               <w:rPr>
@@ -2986,7 +3915,7 @@
               <w:lang w:val="pl-PL" w:eastAsia="pl-PL"/>
             </w:rPr>
           </w:pPr>
-          <w:hyperlink w:anchor="_Toc222231091" w:history="1">
+          <w:hyperlink w:anchor="_Toc230035019" w:history="1">
             <w:r>
               <w:rPr>
                 <w:rStyle w:val="Hyperlink"/>
@@ -3031,7 +3960,7 @@
                 <w:noProof/>
                 <w:webHidden/>
               </w:rPr>
-              <w:instrText xml:space="preserve"> PAGEREF _Toc222231091 \h </w:instrText>
+              <w:instrText xml:space="preserve"> PAGEREF _Toc230035019 \h </w:instrText>
             </w:r>
             <w:r>
               <w:rPr>
@@ -3051,7 +3980,7 @@
                 <w:noProof/>
                 <w:webHidden/>
               </w:rPr>
-              <w:t>13</w:t>
+              <w:t>18</w:t>
             </w:r>
             <w:r>
               <w:rPr>
@@ -3076,7 +4005,7 @@
               <w:lang w:val="pl-PL" w:eastAsia="pl-PL"/>
             </w:rPr>
           </w:pPr>
-          <w:hyperlink w:anchor="_Toc222231092" w:history="1">
+          <w:hyperlink w:anchor="_Toc230035020" w:history="1">
             <w:r>
               <w:rPr>
                 <w:rStyle w:val="Hyperlink"/>
@@ -3121,7 +4050,7 @@
                 <w:noProof/>
                 <w:webHidden/>
               </w:rPr>
-              <w:instrText xml:space="preserve"> PAGEREF _Toc222231092 \h </w:instrText>
+              <w:instrText xml:space="preserve"> PAGEREF _Toc230035020 \h </w:instrText>
             </w:r>
             <w:r>
               <w:rPr>
@@ -3141,7 +4070,7 @@
                 <w:noProof/>
                 <w:webHidden/>
               </w:rPr>
-              <w:t>13</w:t>
+              <w:t>18</w:t>
             </w:r>
             <w:r>
               <w:rPr>
@@ -3166,7 +4095,7 @@
               <w:lang w:val="pl-PL" w:eastAsia="pl-PL"/>
             </w:rPr>
           </w:pPr>
-          <w:hyperlink w:anchor="_Toc222231093" w:history="1">
+          <w:hyperlink w:anchor="_Toc230035021" w:history="1">
             <w:r>
               <w:rPr>
                 <w:rStyle w:val="Hyperlink"/>
@@ -3209,7 +4138,7 @@
                 <w:noProof/>
                 <w:webHidden/>
               </w:rPr>
-              <w:instrText xml:space="preserve"> PAGEREF _Toc222231093 \h </w:instrText>
+              <w:instrText xml:space="preserve"> PAGEREF _Toc230035021 \h </w:instrText>
             </w:r>
             <w:r>
               <w:rPr>
@@ -3229,7 +4158,7 @@
                 <w:noProof/>
                 <w:webHidden/>
               </w:rPr>
-              <w:t>13</w:t>
+              <w:t>18</w:t>
             </w:r>
             <w:r>
               <w:rPr>
@@ -3254,7 +4183,7 @@
               <w:lang w:val="pl-PL" w:eastAsia="pl-PL"/>
             </w:rPr>
           </w:pPr>
-          <w:hyperlink w:anchor="_Toc222231094" w:history="1">
+          <w:hyperlink w:anchor="_Toc230035022" w:history="1">
             <w:r>
               <w:rPr>
                 <w:rStyle w:val="Hyperlink"/>
@@ -3297,7 +4226,7 @@
                 <w:noProof/>
                 <w:webHidden/>
               </w:rPr>
-              <w:instrText xml:space="preserve"> PAGEREF _Toc222231094 \h </w:instrText>
+              <w:instrText xml:space="preserve"> PAGEREF _Toc230035022 \h </w:instrText>
             </w:r>
             <w:r>
               <w:rPr>
@@ -3317,7 +4246,7 @@
                 <w:noProof/>
                 <w:webHidden/>
               </w:rPr>
-              <w:t>13</w:t>
+              <w:t>18</w:t>
             </w:r>
             <w:r>
               <w:rPr>
@@ -3342,7 +4271,7 @@
               <w:lang w:val="pl-PL" w:eastAsia="pl-PL"/>
             </w:rPr>
           </w:pPr>
-          <w:hyperlink w:anchor="_Toc222231095" w:history="1">
+          <w:hyperlink w:anchor="_Toc230035023" w:history="1">
             <w:r>
               <w:rPr>
                 <w:rStyle w:val="Hyperlink"/>
@@ -3385,7 +4314,7 @@
                 <w:noProof/>
                 <w:webHidden/>
               </w:rPr>
-              <w:instrText xml:space="preserve"> PAGEREF _Toc222231095 \h </w:instrText>
+              <w:instrText xml:space="preserve"> PAGEREF _Toc230035023 \h </w:instrText>
             </w:r>
             <w:r>
               <w:rPr>
@@ -3405,7 +4334,7 @@
                 <w:noProof/>
                 <w:webHidden/>
               </w:rPr>
-              <w:t>13</w:t>
+              <w:t>18</w:t>
             </w:r>
             <w:r>
               <w:rPr>
@@ -3430,7 +4359,7 @@
               <w:lang w:val="pl-PL" w:eastAsia="pl-PL"/>
             </w:rPr>
           </w:pPr>
-          <w:hyperlink w:anchor="_Toc222231096" w:history="1">
+          <w:hyperlink w:anchor="_Toc230035024" w:history="1">
             <w:r>
               <w:rPr>
                 <w:rStyle w:val="Hyperlink"/>
@@ -3475,7 +4404,7 @@
                 <w:noProof/>
                 <w:webHidden/>
               </w:rPr>
-              <w:instrText xml:space="preserve"> PAGEREF _Toc222231096 \h </w:instrText>
+              <w:instrText xml:space="preserve"> PAGEREF _Toc230035024 \h </w:instrText>
             </w:r>
             <w:r>
               <w:rPr>
@@ -3495,7 +4424,7 @@
                 <w:noProof/>
                 <w:webHidden/>
               </w:rPr>
-              <w:t>13</w:t>
+              <w:t>18</w:t>
             </w:r>
             <w:r>
               <w:rPr>
@@ -3520,7 +4449,7 @@
               <w:lang w:val="pl-PL" w:eastAsia="pl-PL"/>
             </w:rPr>
           </w:pPr>
-          <w:hyperlink w:anchor="_Toc222231097" w:history="1">
+          <w:hyperlink w:anchor="_Toc230035025" w:history="1">
             <w:r>
               <w:rPr>
                 <w:rStyle w:val="Hyperlink"/>
@@ -3565,7 +4494,7 @@
                 <w:noProof/>
                 <w:webHidden/>
               </w:rPr>
-              <w:instrText xml:space="preserve"> PAGEREF _Toc222231097 \h </w:instrText>
+              <w:instrText xml:space="preserve"> PAGEREF _Toc230035025 \h </w:instrText>
             </w:r>
             <w:r>
               <w:rPr>
@@ -3585,7 +4514,7 @@
                 <w:noProof/>
                 <w:webHidden/>
               </w:rPr>
-              <w:t>13</w:t>
+              <w:t>18</w:t>
             </w:r>
             <w:r>
               <w:rPr>
@@ -3610,7 +4539,7 @@
               <w:lang w:val="pl-PL" w:eastAsia="pl-PL"/>
             </w:rPr>
           </w:pPr>
-          <w:hyperlink w:anchor="_Toc222231098" w:history="1">
+          <w:hyperlink w:anchor="_Toc230035026" w:history="1">
             <w:r>
               <w:rPr>
                 <w:rStyle w:val="Hyperlink"/>
@@ -3655,7 +4584,7 @@
                 <w:noProof/>
                 <w:webHidden/>
               </w:rPr>
-              <w:instrText xml:space="preserve"> PAGEREF _Toc222231098 \h </w:instrText>
+              <w:instrText xml:space="preserve"> PAGEREF _Toc230035026 \h </w:instrText>
             </w:r>
             <w:r>
               <w:rPr>
@@ -3675,7 +4604,7 @@
                 <w:noProof/>
                 <w:webHidden/>
               </w:rPr>
-              <w:t>13</w:t>
+              <w:t>18</w:t>
             </w:r>
             <w:r>
               <w:rPr>
@@ -3700,7 +4629,7 @@
               <w:lang w:val="pl-PL" w:eastAsia="pl-PL"/>
             </w:rPr>
           </w:pPr>
-          <w:hyperlink w:anchor="_Toc222231099" w:history="1">
+          <w:hyperlink w:anchor="_Toc230035027" w:history="1">
             <w:r>
               <w:rPr>
                 <w:rStyle w:val="Hyperlink"/>
@@ -3745,7 +4674,7 @@
                 <w:noProof/>
                 <w:webHidden/>
               </w:rPr>
-              <w:instrText xml:space="preserve"> PAGEREF _Toc222231099 \h </w:instrText>
+              <w:instrText xml:space="preserve"> PAGEREF _Toc230035027 \h </w:instrText>
             </w:r>
             <w:r>
               <w:rPr>
@@ -3765,7 +4694,7 @@
                 <w:noProof/>
                 <w:webHidden/>
               </w:rPr>
-              <w:t>13</w:t>
+              <w:t>18</w:t>
             </w:r>
             <w:r>
               <w:rPr>
@@ -3790,7 +4719,7 @@
               <w:lang w:val="pl-PL" w:eastAsia="pl-PL"/>
             </w:rPr>
           </w:pPr>
-          <w:hyperlink w:anchor="_Toc222231100" w:history="1">
+          <w:hyperlink w:anchor="_Toc230035028" w:history="1">
             <w:r>
               <w:rPr>
                 <w:rStyle w:val="Hyperlink"/>
@@ -3835,7 +4764,7 @@
                 <w:noProof/>
                 <w:webHidden/>
               </w:rPr>
-              <w:instrText xml:space="preserve"> PAGEREF _Toc222231100 \h </w:instrText>
+              <w:instrText xml:space="preserve"> PAGEREF _Toc230035028 \h </w:instrText>
             </w:r>
             <w:r>
               <w:rPr>
@@ -3855,7 +4784,7 @@
                 <w:noProof/>
                 <w:webHidden/>
               </w:rPr>
-              <w:t>13</w:t>
+              <w:t>18</w:t>
             </w:r>
             <w:r>
               <w:rPr>
@@ -3880,7 +4809,7 @@
               <w:lang w:val="pl-PL" w:eastAsia="pl-PL"/>
             </w:rPr>
           </w:pPr>
-          <w:hyperlink w:anchor="_Toc222231101" w:history="1">
+          <w:hyperlink w:anchor="_Toc230035029" w:history="1">
             <w:r>
               <w:rPr>
                 <w:rStyle w:val="Hyperlink"/>
@@ -3925,7 +4854,7 @@
                 <w:noProof/>
                 <w:webHidden/>
               </w:rPr>
-              <w:instrText xml:space="preserve"> PAGEREF _Toc222231101 \h </w:instrText>
+              <w:instrText xml:space="preserve"> PAGEREF _Toc230035029 \h </w:instrText>
             </w:r>
             <w:r>
               <w:rPr>
@@ -3945,7 +4874,7 @@
                 <w:noProof/>
                 <w:webHidden/>
               </w:rPr>
-              <w:t>13</w:t>
+              <w:t>18</w:t>
             </w:r>
             <w:r>
               <w:rPr>
@@ -3970,7 +4899,7 @@
               <w:lang w:val="pl-PL" w:eastAsia="pl-PL"/>
             </w:rPr>
           </w:pPr>
-          <w:hyperlink w:anchor="_Toc222231102" w:history="1">
+          <w:hyperlink w:anchor="_Toc230035030" w:history="1">
             <w:r>
               <w:rPr>
                 <w:rStyle w:val="Hyperlink"/>
@@ -4015,7 +4944,7 @@
                 <w:noProof/>
                 <w:webHidden/>
               </w:rPr>
-              <w:instrText xml:space="preserve"> PAGEREF _Toc222231102 \h </w:instrText>
+              <w:instrText xml:space="preserve"> PAGEREF _Toc230035030 \h </w:instrText>
             </w:r>
             <w:r>
               <w:rPr>
@@ -4035,7 +4964,97 @@
                 <w:noProof/>
                 <w:webHidden/>
               </w:rPr>
-              <w:t>13</w:t>
+              <w:t>18</w:t>
+            </w:r>
+            <w:r>
+              <w:rPr>
+                <w:noProof/>
+                <w:webHidden/>
+              </w:rPr>
+              <w:fldChar w:fldCharType="end"/>
+            </w:r>
+          </w:hyperlink>
+        </w:p>
+        <w:p>
+          <w:pPr>
+            <w:pStyle w:val="TOC2"/>
+            <w:tabs>
+              <w:tab w:val="left" w:pos="960"/>
+              <w:tab w:val="right" w:leader="dot" w:pos="9061"/>
+            </w:tabs>
+            <w:rPr>
+              <w:rFonts w:eastAsiaTheme="minorEastAsia"/>
+              <w:noProof/>
+              <w:szCs w:val="24"/>
+              <w:lang w:val="pl-PL" w:eastAsia="pl-PL"/>
+            </w:rPr>
+          </w:pPr>
+          <w:hyperlink w:anchor="_Toc230035031" w:history="1">
+            <w:r>
+              <w:rPr>
+                <w:rStyle w:val="Hyperlink"/>
+                <w:noProof/>
+                <w:lang w:val="pl-PL"/>
+              </w:rPr>
+              <w:t>6.4.</w:t>
+            </w:r>
+            <w:r>
+              <w:rPr>
+                <w:rFonts w:eastAsiaTheme="minorEastAsia"/>
+                <w:noProof/>
+                <w:szCs w:val="24"/>
+                <w:lang w:val="pl-PL" w:eastAsia="pl-PL"/>
+              </w:rPr>
+              <w:tab/>
+            </w:r>
+            <w:r>
+              <w:rPr>
+                <w:rStyle w:val="Hyperlink"/>
+                <w:noProof/>
+                <w:lang w:val="pl-PL"/>
+              </w:rPr>
+              <w:t>PayPal API integration implementation</w:t>
+            </w:r>
+            <w:r>
+              <w:rPr>
+                <w:noProof/>
+                <w:webHidden/>
+              </w:rPr>
+              <w:tab/>
+            </w:r>
+            <w:r>
+              <w:rPr>
+                <w:noProof/>
+                <w:webHidden/>
+              </w:rPr>
+              <w:fldChar w:fldCharType="begin"/>
+            </w:r>
+            <w:r>
+              <w:rPr>
+                <w:noProof/>
+                <w:webHidden/>
+              </w:rPr>
+              <w:instrText xml:space="preserve"> PAGEREF _Toc230035031 \h </w:instrText>
+            </w:r>
+            <w:r>
+              <w:rPr>
+                <w:noProof/>
+                <w:webHidden/>
+              </w:rPr>
+            </w:r>
+            <w:r>
+              <w:rPr>
+                <w:noProof/>
+                <w:webHidden/>
+              </w:rPr>
+              <w:fldChar w:fldCharType="separate"/>
+            </w:r>
+            <w:r>
+              <w:rPr>
+                <w:noProof/>
+                <w:webHidden/>
+              </w:rPr>
+              <w:t>18</w:t>
             </w:r>
             <w:r>
               <w:rPr>
@@ -4060,7 +5079,7 @@
               <w:lang w:val="pl-PL" w:eastAsia="pl-PL"/>
             </w:rPr>
           </w:pPr>
-          <w:hyperlink w:anchor="_Toc222231103" w:history="1">
+          <w:hyperlink w:anchor="_Toc230035032" w:history="1">
             <w:r>
               <w:rPr>
                 <w:rStyle w:val="Hyperlink"/>
@@ -4084,7 +5103,7 @@
                 <w:noProof/>
                 <w:lang w:val="pl-PL"/>
               </w:rPr>
-              <w:t>Testing</w:t>
+              <w:t>Deployment</w:t>
             </w:r>
             <w:r>
               <w:rPr>
@@ -4105,7 +5124,7 @@
                 <w:noProof/>
                 <w:webHidden/>
               </w:rPr>
-              <w:instrText xml:space="preserve"> PAGEREF _Toc222231103 \h </w:instrText>
+              <w:instrText xml:space="preserve"> PAGEREF _Toc230035032 \h </w:instrText>
             </w:r>
             <w:r>
               <w:rPr>
@@ -4125,7 +5144,7 @@
                 <w:noProof/>
                 <w:webHidden/>
               </w:rPr>
-              <w:t>15</w:t>
+              <w:t>19</w:t>
             </w:r>
             <w:r>
               <w:rPr>
@@ -4150,7 +5169,7 @@
               <w:lang w:val="pl-PL" w:eastAsia="pl-PL"/>
             </w:rPr>
           </w:pPr>
-          <w:hyperlink w:anchor="_Toc222231104" w:history="1">
+          <w:hyperlink w:anchor="_Toc230035033" w:history="1">
             <w:r>
               <w:rPr>
                 <w:rStyle w:val="Hyperlink"/>
@@ -4174,7 +5193,7 @@
                 <w:noProof/>
                 <w:lang w:val="pl-PL"/>
               </w:rPr>
-              <w:t>Summary and conclusions</w:t>
+              <w:t>Testing</w:t>
             </w:r>
             <w:r>
               <w:rPr>
@@ -4195,7 +5214,7 @@
                 <w:noProof/>
                 <w:webHidden/>
               </w:rPr>
-              <w:instrText xml:space="preserve"> PAGEREF _Toc222231104 \h </w:instrText>
+              <w:instrText xml:space="preserve"> PAGEREF _Toc230035033 \h </w:instrText>
             </w:r>
             <w:r>
               <w:rPr>
@@ -4215,7 +5234,7 @@
                 <w:noProof/>
                 <w:webHidden/>
               </w:rPr>
-              <w:t>16</w:t>
+              <w:t>20</w:t>
             </w:r>
             <w:r>
               <w:rPr>
@@ -4240,7 +5259,7 @@
               <w:lang w:val="pl-PL" w:eastAsia="pl-PL"/>
             </w:rPr>
           </w:pPr>
-          <w:hyperlink w:anchor="_Toc222231105" w:history="1">
+          <w:hyperlink w:anchor="_Toc230035034" w:history="1">
             <w:r>
               <w:rPr>
                 <w:rStyle w:val="Hyperlink"/>
@@ -4264,6 +5283,96 @@
                 <w:noProof/>
                 <w:lang w:val="pl-PL"/>
               </w:rPr>
+              <w:t>Summary and conclusions</w:t>
+            </w:r>
+            <w:r>
+              <w:rPr>
+                <w:noProof/>
+                <w:webHidden/>
+              </w:rPr>
+              <w:tab/>
+            </w:r>
+            <w:r>
+              <w:rPr>
+                <w:noProof/>
+                <w:webHidden/>
+              </w:rPr>
+              <w:fldChar w:fldCharType="begin"/>
+            </w:r>
+            <w:r>
+              <w:rPr>
+                <w:noProof/>
+                <w:webHidden/>
+              </w:rPr>
+              <w:instrText xml:space="preserve"> PAGEREF _Toc230035034 \h </w:instrText>
+            </w:r>
+            <w:r>
+              <w:rPr>
+                <w:noProof/>
+                <w:webHidden/>
+              </w:rPr>
+            </w:r>
+            <w:r>
+              <w:rPr>
+                <w:noProof/>
+                <w:webHidden/>
+              </w:rPr>
+              <w:fldChar w:fldCharType="separate"/>
+            </w:r>
+            <w:r>
+              <w:rPr>
+                <w:noProof/>
+                <w:webHidden/>
+              </w:rPr>
+              <w:t>21</w:t>
+            </w:r>
+            <w:r>
+              <w:rPr>
+                <w:noProof/>
+                <w:webHidden/>
+              </w:rPr>
+              <w:fldChar w:fldCharType="end"/>
+            </w:r>
+          </w:hyperlink>
+        </w:p>
+        <w:p>
+          <w:pPr>
+            <w:pStyle w:val="TOC1"/>
+            <w:tabs>
+              <w:tab w:val="left" w:pos="720"/>
+              <w:tab w:val="right" w:leader="dot" w:pos="9061"/>
+            </w:tabs>
+            <w:rPr>
+              <w:rFonts w:eastAsiaTheme="minorEastAsia"/>
+              <w:noProof/>
+              <w:szCs w:val="24"/>
+              <w:lang w:val="pl-PL" w:eastAsia="pl-PL"/>
+            </w:rPr>
+          </w:pPr>
+          <w:hyperlink w:anchor="_Toc230035035" w:history="1">
+            <w:r>
+              <w:rPr>
+                <w:rStyle w:val="Hyperlink"/>
+                <w:noProof/>
+                <w:lang w:val="pl-PL"/>
+              </w:rPr>
+              <w:t>10.</w:t>
+            </w:r>
+            <w:r>
+              <w:rPr>
+                <w:rFonts w:eastAsiaTheme="minorEastAsia"/>
+                <w:noProof/>
+                <w:szCs w:val="24"/>
+                <w:lang w:val="pl-PL" w:eastAsia="pl-PL"/>
+              </w:rPr>
+              <w:tab/>
+            </w:r>
+            <w:r>
+              <w:rPr>
+                <w:rStyle w:val="Hyperlink"/>
+                <w:noProof/>
+                <w:lang w:val="pl-PL"/>
+              </w:rPr>
               <w:t>Tables list</w:t>
             </w:r>
             <w:r>
@@ -4285,7 +5394,7 @@
                 <w:noProof/>
                 <w:webHidden/>
               </w:rPr>
-              <w:instrText xml:space="preserve"> PAGEREF _Toc222231105 \h </w:instrText>
+              <w:instrText xml:space="preserve"> PAGEREF _Toc230035035 \h </w:instrText>
             </w:r>
             <w:r>
               <w:rPr>
@@ -4305,7 +5414,7 @@
                 <w:noProof/>
                 <w:webHidden/>
               </w:rPr>
-              <w:t>17</w:t>
+              <w:t>22</w:t>
             </w:r>
             <w:r>
               <w:rPr>
@@ -4350,7 +5459,7 @@
       <w:pPr>
         <w:pStyle w:val="Heading1"/>
       </w:pPr>
-      <w:bookmarkStart w:id="1" w:name="_Toc222231064"/>
+      <w:bookmarkStart w:id="1" w:name="_Toc230034982"/>
       <w:r>
         <w:lastRenderedPageBreak/>
         <w:t>Introduction</w:t>
@@ -4360,7 +5469,23 @@
     </w:p>
     <w:p>
       <w:r>
-        <w:t>Tu będzie opis</w:t>
+        <w:t>The increasing complexity of personal finances and the growing number of digital payment methods have created a need for tools that support users in effectively managing their expenses. This applies not only to individual financial tracking but also to shared financial responsibilities within groups such as roommates, families, or social circles. In many cases, existing solutions focus either on personal budgeting or on simplified expense splitting, but rarely provide a unified environment that covers both scenarios in a consistent and automated way.</w:t>
+      </w:r>
+    </w:p>
+    <w:p>
+      <w:r>
+        <w:t>The aim of this project is to design and implement a web</w:t>
+      </w:r>
+      <w:r>
+        <w:t>-</w:t>
+      </w:r>
+      <w:r>
+        <w:t>based application that supports comprehensive financial management for both individual and group use cases. The system enables users to record expenses, monitor financial balances, and manage shared costs in a structured manner. A key aspect of the application is the automation of repetitive financial operations, such as recurring expenses and settlement calculations between users, which reduces the need for manual tracking.</w:t>
+      </w:r>
+    </w:p>
+    <w:p>
+      <w:r>
+        <w:t>The application is implemented as a modern web system following a client-server architecture. The frontend layer provides an interactive user interface for data visualization and interaction, while the backend is responsible for business logic, authentication, and data persistence. Communication between layers is handled through a REST API, ensuring a clear separation of concerns and scalability of the system.</w:t>
       </w:r>
     </w:p>
     <w:p>
@@ -4372,7 +5497,7 @@
       <w:pPr>
         <w:pStyle w:val="Heading1"/>
       </w:pPr>
-      <w:bookmarkStart w:id="2" w:name="_Toc222231065"/>
+      <w:bookmarkStart w:id="2" w:name="_Toc230034983"/>
       <w:r>
         <w:lastRenderedPageBreak/>
         <w:t>Existing solution</w:t>
@@ -4385,25 +5510,14 @@
           <w:lang w:val="pl-PL"/>
         </w:rPr>
       </w:pPr>
+      <w:proofErr w:type="spellStart"/>
       <w:r>
         <w:rPr>
           <w:lang w:val="pl-PL"/>
         </w:rPr>
         <w:t>Splitwise</w:t>
       </w:r>
-    </w:p>
-    <w:p>
-      <w:pPr>
-        <w:rPr>
-          <w:lang w:val="pl-PL"/>
-        </w:rPr>
-      </w:pPr>
-      <w:r>
-        <w:rPr>
-          <w:lang w:val="pl-PL"/>
-        </w:rPr>
-        <w:t>Expensify</w:t>
-      </w:r>
+      <w:proofErr w:type="spellEnd"/>
     </w:p>
     <w:p>
       <w:pPr>
@@ -4433,19 +5547,6 @@
     </w:p>
     <w:p>
       <w:pPr>
-        <w:rPr>
-          <w:lang w:val="pl-PL"/>
-        </w:rPr>
-      </w:pPr>
-      <w:r>
-        <w:rPr>
-          <w:lang w:val="pl-PL"/>
-        </w:rPr>
-        <w:t>.</w:t>
-      </w:r>
-    </w:p>
-    <w:p>
-      <w:pPr>
         <w:pStyle w:val="Heading1"/>
         <w:rPr>
           <w:lang w:val="pl-PL"/>
@@ -4457,7 +5558,7 @@
         </w:rPr>
         <w:br w:type="page"/>
       </w:r>
-      <w:bookmarkStart w:id="3" w:name="_Toc222231066"/>
+      <w:bookmarkStart w:id="3" w:name="_Toc230034984"/>
       <w:r>
         <w:rPr>
           <w:lang w:val="pl-PL"/>
@@ -4469,7 +5570,13 @@
         <w:rPr>
           <w:lang w:val="pl-PL"/>
         </w:rPr>
-        <w:t>equirements</w:t>
+        <w:t>equirement</w:t>
+      </w:r>
+      <w:r>
+        <w:rPr>
+          <w:lang w:val="pl-PL"/>
+        </w:rPr>
+        <w:t>s</w:t>
       </w:r>
       <w:bookmarkEnd w:id="3"/>
     </w:p>
@@ -4480,7 +5587,7 @@
           <w:lang w:val="pl-PL"/>
         </w:rPr>
       </w:pPr>
-      <w:bookmarkStart w:id="4" w:name="_Toc222231067"/>
+      <w:bookmarkStart w:id="4" w:name="_Toc230034985"/>
       <w:r>
         <w:rPr>
           <w:lang w:val="pl-PL"/>
@@ -4491,14 +5598,20 @@
     </w:p>
     <w:p>
       <w:r>
-        <w:t>Functional requirements describe the behavior of the system and the operations that the user can perform within it.</w:t>
+        <w:t xml:space="preserve">Functional requirements describe the </w:t>
+      </w:r>
+      <w:r>
+        <w:t>behaviour</w:t>
+      </w:r>
+      <w:r>
+        <w:t xml:space="preserve"> of the system and the operations that the user can perform within it.</w:t>
       </w:r>
     </w:p>
     <w:p>
       <w:pPr>
         <w:pStyle w:val="Heading3"/>
       </w:pPr>
-      <w:bookmarkStart w:id="5" w:name="_Toc222231068"/>
+      <w:bookmarkStart w:id="5" w:name="_Toc230034986"/>
       <w:r>
         <w:t xml:space="preserve">User </w:t>
       </w:r>
@@ -4512,23 +5625,11 @@
         <w:pStyle w:val="ListParagraph"/>
         <w:numPr>
           <w:ilvl w:val="0"/>
-          <w:numId w:val="3"/>
+          <w:numId w:val="8"/>
         </w:numPr>
       </w:pPr>
       <w:r>
-        <w:t>Users</w:t>
-      </w:r>
-      <w:r>
-        <w:t xml:space="preserve"> </w:t>
-      </w:r>
-      <w:r>
-        <w:t xml:space="preserve">can </w:t>
-      </w:r>
-      <w:r>
-        <w:t>register a new user using an email address and password</w:t>
-      </w:r>
-      <w:r>
-        <w:t>.</w:t>
+        <w:t>Users can register a new account using an email address and password.</w:t>
       </w:r>
     </w:p>
     <w:p>
@@ -4536,32 +5637,11 @@
         <w:pStyle w:val="ListParagraph"/>
         <w:numPr>
           <w:ilvl w:val="0"/>
-          <w:numId w:val="3"/>
+          <w:numId w:val="8"/>
         </w:numPr>
       </w:pPr>
       <w:r>
-        <w:t>U</w:t>
-      </w:r>
-      <w:r>
-        <w:t>ser</w:t>
-      </w:r>
-      <w:r>
-        <w:t>s</w:t>
-      </w:r>
-      <w:r>
-        <w:t xml:space="preserve"> </w:t>
-      </w:r>
-      <w:r>
-        <w:t xml:space="preserve">can </w:t>
-      </w:r>
-      <w:r>
-        <w:t>lo</w:t>
-      </w:r>
-      <w:r>
-        <w:t>g in using valid credentials</w:t>
-      </w:r>
-      <w:r>
-        <w:t>.</w:t>
+        <w:t>Users can log in using valid credentials.</w:t>
       </w:r>
     </w:p>
     <w:p>
@@ -4569,11 +5649,11 @@
         <w:pStyle w:val="ListParagraph"/>
         <w:numPr>
           <w:ilvl w:val="0"/>
-          <w:numId w:val="3"/>
+          <w:numId w:val="8"/>
         </w:numPr>
       </w:pPr>
       <w:r>
-        <w:t>Users can log out.</w:t>
+        <w:t>Users can log out from the system.</w:t>
       </w:r>
     </w:p>
     <w:p>
@@ -4581,36 +5661,23 @@
         <w:pStyle w:val="ListParagraph"/>
         <w:numPr>
           <w:ilvl w:val="0"/>
-          <w:numId w:val="3"/>
+          <w:numId w:val="8"/>
         </w:numPr>
       </w:pPr>
       <w:r>
-        <w:t>Users are prevented from accessing protected resources</w:t>
-      </w:r>
-      <w:r>
-        <w:t>.</w:t>
-      </w:r>
-    </w:p>
-    <w:p>
-      <w:pPr>
-        <w:pStyle w:val="Heading3"/>
-      </w:pPr>
-      <w:bookmarkStart w:id="6" w:name="_Toc222231069"/>
-      <w:r>
-        <w:t>Group management</w:t>
-      </w:r>
-      <w:bookmarkEnd w:id="6"/>
+        <w:t>Users can change their profile display name.</w:t>
+      </w:r>
     </w:p>
     <w:p>
       <w:pPr>
         <w:pStyle w:val="ListParagraph"/>
         <w:numPr>
           <w:ilvl w:val="0"/>
-          <w:numId w:val="4"/>
+          <w:numId w:val="8"/>
         </w:numPr>
       </w:pPr>
       <w:r>
-        <w:t>Users can create a new expense group.</w:t>
+        <w:t>Users can request password reset in case of forgotten credentials.</w:t>
       </w:r>
     </w:p>
     <w:p>
@@ -4618,11 +5685,11 @@
         <w:pStyle w:val="ListParagraph"/>
         <w:numPr>
           <w:ilvl w:val="0"/>
-          <w:numId w:val="4"/>
+          <w:numId w:val="8"/>
         </w:numPr>
       </w:pPr>
       <w:r>
-        <w:t>Users can the list of group members.</w:t>
+        <w:t>Users can set a new password using a secure reset mechanism.</w:t>
       </w:r>
     </w:p>
     <w:p>
@@ -4630,11 +5697,11 @@
         <w:pStyle w:val="ListParagraph"/>
         <w:numPr>
           <w:ilvl w:val="0"/>
-          <w:numId w:val="4"/>
+          <w:numId w:val="8"/>
         </w:numPr>
       </w:pPr>
       <w:r>
-        <w:t>Group owners can invite other users.</w:t>
+        <w:t>Users are required to activate their account after registration.</w:t>
       </w:r>
     </w:p>
     <w:p>
@@ -4642,34 +5709,331 @@
         <w:pStyle w:val="ListParagraph"/>
         <w:numPr>
           <w:ilvl w:val="0"/>
-          <w:numId w:val="4"/>
+          <w:numId w:val="8"/>
         </w:numPr>
       </w:pPr>
       <w:r>
-        <w:t>Group owners can remove users from the group.</w:t>
-      </w:r>
+        <w:t>Users are authenticated before accessing protected resources.</w:t>
+      </w:r>
+    </w:p>
+    <w:p>
+      <w:pPr>
+        <w:pStyle w:val="Heading3"/>
+      </w:pPr>
+      <w:bookmarkStart w:id="6" w:name="_Toc230034987"/>
+      <w:r>
+        <w:t>Expense management</w:t>
+      </w:r>
+      <w:bookmarkEnd w:id="6"/>
     </w:p>
     <w:p>
       <w:pPr>
         <w:pStyle w:val="ListParagraph"/>
         <w:numPr>
           <w:ilvl w:val="0"/>
-          <w:numId w:val="4"/>
+          <w:numId w:val="16"/>
         </w:numPr>
       </w:pPr>
       <w:r>
-        <w:t>Group owners can delete a group.</w:t>
-      </w:r>
+        <w:t>Users can create personal</w:t>
+      </w:r>
+      <w:r>
+        <w:t xml:space="preserve"> and group</w:t>
+      </w:r>
+      <w:r>
+        <w:t xml:space="preserve"> expenses.</w:t>
+      </w:r>
+    </w:p>
+    <w:p>
+      <w:pPr>
+        <w:pStyle w:val="ListParagraph"/>
+        <w:numPr>
+          <w:ilvl w:val="0"/>
+          <w:numId w:val="16"/>
+        </w:numPr>
+      </w:pPr>
+      <w:r>
+        <w:t>Users can edit and delete existing expenses.</w:t>
+      </w:r>
+      <w:r>
+        <w:t xml:space="preserve"> </w:t>
+      </w:r>
+    </w:p>
+    <w:p>
+      <w:pPr>
+        <w:pStyle w:val="ListParagraph"/>
+        <w:numPr>
+          <w:ilvl w:val="0"/>
+          <w:numId w:val="16"/>
+        </w:numPr>
+      </w:pPr>
+      <w:r>
+        <w:t>Users can assign categories and currencies to expenses.</w:t>
+      </w:r>
+    </w:p>
+    <w:p>
+      <w:pPr>
+        <w:pStyle w:val="ListParagraph"/>
+        <w:numPr>
+          <w:ilvl w:val="0"/>
+          <w:numId w:val="16"/>
+        </w:numPr>
+      </w:pPr>
+      <w:r>
+        <w:t>Users can filter and view expense history.</w:t>
+      </w:r>
+    </w:p>
+    <w:p>
+      <w:pPr>
+        <w:pStyle w:val="Heading3"/>
+      </w:pPr>
+      <w:bookmarkStart w:id="7" w:name="_Toc230034988"/>
+      <w:r>
+        <w:t>Group management</w:t>
+      </w:r>
+      <w:bookmarkEnd w:id="7"/>
+    </w:p>
+    <w:p>
+      <w:pPr>
+        <w:pStyle w:val="ListParagraph"/>
+        <w:numPr>
+          <w:ilvl w:val="0"/>
+          <w:numId w:val="10"/>
+        </w:numPr>
+      </w:pPr>
+      <w:r>
+        <w:t>Users can create and manage groups.</w:t>
+      </w:r>
+    </w:p>
+    <w:p>
+      <w:pPr>
+        <w:pStyle w:val="ListParagraph"/>
+        <w:numPr>
+          <w:ilvl w:val="0"/>
+          <w:numId w:val="10"/>
+        </w:numPr>
+      </w:pPr>
+      <w:r>
+        <w:t>Users can invite and remove group members.</w:t>
+      </w:r>
+    </w:p>
+    <w:p>
+      <w:pPr>
+        <w:pStyle w:val="ListParagraph"/>
+        <w:numPr>
+          <w:ilvl w:val="0"/>
+          <w:numId w:val="10"/>
+        </w:numPr>
+      </w:pPr>
+      <w:r>
+        <w:t>Users can create and manage group expenses.</w:t>
+      </w:r>
+    </w:p>
+    <w:p>
+      <w:pPr>
+        <w:pStyle w:val="ListParagraph"/>
+        <w:numPr>
+          <w:ilvl w:val="0"/>
+          <w:numId w:val="10"/>
+        </w:numPr>
+      </w:pPr>
+      <w:r>
+        <w:t>Group creators can assign permissions to members, including access to all group management and editing features.</w:t>
+      </w:r>
+    </w:p>
+    <w:p>
+      <w:pPr>
+        <w:pStyle w:val="ListParagraph"/>
+        <w:numPr>
+          <w:ilvl w:val="0"/>
+          <w:numId w:val="10"/>
+        </w:numPr>
+      </w:pPr>
+      <w:r>
+        <w:t>The system supports splitting expenses between group members.</w:t>
+      </w:r>
+    </w:p>
+    <w:p>
+      <w:pPr>
+        <w:pStyle w:val="Heading3"/>
+      </w:pPr>
+      <w:bookmarkStart w:id="8" w:name="_Toc230034989"/>
+      <w:r>
+        <w:t>Financial settlements</w:t>
+      </w:r>
+      <w:bookmarkEnd w:id="8"/>
+    </w:p>
+    <w:p>
+      <w:pPr>
+        <w:pStyle w:val="ListParagraph"/>
+        <w:numPr>
+          <w:ilvl w:val="0"/>
+          <w:numId w:val="13"/>
+        </w:numPr>
+      </w:pPr>
+      <w:r>
+        <w:t>The system calculates balances between users.</w:t>
+      </w:r>
+    </w:p>
+    <w:p>
+      <w:pPr>
+        <w:pStyle w:val="ListParagraph"/>
+        <w:numPr>
+          <w:ilvl w:val="0"/>
+          <w:numId w:val="13"/>
+        </w:numPr>
+      </w:pPr>
+      <w:r>
+        <w:t>The system generates settlement suggestions for group expenses.</w:t>
+      </w:r>
+    </w:p>
+    <w:p>
+      <w:pPr>
+        <w:pStyle w:val="ListParagraph"/>
+        <w:numPr>
+          <w:ilvl w:val="0"/>
+          <w:numId w:val="13"/>
+        </w:numPr>
+      </w:pPr>
+      <w:r>
+        <w:t>Users can settle balances using external payment services (PayPal integration).</w:t>
+      </w:r>
+    </w:p>
+    <w:p>
+      <w:pPr>
+        <w:pStyle w:val="ListParagraph"/>
+        <w:numPr>
+          <w:ilvl w:val="0"/>
+          <w:numId w:val="13"/>
+        </w:numPr>
+      </w:pPr>
+      <w:r>
+        <w:t>The system generates global settlement suggestions between any two users, aggregating balances across all groups.</w:t>
+      </w:r>
+    </w:p>
+    <w:p>
+      <w:pPr>
+        <w:pStyle w:val="Heading3"/>
+      </w:pPr>
+      <w:bookmarkStart w:id="9" w:name="_Toc230034990"/>
+      <w:r>
+        <w:t>Recurring expenses</w:t>
+      </w:r>
+      <w:bookmarkEnd w:id="9"/>
+    </w:p>
+    <w:p>
+      <w:pPr>
+        <w:pStyle w:val="ListParagraph"/>
+        <w:numPr>
+          <w:ilvl w:val="0"/>
+          <w:numId w:val="17"/>
+        </w:numPr>
+      </w:pPr>
+      <w:r>
+        <w:t xml:space="preserve">The system supports recurring </w:t>
+      </w:r>
+      <w:r>
+        <w:t xml:space="preserve">group and personal </w:t>
+      </w:r>
+      <w:r>
+        <w:t>expenses.</w:t>
+      </w:r>
+    </w:p>
+    <w:p>
+      <w:pPr>
+        <w:pStyle w:val="ListParagraph"/>
+        <w:numPr>
+          <w:ilvl w:val="0"/>
+          <w:numId w:val="17"/>
+        </w:numPr>
+      </w:pPr>
+      <w:r>
+        <w:t>The system automatically generates expenses based on predefined schedules.</w:t>
+      </w:r>
+    </w:p>
+    <w:p>
+      <w:pPr>
+        <w:pStyle w:val="Heading3"/>
+      </w:pPr>
+      <w:bookmarkStart w:id="10" w:name="_Toc230034991"/>
+      <w:r>
+        <w:t>Notifications</w:t>
+      </w:r>
+      <w:bookmarkEnd w:id="10"/>
+    </w:p>
+    <w:p>
+      <w:pPr>
+        <w:pStyle w:val="ListParagraph"/>
+        <w:numPr>
+          <w:ilvl w:val="0"/>
+          <w:numId w:val="18"/>
+        </w:numPr>
+      </w:pPr>
+      <w:r>
+        <w:t>The system provides notifications about financial events.</w:t>
+      </w:r>
+    </w:p>
+    <w:p>
+      <w:pPr>
+        <w:pStyle w:val="ListParagraph"/>
+        <w:numPr>
+          <w:ilvl w:val="0"/>
+          <w:numId w:val="18"/>
+        </w:numPr>
+      </w:pPr>
+      <w:r>
+        <w:lastRenderedPageBreak/>
+        <w:t>The system supports group invitations and contact invitations between users.</w:t>
+      </w:r>
+    </w:p>
+    <w:p>
+      <w:pPr>
+        <w:pStyle w:val="Heading3"/>
+      </w:pPr>
+      <w:bookmarkStart w:id="11" w:name="_Toc230034992"/>
+      <w:r>
+        <w:t>Receipt processing</w:t>
+      </w:r>
+      <w:bookmarkEnd w:id="11"/>
+    </w:p>
+    <w:p>
+      <w:pPr>
+        <w:pStyle w:val="ListParagraph"/>
+        <w:numPr>
+          <w:ilvl w:val="0"/>
+          <w:numId w:val="19"/>
+        </w:numPr>
+      </w:pPr>
+      <w:r>
+        <w:t>The system supports receipt scanning using OCR technology.</w:t>
+      </w:r>
+    </w:p>
+    <w:p>
+      <w:pPr>
+        <w:pStyle w:val="ListParagraph"/>
+        <w:numPr>
+          <w:ilvl w:val="0"/>
+          <w:numId w:val="19"/>
+        </w:numPr>
+      </w:pPr>
+      <w:r>
+        <w:t>The system extracts structured expense data from scanned receipts.</w:t>
+      </w:r>
+    </w:p>
+    <w:p>
+      <w:pPr>
+        <w:pStyle w:val="ListParagraph"/>
+      </w:pPr>
     </w:p>
     <w:p>
       <w:pPr>
         <w:pStyle w:val="Heading2"/>
       </w:pPr>
-      <w:bookmarkStart w:id="7" w:name="_Toc222231070"/>
+      <w:bookmarkStart w:id="12" w:name="_Toc230034993"/>
       <w:r>
         <w:t>Non-functional requirements</w:t>
       </w:r>
-      <w:bookmarkEnd w:id="7"/>
+      <w:bookmarkEnd w:id="12"/>
     </w:p>
     <w:p>
       <w:r>
@@ -4680,11 +6044,11 @@
       <w:pPr>
         <w:pStyle w:val="Heading3"/>
       </w:pPr>
-      <w:bookmarkStart w:id="8" w:name="_Toc222231071"/>
+      <w:bookmarkStart w:id="13" w:name="_Toc230034994"/>
       <w:r>
         <w:t>Security</w:t>
       </w:r>
-      <w:bookmarkEnd w:id="8"/>
+      <w:bookmarkEnd w:id="13"/>
     </w:p>
     <w:p>
       <w:pPr>
@@ -4695,7 +6059,16 @@
         </w:numPr>
       </w:pPr>
       <w:r>
-        <w:t>User passwords shall be stored in hashed form.</w:t>
+        <w:t>System</w:t>
+      </w:r>
+      <w:r>
+        <w:t xml:space="preserve"> store</w:t>
+      </w:r>
+      <w:r>
+        <w:t>s users passwords</w:t>
+      </w:r>
+      <w:r>
+        <w:t xml:space="preserve"> in hashed form.</w:t>
       </w:r>
     </w:p>
     <w:p>
@@ -4707,7 +6080,22 @@
         </w:numPr>
       </w:pPr>
       <w:r>
-        <w:t>System shall use JWT-based authentication.</w:t>
+        <w:t>System use</w:t>
+      </w:r>
+      <w:r>
+        <w:t>s</w:t>
+      </w:r>
+      <w:r>
+        <w:t xml:space="preserve"> JWT-based authentication</w:t>
+      </w:r>
+      <w:r>
+        <w:t xml:space="preserve"> </w:t>
+      </w:r>
+      <w:r>
+        <w:t>for securing endpoints</w:t>
+      </w:r>
+      <w:r>
+        <w:t>.</w:t>
       </w:r>
     </w:p>
     <w:p>
@@ -4719,7 +6107,10 @@
         </w:numPr>
       </w:pPr>
       <w:r>
-        <w:t>Communication between client and server shall use HTTPS.</w:t>
+        <w:t>All user input is validated on both frontend and backend layers</w:t>
+      </w:r>
+      <w:r>
+        <w:t>.</w:t>
       </w:r>
     </w:p>
     <w:p>
@@ -4731,18 +6122,236 @@
         </w:numPr>
       </w:pPr>
       <w:r>
-        <w:t>Access to resources shall be controlled based on authentication state.</w:t>
+        <w:t>Communication between client and server use</w:t>
+      </w:r>
+      <w:r>
+        <w:t>s</w:t>
+      </w:r>
+      <w:r>
+        <w:t xml:space="preserve"> HTTPS.</w:t>
       </w:r>
     </w:p>
     <w:p>
       <w:pPr>
         <w:pStyle w:val="Heading3"/>
       </w:pPr>
-      <w:bookmarkStart w:id="9" w:name="_Toc222231072"/>
+      <w:bookmarkStart w:id="14" w:name="_Toc230034995"/>
       <w:r>
         <w:t>Performance</w:t>
       </w:r>
-      <w:bookmarkEnd w:id="9"/>
+      <w:bookmarkEnd w:id="14"/>
+    </w:p>
+    <w:p>
+      <w:pPr>
+        <w:pStyle w:val="ListParagraph"/>
+        <w:numPr>
+          <w:ilvl w:val="0"/>
+          <w:numId w:val="24"/>
+        </w:numPr>
+        <w:rPr>
+          <w:rFonts w:asciiTheme="majorHAnsi" w:eastAsiaTheme="majorEastAsia" w:hAnsiTheme="majorHAnsi" w:cstheme="majorBidi"/>
+          <w:b/>
+          <w:color w:val="000000" w:themeColor="text1"/>
+          <w:sz w:val="26"/>
+          <w:szCs w:val="28"/>
+        </w:rPr>
+      </w:pPr>
+      <w:r>
+        <w:t>The system provides fast response times for API requests under normal operating conditions.</w:t>
+      </w:r>
+    </w:p>
+    <w:p>
+      <w:pPr>
+        <w:pStyle w:val="ListParagraph"/>
+        <w:numPr>
+          <w:ilvl w:val="0"/>
+          <w:numId w:val="24"/>
+        </w:numPr>
+        <w:rPr>
+          <w:rFonts w:asciiTheme="majorHAnsi" w:eastAsiaTheme="majorEastAsia" w:hAnsiTheme="majorHAnsi" w:cstheme="majorBidi"/>
+          <w:b/>
+          <w:color w:val="000000" w:themeColor="text1"/>
+          <w:sz w:val="26"/>
+          <w:szCs w:val="28"/>
+        </w:rPr>
+      </w:pPr>
+      <w:r>
+        <w:t>Backend operations are optimized for concurrent user requests.</w:t>
+      </w:r>
+    </w:p>
+    <w:p>
+      <w:pPr>
+        <w:pStyle w:val="ListParagraph"/>
+        <w:numPr>
+          <w:ilvl w:val="0"/>
+          <w:numId w:val="24"/>
+        </w:numPr>
+        <w:rPr>
+          <w:rFonts w:asciiTheme="majorHAnsi" w:eastAsiaTheme="majorEastAsia" w:hAnsiTheme="majorHAnsi" w:cstheme="majorBidi"/>
+          <w:b/>
+          <w:color w:val="000000" w:themeColor="text1"/>
+          <w:sz w:val="26"/>
+          <w:szCs w:val="28"/>
+        </w:rPr>
+      </w:pPr>
+      <w:r>
+        <w:t>Data fetching on the client side is optimized using caching mechanisms.</w:t>
+      </w:r>
+    </w:p>
+    <w:p>
+      <w:pPr>
+        <w:pStyle w:val="ListParagraph"/>
+        <w:numPr>
+          <w:ilvl w:val="0"/>
+          <w:numId w:val="24"/>
+        </w:numPr>
+        <w:rPr>
+          <w:rFonts w:asciiTheme="majorHAnsi" w:eastAsiaTheme="majorEastAsia" w:hAnsiTheme="majorHAnsi" w:cstheme="majorBidi"/>
+          <w:b/>
+          <w:color w:val="000000" w:themeColor="text1"/>
+          <w:sz w:val="26"/>
+          <w:szCs w:val="28"/>
+        </w:rPr>
+      </w:pPr>
+      <w:r>
+        <w:t>The system minimizes unnecessary network requests through client-side state management strategies.</w:t>
+      </w:r>
+    </w:p>
+    <w:p>
+      <w:pPr>
+        <w:pStyle w:val="Heading3"/>
+      </w:pPr>
+      <w:bookmarkStart w:id="15" w:name="_Toc230034996"/>
+      <w:r>
+        <w:t>Reliability</w:t>
+      </w:r>
+      <w:bookmarkEnd w:id="15"/>
+    </w:p>
+    <w:p>
+      <w:pPr>
+        <w:pStyle w:val="ListParagraph"/>
+        <w:numPr>
+          <w:ilvl w:val="0"/>
+          <w:numId w:val="28"/>
+        </w:numPr>
+      </w:pPr>
+      <w:r>
+        <w:t>The system ensures consistent data persistence using a relational database.</w:t>
+      </w:r>
+    </w:p>
+    <w:p>
+      <w:pPr>
+        <w:pStyle w:val="ListParagraph"/>
+        <w:numPr>
+          <w:ilvl w:val="0"/>
+          <w:numId w:val="28"/>
+        </w:numPr>
+      </w:pPr>
+      <w:r>
+        <w:t>Database schema changes are managed through migration mechanisms (Alembic).</w:t>
+      </w:r>
+    </w:p>
+    <w:p>
+      <w:pPr>
+        <w:pStyle w:val="Heading3"/>
+      </w:pPr>
+      <w:bookmarkStart w:id="16" w:name="_Toc230034997"/>
+      <w:r>
+        <w:t>Usability</w:t>
+      </w:r>
+      <w:bookmarkEnd w:id="16"/>
+    </w:p>
+    <w:p>
+      <w:pPr>
+        <w:pStyle w:val="ListParagraph"/>
+        <w:numPr>
+          <w:ilvl w:val="0"/>
+          <w:numId w:val="27"/>
+        </w:numPr>
+      </w:pPr>
+      <w:r>
+        <w:t>The user interface follows a responsive, mobile-first design approach.</w:t>
+      </w:r>
+    </w:p>
+    <w:p>
+      <w:pPr>
+        <w:pStyle w:val="ListParagraph"/>
+        <w:numPr>
+          <w:ilvl w:val="0"/>
+          <w:numId w:val="27"/>
+        </w:numPr>
+      </w:pPr>
+      <w:r>
+        <w:t>The system is designed to support intuitive navigation and minimal user friction.</w:t>
+      </w:r>
+    </w:p>
+    <w:p>
+      <w:pPr>
+        <w:pStyle w:val="ListParagraph"/>
+        <w:numPr>
+          <w:ilvl w:val="0"/>
+          <w:numId w:val="27"/>
+        </w:numPr>
+      </w:pPr>
+      <w:r>
+        <w:t>The application provides clear feedback for user actions and system states.</w:t>
+      </w:r>
+    </w:p>
+    <w:p>
+      <w:pPr>
+        <w:pStyle w:val="Heading3"/>
+      </w:pPr>
+      <w:bookmarkStart w:id="17" w:name="_Toc230034998"/>
+      <w:r>
+        <w:t>Scalability</w:t>
+      </w:r>
+      <w:bookmarkEnd w:id="17"/>
+    </w:p>
+    <w:p>
+      <w:pPr>
+        <w:pStyle w:val="ListParagraph"/>
+        <w:numPr>
+          <w:ilvl w:val="0"/>
+          <w:numId w:val="26"/>
+        </w:numPr>
+      </w:pPr>
+      <w:r>
+        <w:t>The system architecture supports horizontal scalability of backend services.</w:t>
+      </w:r>
+    </w:p>
+    <w:p>
+      <w:pPr>
+        <w:pStyle w:val="ListParagraph"/>
+        <w:numPr>
+          <w:ilvl w:val="0"/>
+          <w:numId w:val="26"/>
+        </w:numPr>
+      </w:pPr>
+      <w:r>
+        <w:t>The application is designed to handle an increasing number of users and groups.</w:t>
+      </w:r>
+    </w:p>
+    <w:p>
+      <w:pPr>
+        <w:pStyle w:val="ListParagraph"/>
+        <w:numPr>
+          <w:ilvl w:val="0"/>
+          <w:numId w:val="26"/>
+        </w:numPr>
+      </w:pPr>
+      <w:r>
+        <w:t>Background processing is used for scheduled and asynchronous operations.</w:t>
+      </w:r>
+    </w:p>
+    <w:p>
+      <w:pPr>
+        <w:pStyle w:val="Heading3"/>
+      </w:pPr>
+      <w:bookmarkStart w:id="18" w:name="_Toc230034999"/>
+      <w:r>
+        <w:t>Compatibility</w:t>
+      </w:r>
+      <w:bookmarkEnd w:id="18"/>
     </w:p>
     <w:p>
       <w:pPr>
@@ -4753,18 +6362,8 @@
         </w:numPr>
       </w:pPr>
       <w:r>
-        <w:t>API response time shall not exceed 1 second under nominal load.</w:t>
-      </w:r>
-    </w:p>
-    <w:p>
-      <w:pPr>
-        <w:pStyle w:val="Heading3"/>
-      </w:pPr>
-      <w:bookmarkStart w:id="10" w:name="_Toc222231073"/>
-      <w:r>
-        <w:t>Reliability</w:t>
-      </w:r>
-      <w:bookmarkEnd w:id="10"/>
+        <w:t>The application shall function in current versions of major web browsers.</w:t>
+      </w:r>
     </w:p>
     <w:p>
       <w:pPr>
@@ -4775,7 +6374,10 @@
         </w:numPr>
       </w:pPr>
       <w:r>
-        <w:t>The system shall maintain financial data consistency.</w:t>
+        <w:t>The system shall not require additional software installation on the client side.</w:t>
+      </w:r>
+      <w:r>
+        <w:t xml:space="preserve"> </w:t>
       </w:r>
     </w:p>
     <w:p>
@@ -4787,29 +6389,30 @@
         </w:numPr>
       </w:pPr>
       <w:r>
-        <w:t>Failed payment transactions shall not affect balances.</w:t>
+        <w:t>The application shall function and be responsive for different screen sizes.</w:t>
       </w:r>
     </w:p>
     <w:p>
       <w:pPr>
         <w:pStyle w:val="Heading3"/>
       </w:pPr>
-      <w:bookmarkStart w:id="11" w:name="_Toc222231074"/>
-      <w:r>
-        <w:t>Usability</w:t>
-      </w:r>
-      <w:bookmarkEnd w:id="11"/>
+      <w:bookmarkStart w:id="19" w:name="_Toc230035000"/>
+      <w:r>
+        <w:lastRenderedPageBreak/>
+        <w:t>Deployment</w:t>
+      </w:r>
+      <w:bookmarkEnd w:id="19"/>
     </w:p>
     <w:p>
       <w:pPr>
         <w:pStyle w:val="ListParagraph"/>
         <w:numPr>
           <w:ilvl w:val="0"/>
-          <w:numId w:val="6"/>
+          <w:numId w:val="29"/>
         </w:numPr>
       </w:pPr>
       <w:r>
-        <w:t>User interface shall be intuitive and clear.</w:t>
+        <w:t>The system supports reproducible deployment across environments.</w:t>
       </w:r>
     </w:p>
     <w:p>
@@ -4817,96 +6420,26 @@
         <w:pStyle w:val="ListParagraph"/>
         <w:numPr>
           <w:ilvl w:val="0"/>
-          <w:numId w:val="6"/>
+          <w:numId w:val="29"/>
         </w:numPr>
       </w:pPr>
       <w:r>
-        <w:t>Adding an expense shall require a minimal number of steps</w:t>
-      </w:r>
-      <w:r>
-        <w:t>.</w:t>
-      </w:r>
-    </w:p>
-    <w:p>
-      <w:pPr>
-        <w:pStyle w:val="Heading3"/>
-      </w:pPr>
-      <w:bookmarkStart w:id="12" w:name="_Toc222231075"/>
-      <w:r>
-        <w:t>Scalability</w:t>
-      </w:r>
-      <w:bookmarkEnd w:id="12"/>
+        <w:t>The application can be deployed in cloud-based infrastructure.</w:t>
+      </w:r>
     </w:p>
     <w:p>
       <w:pPr>
         <w:pStyle w:val="ListParagraph"/>
         <w:numPr>
           <w:ilvl w:val="0"/>
-          <w:numId w:val="6"/>
+          <w:numId w:val="29"/>
         </w:numPr>
       </w:pPr>
       <w:r>
-        <w:t>The system shall allow future integration of additional</w:t>
-      </w:r>
-      <w:r>
-        <w:t xml:space="preserve"> features.</w:t>
-      </w:r>
-    </w:p>
-    <w:p>
-      <w:pPr>
-        <w:pStyle w:val="Heading3"/>
-      </w:pPr>
-      <w:bookmarkStart w:id="13" w:name="_Toc222231076"/>
-      <w:r>
-        <w:lastRenderedPageBreak/>
-        <w:t>Compatibility</w:t>
-      </w:r>
-      <w:bookmarkEnd w:id="13"/>
-    </w:p>
-    <w:p>
-      <w:pPr>
-        <w:pStyle w:val="ListParagraph"/>
-        <w:numPr>
-          <w:ilvl w:val="0"/>
-          <w:numId w:val="6"/>
-        </w:numPr>
-      </w:pPr>
-      <w:r>
-        <w:t>The application shall function in current versions of major web browsers.</w:t>
-      </w:r>
-    </w:p>
-    <w:p>
-      <w:pPr>
-        <w:pStyle w:val="ListParagraph"/>
-        <w:numPr>
-          <w:ilvl w:val="0"/>
-          <w:numId w:val="6"/>
-        </w:numPr>
-      </w:pPr>
-      <w:r>
-        <w:t>The system shall not require additional software installation on the client side.</w:t>
-      </w:r>
-      <w:r>
-        <w:t xml:space="preserve"> </w:t>
-      </w:r>
-    </w:p>
-    <w:p>
-      <w:pPr>
-        <w:pStyle w:val="ListParagraph"/>
-        <w:numPr>
-          <w:ilvl w:val="0"/>
-          <w:numId w:val="6"/>
-        </w:numPr>
-      </w:pPr>
-      <w:r>
-        <w:t>The application shall function and be responsive for different screen sizes.</w:t>
-      </w:r>
-    </w:p>
-    <w:p/>
-    <w:p>
-      <w:r>
-        <w:t>To be continue</w:t>
-      </w:r>
+        <w:t>Environment-specific configuration is managed using .env files, allowing separation of sensitive data (e.g. API keys, database credentials) from the source code.</w:t>
+      </w:r>
+    </w:p>
+    <w:p>
       <w:r>
         <w:br w:type="page"/>
       </w:r>
@@ -4918,7 +6451,7 @@
           <w:lang w:val="pl-PL"/>
         </w:rPr>
       </w:pPr>
-      <w:bookmarkStart w:id="14" w:name="_Toc222231077"/>
+      <w:bookmarkStart w:id="20" w:name="_Toc230035001"/>
       <w:r>
         <w:rPr>
           <w:lang w:val="pl-PL"/>
@@ -4926,7 +6459,7 @@
         <w:lastRenderedPageBreak/>
         <w:t>Technology stack</w:t>
       </w:r>
-      <w:bookmarkEnd w:id="14"/>
+      <w:bookmarkEnd w:id="20"/>
     </w:p>
     <w:p>
       <w:pPr>
@@ -4935,176 +6468,320 @@
           <w:lang w:val="pl-PL"/>
         </w:rPr>
       </w:pPr>
-      <w:bookmarkStart w:id="15" w:name="_Toc222231078"/>
-      <w:r>
-        <w:rPr>
-          <w:lang w:val="pl-PL"/>
-        </w:rPr>
+      <w:bookmarkStart w:id="21" w:name="_Toc230035002"/>
+      <w:r>
+        <w:rPr>
+          <w:lang w:val="pl-PL"/>
+        </w:rPr>
+        <w:t>Fronten</w:t>
+      </w:r>
+      <w:r>
+        <w:rPr>
+          <w:lang w:val="pl-PL"/>
+        </w:rPr>
+        <w:t>d</w:t>
+      </w:r>
+      <w:bookmarkEnd w:id="21"/>
+    </w:p>
+    <w:p>
+      <w:r>
+        <w:t xml:space="preserve">The frontend layer of the application was implemented using React and TypeScript. </w:t>
+      </w:r>
+      <w:r>
+        <w:t>The application follows the Single Page Application (SPA) approach, enabling dynamic user interaction without requiring full page reloads. React was selected due to its component-based architecture, which simplifies the creation of reusable interface elements and improves maintainability of the codebase. TypeScript was used to provide static typing and improve code reliability during development.</w:t>
+      </w:r>
+    </w:p>
+    <w:p>
+      <w:r>
+        <w:t>The project uses Vite as the frontend build tool and development server. Vite was selected because of its fast startup time, efficient hot module replacement mechanism, and optimized production build process.</w:t>
+      </w:r>
+    </w:p>
+    <w:p>
+      <w:r>
+        <w:t>The user interface was styled using TailwindCSS, a CSS framework that enables rapid development of responsive layouts. The application follows a mobile-first design approach to ensure proper usability across different screen sizes and device types. Additio</w:t>
+      </w:r>
+      <w:r>
+        <w:t>n</w:t>
+      </w:r>
+      <w:r>
+        <w:t>al reusable and accessible interface elements were implemente</w:t>
+      </w:r>
+      <w:r>
+        <w:t>d</w:t>
+      </w:r>
+      <w:r>
+        <w:t xml:space="preserve"> using Radix UI component.</w:t>
+      </w:r>
+    </w:p>
+    <w:p>
+      <w:r>
+        <w:t>Client-side routing was im</w:t>
+      </w:r>
+      <w:r>
+        <w:t>p</w:t>
+      </w:r>
+      <w:r>
+        <w:t>lemented using React Router DOM, all</w:t>
+      </w:r>
+      <w:r>
+        <w:t>o</w:t>
+      </w:r>
+      <w:r>
+        <w:t xml:space="preserve">wing navigation between application views without </w:t>
+      </w:r>
+      <w:r>
+        <w:t>r</w:t>
+      </w:r>
+      <w:r>
+        <w:t xml:space="preserve">eloading the page. The routing system </w:t>
+      </w:r>
+      <w:r>
+        <w:t>s</w:t>
+      </w:r>
+      <w:r>
+        <w:t>upports protected routes for authenticated users as well as role-based access contro</w:t>
+      </w:r>
+      <w:r>
+        <w:t>l</w:t>
+      </w:r>
+      <w:r>
+        <w:t xml:space="preserve"> for administrative functionalities.</w:t>
+      </w:r>
+    </w:p>
+    <w:p>
+      <w:r>
+        <w:t>The frontend commu</w:t>
+      </w:r>
+      <w:r>
+        <w:t>n</w:t>
+      </w:r>
+      <w:r>
+        <w:t>icates with the backend through REST API endpoints using Axios as the HTTP client libra</w:t>
+      </w:r>
+      <w:r>
+        <w:t>r</w:t>
+      </w:r>
+      <w:r>
+        <w:t xml:space="preserve">y. API communication is centralized within dedicated modules responsible for handling </w:t>
+      </w:r>
+      <w:r>
+        <w:t>r</w:t>
+      </w:r>
+      <w:r>
+        <w:t>equests related to specific system domains. Authentication tokens are automaticall</w:t>
+      </w:r>
+      <w:r>
+        <w:t>y</w:t>
+      </w:r>
+      <w:r>
+        <w:t xml:space="preserve"> attached to requests using Axios interceptors.</w:t>
+      </w:r>
+    </w:p>
+    <w:p>
+      <w:r>
+        <w:t>Server-side state management and data synchronization are handled using React Query. The library provides mechanisms for API response caching, automatic background refetching, and cache invalidation after data mutations. Global client-side state, such as authentication and theme configuration, is managed using the React Context API.</w:t>
+      </w:r>
+    </w:p>
+    <w:p>
+      <w:r>
+        <w:t>The application also includes internationalization support implemented using i18next and react-i18next. The system currently supports Polish and English language versions, with language preferences stored in browser’s local storage.</w:t>
+      </w:r>
+    </w:p>
+    <w:p>
+      <w:r>
+        <w:t>Data visualization features were implemented using the Recharts library, enabling the presentation of financial summaries and trends using interactive charts. Additional user interface enhancements, including animations and transitions, were implemented using Framer Motion.</w:t>
+      </w:r>
+    </w:p>
+    <w:p>
+      <w:r>
+        <w:br w:type="page"/>
+      </w:r>
+    </w:p>
+    <w:p>
+      <w:pPr>
+        <w:pStyle w:val="Heading2"/>
+      </w:pPr>
+      <w:bookmarkStart w:id="22" w:name="_Toc230035003"/>
+      <w:r>
+        <w:lastRenderedPageBreak/>
+        <w:t>Backend</w:t>
+      </w:r>
+      <w:bookmarkEnd w:id="22"/>
+    </w:p>
+    <w:p>
+      <w:r>
+        <w:t>The backend layer of the application was implemented using Python and the FastAPI framework. FastAPI was selected due to its high performance, support for asynchronous request handling, and built-in integration with modern Python type validation mechanisms. The backend exposes a REST API responsible for processing business logic, handling authentication, managing financial data, and communicating with the database.</w:t>
+      </w:r>
+    </w:p>
+    <w:p>
+      <w:r>
+        <w:t>The backend architecture follows a layered design pattern consisting of routers, services, and repositories. Routers are responsible for defining API endpoints and handling HTTP requests, services implement business logic, while repositories manage communication with the database layer. This separation improves maintainability, readability, and scalability of the system.</w:t>
+      </w:r>
+    </w:p>
+    <w:p>
+      <w:r>
+        <w:t>Data validation and serialization are implemented using Pydantic schemas. The schemas define request and response structures, ensuring consistency of transmitted data and reducing the risk of invalid input processing.</w:t>
+      </w:r>
+    </w:p>
+    <w:p>
+      <w:r>
+        <w:t>Database communication is handled using SQLAlchemy as the Object Relational Mapping (ORM) library. SQLAlchemy enables mapping Python objects to relational database structures and simplifies database operations while maintaining flexibility for more advanced queries.</w:t>
+      </w:r>
+    </w:p>
+    <w:p>
+      <w:r>
+        <w:t>Authentication and authorization mechanisms are based on JSON Web Tokens (JWT). The backend verifies user identity, generates authentication tokens, and protects restricted endpoints from unauthorized access. Additional security mechanisms include password hashing and validation of user permissions for selected operations.</w:t>
+      </w:r>
+    </w:p>
+    <w:p>
+      <w:r>
+        <w:t>The backend also includes several background scheduling mechanisms responsible for recurring system operations. Dedicated schedulers handle automatic generation of recurring expenses, budget rollover operations, and notification-related tasks.</w:t>
+      </w:r>
+    </w:p>
+    <w:p>
+      <w:r>
+        <w:t>Receipt scanning functionality is implemented using Optical Character Recognition (OCR) techniques. The system utilizes both Tesseract OCR (via the pytesseract library) and PaddleOCR for text extraction from receipt images.</w:t>
+      </w:r>
+    </w:p>
+    <w:p>
+      <w:r>
+        <w:t>Tesseract OCR is a lightweight engine with low computational requirements and a small disk footprint. It is suitable for fast processing scenarios where resource consumption is a constraint. PaddleOCR, in contrast, is a deep learning-based solution built on PyTorch. It provides higher recognition accuracy, particularly for complex layouts and lower-quality images, but requires significantly higher computational resources.</w:t>
+      </w:r>
+    </w:p>
+    <w:p>
+      <w:r>
+        <w:t>The system allows users to select the preferred OCR engine depending on their requirements. PaddleOCR is used as the primary option due to its higher accuracy, while Tesseract is used either as a lightweight alternative or as a fallback mechanism in cases where PaddleOCR is unavailable in the runtime environment.</w:t>
+      </w:r>
+    </w:p>
+    <w:p>
+      <w:r>
+        <w:t>Cross-Origin Resource Sharing (CORS) middleware is configured to enable secure communication between frontend and backend services hosted on separate origins. Environment-specific configuration and sensitive credentials are managed using .env files.</w:t>
+      </w:r>
+    </w:p>
+    <w:p>
+      <w:pPr>
+        <w:pStyle w:val="Heading2"/>
+      </w:pPr>
+      <w:bookmarkStart w:id="23" w:name="_Toc230035004"/>
+      <w:r>
+        <w:lastRenderedPageBreak/>
         <w:t>Database</w:t>
       </w:r>
-      <w:r>
-        <w:rPr>
-          <w:lang w:val="pl-PL"/>
-        </w:rPr>
-        <w:t xml:space="preserve"> - PostgreSQL</w:t>
-      </w:r>
-      <w:bookmarkEnd w:id="15"/>
-    </w:p>
-    <w:p>
-      <w:r>
-        <w:t>The project utilized PostgreSQL, an open-source, relational RDBMS compliant with the SQL standard, as its database management system. PostgreSQL supports ACID-compliant transactions, data integrity checks, and complex relationships between entities.</w:t>
-      </w:r>
-    </w:p>
-    <w:p>
-      <w:r>
-        <w:t>The choice of this technology was motivated by the relational nature of the proposed system. The application is based on clearly defined data models and the relationships between them (including dependencies between users, roles, and other system entities). PostgreSQL allows for the implementation of primary and foreign keys, which helps maintain data consistency and integrity at the database level.</w:t>
-      </w:r>
-    </w:p>
-    <w:p>
-      <w:r>
-        <w:t>The database stores all key system information, including user data, assigned roles, and data related to the application's core functionality. Communication with the database is handled by the backend repository layer, which is responsible for executing CRUD operations and managing data access. This approach allows for a clear separation of business logic from the data persistence layer.</w:t>
-      </w:r>
-    </w:p>
-    <w:p>
-      <w:pPr>
-        <w:rPr>
-          <w:rFonts w:asciiTheme="majorHAnsi" w:eastAsiaTheme="majorEastAsia" w:hAnsiTheme="majorHAnsi" w:cstheme="majorBidi"/>
-          <w:b/>
-          <w:color w:val="000000" w:themeColor="text1"/>
-          <w:sz w:val="28"/>
-          <w:szCs w:val="32"/>
-        </w:rPr>
-      </w:pPr>
-      <w:r>
-        <w:t>The use of PostgreSQL ensures stability, predictable operation and the possibility of further development of the system without the need to change the database technology.</w:t>
-      </w:r>
-    </w:p>
+      <w:bookmarkEnd w:id="23"/>
+    </w:p>
+    <w:p>
+      <w:r>
+        <w:t>The application uses PostgreSQL as the primary relational database management system. PostgreSQL was selected due to its reliability, strong consistency guarantees, support for complex relational queries, and suitability for applications requiring structured financial data storage.</w:t>
+      </w:r>
+    </w:p>
+    <w:p>
+      <w:r>
+        <w:t>The database follows a relational model, in which data is organized into tables with defined relationships between entities. This approach ensures data integrity and enables efficient querying of interconnected financial information, such as users, groups, expenses, budgets, and settlements.</w:t>
+      </w:r>
+    </w:p>
+    <w:p>
+      <w:r>
+        <w:t>The persistence layer is managed using SQLAlchemy as the Object Relational Mapping (ORM) tool. SQLAlchemy provides an abstraction over raw SQL queries, allowing the backend to interact with the database using Python objects while maintaining flexibility for more advanced database operations.</w:t>
+      </w:r>
+    </w:p>
+    <w:p>
+      <w:r>
+        <w:t>Database schema evolution is handled using Alembic migrations. This mechanism enables controlled versioning of the database structure and ensures that schema changes can be applied consistently across different environments without data loss or inconsistencies.</w:t>
+      </w:r>
+    </w:p>
+    <w:p>
+      <w:r>
+        <w:t>Financial values within the system are stored using fixed-point numeric types (e.g. DECIMAL) instead of floating-point representations. This design decision prevents rounding errors and ensures high precision in monetary calculations, which is critical in financial applications.</w:t>
+      </w:r>
+    </w:p>
+    <w:p>
+      <w:r>
+        <w:t xml:space="preserve">The database is designed to support the core functionality of the system, including storage of user accounts, financial transactions, group relationships, recurring expenses, and system-generated data such as notifications and </w:t>
+      </w:r>
+      <w:r>
+        <w:t>account activation tokens</w:t>
+      </w:r>
+      <w:r>
+        <w:t>. The relational structure ensures referential integrity between these entities and supports efficient aggregation and reporting operations.</w:t>
+      </w:r>
+    </w:p>
+    <w:p/>
     <w:p>
       <w:pPr>
         <w:pStyle w:val="Heading2"/>
       </w:pPr>
-      <w:bookmarkStart w:id="16" w:name="_Toc222231079"/>
-      <w:r>
-        <w:t>Backend</w:t>
-      </w:r>
-      <w:r>
-        <w:t xml:space="preserve">  - FastAPI</w:t>
-      </w:r>
-      <w:bookmarkEnd w:id="16"/>
-    </w:p>
-    <w:p>
-      <w:r>
-        <w:t>The system's backend layer was implemented using the FastAPI framework, which runs in a Python environment. FastAPI is a modern framework for building REST APIs, ensuring high performance and supporting asynchronous programming.</w:t>
-      </w:r>
-    </w:p>
-    <w:p>
-      <w:r>
-        <w:t>The choice of this technology was justified by its simplicity of implementation, clear project structure, and built-in data validation mechanisms. FastAPI enables the definition of data models and the automatic generation of API documentation, facilitating testing and integration with the frontend layer.</w:t>
-      </w:r>
-    </w:p>
-    <w:p>
-      <w:pPr>
-        <w:rPr>
-          <w:b/>
-        </w:rPr>
-      </w:pPr>
-      <w:r>
-        <w:t>The system's backend is responsible for implementing business logic, handling HTTP requests, managing resource access, and communicating with the PostgreSQL database. The use of FastAPI allowed for the creation of a scalable and modular solution that can be expanded with additional functionality in the future.</w:t>
-      </w:r>
-    </w:p>
+      <w:bookmarkStart w:id="24" w:name="_Toc230035005"/>
+      <w:r>
+        <w:t>External Integrations</w:t>
+      </w:r>
+      <w:bookmarkEnd w:id="24"/>
+    </w:p>
+    <w:p>
+      <w:r>
+        <w:t>The system integrates with selected external third-party services to support financial transactions and transactional communication. These integrations extend the core functionality of the application while maintaining a modular and service-oriented backend architecture.</w:t>
+      </w:r>
+    </w:p>
+    <w:p>
+      <w:pPr>
+        <w:pStyle w:val="Heading3"/>
+      </w:pPr>
+      <w:bookmarkStart w:id="25" w:name="_Toc230035006"/>
+      <w:r>
+        <w:t>Payment Integration (PayPal)</w:t>
+      </w:r>
+      <w:bookmarkEnd w:id="25"/>
+    </w:p>
+    <w:p>
+      <w:r>
+        <w:t>The application integrates with the PayPal REST API to enable financial settlements between users within group expense scenarios. This functionality provides an alternative to manual or cash-based settlements by allowing users to resolve balances through online payments.</w:t>
+      </w:r>
+    </w:p>
+    <w:p>
+      <w:r>
+        <w:t>The integration is implemented via a dedicated service layer responsible for handling communication with the PayPal API, including authentication using the OAuth 2.0 client credentials flow, creation of payment orders, and processing of payment confirmations. The system supports sandbox environment.</w:t>
+      </w:r>
+    </w:p>
+    <w:p>
+      <w:r>
+        <w:lastRenderedPageBreak/>
+        <w:t>The payment process follows a structured flow in which a settlement request is initiated in the system, processed by the backend, and redirected to PayPal for user approval. After successful payment authorization, the system finalizes the transaction and updates the settlement status accordingly. Webhook mechanisms are used to ensure reliable synchronization of payment events.</w:t>
+      </w:r>
+    </w:p>
+    <w:p>
+      <w:pPr>
+        <w:pStyle w:val="Heading3"/>
+      </w:pPr>
+      <w:bookmarkStart w:id="26" w:name="_Toc230035007"/>
+      <w:r>
+        <w:t>Email Communication Service (Resend)</w:t>
+      </w:r>
+      <w:bookmarkEnd w:id="26"/>
+    </w:p>
+    <w:p>
+      <w:r>
+        <w:t>The system uses the Resend API to handle transactional email delivery for user authentication and account-related operations. This includes account activation emails, password reset requests.</w:t>
+      </w:r>
+    </w:p>
+    <w:p>
+      <w:r>
+        <w:t>Email messages are generated dynamically based on user-specific context, including language preferences. The system supports bilingual email templates (Polish and English) to ensure usability for different user groups. Both HTML and plain-text formats are generated to ensure compatibility with various email clients.</w:t>
+      </w:r>
+    </w:p>
+    <w:p>
+      <w:r>
+        <w:t>The integration is implemented via a dedicated utility layer that communicates with the Resend API using its official SDK. Email delivery is executed asynchronously from the main request flow, and failures are logged for monitoring purposes. Configuration details such as API keys and sender identity are managed through environment variables to ensure security and separation of configuration from application logic.</w:t>
+      </w:r>
+    </w:p>
+    <w:p/>
     <w:p>
       <w:pPr>
         <w:pStyle w:val="Heading2"/>
       </w:pPr>
-      <w:bookmarkStart w:id="17" w:name="_Toc222231080"/>
-      <w:r>
-        <w:t xml:space="preserve">Security </w:t>
-      </w:r>
-      <w:r>
-        <w:t xml:space="preserve"> -</w:t>
-      </w:r>
-      <w:r>
-        <w:t xml:space="preserve"> JSON Web Token</w:t>
-      </w:r>
-      <w:bookmarkEnd w:id="17"/>
-    </w:p>
-    <w:p>
-      <w:r>
-        <w:t>The system uses an authentication mechanism based on the JSON Web Token (JWT) standard. This is a compact and stateless way to transfer information between the client and the server in the form of a signed token.</w:t>
-      </w:r>
-    </w:p>
-    <w:p>
-      <w:r>
-        <w:t>After a successful login, the user receives a JWT token, which is then included in subsequent HTTP requests in the Authorization header. The server verifies the validity of the token's signature and the information it contains, such as the user ID and assigned role.</w:t>
-      </w:r>
-    </w:p>
-    <w:p>
-      <w:r>
-        <w:lastRenderedPageBreak/>
-        <w:t>Using JWT enables the implementation of stateless authentication, simplifying user session management and improving system scalability. This mechanism forms the basis of a role-based access control model, which limits access to selected system resources.</w:t>
-      </w:r>
-    </w:p>
-    <w:p>
-      <w:pPr>
-        <w:pStyle w:val="Heading2"/>
-      </w:pPr>
-      <w:bookmarkStart w:id="18" w:name="_Toc222231081"/>
-      <w:r>
-        <w:t>Frontend</w:t>
-      </w:r>
-      <w:r>
-        <w:t xml:space="preserve">  - </w:t>
-      </w:r>
-      <w:r>
-        <w:t>React &amp; Tailwind CSS</w:t>
-      </w:r>
-      <w:bookmarkEnd w:id="18"/>
-    </w:p>
-    <w:p>
-      <w:r>
-        <w:t>The application's frontend layer was implemented using the React library, used for building interactive user interfaces in a Single Page Application (SPA) model. React enables component-based application development, which promotes modularity, code reuse, and a clear project structure.</w:t>
-      </w:r>
-    </w:p>
-    <w:p>
-      <w:r>
-        <w:t xml:space="preserve">The choice of React was motivated by its popularity, broad community support, and flexible approach to application state management. </w:t>
-      </w:r>
-      <w:r>
-        <w:t>The project implements a global context mechanism to store shared application data, enabling centralized state management across the entire component tree.</w:t>
-      </w:r>
-    </w:p>
-    <w:p>
-      <w:r>
-        <w:t>Communication with the backend is handled via HTTP requests to the REST API. The JWT token obtained during login is automatically included in subsequent requests, maintaining a consistent authorization mechanism between the frontend and backend layers.</w:t>
-      </w:r>
-    </w:p>
-    <w:p>
-      <w:r>
-        <w:t>The Tailwind CSS framework was used to style the user interface. Tailwind CSS takes a utility-first approach, enabling the creation of a responsive and visually consistent interface without the need for extensive stylesheets. This solution allowed for the rapid creation of the application layout and the maintenance of a uniform visual structure.</w:t>
-      </w:r>
-    </w:p>
-    <w:p>
-      <w:r>
-        <w:t>The combination of React and Tailwind CSS enabled the creation of a clear, modular, and scalable user interface that can be expanded with additional views and functionalities in the future.</w:t>
-      </w:r>
-    </w:p>
-    <w:p>
-      <w:pPr>
-        <w:pStyle w:val="Heading2"/>
-      </w:pPr>
-      <w:r>
-        <w:t>Vite  - bundler?</w:t>
-      </w:r>
-    </w:p>
-    <w:p>
-      <w:pPr>
-        <w:pStyle w:val="Heading2"/>
-      </w:pPr>
-      <w:bookmarkStart w:id="19" w:name="_Toc222231082"/>
+      <w:bookmarkStart w:id="27" w:name="_Toc230035008"/>
       <w:r>
         <w:t>Version Table</w:t>
       </w:r>
-      <w:bookmarkEnd w:id="19"/>
+      <w:bookmarkEnd w:id="27"/>
     </w:p>
     <w:tbl>
       <w:tblPr>
@@ -5144,13 +6821,21 @@
           <w:tcPr>
             <w:tcW w:w="4530" w:type="dxa"/>
           </w:tcPr>
-          <w:p/>
+          <w:p>
+            <w:r>
+              <w:t>Python</w:t>
+            </w:r>
+          </w:p>
         </w:tc>
         <w:tc>
           <w:tcPr>
             <w:tcW w:w="4531" w:type="dxa"/>
           </w:tcPr>
-          <w:p/>
+          <w:p>
+            <w:r>
+              <w:t>3.12</w:t>
+            </w:r>
+          </w:p>
         </w:tc>
       </w:tr>
       <w:tr>
@@ -5158,13 +6843,29 @@
           <w:tcPr>
             <w:tcW w:w="4530" w:type="dxa"/>
           </w:tcPr>
-          <w:p/>
+          <w:p>
+            <w:r>
+              <w:t>FastAPI</w:t>
+            </w:r>
+          </w:p>
         </w:tc>
         <w:tc>
           <w:tcPr>
             <w:tcW w:w="4531" w:type="dxa"/>
           </w:tcPr>
-          <w:p/>
+          <w:p>
+            <w:pPr>
+              <w:rPr>
+                <w:lang w:val="pl-PL"/>
+              </w:rPr>
+            </w:pPr>
+            <w:r>
+              <w:rPr>
+                <w:lang w:val="pl-PL"/>
+              </w:rPr>
+              <w:t>0.128.0</w:t>
+            </w:r>
+          </w:p>
         </w:tc>
       </w:tr>
       <w:tr>
@@ -5172,13 +6873,29 @@
           <w:tcPr>
             <w:tcW w:w="4530" w:type="dxa"/>
           </w:tcPr>
-          <w:p/>
+          <w:p>
+            <w:r>
+              <w:t>SQLAlchemy</w:t>
+            </w:r>
+          </w:p>
         </w:tc>
         <w:tc>
           <w:tcPr>
             <w:tcW w:w="4531" w:type="dxa"/>
           </w:tcPr>
-          <w:p/>
+          <w:p>
+            <w:pPr>
+              <w:rPr>
+                <w:lang w:val="pl-PL"/>
+              </w:rPr>
+            </w:pPr>
+            <w:r>
+              <w:rPr>
+                <w:lang w:val="pl-PL"/>
+              </w:rPr>
+              <w:t>2.0.46</w:t>
+            </w:r>
+          </w:p>
         </w:tc>
       </w:tr>
       <w:tr>
@@ -5186,13 +6903,29 @@
           <w:tcPr>
             <w:tcW w:w="4530" w:type="dxa"/>
           </w:tcPr>
-          <w:p/>
+          <w:p>
+            <w:r>
+              <w:t>Pydantic</w:t>
+            </w:r>
+          </w:p>
         </w:tc>
         <w:tc>
           <w:tcPr>
             <w:tcW w:w="4531" w:type="dxa"/>
           </w:tcPr>
-          <w:p/>
+          <w:p>
+            <w:pPr>
+              <w:rPr>
+                <w:lang w:val="pl-PL"/>
+              </w:rPr>
+            </w:pPr>
+            <w:r>
+              <w:rPr>
+                <w:lang w:val="pl-PL"/>
+              </w:rPr>
+              <w:t>2.12.5</w:t>
+            </w:r>
+          </w:p>
         </w:tc>
       </w:tr>
       <w:tr>
@@ -5200,7 +6933,11 @@
           <w:tcPr>
             <w:tcW w:w="4530" w:type="dxa"/>
           </w:tcPr>
-          <w:p/>
+          <w:p>
+            <w:r>
+              <w:t>React</w:t>
+            </w:r>
+          </w:p>
         </w:tc>
         <w:tc>
           <w:tcPr>
@@ -5210,6 +6947,287 @@
             <w:pPr>
               <w:keepNext/>
             </w:pPr>
+            <w:r>
+              <w:t>18.2.0</w:t>
+            </w:r>
+          </w:p>
+        </w:tc>
+      </w:tr>
+      <w:tr>
+        <w:tc>
+          <w:tcPr>
+            <w:tcW w:w="4530" w:type="dxa"/>
+          </w:tcPr>
+          <w:p>
+            <w:r>
+              <w:t>TypeScript</w:t>
+            </w:r>
+          </w:p>
+        </w:tc>
+        <w:tc>
+          <w:tcPr>
+            <w:tcW w:w="4531" w:type="dxa"/>
+          </w:tcPr>
+          <w:p>
+            <w:pPr>
+              <w:keepNext/>
+            </w:pPr>
+            <w:r>
+              <w:t>~</w:t>
+            </w:r>
+            <w:r>
+              <w:t>5.9.3</w:t>
+            </w:r>
+          </w:p>
+        </w:tc>
+      </w:tr>
+      <w:tr>
+        <w:tc>
+          <w:tcPr>
+            <w:tcW w:w="4530" w:type="dxa"/>
+          </w:tcPr>
+          <w:p>
+            <w:pPr>
+              <w:tabs>
+                <w:tab w:val="left" w:pos="930"/>
+              </w:tabs>
+            </w:pPr>
+            <w:r>
+              <w:t>TailwindCSS</w:t>
+            </w:r>
+          </w:p>
+        </w:tc>
+        <w:tc>
+          <w:tcPr>
+            <w:tcW w:w="4531" w:type="dxa"/>
+          </w:tcPr>
+          <w:p>
+            <w:pPr>
+              <w:keepNext/>
+            </w:pPr>
+            <w:r>
+              <w:t>^</w:t>
+            </w:r>
+            <w:r>
+              <w:t>4.1.14</w:t>
+            </w:r>
+          </w:p>
+        </w:tc>
+      </w:tr>
+      <w:tr>
+        <w:tc>
+          <w:tcPr>
+            <w:tcW w:w="4530" w:type="dxa"/>
+          </w:tcPr>
+          <w:p>
+            <w:r>
+              <w:t>Vite</w:t>
+            </w:r>
+          </w:p>
+        </w:tc>
+        <w:tc>
+          <w:tcPr>
+            <w:tcW w:w="4531" w:type="dxa"/>
+          </w:tcPr>
+          <w:p>
+            <w:pPr>
+              <w:keepNext/>
+            </w:pPr>
+            <w:r>
+              <w:t>^</w:t>
+            </w:r>
+            <w:r>
+              <w:t>7.1.7</w:t>
+            </w:r>
+          </w:p>
+        </w:tc>
+      </w:tr>
+      <w:tr>
+        <w:tc>
+          <w:tcPr>
+            <w:tcW w:w="4530" w:type="dxa"/>
+          </w:tcPr>
+          <w:p>
+            <w:r>
+              <w:t>Node.js</w:t>
+            </w:r>
+          </w:p>
+        </w:tc>
+        <w:tc>
+          <w:tcPr>
+            <w:tcW w:w="4531" w:type="dxa"/>
+          </w:tcPr>
+          <w:p>
+            <w:pPr>
+              <w:keepNext/>
+            </w:pPr>
+            <w:r>
+              <w:t>22.12.0</w:t>
+            </w:r>
+          </w:p>
+        </w:tc>
+      </w:tr>
+      <w:tr>
+        <w:tc>
+          <w:tcPr>
+            <w:tcW w:w="4530" w:type="dxa"/>
+          </w:tcPr>
+          <w:p>
+            <w:proofErr w:type="spellStart"/>
+            <w:r>
+              <w:t>npm</w:t>
+            </w:r>
+            <w:proofErr w:type="spellEnd"/>
+          </w:p>
+        </w:tc>
+        <w:tc>
+          <w:tcPr>
+            <w:tcW w:w="4531" w:type="dxa"/>
+          </w:tcPr>
+          <w:p>
+            <w:pPr>
+              <w:keepNext/>
+            </w:pPr>
+            <w:r>
+              <w:t>10.9.0</w:t>
+            </w:r>
+          </w:p>
+        </w:tc>
+      </w:tr>
+      <w:tr>
+        <w:tc>
+          <w:tcPr>
+            <w:tcW w:w="4530" w:type="dxa"/>
+          </w:tcPr>
+          <w:p>
+            <w:r>
+              <w:t>React Query</w:t>
+            </w:r>
+          </w:p>
+        </w:tc>
+        <w:tc>
+          <w:tcPr>
+            <w:tcW w:w="4531" w:type="dxa"/>
+          </w:tcPr>
+          <w:p>
+            <w:pPr>
+              <w:keepNext/>
+            </w:pPr>
+            <w:r>
+              <w:t>5.90.7</w:t>
+            </w:r>
+          </w:p>
+        </w:tc>
+      </w:tr>
+      <w:tr>
+        <w:tc>
+          <w:tcPr>
+            <w:tcW w:w="4530" w:type="dxa"/>
+          </w:tcPr>
+          <w:p>
+            <w:r>
+              <w:t>Axios</w:t>
+            </w:r>
+          </w:p>
+        </w:tc>
+        <w:tc>
+          <w:tcPr>
+            <w:tcW w:w="4531" w:type="dxa"/>
+          </w:tcPr>
+          <w:p>
+            <w:pPr>
+              <w:keepNext/>
+            </w:pPr>
+            <w:r>
+              <w:t>^</w:t>
+            </w:r>
+            <w:r>
+              <w:t>1.13.2</w:t>
+            </w:r>
+          </w:p>
+        </w:tc>
+      </w:tr>
+      <w:tr>
+        <w:tc>
+          <w:tcPr>
+            <w:tcW w:w="4530" w:type="dxa"/>
+          </w:tcPr>
+          <w:p>
+            <w:r>
+              <w:t>PostgreSQL</w:t>
+            </w:r>
+          </w:p>
+        </w:tc>
+        <w:tc>
+          <w:tcPr>
+            <w:tcW w:w="4531" w:type="dxa"/>
+          </w:tcPr>
+          <w:p>
+            <w:pPr>
+              <w:keepNext/>
+            </w:pPr>
+            <w:r>
+              <w:t>17.6</w:t>
+            </w:r>
+          </w:p>
+        </w:tc>
+      </w:tr>
+      <w:tr>
+        <w:tc>
+          <w:tcPr>
+            <w:tcW w:w="4530" w:type="dxa"/>
+          </w:tcPr>
+          <w:p>
+            <w:r>
+              <w:t>PayPal SDK</w:t>
+            </w:r>
+          </w:p>
+        </w:tc>
+        <w:tc>
+          <w:tcPr>
+            <w:tcW w:w="4531" w:type="dxa"/>
+          </w:tcPr>
+          <w:p>
+            <w:pPr>
+              <w:keepNext/>
+            </w:pPr>
+            <w:r>
+              <w:t>^</w:t>
+            </w:r>
+            <w:r>
+              <w:t>9.1.0</w:t>
+            </w:r>
+          </w:p>
+        </w:tc>
+      </w:tr>
+      <w:tr>
+        <w:tc>
+          <w:tcPr>
+            <w:tcW w:w="4530" w:type="dxa"/>
+          </w:tcPr>
+          <w:p>
+            <w:r>
+              <w:t>Resend SDK</w:t>
+            </w:r>
+          </w:p>
+        </w:tc>
+        <w:tc>
+          <w:tcPr>
+            <w:tcW w:w="4531" w:type="dxa"/>
+          </w:tcPr>
+          <w:p>
+            <w:pPr>
+              <w:keepNext/>
+              <w:rPr>
+                <w:lang w:val="pl-PL"/>
+              </w:rPr>
+            </w:pPr>
+            <w:r>
+              <w:rPr>
+                <w:lang w:val="pl-PL"/>
+              </w:rPr>
+              <w:t>2.30.1</w:t>
+            </w:r>
           </w:p>
         </w:tc>
       </w:tr>
@@ -5217,7 +7235,7 @@
     <w:p>
       <w:pPr>
         <w:pStyle w:val="Caption"/>
-        <w:framePr w:w="11887" w:hSpace="141" w:wrap="around" w:vAnchor="text" w:hAnchor="page" w:x="4" w:y="2025"/>
+        <w:framePr w:w="11887" w:hSpace="141" w:wrap="around" w:vAnchor="text" w:hAnchor="page" w:x="34" w:y="5021"/>
         <w:jc w:val="center"/>
         <w:rPr>
           <w:i w:val="0"/>
@@ -5227,7 +7245,7 @@
           <w:szCs w:val="20"/>
         </w:rPr>
       </w:pPr>
-      <w:bookmarkStart w:id="20" w:name="_Toc222064758"/>
+      <w:bookmarkStart w:id="28" w:name="_Toc222064758"/>
       <w:r>
         <w:rPr>
           <w:i w:val="0"/>
@@ -5299,7 +7317,7 @@
         </w:rPr>
         <w:t xml:space="preserve"> Technologies version table</w:t>
       </w:r>
-      <w:bookmarkEnd w:id="20"/>
+      <w:bookmarkEnd w:id="28"/>
     </w:p>
     <w:p>
       <w:r>
@@ -5313,7 +7331,7 @@
           <w:lang w:val="pl-PL"/>
         </w:rPr>
       </w:pPr>
-      <w:bookmarkStart w:id="21" w:name="_Toc222231083"/>
+      <w:bookmarkStart w:id="29" w:name="_Toc230035009"/>
       <w:r>
         <w:rPr>
           <w:lang w:val="pl-PL"/>
@@ -5321,6 +7339,7 @@
         <w:lastRenderedPageBreak/>
         <w:t xml:space="preserve">System </w:t>
       </w:r>
+      <w:proofErr w:type="spellStart"/>
       <w:r>
         <w:rPr>
           <w:lang w:val="pl-PL"/>
@@ -5333,7 +7352,8 @@
         </w:rPr>
         <w:t>rchitecture</w:t>
       </w:r>
-      <w:bookmarkEnd w:id="21"/>
+      <w:bookmarkEnd w:id="29"/>
+      <w:proofErr w:type="spellEnd"/>
     </w:p>
     <w:p>
       <w:pPr>
@@ -5342,18 +7362,13 @@
           <w:lang w:val="pl-PL"/>
         </w:rPr>
       </w:pPr>
-      <w:bookmarkStart w:id="22" w:name="_Toc222231084"/>
-      <w:r>
-        <w:rPr>
-          <w:lang w:val="pl-PL"/>
-        </w:rPr>
-        <w:t xml:space="preserve">Architectural </w:t>
-      </w:r>
-      <w:r>
-        <w:rPr>
-          <w:lang w:val="pl-PL"/>
-        </w:rPr>
-        <w:t>o</w:t>
+      <w:bookmarkStart w:id="30" w:name="_Toc230035010"/>
+      <w:proofErr w:type="spellStart"/>
+      <w:r>
+        <w:rPr>
+          <w:lang w:val="pl-PL"/>
+        </w:rPr>
+        <w:t>O</w:t>
       </w:r>
       <w:r>
         <w:rPr>
@@ -5361,51 +7376,54 @@
         </w:rPr>
         <w:t>verwiew</w:t>
       </w:r>
-      <w:bookmarkEnd w:id="22"/>
-    </w:p>
-    <w:p>
-      <w:pPr>
-        <w:rPr>
-          <w:lang w:val="pl-PL"/>
-        </w:rPr>
-      </w:pPr>
-      <w:r>
-        <w:rPr>
-          <w:lang w:val="pl-PL"/>
-        </w:rPr>
-        <w:t>Fronted-&gt;Backend-&gt;Database</w:t>
-      </w:r>
-    </w:p>
-    <w:p>
-      <w:pPr>
-        <w:rPr>
-          <w:lang w:val="pl-PL"/>
-        </w:rPr>
-      </w:pPr>
-      <w:r>
-        <w:rPr>
-          <w:lang w:val="pl-PL"/>
-        </w:rPr>
-        <w:t>REST API i http</w:t>
-      </w:r>
-    </w:p>
-    <w:p>
-      <w:pPr>
-        <w:rPr>
-          <w:lang w:val="pl-PL"/>
-        </w:rPr>
-      </w:pPr>
-      <w:r>
-        <w:rPr>
-          <w:lang w:val="pl-PL"/>
-        </w:rPr>
-        <w:t>Diagram</w:t>
-      </w:r>
-      <w:r>
-        <w:rPr>
-          <w:lang w:val="pl-PL"/>
-        </w:rPr>
-        <w:t xml:space="preserve"> blokowy</w:t>
+      <w:bookmarkEnd w:id="30"/>
+      <w:proofErr w:type="spellEnd"/>
+    </w:p>
+    <w:p>
+      <w:r>
+        <w:t>The system follows a classic three-tier client</w:t>
+      </w:r>
+      <w:r>
+        <w:t>-</w:t>
+      </w:r>
+      <w:r>
+        <w:t>server architecture consisting of a frontend application, a backend service layer, and a relational database. This separation ensures clear responsibility boundaries between user interface, business logic, and data persistence, which improves maintainability and scalability of the system.</w:t>
+      </w:r>
+    </w:p>
+    <w:p>
+      <w:r>
+        <w:t>The frontend communicates with the backend through a RESTful API over HTTP. All interactions between the client and the server are based on a request</w:t>
+      </w:r>
+      <w:r>
+        <w:t>-</w:t>
+      </w:r>
+      <w:r>
+        <w:t>response model, where the frontend sends HTTP requests to dedicated backend endpoints and receives structured responses, typically in JSON format. The backend processes incoming requests, executes the required business logic, and interacts with the database layer when persistent data operations are required.</w:t>
+      </w:r>
+    </w:p>
+    <w:p>
+      <w:r>
+        <w:t>The database layer is isolated from direct client access and is only accessible through the backend API. This design enforces data integrity and security by ensuring that all operations on financial data are validated and controlled at the application level before being persisted.</w:t>
+      </w:r>
+    </w:p>
+    <w:p>
+      <w:r>
+        <w:t>The frontend is responsible for presenting data and handling user interaction, the backend encapsulates application logic and request processing, and the database provides persistent storage for all financial and user-related data.</w:t>
+      </w:r>
+    </w:p>
+    <w:p>
+      <w:r>
+        <w:t>At the highest level, the system operates using a stateless communication model based on HTTP, where each request from the frontend contains all necessary context for processing. This approach simplifies scalability, as the backend does not need to maintain session state between requests.</w:t>
+      </w:r>
+    </w:p>
+    <w:p>
+      <w:r>
+        <w:t>The conceptual architecture of the system is illustrated in the following block diagram:</w:t>
+      </w:r>
+    </w:p>
+    <w:p>
+      <w:r>
+        <w:br w:type="page"/>
       </w:r>
     </w:p>
     <w:p>
@@ -5415,13 +7433,23 @@
           <w:lang w:val="pl-PL"/>
         </w:rPr>
       </w:pPr>
-      <w:bookmarkStart w:id="23" w:name="_Toc222231085"/>
-      <w:r>
-        <w:rPr>
-          <w:lang w:val="pl-PL"/>
-        </w:rPr>
-        <w:t xml:space="preserve">Backend </w:t>
-      </w:r>
+      <w:bookmarkStart w:id="31" w:name="_Toc230035011"/>
+      <w:proofErr w:type="spellStart"/>
+      <w:r>
+        <w:rPr>
+          <w:lang w:val="pl-PL"/>
+        </w:rPr>
+        <w:lastRenderedPageBreak/>
+        <w:t>Backend</w:t>
+      </w:r>
+      <w:proofErr w:type="spellEnd"/>
+      <w:r>
+        <w:rPr>
+          <w:lang w:val="pl-PL"/>
+        </w:rPr>
+        <w:t xml:space="preserve"> </w:t>
+      </w:r>
+      <w:proofErr w:type="spellStart"/>
       <w:r>
         <w:rPr>
           <w:lang w:val="pl-PL"/>
@@ -5434,58 +7462,181 @@
         </w:rPr>
         <w:t>rchitecture</w:t>
       </w:r>
-      <w:bookmarkEnd w:id="23"/>
-    </w:p>
-    <w:p>
-      <w:pPr>
-        <w:rPr>
-          <w:lang w:val="pl-PL"/>
-        </w:rPr>
-      </w:pPr>
-      <w:r>
-        <w:rPr>
-          <w:lang w:val="pl-PL"/>
-        </w:rPr>
-        <w:t>Opis layered architecture</w:t>
-      </w:r>
-    </w:p>
-    <w:p>
-      <w:pPr>
-        <w:rPr>
-          <w:lang w:val="pl-PL"/>
-        </w:rPr>
-      </w:pPr>
-      <w:r>
-        <w:rPr>
-          <w:lang w:val="pl-PL"/>
-        </w:rPr>
-        <w:t>Odpowiedzialność warstw</w:t>
-      </w:r>
-    </w:p>
-    <w:p>
-      <w:pPr>
-        <w:rPr>
-          <w:lang w:val="pl-PL"/>
-        </w:rPr>
-      </w:pPr>
-      <w:r>
-        <w:rPr>
-          <w:lang w:val="pl-PL"/>
-        </w:rPr>
-        <w:t xml:space="preserve">Przepływ requesta </w:t>
-      </w:r>
-    </w:p>
-    <w:p>
-      <w:pPr>
-        <w:rPr>
-          <w:lang w:val="pl-PL"/>
-        </w:rPr>
-      </w:pPr>
-      <w:r>
-        <w:rPr>
-          <w:lang w:val="pl-PL"/>
-        </w:rPr>
-        <w:t>Diagram</w:t>
+      <w:bookmarkEnd w:id="31"/>
+      <w:proofErr w:type="spellEnd"/>
+    </w:p>
+    <w:p>
+      <w:r>
+        <w:t>The backend is structured into three main logical layers: routers, services, and repositories. Each layer is responsible for a specific part of request processing and application logic execution. This separation ensures that business logic is isolated from HTTP handling and database access, reducing coupling between system components.</w:t>
+      </w:r>
+    </w:p>
+    <w:p>
+      <w:r>
+        <w:t>Incoming HTTP requests are first processed by the router layer, which defines the available API endpoints and handles request validation. Routers delegate the execution of business operations to the service layer, which contains the core application logic.</w:t>
+      </w:r>
+    </w:p>
+    <w:p>
+      <w:r>
+        <w:t xml:space="preserve">The service layer interacts with the repository layer, which is responsible for all database operations. </w:t>
+      </w:r>
+      <w:r>
+        <w:t>Repository acts as a middle layer that hides direct usage of SQLAlchemy and provides simple methods for database operations</w:t>
+      </w:r>
+      <w:r>
+        <w:t>, ensuring that database queries are centralized and reusable across different services.</w:t>
+      </w:r>
+    </w:p>
+    <w:p>
+      <w:r>
+        <w:t>The request processing flow can be described as follows:</w:t>
+      </w:r>
+      <w:r>
+        <w:br/>
+      </w:r>
+      <w:r>
+        <w:t>To a</w:t>
+      </w:r>
+      <w:r>
+        <w:t>dd diagram with:</w:t>
+      </w:r>
+      <w:r>
+        <w:br/>
+        <w:t xml:space="preserve">HTTP Request </w:t>
+      </w:r>
+      <w:r>
+        <w:t>-&gt;</w:t>
+      </w:r>
+      <w:r>
+        <w:t xml:space="preserve"> Router </w:t>
+      </w:r>
+      <w:r>
+        <w:t>-&gt;</w:t>
+      </w:r>
+      <w:r>
+        <w:t xml:space="preserve"> Service </w:t>
+      </w:r>
+      <w:r>
+        <w:t>-&gt;</w:t>
+      </w:r>
+      <w:r>
+        <w:t xml:space="preserve">Repository </w:t>
+      </w:r>
+      <w:r>
+        <w:t>-&gt;</w:t>
+      </w:r>
+      <w:r>
+        <w:t xml:space="preserve"> Database </w:t>
+      </w:r>
+      <w:r>
+        <w:t>-&gt;</w:t>
+      </w:r>
+      <w:r>
+        <w:t xml:space="preserve"> Repository </w:t>
+      </w:r>
+      <w:r>
+        <w:t>-&gt;</w:t>
+      </w:r>
+      <w:r>
+        <w:t xml:space="preserve"> Service </w:t>
+      </w:r>
+      <w:r>
+        <w:t>-</w:t>
+      </w:r>
+      <w:r>
+        <w:t>&gt;</w:t>
+      </w:r>
+      <w:r>
+        <w:t xml:space="preserve"> </w:t>
+      </w:r>
+      <w:r>
+        <w:t xml:space="preserve">Router </w:t>
+      </w:r>
+      <w:r>
+        <w:t>-&gt;</w:t>
+      </w:r>
+      <w:r>
+        <w:t xml:space="preserve"> HTTP Response</w:t>
+      </w:r>
+    </w:p>
+    <w:p>
+      <w:r>
+        <w:t>This structured flow keeps the API layer, business logic, and data access logic separate.</w:t>
+      </w:r>
+    </w:p>
+    <w:p>
+      <w:r>
+        <w:t>The backend is designed as a stateless REST API, meaning that each request contains all necessary context for processing. Authentication and authorization data is provided via JSON Web Tokens (JWT), which are validated on each request independently of previous interactions.</w:t>
+      </w:r>
+    </w:p>
+    <w:p>
+      <w:r>
+        <w:t>The internal structure of the backend can be summarized as follows:</w:t>
+      </w:r>
+    </w:p>
+    <w:p>
+      <w:pPr>
+        <w:numPr>
+          <w:ilvl w:val="0"/>
+          <w:numId w:val="30"/>
+        </w:numPr>
+      </w:pPr>
+      <w:r>
+        <w:t xml:space="preserve">Router Layer: defines API endpoints and handles HTTP request/response mapping </w:t>
+      </w:r>
+    </w:p>
+    <w:p>
+      <w:pPr>
+        <w:numPr>
+          <w:ilvl w:val="0"/>
+          <w:numId w:val="30"/>
+        </w:numPr>
+      </w:pPr>
+      <w:r>
+        <w:t xml:space="preserve">Service Layer: implements business logic and domain rules </w:t>
+      </w:r>
+    </w:p>
+    <w:p>
+      <w:pPr>
+        <w:numPr>
+          <w:ilvl w:val="0"/>
+          <w:numId w:val="30"/>
+        </w:numPr>
+      </w:pPr>
+      <w:r>
+        <w:t xml:space="preserve">Repository Layer: handles database operations and data persistence via ORM </w:t>
+      </w:r>
+    </w:p>
+    <w:p>
+      <w:r>
+        <w:t>The conceptual structure of the backend architecture is illustrated in the following diagram:</w:t>
+      </w:r>
+    </w:p>
+    <w:p>
+      <w:r>
+        <w:t xml:space="preserve">Router </w:t>
+      </w:r>
+      <w:r>
+        <w:t>-&gt;</w:t>
+      </w:r>
+      <w:r>
+        <w:t xml:space="preserve"> Service </w:t>
+      </w:r>
+      <w:r>
+        <w:t>-&gt;</w:t>
+      </w:r>
+      <w:r>
+        <w:t xml:space="preserve"> Repository </w:t>
+      </w:r>
+      <w:r>
+        <w:t>-&gt;</w:t>
+      </w:r>
+      <w:r>
+        <w:t xml:space="preserve"> Database</w:t>
+      </w:r>
+    </w:p>
+    <w:p>
+      <w:r>
+        <w:br w:type="page"/>
       </w:r>
     </w:p>
     <w:p>
@@ -5495,13 +7646,84 @@
           <w:lang w:val="pl-PL"/>
         </w:rPr>
       </w:pPr>
-      <w:bookmarkStart w:id="24" w:name="_Toc222231086"/>
+      <w:bookmarkStart w:id="32" w:name="_Toc230035012"/>
+      <w:r>
+        <w:rPr>
+          <w:lang w:val="pl-PL"/>
+        </w:rPr>
+        <w:lastRenderedPageBreak/>
+        <w:t xml:space="preserve">Frontend </w:t>
+      </w:r>
+      <w:proofErr w:type="spellStart"/>
+      <w:r>
+        <w:rPr>
+          <w:lang w:val="pl-PL"/>
+        </w:rPr>
+        <w:t>architecture</w:t>
+      </w:r>
+      <w:bookmarkEnd w:id="32"/>
+      <w:proofErr w:type="spellEnd"/>
+    </w:p>
+    <w:p>
+      <w:pPr>
+        <w:rPr>
+          <w:lang w:val="pl-PL"/>
+        </w:rPr>
+      </w:pPr>
+      <w:r>
+        <w:rPr>
+          <w:lang w:val="pl-PL"/>
+        </w:rPr>
+        <w:t xml:space="preserve">Routing and </w:t>
+      </w:r>
+      <w:proofErr w:type="spellStart"/>
+      <w:r>
+        <w:rPr>
+          <w:lang w:val="pl-PL"/>
+        </w:rPr>
+        <w:t>route</w:t>
+      </w:r>
+      <w:proofErr w:type="spellEnd"/>
+      <w:r>
+        <w:rPr>
+          <w:lang w:val="pl-PL"/>
+        </w:rPr>
+        <w:t xml:space="preserve"> </w:t>
+      </w:r>
+      <w:proofErr w:type="spellStart"/>
+      <w:r>
+        <w:rPr>
+          <w:lang w:val="pl-PL"/>
+        </w:rPr>
+        <w:t>protection</w:t>
+      </w:r>
+      <w:proofErr w:type="spellEnd"/>
+    </w:p>
+    <w:p>
+      <w:r>
+        <w:t xml:space="preserve">User info stored globally in </w:t>
+      </w:r>
+      <w:proofErr w:type="spellStart"/>
+      <w:r>
+        <w:t>AuthContext</w:t>
+      </w:r>
+      <w:proofErr w:type="spellEnd"/>
+    </w:p>
+    <w:p>
+      <w:pPr>
+        <w:pStyle w:val="Heading2"/>
+        <w:rPr>
+          <w:lang w:val="pl-PL"/>
+        </w:rPr>
+      </w:pPr>
+      <w:bookmarkStart w:id="33" w:name="_Toc230035013"/>
       <w:r>
         <w:rPr>
           <w:lang w:val="pl-PL"/>
         </w:rPr>
         <w:t xml:space="preserve">Database </w:t>
       </w:r>
+      <w:proofErr w:type="spellStart"/>
       <w:r>
         <w:rPr>
           <w:lang w:val="pl-PL"/>
@@ -5514,45 +7736,26 @@
         </w:rPr>
         <w:t>rchitecture</w:t>
       </w:r>
-      <w:bookmarkEnd w:id="24"/>
-    </w:p>
-    <w:p>
-      <w:pPr>
-        <w:rPr>
-          <w:lang w:val="pl-PL"/>
-        </w:rPr>
-      </w:pPr>
-      <w:r>
-        <w:rPr>
-          <w:lang w:val="pl-PL"/>
-        </w:rPr>
-        <w:t>Relacyjny model danych</w:t>
-      </w:r>
-    </w:p>
-    <w:p>
-      <w:pPr>
-        <w:rPr>
-          <w:lang w:val="pl-PL"/>
-        </w:rPr>
-      </w:pPr>
-      <w:r>
-        <w:rPr>
-          <w:lang w:val="pl-PL"/>
-        </w:rPr>
-        <w:t>Relacje między tabelami</w:t>
-      </w:r>
-    </w:p>
-    <w:p>
-      <w:pPr>
-        <w:rPr>
-          <w:lang w:val="pl-PL"/>
-        </w:rPr>
-      </w:pPr>
-      <w:r>
-        <w:rPr>
-          <w:lang w:val="pl-PL"/>
-        </w:rPr>
-        <w:t>Diagram</w:t>
+      <w:bookmarkEnd w:id="33"/>
+      <w:proofErr w:type="spellEnd"/>
+    </w:p>
+    <w:p>
+      <w:pPr>
+        <w:rPr>
+          <w:lang w:val="pl-PL"/>
+        </w:rPr>
+      </w:pPr>
+      <w:r>
+        <w:rPr>
+          <w:lang w:val="pl-PL"/>
+        </w:rPr>
+        <w:t>Rela</w:t>
+      </w:r>
+      <w:r>
+        <w:rPr>
+          <w:lang w:val="pl-PL"/>
+        </w:rPr>
+        <w:t>tions</w:t>
       </w:r>
     </w:p>
     <w:p>
@@ -5562,13 +7765,14 @@
           <w:lang w:val="pl-PL"/>
         </w:rPr>
       </w:pPr>
-      <w:bookmarkStart w:id="25" w:name="_Toc222231087"/>
+      <w:bookmarkStart w:id="34" w:name="_Toc230035014"/>
       <w:r>
         <w:rPr>
           <w:lang w:val="pl-PL"/>
         </w:rPr>
         <w:t xml:space="preserve">Security </w:t>
       </w:r>
+      <w:proofErr w:type="spellStart"/>
       <w:r>
         <w:rPr>
           <w:lang w:val="pl-PL"/>
@@ -5581,7 +7785,8 @@
         </w:rPr>
         <w:t>rchitecture</w:t>
       </w:r>
-      <w:bookmarkEnd w:id="25"/>
+      <w:bookmarkEnd w:id="34"/>
+      <w:proofErr w:type="spellEnd"/>
     </w:p>
     <w:p>
       <w:pPr>
@@ -5595,32 +7800,98 @@
         </w:rPr>
         <w:t xml:space="preserve">JWT </w:t>
       </w:r>
-    </w:p>
-    <w:p>
-      <w:pPr>
-        <w:rPr>
-          <w:lang w:val="pl-PL"/>
-        </w:rPr>
-      </w:pPr>
-      <w:r>
-        <w:rPr>
-          <w:lang w:val="pl-PL"/>
-        </w:rPr>
-        <w:t>Role-based access control</w:t>
-      </w:r>
-    </w:p>
-    <w:p>
-      <w:pPr>
-        <w:rPr>
-          <w:lang w:val="pl-PL"/>
-        </w:rPr>
-      </w:pPr>
-      <w:r>
-        <w:rPr>
-          <w:lang w:val="pl-PL"/>
-        </w:rPr>
-        <w:t>DI to protect endpoints</w:t>
-      </w:r>
+      <w:proofErr w:type="spellStart"/>
+      <w:r>
+        <w:rPr>
+          <w:lang w:val="pl-PL"/>
+        </w:rPr>
+        <w:t>lifecycle</w:t>
+      </w:r>
+      <w:proofErr w:type="spellEnd"/>
+    </w:p>
+    <w:p>
+      <w:pPr>
+        <w:rPr>
+          <w:lang w:val="pl-PL"/>
+        </w:rPr>
+      </w:pPr>
+      <w:r>
+        <w:rPr>
+          <w:lang w:val="pl-PL"/>
+        </w:rPr>
+        <w:t>Role-</w:t>
+      </w:r>
+      <w:proofErr w:type="spellStart"/>
+      <w:r>
+        <w:rPr>
+          <w:lang w:val="pl-PL"/>
+        </w:rPr>
+        <w:t>based</w:t>
+      </w:r>
+      <w:proofErr w:type="spellEnd"/>
+      <w:r>
+        <w:rPr>
+          <w:lang w:val="pl-PL"/>
+        </w:rPr>
+        <w:t xml:space="preserve"> </w:t>
+      </w:r>
+      <w:proofErr w:type="spellStart"/>
+      <w:r>
+        <w:rPr>
+          <w:lang w:val="pl-PL"/>
+        </w:rPr>
+        <w:t>access</w:t>
+      </w:r>
+      <w:proofErr w:type="spellEnd"/>
+      <w:r>
+        <w:rPr>
+          <w:lang w:val="pl-PL"/>
+        </w:rPr>
+        <w:t xml:space="preserve"> </w:t>
+      </w:r>
+      <w:proofErr w:type="spellStart"/>
+      <w:r>
+        <w:rPr>
+          <w:lang w:val="pl-PL"/>
+        </w:rPr>
+        <w:t>control</w:t>
+      </w:r>
+      <w:proofErr w:type="spellEnd"/>
+    </w:p>
+    <w:p>
+      <w:pPr>
+        <w:rPr>
+          <w:lang w:val="pl-PL"/>
+        </w:rPr>
+      </w:pPr>
+      <w:r>
+        <w:rPr>
+          <w:lang w:val="pl-PL"/>
+        </w:rPr>
+        <w:t xml:space="preserve">DI to </w:t>
+      </w:r>
+      <w:proofErr w:type="spellStart"/>
+      <w:r>
+        <w:rPr>
+          <w:lang w:val="pl-PL"/>
+        </w:rPr>
+        <w:t>protect</w:t>
+      </w:r>
+      <w:proofErr w:type="spellEnd"/>
+      <w:r>
+        <w:rPr>
+          <w:lang w:val="pl-PL"/>
+        </w:rPr>
+        <w:t xml:space="preserve"> </w:t>
+      </w:r>
+      <w:proofErr w:type="spellStart"/>
+      <w:r>
+        <w:rPr>
+          <w:lang w:val="pl-PL"/>
+        </w:rPr>
+        <w:t>endpoints</w:t>
+      </w:r>
+      <w:proofErr w:type="spellEnd"/>
     </w:p>
     <w:p>
       <w:pPr>
@@ -5629,71 +7900,97 @@
           <w:lang w:val="pl-PL"/>
         </w:rPr>
       </w:pPr>
-      <w:bookmarkStart w:id="26" w:name="_Toc222231088"/>
-      <w:r>
-        <w:rPr>
-          <w:lang w:val="pl-PL"/>
-        </w:rPr>
-        <w:t>Frontend</w:t>
-      </w:r>
+      <w:bookmarkStart w:id="35" w:name="_Toc230035015"/>
+      <w:proofErr w:type="spellStart"/>
+      <w:r>
+        <w:rPr>
+          <w:lang w:val="pl-PL"/>
+        </w:rPr>
+        <w:t>External</w:t>
+      </w:r>
+      <w:proofErr w:type="spellEnd"/>
       <w:r>
         <w:rPr>
           <w:lang w:val="pl-PL"/>
         </w:rPr>
         <w:t xml:space="preserve"> </w:t>
       </w:r>
-      <w:r>
-        <w:rPr>
-          <w:lang w:val="pl-PL"/>
-        </w:rPr>
-        <w:t>a</w:t>
-      </w:r>
-      <w:r>
-        <w:rPr>
-          <w:lang w:val="pl-PL"/>
-        </w:rPr>
-        <w:t>rchitecture</w:t>
-      </w:r>
-      <w:bookmarkEnd w:id="26"/>
-    </w:p>
-    <w:p>
-      <w:pPr>
-        <w:rPr>
-          <w:lang w:val="pl-PL"/>
-        </w:rPr>
-      </w:pPr>
-      <w:r>
-        <w:rPr>
-          <w:lang w:val="pl-PL"/>
-        </w:rPr>
-        <w:t>Routing i ochrona widoków</w:t>
-      </w:r>
-    </w:p>
-    <w:p>
-      <w:pPr>
-        <w:rPr>
-          <w:lang w:val="pl-PL"/>
-        </w:rPr>
-      </w:pPr>
-      <w:r>
-        <w:rPr>
-          <w:lang w:val="pl-PL"/>
-        </w:rPr>
-        <w:t>Przechowywanie danych zalogowanego użytkownika w AuthContext</w:t>
-      </w:r>
-    </w:p>
-    <w:p>
-      <w:pPr>
-        <w:rPr>
-          <w:lang w:val="pl-PL"/>
-        </w:rPr>
-      </w:pPr>
-      <w:r>
-        <w:rPr>
-          <w:lang w:val="pl-PL"/>
-        </w:rPr>
-        <w:t>Opis widoków</w:t>
-      </w:r>
+      <w:proofErr w:type="spellStart"/>
+      <w:r>
+        <w:rPr>
+          <w:lang w:val="pl-PL"/>
+        </w:rPr>
+        <w:t>integrations</w:t>
+      </w:r>
+      <w:bookmarkEnd w:id="35"/>
+      <w:proofErr w:type="spellEnd"/>
+    </w:p>
+    <w:p>
+      <w:pPr>
+        <w:pStyle w:val="Heading3"/>
+        <w:rPr>
+          <w:lang w:val="pl-PL"/>
+        </w:rPr>
+      </w:pPr>
+      <w:bookmarkStart w:id="36" w:name="_Toc230035016"/>
+      <w:r>
+        <w:rPr>
+          <w:lang w:val="pl-PL"/>
+        </w:rPr>
+        <w:t xml:space="preserve">Integration with </w:t>
+      </w:r>
+      <w:proofErr w:type="spellStart"/>
+      <w:r>
+        <w:rPr>
+          <w:lang w:val="pl-PL"/>
+        </w:rPr>
+        <w:t>PayPal</w:t>
+      </w:r>
+      <w:proofErr w:type="spellEnd"/>
+      <w:r>
+        <w:rPr>
+          <w:lang w:val="pl-PL"/>
+        </w:rPr>
+        <w:t xml:space="preserve"> API</w:t>
+      </w:r>
+      <w:bookmarkEnd w:id="36"/>
+    </w:p>
+    <w:p>
+      <w:pPr>
+        <w:pStyle w:val="Heading1"/>
+        <w:rPr>
+          <w:lang w:val="pl-PL"/>
+        </w:rPr>
+      </w:pPr>
+      <w:r>
+        <w:rPr>
+          <w:lang w:val="pl-PL"/>
+        </w:rPr>
+        <w:br w:type="page"/>
+      </w:r>
+      <w:bookmarkStart w:id="37" w:name="_Toc230035017"/>
+      <w:r>
+        <w:rPr>
+          <w:lang w:val="pl-PL"/>
+        </w:rPr>
+        <w:lastRenderedPageBreak/>
+        <w:t xml:space="preserve">System </w:t>
+      </w:r>
+      <w:proofErr w:type="spellStart"/>
+      <w:r>
+        <w:rPr>
+          <w:lang w:val="pl-PL"/>
+        </w:rPr>
+        <w:t>i</w:t>
+      </w:r>
+      <w:r>
+        <w:rPr>
+          <w:lang w:val="pl-PL"/>
+        </w:rPr>
+        <w:t>mplementation</w:t>
+      </w:r>
+      <w:bookmarkEnd w:id="37"/>
+      <w:proofErr w:type="spellEnd"/>
     </w:p>
     <w:p>
       <w:pPr>
@@ -5702,12 +7999,30 @@
           <w:lang w:val="pl-PL"/>
         </w:rPr>
       </w:pPr>
-      <w:r>
-        <w:rPr>
-          <w:lang w:val="pl-PL"/>
-        </w:rPr>
-        <w:t>External integrations</w:t>
-      </w:r>
+      <w:bookmarkStart w:id="38" w:name="_Toc230035018"/>
+      <w:proofErr w:type="spellStart"/>
+      <w:r>
+        <w:rPr>
+          <w:lang w:val="pl-PL"/>
+        </w:rPr>
+        <w:t>Backend</w:t>
+      </w:r>
+      <w:proofErr w:type="spellEnd"/>
+      <w:r>
+        <w:rPr>
+          <w:lang w:val="pl-PL"/>
+        </w:rPr>
+        <w:t xml:space="preserve"> </w:t>
+      </w:r>
+      <w:proofErr w:type="spellStart"/>
+      <w:r>
+        <w:rPr>
+          <w:lang w:val="pl-PL"/>
+        </w:rPr>
+        <w:t>implementation</w:t>
+      </w:r>
+      <w:bookmarkEnd w:id="38"/>
+      <w:proofErr w:type="spellEnd"/>
     </w:p>
     <w:p>
       <w:pPr>
@@ -5716,57 +8031,70 @@
           <w:lang w:val="pl-PL"/>
         </w:rPr>
       </w:pPr>
-      <w:r>
-        <w:rPr>
-          <w:lang w:val="pl-PL"/>
-        </w:rPr>
-        <w:t>Integration with PayPal API</w:t>
-      </w:r>
-    </w:p>
-    <w:p>
-      <w:pPr>
-        <w:pStyle w:val="Heading1"/>
-        <w:rPr>
-          <w:lang w:val="pl-PL"/>
-        </w:rPr>
-      </w:pPr>
-      <w:r>
-        <w:rPr>
-          <w:lang w:val="pl-PL"/>
-        </w:rPr>
-        <w:br w:type="page"/>
-      </w:r>
-      <w:bookmarkStart w:id="27" w:name="_Toc222231089"/>
-      <w:r>
-        <w:rPr>
-          <w:lang w:val="pl-PL"/>
-        </w:rPr>
-        <w:lastRenderedPageBreak/>
-        <w:t>System i</w:t>
-      </w:r>
-      <w:r>
-        <w:rPr>
-          <w:lang w:val="pl-PL"/>
-        </w:rPr>
-        <w:t>mplementation</w:t>
-      </w:r>
-      <w:bookmarkEnd w:id="27"/>
+      <w:bookmarkStart w:id="39" w:name="_Toc230035019"/>
+      <w:proofErr w:type="spellStart"/>
+      <w:r>
+        <w:rPr>
+          <w:lang w:val="pl-PL"/>
+        </w:rPr>
+        <w:t>Structure</w:t>
+      </w:r>
+      <w:bookmarkEnd w:id="39"/>
+      <w:proofErr w:type="spellEnd"/>
+    </w:p>
+    <w:p>
+      <w:pPr>
+        <w:pStyle w:val="Heading3"/>
+        <w:rPr>
+          <w:lang w:val="pl-PL"/>
+        </w:rPr>
+      </w:pPr>
+      <w:bookmarkStart w:id="40" w:name="_Toc230035020"/>
+      <w:r>
+        <w:rPr>
+          <w:lang w:val="pl-PL"/>
+        </w:rPr>
+        <w:t xml:space="preserve">API </w:t>
+      </w:r>
+      <w:proofErr w:type="spellStart"/>
+      <w:r>
+        <w:rPr>
+          <w:lang w:val="pl-PL"/>
+        </w:rPr>
+        <w:t>endpoints</w:t>
+      </w:r>
+      <w:bookmarkEnd w:id="40"/>
+      <w:proofErr w:type="spellEnd"/>
+    </w:p>
+    <w:p>
+      <w:pPr>
+        <w:pStyle w:val="Heading3"/>
+      </w:pPr>
+      <w:bookmarkStart w:id="41" w:name="_Toc230035021"/>
+      <w:r>
+        <w:t>Business logic layer</w:t>
+      </w:r>
+      <w:bookmarkEnd w:id="41"/>
+    </w:p>
+    <w:p>
+      <w:pPr>
+        <w:pStyle w:val="Heading3"/>
+      </w:pPr>
+      <w:bookmarkStart w:id="42" w:name="_Toc230035022"/>
+      <w:r>
+        <w:t>Data access layer</w:t>
+      </w:r>
+      <w:bookmarkEnd w:id="42"/>
     </w:p>
     <w:p>
       <w:pPr>
         <w:pStyle w:val="Heading2"/>
-        <w:rPr>
-          <w:lang w:val="pl-PL"/>
-        </w:rPr>
-      </w:pPr>
-      <w:bookmarkStart w:id="28" w:name="_Toc222231090"/>
-      <w:r>
-        <w:rPr>
-          <w:lang w:val="pl-PL"/>
-        </w:rPr>
-        <w:t>Backend implementation</w:t>
-      </w:r>
-      <w:bookmarkEnd w:id="28"/>
+      </w:pPr>
+      <w:bookmarkStart w:id="43" w:name="_Toc230035023"/>
+      <w:r>
+        <w:t>Authentication and Authorization Implementation</w:t>
+      </w:r>
+      <w:bookmarkEnd w:id="43"/>
     </w:p>
     <w:p>
       <w:pPr>
@@ -5775,26 +8103,151 @@
           <w:lang w:val="pl-PL"/>
         </w:rPr>
       </w:pPr>
-      <w:bookmarkStart w:id="29" w:name="_Toc222231091"/>
+      <w:bookmarkStart w:id="44" w:name="_Toc230035024"/>
+      <w:r>
+        <w:rPr>
+          <w:lang w:val="pl-PL"/>
+        </w:rPr>
+        <w:t xml:space="preserve">JWT </w:t>
+      </w:r>
+      <w:proofErr w:type="spellStart"/>
+      <w:r>
+        <w:rPr>
+          <w:lang w:val="pl-PL"/>
+        </w:rPr>
+        <w:t>generation</w:t>
+      </w:r>
+      <w:bookmarkEnd w:id="44"/>
+      <w:proofErr w:type="spellEnd"/>
+    </w:p>
+    <w:p>
+      <w:pPr>
+        <w:pStyle w:val="Heading3"/>
+        <w:rPr>
+          <w:lang w:val="pl-PL"/>
+        </w:rPr>
+      </w:pPr>
+      <w:bookmarkStart w:id="45" w:name="_Toc230035025"/>
+      <w:proofErr w:type="spellStart"/>
+      <w:r>
+        <w:rPr>
+          <w:lang w:val="pl-PL"/>
+        </w:rPr>
+        <w:t>Token</w:t>
+      </w:r>
+      <w:proofErr w:type="spellEnd"/>
+      <w:r>
+        <w:rPr>
+          <w:lang w:val="pl-PL"/>
+        </w:rPr>
+        <w:t xml:space="preserve"> </w:t>
+      </w:r>
+      <w:proofErr w:type="spellStart"/>
+      <w:r>
+        <w:rPr>
+          <w:lang w:val="pl-PL"/>
+        </w:rPr>
+        <w:t>verification</w:t>
+      </w:r>
+      <w:bookmarkEnd w:id="45"/>
+      <w:proofErr w:type="spellEnd"/>
+    </w:p>
+    <w:p>
+      <w:pPr>
+        <w:pStyle w:val="Heading3"/>
+        <w:rPr>
+          <w:lang w:val="pl-PL"/>
+        </w:rPr>
+      </w:pPr>
+      <w:bookmarkStart w:id="46" w:name="_Toc230035026"/>
+      <w:proofErr w:type="spellStart"/>
+      <w:r>
+        <w:rPr>
+          <w:lang w:val="pl-PL"/>
+        </w:rPr>
+        <w:t>Dependency</w:t>
+      </w:r>
+      <w:proofErr w:type="spellEnd"/>
+      <w:r>
+        <w:rPr>
+          <w:lang w:val="pl-PL"/>
+        </w:rPr>
+        <w:t xml:space="preserve"> </w:t>
+      </w:r>
+      <w:proofErr w:type="spellStart"/>
+      <w:r>
+        <w:rPr>
+          <w:lang w:val="pl-PL"/>
+        </w:rPr>
+        <w:t>injection</w:t>
+      </w:r>
+      <w:bookmarkEnd w:id="46"/>
+      <w:proofErr w:type="spellEnd"/>
+    </w:p>
+    <w:p>
+      <w:r>
+        <w:t xml:space="preserve">DI </w:t>
+      </w:r>
+      <w:r>
+        <w:t>and role-based a</w:t>
+      </w:r>
+      <w:r>
+        <w:t>uthentication</w:t>
+      </w:r>
+    </w:p>
+    <w:p>
+      <w:pPr>
+        <w:pStyle w:val="Heading2"/>
+        <w:rPr>
+          <w:lang w:val="pl-PL"/>
+        </w:rPr>
+      </w:pPr>
+      <w:bookmarkStart w:id="47" w:name="_Toc230035027"/>
+      <w:r>
+        <w:rPr>
+          <w:lang w:val="pl-PL"/>
+        </w:rPr>
+        <w:t xml:space="preserve">Frontend </w:t>
+      </w:r>
+      <w:proofErr w:type="spellStart"/>
+      <w:r>
+        <w:rPr>
+          <w:lang w:val="pl-PL"/>
+        </w:rPr>
+        <w:t>implementation</w:t>
+      </w:r>
+      <w:bookmarkEnd w:id="47"/>
+      <w:proofErr w:type="spellEnd"/>
+    </w:p>
+    <w:p>
+      <w:pPr>
+        <w:pStyle w:val="Heading3"/>
+        <w:rPr>
+          <w:lang w:val="pl-PL"/>
+        </w:rPr>
+      </w:pPr>
+      <w:bookmarkStart w:id="48" w:name="_Toc230035028"/>
+      <w:proofErr w:type="spellStart"/>
       <w:r>
         <w:rPr>
           <w:lang w:val="pl-PL"/>
         </w:rPr>
         <w:t>Structure</w:t>
       </w:r>
-      <w:bookmarkEnd w:id="29"/>
-    </w:p>
-    <w:p>
-      <w:pPr>
-        <w:rPr>
-          <w:lang w:val="pl-PL"/>
-        </w:rPr>
-      </w:pPr>
-      <w:r>
-        <w:rPr>
-          <w:lang w:val="pl-PL"/>
-        </w:rPr>
-        <w:t>Strukture folderów</w:t>
+      <w:bookmarkEnd w:id="48"/>
+      <w:proofErr w:type="spellEnd"/>
+    </w:p>
+    <w:p>
+      <w:pPr>
+        <w:rPr>
+          <w:lang w:val="pl-PL"/>
+        </w:rPr>
+      </w:pPr>
+      <w:r>
+        <w:rPr>
+          <w:lang w:val="pl-PL"/>
+        </w:rPr>
+        <w:t>Struktura komponentów i routing</w:t>
       </w:r>
     </w:p>
     <w:p>
@@ -5804,341 +8257,157 @@
           <w:lang w:val="pl-PL"/>
         </w:rPr>
       </w:pPr>
-      <w:bookmarkStart w:id="30" w:name="_Toc222231092"/>
-      <w:r>
-        <w:rPr>
-          <w:lang w:val="pl-PL"/>
-        </w:rPr>
-        <w:t>API endpoints</w:t>
-      </w:r>
-      <w:bookmarkEnd w:id="30"/>
-    </w:p>
-    <w:p>
-      <w:r>
-        <w:t>Struktura endpoi</w:t>
-      </w:r>
-      <w:r>
-        <w:t>ntów</w:t>
-      </w:r>
+      <w:bookmarkStart w:id="49" w:name="_Toc230035029"/>
+      <w:proofErr w:type="spellStart"/>
+      <w:r>
+        <w:rPr>
+          <w:lang w:val="pl-PL"/>
+        </w:rPr>
+        <w:t>Authentication</w:t>
+      </w:r>
+      <w:proofErr w:type="spellEnd"/>
+      <w:r>
+        <w:rPr>
+          <w:lang w:val="pl-PL"/>
+        </w:rPr>
+        <w:t xml:space="preserve"> Handling</w:t>
+      </w:r>
+      <w:bookmarkEnd w:id="49"/>
+    </w:p>
+    <w:p>
+      <w:pPr>
+        <w:rPr>
+          <w:lang w:val="pl-PL"/>
+        </w:rPr>
+      </w:pPr>
+      <w:r>
+        <w:rPr>
+          <w:lang w:val="pl-PL"/>
+        </w:rPr>
+        <w:t xml:space="preserve">User data </w:t>
+      </w:r>
+      <w:proofErr w:type="spellStart"/>
+      <w:r>
+        <w:rPr>
+          <w:lang w:val="pl-PL"/>
+        </w:rPr>
+        <w:t>storing</w:t>
+      </w:r>
+      <w:proofErr w:type="spellEnd"/>
+    </w:p>
+    <w:p>
+      <w:pPr>
+        <w:rPr>
+          <w:lang w:val="pl-PL"/>
+        </w:rPr>
+      </w:pPr>
+      <w:proofErr w:type="spellStart"/>
+      <w:r>
+        <w:rPr>
+          <w:lang w:val="pl-PL"/>
+        </w:rPr>
+        <w:t>Interceptor</w:t>
+      </w:r>
+      <w:proofErr w:type="spellEnd"/>
     </w:p>
     <w:p>
       <w:pPr>
         <w:pStyle w:val="Heading3"/>
-      </w:pPr>
-      <w:bookmarkStart w:id="31" w:name="_Toc222231093"/>
-      <w:r>
-        <w:t>Business logic layer</w:t>
-      </w:r>
-      <w:bookmarkEnd w:id="31"/>
-    </w:p>
-    <w:p>
-      <w:r>
-        <w:t>Implementacja service layer</w:t>
-      </w:r>
-    </w:p>
-    <w:p>
-      <w:r>
-        <w:t>Przykłady operacji</w:t>
-      </w:r>
-    </w:p>
-    <w:p>
-      <w:pPr>
-        <w:pStyle w:val="Heading3"/>
-      </w:pPr>
-      <w:bookmarkStart w:id="32" w:name="_Toc222231094"/>
-      <w:r>
-        <w:t>Data access layer</w:t>
-      </w:r>
-      <w:bookmarkEnd w:id="32"/>
-    </w:p>
-    <w:p>
-      <w:r>
-        <w:t>Implementacja repository layer</w:t>
-      </w:r>
-    </w:p>
-    <w:p>
-      <w:r>
-        <w:t>Komunikacja z postgresql</w:t>
-      </w:r>
+        <w:rPr>
+          <w:lang w:val="pl-PL"/>
+        </w:rPr>
+      </w:pPr>
+      <w:bookmarkStart w:id="50" w:name="_Toc230035030"/>
+      <w:r>
+        <w:rPr>
+          <w:lang w:val="pl-PL"/>
+        </w:rPr>
+        <w:t xml:space="preserve">UI </w:t>
+      </w:r>
+      <w:proofErr w:type="spellStart"/>
+      <w:r>
+        <w:rPr>
+          <w:lang w:val="pl-PL"/>
+        </w:rPr>
+        <w:t>implementation</w:t>
+      </w:r>
+      <w:bookmarkEnd w:id="50"/>
+      <w:proofErr w:type="spellEnd"/>
+    </w:p>
+    <w:p>
+      <w:pPr>
+        <w:rPr>
+          <w:lang w:val="pl-PL"/>
+        </w:rPr>
+      </w:pPr>
+      <w:proofErr w:type="spellStart"/>
+      <w:r>
+        <w:rPr>
+          <w:lang w:val="pl-PL"/>
+        </w:rPr>
+        <w:t>Different</w:t>
+      </w:r>
+      <w:proofErr w:type="spellEnd"/>
+      <w:r>
+        <w:rPr>
+          <w:lang w:val="pl-PL"/>
+        </w:rPr>
+        <w:t xml:space="preserve"> UI </w:t>
+      </w:r>
+      <w:proofErr w:type="spellStart"/>
+      <w:r>
+        <w:rPr>
+          <w:lang w:val="pl-PL"/>
+        </w:rPr>
+        <w:t>views</w:t>
+      </w:r>
+      <w:proofErr w:type="spellEnd"/>
     </w:p>
     <w:p>
       <w:pPr>
         <w:pStyle w:val="Heading2"/>
-      </w:pPr>
-      <w:bookmarkStart w:id="33" w:name="_Toc222231095"/>
-      <w:r>
-        <w:t>Authentication and Authorization Implementation</w:t>
-      </w:r>
-      <w:bookmarkEnd w:id="33"/>
-    </w:p>
-    <w:p>
-      <w:pPr>
-        <w:pStyle w:val="Heading3"/>
-        <w:rPr>
-          <w:lang w:val="pl-PL"/>
-        </w:rPr>
-      </w:pPr>
-      <w:bookmarkStart w:id="34" w:name="_Toc222231096"/>
-      <w:r>
-        <w:rPr>
-          <w:lang w:val="pl-PL"/>
-        </w:rPr>
-        <w:t>JWT generation</w:t>
-      </w:r>
-      <w:bookmarkEnd w:id="34"/>
-    </w:p>
-    <w:p>
-      <w:pPr>
-        <w:rPr>
-          <w:lang w:val="pl-PL"/>
-        </w:rPr>
-      </w:pPr>
-      <w:r>
-        <w:rPr>
-          <w:lang w:val="pl-PL"/>
-        </w:rPr>
-        <w:t>generowanie JWT</w:t>
-      </w:r>
-    </w:p>
-    <w:p>
-      <w:pPr>
-        <w:pStyle w:val="Heading3"/>
-        <w:rPr>
-          <w:lang w:val="pl-PL"/>
-        </w:rPr>
-      </w:pPr>
-      <w:bookmarkStart w:id="35" w:name="_Toc222231097"/>
-      <w:r>
-        <w:rPr>
-          <w:lang w:val="pl-PL"/>
-        </w:rPr>
-        <w:t>Token verification</w:t>
-      </w:r>
-      <w:bookmarkEnd w:id="35"/>
-    </w:p>
-    <w:p>
-      <w:pPr>
-        <w:rPr>
-          <w:lang w:val="pl-PL"/>
-        </w:rPr>
-      </w:pPr>
-      <w:r>
-        <w:rPr>
-          <w:lang w:val="pl-PL"/>
-        </w:rPr>
-        <w:t xml:space="preserve">Weryfikacja tokena </w:t>
-      </w:r>
-    </w:p>
-    <w:p>
-      <w:pPr>
-        <w:pStyle w:val="Heading3"/>
-        <w:rPr>
-          <w:lang w:val="pl-PL"/>
-        </w:rPr>
-      </w:pPr>
-      <w:bookmarkStart w:id="36" w:name="_Toc222231098"/>
-      <w:r>
-        <w:rPr>
-          <w:lang w:val="pl-PL"/>
-        </w:rPr>
-        <w:t>Dependency injection</w:t>
-      </w:r>
-      <w:bookmarkEnd w:id="36"/>
-    </w:p>
-    <w:p>
-      <w:pPr>
-        <w:rPr>
-          <w:lang w:val="pl-PL"/>
-        </w:rPr>
-      </w:pPr>
-      <w:r>
-        <w:rPr>
-          <w:lang w:val="pl-PL"/>
-        </w:rPr>
-        <w:t xml:space="preserve">DI </w:t>
-      </w:r>
-      <w:r>
-        <w:rPr>
-          <w:lang w:val="pl-PL"/>
-        </w:rPr>
-        <w:t>dla zabezpieczenia endpointów z rozróżnieniem ról</w:t>
-      </w:r>
-    </w:p>
-    <w:p>
-      <w:pPr>
-        <w:pStyle w:val="Heading2"/>
-        <w:rPr>
-          <w:lang w:val="pl-PL"/>
-        </w:rPr>
-      </w:pPr>
-      <w:bookmarkStart w:id="37" w:name="_Toc222231099"/>
-      <w:r>
-        <w:rPr>
-          <w:lang w:val="pl-PL"/>
-        </w:rPr>
-        <w:t>Frontend implementation</w:t>
-      </w:r>
-      <w:bookmarkEnd w:id="37"/>
-    </w:p>
-    <w:p>
-      <w:pPr>
-        <w:pStyle w:val="Heading3"/>
-        <w:rPr>
-          <w:lang w:val="pl-PL"/>
-        </w:rPr>
-      </w:pPr>
-      <w:bookmarkStart w:id="38" w:name="_Toc222231100"/>
-      <w:r>
-        <w:rPr>
-          <w:lang w:val="pl-PL"/>
-        </w:rPr>
-        <w:t>Structure</w:t>
-      </w:r>
-      <w:bookmarkEnd w:id="38"/>
-    </w:p>
-    <w:p>
-      <w:pPr>
-        <w:rPr>
-          <w:lang w:val="pl-PL"/>
-        </w:rPr>
-      </w:pPr>
-      <w:r>
-        <w:rPr>
-          <w:lang w:val="pl-PL"/>
-        </w:rPr>
-        <w:t>Struktura komponentów i routing</w:t>
-      </w:r>
-    </w:p>
-    <w:p>
-      <w:pPr>
-        <w:pStyle w:val="Heading3"/>
-        <w:rPr>
-          <w:lang w:val="pl-PL"/>
-        </w:rPr>
-      </w:pPr>
-      <w:bookmarkStart w:id="39" w:name="_Toc222231101"/>
-      <w:r>
-        <w:rPr>
-          <w:lang w:val="pl-PL"/>
-        </w:rPr>
-        <w:t>Authentication Handling</w:t>
-      </w:r>
-      <w:bookmarkEnd w:id="39"/>
-    </w:p>
-    <w:p>
-      <w:pPr>
-        <w:rPr>
-          <w:lang w:val="pl-PL"/>
-        </w:rPr>
-      </w:pPr>
-      <w:r>
-        <w:rPr>
-          <w:lang w:val="pl-PL"/>
-        </w:rPr>
-        <w:t>Obsługa tokenu</w:t>
-      </w:r>
-    </w:p>
-    <w:p>
-      <w:pPr>
-        <w:rPr>
-          <w:lang w:val="pl-PL"/>
-        </w:rPr>
-      </w:pPr>
-      <w:r>
-        <w:rPr>
-          <w:lang w:val="pl-PL"/>
-        </w:rPr>
-        <w:t>Przechowywanie danych użytkownika</w:t>
-      </w:r>
-    </w:p>
-    <w:p>
-      <w:pPr>
-        <w:rPr>
-          <w:lang w:val="pl-PL"/>
-        </w:rPr>
-      </w:pPr>
-      <w:r>
-        <w:rPr>
-          <w:lang w:val="pl-PL"/>
-        </w:rPr>
-        <w:t>Interceptor</w:t>
-      </w:r>
-    </w:p>
-    <w:p>
-      <w:pPr>
-        <w:pStyle w:val="Heading3"/>
-        <w:rPr>
-          <w:lang w:val="pl-PL"/>
-        </w:rPr>
-      </w:pPr>
-      <w:bookmarkStart w:id="40" w:name="_Toc222231102"/>
-      <w:r>
-        <w:rPr>
-          <w:lang w:val="pl-PL"/>
-        </w:rPr>
-        <w:t>UI implementation</w:t>
-      </w:r>
-      <w:bookmarkEnd w:id="40"/>
-    </w:p>
-    <w:p>
-      <w:pPr>
-        <w:rPr>
-          <w:lang w:val="pl-PL"/>
-        </w:rPr>
-      </w:pPr>
-      <w:r>
-        <w:rPr>
-          <w:lang w:val="pl-PL"/>
-        </w:rPr>
-        <w:t>Implementacja widoków</w:t>
-      </w:r>
-    </w:p>
-    <w:p>
-      <w:pPr>
-        <w:rPr>
-          <w:lang w:val="pl-PL"/>
-        </w:rPr>
-      </w:pPr>
-      <w:r>
-        <w:rPr>
-          <w:lang w:val="pl-PL"/>
-        </w:rPr>
-        <w:t xml:space="preserve">Opisanie </w:t>
-      </w:r>
-      <w:r>
-        <w:rPr>
-          <w:lang w:val="pl-PL"/>
-        </w:rPr>
-        <w:t>requestów na danym widoku</w:t>
-      </w:r>
-    </w:p>
-    <w:p>
-      <w:pPr>
-        <w:rPr>
-          <w:lang w:val="pl-PL"/>
-        </w:rPr>
-      </w:pPr>
-      <w:r>
-        <w:rPr>
-          <w:lang w:val="pl-PL"/>
-        </w:rPr>
-        <w:lastRenderedPageBreak/>
-        <w:t>Obsługa błędów i komunikatów</w:t>
-      </w:r>
-    </w:p>
-    <w:p>
-      <w:pPr>
-        <w:pStyle w:val="Heading2"/>
-        <w:rPr>
-          <w:lang w:val="pl-PL"/>
-        </w:rPr>
-      </w:pPr>
-      <w:r>
-        <w:rPr>
-          <w:lang w:val="pl-PL"/>
-        </w:rPr>
-        <w:t>PayPal API integration implementation</w:t>
-      </w:r>
+        <w:rPr>
+          <w:lang w:val="pl-PL"/>
+        </w:rPr>
+      </w:pPr>
+      <w:bookmarkStart w:id="51" w:name="_Toc230035031"/>
+      <w:proofErr w:type="spellStart"/>
+      <w:r>
+        <w:rPr>
+          <w:lang w:val="pl-PL"/>
+        </w:rPr>
+        <w:t>PayPal</w:t>
+      </w:r>
+      <w:proofErr w:type="spellEnd"/>
+      <w:r>
+        <w:rPr>
+          <w:lang w:val="pl-PL"/>
+        </w:rPr>
+        <w:t xml:space="preserve"> API </w:t>
+      </w:r>
+      <w:proofErr w:type="spellStart"/>
+      <w:r>
+        <w:rPr>
+          <w:lang w:val="pl-PL"/>
+        </w:rPr>
+        <w:t>integration</w:t>
+      </w:r>
+      <w:proofErr w:type="spellEnd"/>
+      <w:r>
+        <w:rPr>
+          <w:lang w:val="pl-PL"/>
+        </w:rPr>
+        <w:t xml:space="preserve"> </w:t>
+      </w:r>
+      <w:proofErr w:type="spellStart"/>
+      <w:r>
+        <w:rPr>
+          <w:lang w:val="pl-PL"/>
+        </w:rPr>
+        <w:t>implementation</w:t>
+      </w:r>
+      <w:bookmarkEnd w:id="51"/>
+      <w:proofErr w:type="spellEnd"/>
     </w:p>
     <w:p>
       <w:pPr>
@@ -6179,7 +8448,38 @@
           <w:lang w:val="pl-PL"/>
         </w:rPr>
       </w:pPr>
-      <w:bookmarkStart w:id="41" w:name="_Toc222231103"/>
+      <w:bookmarkStart w:id="52" w:name="_Toc230035032"/>
+      <w:r>
+        <w:rPr>
+          <w:lang w:val="pl-PL"/>
+        </w:rPr>
+        <w:lastRenderedPageBreak/>
+        <w:t>Deployment</w:t>
+      </w:r>
+      <w:bookmarkEnd w:id="52"/>
+    </w:p>
+    <w:p>
+      <w:pPr>
+        <w:rPr>
+          <w:lang w:val="pl-PL"/>
+        </w:rPr>
+      </w:pPr>
+      <w:r>
+        <w:rPr>
+          <w:lang w:val="pl-PL"/>
+        </w:rPr>
+        <w:br w:type="page"/>
+      </w:r>
+    </w:p>
+    <w:p>
+      <w:pPr>
+        <w:pStyle w:val="Heading1"/>
+        <w:rPr>
+          <w:lang w:val="pl-PL"/>
+        </w:rPr>
+      </w:pPr>
+      <w:bookmarkStart w:id="53" w:name="_Toc230035033"/>
+      <w:proofErr w:type="spellStart"/>
       <w:r>
         <w:rPr>
           <w:lang w:val="pl-PL"/>
@@ -6187,7 +8487,15 @@
         <w:lastRenderedPageBreak/>
         <w:t>Testing</w:t>
       </w:r>
-      <w:bookmarkEnd w:id="41"/>
+      <w:bookmarkEnd w:id="53"/>
+      <w:proofErr w:type="spellEnd"/>
+    </w:p>
+    <w:p>
+      <w:pPr>
+        <w:rPr>
+          <w:lang w:val="pl-PL"/>
+        </w:rPr>
+      </w:pPr>
     </w:p>
     <w:p>
       <w:pPr>
@@ -6209,15 +8517,31 @@
           <w:lang w:val="pl-PL"/>
         </w:rPr>
       </w:pPr>
-      <w:bookmarkStart w:id="42" w:name="_Toc222231104"/>
+      <w:bookmarkStart w:id="54" w:name="_Toc230035034"/>
+      <w:proofErr w:type="spellStart"/>
       <w:r>
         <w:rPr>
           <w:lang w:val="pl-PL"/>
         </w:rPr>
         <w:lastRenderedPageBreak/>
-        <w:t>Summary and conclusions</w:t>
-      </w:r>
-      <w:bookmarkEnd w:id="42"/>
+        <w:t>Summary</w:t>
+      </w:r>
+      <w:proofErr w:type="spellEnd"/>
+      <w:r>
+        <w:rPr>
+          <w:lang w:val="pl-PL"/>
+        </w:rPr>
+        <w:t xml:space="preserve"> and </w:t>
+      </w:r>
+      <w:proofErr w:type="spellStart"/>
+      <w:r>
+        <w:rPr>
+          <w:lang w:val="pl-PL"/>
+        </w:rPr>
+        <w:t>conclusions</w:t>
+      </w:r>
+      <w:bookmarkEnd w:id="54"/>
+      <w:proofErr w:type="spellEnd"/>
     </w:p>
     <w:p>
       <w:pPr>
@@ -6239,15 +8563,23 @@
           <w:lang w:val="pl-PL"/>
         </w:rPr>
       </w:pPr>
-      <w:bookmarkStart w:id="43" w:name="_Toc222231105"/>
+      <w:bookmarkStart w:id="55" w:name="_Toc230035035"/>
+      <w:proofErr w:type="spellStart"/>
       <w:r>
         <w:rPr>
           <w:lang w:val="pl-PL"/>
         </w:rPr>
         <w:lastRenderedPageBreak/>
-        <w:t>Tables list</w:t>
-      </w:r>
-      <w:bookmarkEnd w:id="43"/>
+        <w:t>Tables</w:t>
+      </w:r>
+      <w:proofErr w:type="spellEnd"/>
+      <w:r>
+        <w:rPr>
+          <w:lang w:val="pl-PL"/>
+        </w:rPr>
+        <w:t xml:space="preserve"> list</w:t>
+      </w:r>
+      <w:bookmarkEnd w:id="55"/>
     </w:p>
     <w:p>
       <w:pPr>
@@ -6618,6 +8950,232 @@
     </w:lvl>
   </w:abstractNum>
   <w:abstractNum w:abstractNumId="1" w15:restartNumberingAfterBreak="0">
+    <w:nsid w:val="036E35C2"/>
+    <w:multiLevelType w:val="hybridMultilevel"/>
+    <w:tmpl w:val="4746BDCA"/>
+    <w:lvl w:ilvl="0" w:tplc="04150001">
+      <w:start w:val="1"/>
+      <w:numFmt w:val="bullet"/>
+      <w:lvlText w:val=""/>
+      <w:lvlJc w:val="left"/>
+      <w:pPr>
+        <w:ind w:left="720" w:hanging="360"/>
+      </w:pPr>
+      <w:rPr>
+        <w:rFonts w:ascii="Symbol" w:hAnsi="Symbol" w:hint="default"/>
+      </w:rPr>
+    </w:lvl>
+    <w:lvl w:ilvl="1" w:tplc="04150003" w:tentative="1">
+      <w:start w:val="1"/>
+      <w:numFmt w:val="bullet"/>
+      <w:lvlText w:val="o"/>
+      <w:lvlJc w:val="left"/>
+      <w:pPr>
+        <w:ind w:left="1440" w:hanging="360"/>
+      </w:pPr>
+      <w:rPr>
+        <w:rFonts w:ascii="Courier New" w:hAnsi="Courier New" w:cs="Courier New" w:hint="default"/>
+      </w:rPr>
+    </w:lvl>
+    <w:lvl w:ilvl="2" w:tplc="04150005" w:tentative="1">
+      <w:start w:val="1"/>
+      <w:numFmt w:val="bullet"/>
+      <w:lvlText w:val=""/>
+      <w:lvlJc w:val="left"/>
+      <w:pPr>
+        <w:ind w:left="2160" w:hanging="360"/>
+      </w:pPr>
+      <w:rPr>
+        <w:rFonts w:ascii="Wingdings" w:hAnsi="Wingdings" w:hint="default"/>
+      </w:rPr>
+    </w:lvl>
+    <w:lvl w:ilvl="3" w:tplc="04150001" w:tentative="1">
+      <w:start w:val="1"/>
+      <w:numFmt w:val="bullet"/>
+      <w:lvlText w:val=""/>
+      <w:lvlJc w:val="left"/>
+      <w:pPr>
+        <w:ind w:left="2880" w:hanging="360"/>
+      </w:pPr>
+      <w:rPr>
+        <w:rFonts w:ascii="Symbol" w:hAnsi="Symbol" w:hint="default"/>
+      </w:rPr>
+    </w:lvl>
+    <w:lvl w:ilvl="4" w:tplc="04150003" w:tentative="1">
+      <w:start w:val="1"/>
+      <w:numFmt w:val="bullet"/>
+      <w:lvlText w:val="o"/>
+      <w:lvlJc w:val="left"/>
+      <w:pPr>
+        <w:ind w:left="3600" w:hanging="360"/>
+      </w:pPr>
+      <w:rPr>
+        <w:rFonts w:ascii="Courier New" w:hAnsi="Courier New" w:cs="Courier New" w:hint="default"/>
+      </w:rPr>
+    </w:lvl>
+    <w:lvl w:ilvl="5" w:tplc="04150005" w:tentative="1">
+      <w:start w:val="1"/>
+      <w:numFmt w:val="bullet"/>
+      <w:lvlText w:val=""/>
+      <w:lvlJc w:val="left"/>
+      <w:pPr>
+        <w:ind w:left="4320" w:hanging="360"/>
+      </w:pPr>
+      <w:rPr>
+        <w:rFonts w:ascii="Wingdings" w:hAnsi="Wingdings" w:hint="default"/>
+      </w:rPr>
+    </w:lvl>
+    <w:lvl w:ilvl="6" w:tplc="04150001" w:tentative="1">
+      <w:start w:val="1"/>
+      <w:numFmt w:val="bullet"/>
+      <w:lvlText w:val=""/>
+      <w:lvlJc w:val="left"/>
+      <w:pPr>
+        <w:ind w:left="5040" w:hanging="360"/>
+      </w:pPr>
+      <w:rPr>
+        <w:rFonts w:ascii="Symbol" w:hAnsi="Symbol" w:hint="default"/>
+      </w:rPr>
+    </w:lvl>
+    <w:lvl w:ilvl="7" w:tplc="04150003" w:tentative="1">
+      <w:start w:val="1"/>
+      <w:numFmt w:val="bullet"/>
+      <w:lvlText w:val="o"/>
+      <w:lvlJc w:val="left"/>
+      <w:pPr>
+        <w:ind w:left="5760" w:hanging="360"/>
+      </w:pPr>
+      <w:rPr>
+        <w:rFonts w:ascii="Courier New" w:hAnsi="Courier New" w:cs="Courier New" w:hint="default"/>
+      </w:rPr>
+    </w:lvl>
+    <w:lvl w:ilvl="8" w:tplc="04150005" w:tentative="1">
+      <w:start w:val="1"/>
+      <w:numFmt w:val="bullet"/>
+      <w:lvlText w:val=""/>
+      <w:lvlJc w:val="left"/>
+      <w:pPr>
+        <w:ind w:left="6480" w:hanging="360"/>
+      </w:pPr>
+      <w:rPr>
+        <w:rFonts w:ascii="Wingdings" w:hAnsi="Wingdings" w:hint="default"/>
+      </w:rPr>
+    </w:lvl>
+  </w:abstractNum>
+  <w:abstractNum w:abstractNumId="2" w15:restartNumberingAfterBreak="0">
+    <w:nsid w:val="05025575"/>
+    <w:multiLevelType w:val="hybridMultilevel"/>
+    <w:tmpl w:val="68B41A62"/>
+    <w:lvl w:ilvl="0" w:tplc="04150001">
+      <w:start w:val="1"/>
+      <w:numFmt w:val="bullet"/>
+      <w:lvlText w:val=""/>
+      <w:lvlJc w:val="left"/>
+      <w:pPr>
+        <w:ind w:left="720" w:hanging="360"/>
+      </w:pPr>
+      <w:rPr>
+        <w:rFonts w:ascii="Symbol" w:hAnsi="Symbol" w:hint="default"/>
+      </w:rPr>
+    </w:lvl>
+    <w:lvl w:ilvl="1" w:tplc="04150003" w:tentative="1">
+      <w:start w:val="1"/>
+      <w:numFmt w:val="bullet"/>
+      <w:lvlText w:val="o"/>
+      <w:lvlJc w:val="left"/>
+      <w:pPr>
+        <w:ind w:left="1440" w:hanging="360"/>
+      </w:pPr>
+      <w:rPr>
+        <w:rFonts w:ascii="Courier New" w:hAnsi="Courier New" w:cs="Courier New" w:hint="default"/>
+      </w:rPr>
+    </w:lvl>
+    <w:lvl w:ilvl="2" w:tplc="04150005" w:tentative="1">
+      <w:start w:val="1"/>
+      <w:numFmt w:val="bullet"/>
+      <w:lvlText w:val=""/>
+      <w:lvlJc w:val="left"/>
+      <w:pPr>
+        <w:ind w:left="2160" w:hanging="360"/>
+      </w:pPr>
+      <w:rPr>
+        <w:rFonts w:ascii="Wingdings" w:hAnsi="Wingdings" w:hint="default"/>
+      </w:rPr>
+    </w:lvl>
+    <w:lvl w:ilvl="3" w:tplc="04150001" w:tentative="1">
+      <w:start w:val="1"/>
+      <w:numFmt w:val="bullet"/>
+      <w:lvlText w:val=""/>
+      <w:lvlJc w:val="left"/>
+      <w:pPr>
+        <w:ind w:left="2880" w:hanging="360"/>
+      </w:pPr>
+      <w:rPr>
+        <w:rFonts w:ascii="Symbol" w:hAnsi="Symbol" w:hint="default"/>
+      </w:rPr>
+    </w:lvl>
+    <w:lvl w:ilvl="4" w:tplc="04150003" w:tentative="1">
+      <w:start w:val="1"/>
+      <w:numFmt w:val="bullet"/>
+      <w:lvlText w:val="o"/>
+      <w:lvlJc w:val="left"/>
+      <w:pPr>
+        <w:ind w:left="3600" w:hanging="360"/>
+      </w:pPr>
+      <w:rPr>
+        <w:rFonts w:ascii="Courier New" w:hAnsi="Courier New" w:cs="Courier New" w:hint="default"/>
+      </w:rPr>
+    </w:lvl>
+    <w:lvl w:ilvl="5" w:tplc="04150005" w:tentative="1">
+      <w:start w:val="1"/>
+      <w:numFmt w:val="bullet"/>
+      <w:lvlText w:val=""/>
+      <w:lvlJc w:val="left"/>
+      <w:pPr>
+        <w:ind w:left="4320" w:hanging="360"/>
+      </w:pPr>
+      <w:rPr>
+        <w:rFonts w:ascii="Wingdings" w:hAnsi="Wingdings" w:hint="default"/>
+      </w:rPr>
+    </w:lvl>
+    <w:lvl w:ilvl="6" w:tplc="04150001" w:tentative="1">
+      <w:start w:val="1"/>
+      <w:numFmt w:val="bullet"/>
+      <w:lvlText w:val=""/>
+      <w:lvlJc w:val="left"/>
+      <w:pPr>
+        <w:ind w:left="5040" w:hanging="360"/>
+      </w:pPr>
+      <w:rPr>
+        <w:rFonts w:ascii="Symbol" w:hAnsi="Symbol" w:hint="default"/>
+      </w:rPr>
+    </w:lvl>
+    <w:lvl w:ilvl="7" w:tplc="04150003" w:tentative="1">
+      <w:start w:val="1"/>
+      <w:numFmt w:val="bullet"/>
+      <w:lvlText w:val="o"/>
+      <w:lvlJc w:val="left"/>
+      <w:pPr>
+        <w:ind w:left="5760" w:hanging="360"/>
+      </w:pPr>
+      <w:rPr>
+        <w:rFonts w:ascii="Courier New" w:hAnsi="Courier New" w:cs="Courier New" w:hint="default"/>
+      </w:rPr>
+    </w:lvl>
+    <w:lvl w:ilvl="8" w:tplc="04150005" w:tentative="1">
+      <w:start w:val="1"/>
+      <w:numFmt w:val="bullet"/>
+      <w:lvlText w:val=""/>
+      <w:lvlJc w:val="left"/>
+      <w:pPr>
+        <w:ind w:left="6480" w:hanging="360"/>
+      </w:pPr>
+      <w:rPr>
+        <w:rFonts w:ascii="Wingdings" w:hAnsi="Wingdings" w:hint="default"/>
+      </w:rPr>
+    </w:lvl>
+  </w:abstractNum>
+  <w:abstractNum w:abstractNumId="3" w15:restartNumberingAfterBreak="0">
     <w:nsid w:val="10792F5D"/>
     <w:multiLevelType w:val="multilevel"/>
     <w:tmpl w:val="0B701190"/>
@@ -6739,7 +9297,911 @@
       </w:rPr>
     </w:lvl>
   </w:abstractNum>
-  <w:abstractNum w:abstractNumId="2" w15:restartNumberingAfterBreak="0">
+  <w:abstractNum w:abstractNumId="4" w15:restartNumberingAfterBreak="0">
+    <w:nsid w:val="15412572"/>
+    <w:multiLevelType w:val="hybridMultilevel"/>
+    <w:tmpl w:val="8E5AAF42"/>
+    <w:lvl w:ilvl="0" w:tplc="04150001">
+      <w:start w:val="1"/>
+      <w:numFmt w:val="bullet"/>
+      <w:lvlText w:val=""/>
+      <w:lvlJc w:val="left"/>
+      <w:pPr>
+        <w:ind w:left="720" w:hanging="360"/>
+      </w:pPr>
+      <w:rPr>
+        <w:rFonts w:ascii="Symbol" w:hAnsi="Symbol" w:hint="default"/>
+      </w:rPr>
+    </w:lvl>
+    <w:lvl w:ilvl="1" w:tplc="04150003" w:tentative="1">
+      <w:start w:val="1"/>
+      <w:numFmt w:val="bullet"/>
+      <w:lvlText w:val="o"/>
+      <w:lvlJc w:val="left"/>
+      <w:pPr>
+        <w:ind w:left="1440" w:hanging="360"/>
+      </w:pPr>
+      <w:rPr>
+        <w:rFonts w:ascii="Courier New" w:hAnsi="Courier New" w:cs="Courier New" w:hint="default"/>
+      </w:rPr>
+    </w:lvl>
+    <w:lvl w:ilvl="2" w:tplc="04150005" w:tentative="1">
+      <w:start w:val="1"/>
+      <w:numFmt w:val="bullet"/>
+      <w:lvlText w:val=""/>
+      <w:lvlJc w:val="left"/>
+      <w:pPr>
+        <w:ind w:left="2160" w:hanging="360"/>
+      </w:pPr>
+      <w:rPr>
+        <w:rFonts w:ascii="Wingdings" w:hAnsi="Wingdings" w:hint="default"/>
+      </w:rPr>
+    </w:lvl>
+    <w:lvl w:ilvl="3" w:tplc="04150001" w:tentative="1">
+      <w:start w:val="1"/>
+      <w:numFmt w:val="bullet"/>
+      <w:lvlText w:val=""/>
+      <w:lvlJc w:val="left"/>
+      <w:pPr>
+        <w:ind w:left="2880" w:hanging="360"/>
+      </w:pPr>
+      <w:rPr>
+        <w:rFonts w:ascii="Symbol" w:hAnsi="Symbol" w:hint="default"/>
+      </w:rPr>
+    </w:lvl>
+    <w:lvl w:ilvl="4" w:tplc="04150003" w:tentative="1">
+      <w:start w:val="1"/>
+      <w:numFmt w:val="bullet"/>
+      <w:lvlText w:val="o"/>
+      <w:lvlJc w:val="left"/>
+      <w:pPr>
+        <w:ind w:left="3600" w:hanging="360"/>
+      </w:pPr>
+      <w:rPr>
+        <w:rFonts w:ascii="Courier New" w:hAnsi="Courier New" w:cs="Courier New" w:hint="default"/>
+      </w:rPr>
+    </w:lvl>
+    <w:lvl w:ilvl="5" w:tplc="04150005" w:tentative="1">
+      <w:start w:val="1"/>
+      <w:numFmt w:val="bullet"/>
+      <w:lvlText w:val=""/>
+      <w:lvlJc w:val="left"/>
+      <w:pPr>
+        <w:ind w:left="4320" w:hanging="360"/>
+      </w:pPr>
+      <w:rPr>
+        <w:rFonts w:ascii="Wingdings" w:hAnsi="Wingdings" w:hint="default"/>
+      </w:rPr>
+    </w:lvl>
+    <w:lvl w:ilvl="6" w:tplc="04150001" w:tentative="1">
+      <w:start w:val="1"/>
+      <w:numFmt w:val="bullet"/>
+      <w:lvlText w:val=""/>
+      <w:lvlJc w:val="left"/>
+      <w:pPr>
+        <w:ind w:left="5040" w:hanging="360"/>
+      </w:pPr>
+      <w:rPr>
+        <w:rFonts w:ascii="Symbol" w:hAnsi="Symbol" w:hint="default"/>
+      </w:rPr>
+    </w:lvl>
+    <w:lvl w:ilvl="7" w:tplc="04150003" w:tentative="1">
+      <w:start w:val="1"/>
+      <w:numFmt w:val="bullet"/>
+      <w:lvlText w:val="o"/>
+      <w:lvlJc w:val="left"/>
+      <w:pPr>
+        <w:ind w:left="5760" w:hanging="360"/>
+      </w:pPr>
+      <w:rPr>
+        <w:rFonts w:ascii="Courier New" w:hAnsi="Courier New" w:cs="Courier New" w:hint="default"/>
+      </w:rPr>
+    </w:lvl>
+    <w:lvl w:ilvl="8" w:tplc="04150005" w:tentative="1">
+      <w:start w:val="1"/>
+      <w:numFmt w:val="bullet"/>
+      <w:lvlText w:val=""/>
+      <w:lvlJc w:val="left"/>
+      <w:pPr>
+        <w:ind w:left="6480" w:hanging="360"/>
+      </w:pPr>
+      <w:rPr>
+        <w:rFonts w:ascii="Wingdings" w:hAnsi="Wingdings" w:hint="default"/>
+      </w:rPr>
+    </w:lvl>
+  </w:abstractNum>
+  <w:abstractNum w:abstractNumId="5" w15:restartNumberingAfterBreak="0">
+    <w:nsid w:val="16073699"/>
+    <w:multiLevelType w:val="hybridMultilevel"/>
+    <w:tmpl w:val="B9081EF6"/>
+    <w:lvl w:ilvl="0" w:tplc="04150001">
+      <w:start w:val="1"/>
+      <w:numFmt w:val="bullet"/>
+      <w:lvlText w:val=""/>
+      <w:lvlJc w:val="left"/>
+      <w:pPr>
+        <w:ind w:left="720" w:hanging="360"/>
+      </w:pPr>
+      <w:rPr>
+        <w:rFonts w:ascii="Symbol" w:hAnsi="Symbol" w:hint="default"/>
+      </w:rPr>
+    </w:lvl>
+    <w:lvl w:ilvl="1" w:tplc="04150003" w:tentative="1">
+      <w:start w:val="1"/>
+      <w:numFmt w:val="bullet"/>
+      <w:lvlText w:val="o"/>
+      <w:lvlJc w:val="left"/>
+      <w:pPr>
+        <w:ind w:left="1440" w:hanging="360"/>
+      </w:pPr>
+      <w:rPr>
+        <w:rFonts w:ascii="Courier New" w:hAnsi="Courier New" w:cs="Courier New" w:hint="default"/>
+      </w:rPr>
+    </w:lvl>
+    <w:lvl w:ilvl="2" w:tplc="04150005" w:tentative="1">
+      <w:start w:val="1"/>
+      <w:numFmt w:val="bullet"/>
+      <w:lvlText w:val=""/>
+      <w:lvlJc w:val="left"/>
+      <w:pPr>
+        <w:ind w:left="2160" w:hanging="360"/>
+      </w:pPr>
+      <w:rPr>
+        <w:rFonts w:ascii="Wingdings" w:hAnsi="Wingdings" w:hint="default"/>
+      </w:rPr>
+    </w:lvl>
+    <w:lvl w:ilvl="3" w:tplc="04150001" w:tentative="1">
+      <w:start w:val="1"/>
+      <w:numFmt w:val="bullet"/>
+      <w:lvlText w:val=""/>
+      <w:lvlJc w:val="left"/>
+      <w:pPr>
+        <w:ind w:left="2880" w:hanging="360"/>
+      </w:pPr>
+      <w:rPr>
+        <w:rFonts w:ascii="Symbol" w:hAnsi="Symbol" w:hint="default"/>
+      </w:rPr>
+    </w:lvl>
+    <w:lvl w:ilvl="4" w:tplc="04150003" w:tentative="1">
+      <w:start w:val="1"/>
+      <w:numFmt w:val="bullet"/>
+      <w:lvlText w:val="o"/>
+      <w:lvlJc w:val="left"/>
+      <w:pPr>
+        <w:ind w:left="3600" w:hanging="360"/>
+      </w:pPr>
+      <w:rPr>
+        <w:rFonts w:ascii="Courier New" w:hAnsi="Courier New" w:cs="Courier New" w:hint="default"/>
+      </w:rPr>
+    </w:lvl>
+    <w:lvl w:ilvl="5" w:tplc="04150005" w:tentative="1">
+      <w:start w:val="1"/>
+      <w:numFmt w:val="bullet"/>
+      <w:lvlText w:val=""/>
+      <w:lvlJc w:val="left"/>
+      <w:pPr>
+        <w:ind w:left="4320" w:hanging="360"/>
+      </w:pPr>
+      <w:rPr>
+        <w:rFonts w:ascii="Wingdings" w:hAnsi="Wingdings" w:hint="default"/>
+      </w:rPr>
+    </w:lvl>
+    <w:lvl w:ilvl="6" w:tplc="04150001" w:tentative="1">
+      <w:start w:val="1"/>
+      <w:numFmt w:val="bullet"/>
+      <w:lvlText w:val=""/>
+      <w:lvlJc w:val="left"/>
+      <w:pPr>
+        <w:ind w:left="5040" w:hanging="360"/>
+      </w:pPr>
+      <w:rPr>
+        <w:rFonts w:ascii="Symbol" w:hAnsi="Symbol" w:hint="default"/>
+      </w:rPr>
+    </w:lvl>
+    <w:lvl w:ilvl="7" w:tplc="04150003" w:tentative="1">
+      <w:start w:val="1"/>
+      <w:numFmt w:val="bullet"/>
+      <w:lvlText w:val="o"/>
+      <w:lvlJc w:val="left"/>
+      <w:pPr>
+        <w:ind w:left="5760" w:hanging="360"/>
+      </w:pPr>
+      <w:rPr>
+        <w:rFonts w:ascii="Courier New" w:hAnsi="Courier New" w:cs="Courier New" w:hint="default"/>
+      </w:rPr>
+    </w:lvl>
+    <w:lvl w:ilvl="8" w:tplc="04150005" w:tentative="1">
+      <w:start w:val="1"/>
+      <w:numFmt w:val="bullet"/>
+      <w:lvlText w:val=""/>
+      <w:lvlJc w:val="left"/>
+      <w:pPr>
+        <w:ind w:left="6480" w:hanging="360"/>
+      </w:pPr>
+      <w:rPr>
+        <w:rFonts w:ascii="Wingdings" w:hAnsi="Wingdings" w:hint="default"/>
+      </w:rPr>
+    </w:lvl>
+  </w:abstractNum>
+  <w:abstractNum w:abstractNumId="6" w15:restartNumberingAfterBreak="0">
+    <w:nsid w:val="197A05AA"/>
+    <w:multiLevelType w:val="hybridMultilevel"/>
+    <w:tmpl w:val="FA8ECBF2"/>
+    <w:lvl w:ilvl="0" w:tplc="04150001">
+      <w:start w:val="1"/>
+      <w:numFmt w:val="bullet"/>
+      <w:lvlText w:val=""/>
+      <w:lvlJc w:val="left"/>
+      <w:pPr>
+        <w:ind w:left="720" w:hanging="360"/>
+      </w:pPr>
+      <w:rPr>
+        <w:rFonts w:ascii="Symbol" w:hAnsi="Symbol" w:hint="default"/>
+      </w:rPr>
+    </w:lvl>
+    <w:lvl w:ilvl="1" w:tplc="04150003" w:tentative="1">
+      <w:start w:val="1"/>
+      <w:numFmt w:val="bullet"/>
+      <w:lvlText w:val="o"/>
+      <w:lvlJc w:val="left"/>
+      <w:pPr>
+        <w:ind w:left="1440" w:hanging="360"/>
+      </w:pPr>
+      <w:rPr>
+        <w:rFonts w:ascii="Courier New" w:hAnsi="Courier New" w:cs="Courier New" w:hint="default"/>
+      </w:rPr>
+    </w:lvl>
+    <w:lvl w:ilvl="2" w:tplc="04150005" w:tentative="1">
+      <w:start w:val="1"/>
+      <w:numFmt w:val="bullet"/>
+      <w:lvlText w:val=""/>
+      <w:lvlJc w:val="left"/>
+      <w:pPr>
+        <w:ind w:left="2160" w:hanging="360"/>
+      </w:pPr>
+      <w:rPr>
+        <w:rFonts w:ascii="Wingdings" w:hAnsi="Wingdings" w:hint="default"/>
+      </w:rPr>
+    </w:lvl>
+    <w:lvl w:ilvl="3" w:tplc="04150001" w:tentative="1">
+      <w:start w:val="1"/>
+      <w:numFmt w:val="bullet"/>
+      <w:lvlText w:val=""/>
+      <w:lvlJc w:val="left"/>
+      <w:pPr>
+        <w:ind w:left="2880" w:hanging="360"/>
+      </w:pPr>
+      <w:rPr>
+        <w:rFonts w:ascii="Symbol" w:hAnsi="Symbol" w:hint="default"/>
+      </w:rPr>
+    </w:lvl>
+    <w:lvl w:ilvl="4" w:tplc="04150003" w:tentative="1">
+      <w:start w:val="1"/>
+      <w:numFmt w:val="bullet"/>
+      <w:lvlText w:val="o"/>
+      <w:lvlJc w:val="left"/>
+      <w:pPr>
+        <w:ind w:left="3600" w:hanging="360"/>
+      </w:pPr>
+      <w:rPr>
+        <w:rFonts w:ascii="Courier New" w:hAnsi="Courier New" w:cs="Courier New" w:hint="default"/>
+      </w:rPr>
+    </w:lvl>
+    <w:lvl w:ilvl="5" w:tplc="04150005" w:tentative="1">
+      <w:start w:val="1"/>
+      <w:numFmt w:val="bullet"/>
+      <w:lvlText w:val=""/>
+      <w:lvlJc w:val="left"/>
+      <w:pPr>
+        <w:ind w:left="4320" w:hanging="360"/>
+      </w:pPr>
+      <w:rPr>
+        <w:rFonts w:ascii="Wingdings" w:hAnsi="Wingdings" w:hint="default"/>
+      </w:rPr>
+    </w:lvl>
+    <w:lvl w:ilvl="6" w:tplc="04150001" w:tentative="1">
+      <w:start w:val="1"/>
+      <w:numFmt w:val="bullet"/>
+      <w:lvlText w:val=""/>
+      <w:lvlJc w:val="left"/>
+      <w:pPr>
+        <w:ind w:left="5040" w:hanging="360"/>
+      </w:pPr>
+      <w:rPr>
+        <w:rFonts w:ascii="Symbol" w:hAnsi="Symbol" w:hint="default"/>
+      </w:rPr>
+    </w:lvl>
+    <w:lvl w:ilvl="7" w:tplc="04150003" w:tentative="1">
+      <w:start w:val="1"/>
+      <w:numFmt w:val="bullet"/>
+      <w:lvlText w:val="o"/>
+      <w:lvlJc w:val="left"/>
+      <w:pPr>
+        <w:ind w:left="5760" w:hanging="360"/>
+      </w:pPr>
+      <w:rPr>
+        <w:rFonts w:ascii="Courier New" w:hAnsi="Courier New" w:cs="Courier New" w:hint="default"/>
+      </w:rPr>
+    </w:lvl>
+    <w:lvl w:ilvl="8" w:tplc="04150005" w:tentative="1">
+      <w:start w:val="1"/>
+      <w:numFmt w:val="bullet"/>
+      <w:lvlText w:val=""/>
+      <w:lvlJc w:val="left"/>
+      <w:pPr>
+        <w:ind w:left="6480" w:hanging="360"/>
+      </w:pPr>
+      <w:rPr>
+        <w:rFonts w:ascii="Wingdings" w:hAnsi="Wingdings" w:hint="default"/>
+      </w:rPr>
+    </w:lvl>
+  </w:abstractNum>
+  <w:abstractNum w:abstractNumId="7" w15:restartNumberingAfterBreak="0">
+    <w:nsid w:val="1C0776BF"/>
+    <w:multiLevelType w:val="hybridMultilevel"/>
+    <w:tmpl w:val="A82E9B6A"/>
+    <w:lvl w:ilvl="0" w:tplc="04150001">
+      <w:start w:val="1"/>
+      <w:numFmt w:val="bullet"/>
+      <w:lvlText w:val=""/>
+      <w:lvlJc w:val="left"/>
+      <w:pPr>
+        <w:ind w:left="720" w:hanging="360"/>
+      </w:pPr>
+      <w:rPr>
+        <w:rFonts w:ascii="Symbol" w:hAnsi="Symbol" w:hint="default"/>
+      </w:rPr>
+    </w:lvl>
+    <w:lvl w:ilvl="1" w:tplc="04150003" w:tentative="1">
+      <w:start w:val="1"/>
+      <w:numFmt w:val="bullet"/>
+      <w:lvlText w:val="o"/>
+      <w:lvlJc w:val="left"/>
+      <w:pPr>
+        <w:ind w:left="1440" w:hanging="360"/>
+      </w:pPr>
+      <w:rPr>
+        <w:rFonts w:ascii="Courier New" w:hAnsi="Courier New" w:cs="Courier New" w:hint="default"/>
+      </w:rPr>
+    </w:lvl>
+    <w:lvl w:ilvl="2" w:tplc="04150005" w:tentative="1">
+      <w:start w:val="1"/>
+      <w:numFmt w:val="bullet"/>
+      <w:lvlText w:val=""/>
+      <w:lvlJc w:val="left"/>
+      <w:pPr>
+        <w:ind w:left="2160" w:hanging="360"/>
+      </w:pPr>
+      <w:rPr>
+        <w:rFonts w:ascii="Wingdings" w:hAnsi="Wingdings" w:hint="default"/>
+      </w:rPr>
+    </w:lvl>
+    <w:lvl w:ilvl="3" w:tplc="04150001" w:tentative="1">
+      <w:start w:val="1"/>
+      <w:numFmt w:val="bullet"/>
+      <w:lvlText w:val=""/>
+      <w:lvlJc w:val="left"/>
+      <w:pPr>
+        <w:ind w:left="2880" w:hanging="360"/>
+      </w:pPr>
+      <w:rPr>
+        <w:rFonts w:ascii="Symbol" w:hAnsi="Symbol" w:hint="default"/>
+      </w:rPr>
+    </w:lvl>
+    <w:lvl w:ilvl="4" w:tplc="04150003" w:tentative="1">
+      <w:start w:val="1"/>
+      <w:numFmt w:val="bullet"/>
+      <w:lvlText w:val="o"/>
+      <w:lvlJc w:val="left"/>
+      <w:pPr>
+        <w:ind w:left="3600" w:hanging="360"/>
+      </w:pPr>
+      <w:rPr>
+        <w:rFonts w:ascii="Courier New" w:hAnsi="Courier New" w:cs="Courier New" w:hint="default"/>
+      </w:rPr>
+    </w:lvl>
+    <w:lvl w:ilvl="5" w:tplc="04150005" w:tentative="1">
+      <w:start w:val="1"/>
+      <w:numFmt w:val="bullet"/>
+      <w:lvlText w:val=""/>
+      <w:lvlJc w:val="left"/>
+      <w:pPr>
+        <w:ind w:left="4320" w:hanging="360"/>
+      </w:pPr>
+      <w:rPr>
+        <w:rFonts w:ascii="Wingdings" w:hAnsi="Wingdings" w:hint="default"/>
+      </w:rPr>
+    </w:lvl>
+    <w:lvl w:ilvl="6" w:tplc="04150001" w:tentative="1">
+      <w:start w:val="1"/>
+      <w:numFmt w:val="bullet"/>
+      <w:lvlText w:val=""/>
+      <w:lvlJc w:val="left"/>
+      <w:pPr>
+        <w:ind w:left="5040" w:hanging="360"/>
+      </w:pPr>
+      <w:rPr>
+        <w:rFonts w:ascii="Symbol" w:hAnsi="Symbol" w:hint="default"/>
+      </w:rPr>
+    </w:lvl>
+    <w:lvl w:ilvl="7" w:tplc="04150003" w:tentative="1">
+      <w:start w:val="1"/>
+      <w:numFmt w:val="bullet"/>
+      <w:lvlText w:val="o"/>
+      <w:lvlJc w:val="left"/>
+      <w:pPr>
+        <w:ind w:left="5760" w:hanging="360"/>
+      </w:pPr>
+      <w:rPr>
+        <w:rFonts w:ascii="Courier New" w:hAnsi="Courier New" w:cs="Courier New" w:hint="default"/>
+      </w:rPr>
+    </w:lvl>
+    <w:lvl w:ilvl="8" w:tplc="04150005" w:tentative="1">
+      <w:start w:val="1"/>
+      <w:numFmt w:val="bullet"/>
+      <w:lvlText w:val=""/>
+      <w:lvlJc w:val="left"/>
+      <w:pPr>
+        <w:ind w:left="6480" w:hanging="360"/>
+      </w:pPr>
+      <w:rPr>
+        <w:rFonts w:ascii="Wingdings" w:hAnsi="Wingdings" w:hint="default"/>
+      </w:rPr>
+    </w:lvl>
+  </w:abstractNum>
+  <w:abstractNum w:abstractNumId="8" w15:restartNumberingAfterBreak="0">
+    <w:nsid w:val="21AC7CD8"/>
+    <w:multiLevelType w:val="hybridMultilevel"/>
+    <w:tmpl w:val="69A2D21E"/>
+    <w:lvl w:ilvl="0" w:tplc="04150001">
+      <w:start w:val="1"/>
+      <w:numFmt w:val="bullet"/>
+      <w:lvlText w:val=""/>
+      <w:lvlJc w:val="left"/>
+      <w:pPr>
+        <w:ind w:left="720" w:hanging="360"/>
+      </w:pPr>
+      <w:rPr>
+        <w:rFonts w:ascii="Symbol" w:hAnsi="Symbol" w:hint="default"/>
+      </w:rPr>
+    </w:lvl>
+    <w:lvl w:ilvl="1" w:tplc="04150003" w:tentative="1">
+      <w:start w:val="1"/>
+      <w:numFmt w:val="bullet"/>
+      <w:lvlText w:val="o"/>
+      <w:lvlJc w:val="left"/>
+      <w:pPr>
+        <w:ind w:left="1440" w:hanging="360"/>
+      </w:pPr>
+      <w:rPr>
+        <w:rFonts w:ascii="Courier New" w:hAnsi="Courier New" w:cs="Courier New" w:hint="default"/>
+      </w:rPr>
+    </w:lvl>
+    <w:lvl w:ilvl="2" w:tplc="04150005" w:tentative="1">
+      <w:start w:val="1"/>
+      <w:numFmt w:val="bullet"/>
+      <w:lvlText w:val=""/>
+      <w:lvlJc w:val="left"/>
+      <w:pPr>
+        <w:ind w:left="2160" w:hanging="360"/>
+      </w:pPr>
+      <w:rPr>
+        <w:rFonts w:ascii="Wingdings" w:hAnsi="Wingdings" w:hint="default"/>
+      </w:rPr>
+    </w:lvl>
+    <w:lvl w:ilvl="3" w:tplc="04150001" w:tentative="1">
+      <w:start w:val="1"/>
+      <w:numFmt w:val="bullet"/>
+      <w:lvlText w:val=""/>
+      <w:lvlJc w:val="left"/>
+      <w:pPr>
+        <w:ind w:left="2880" w:hanging="360"/>
+      </w:pPr>
+      <w:rPr>
+        <w:rFonts w:ascii="Symbol" w:hAnsi="Symbol" w:hint="default"/>
+      </w:rPr>
+    </w:lvl>
+    <w:lvl w:ilvl="4" w:tplc="04150003" w:tentative="1">
+      <w:start w:val="1"/>
+      <w:numFmt w:val="bullet"/>
+      <w:lvlText w:val="o"/>
+      <w:lvlJc w:val="left"/>
+      <w:pPr>
+        <w:ind w:left="3600" w:hanging="360"/>
+      </w:pPr>
+      <w:rPr>
+        <w:rFonts w:ascii="Courier New" w:hAnsi="Courier New" w:cs="Courier New" w:hint="default"/>
+      </w:rPr>
+    </w:lvl>
+    <w:lvl w:ilvl="5" w:tplc="04150005" w:tentative="1">
+      <w:start w:val="1"/>
+      <w:numFmt w:val="bullet"/>
+      <w:lvlText w:val=""/>
+      <w:lvlJc w:val="left"/>
+      <w:pPr>
+        <w:ind w:left="4320" w:hanging="360"/>
+      </w:pPr>
+      <w:rPr>
+        <w:rFonts w:ascii="Wingdings" w:hAnsi="Wingdings" w:hint="default"/>
+      </w:rPr>
+    </w:lvl>
+    <w:lvl w:ilvl="6" w:tplc="04150001" w:tentative="1">
+      <w:start w:val="1"/>
+      <w:numFmt w:val="bullet"/>
+      <w:lvlText w:val=""/>
+      <w:lvlJc w:val="left"/>
+      <w:pPr>
+        <w:ind w:left="5040" w:hanging="360"/>
+      </w:pPr>
+      <w:rPr>
+        <w:rFonts w:ascii="Symbol" w:hAnsi="Symbol" w:hint="default"/>
+      </w:rPr>
+    </w:lvl>
+    <w:lvl w:ilvl="7" w:tplc="04150003" w:tentative="1">
+      <w:start w:val="1"/>
+      <w:numFmt w:val="bullet"/>
+      <w:lvlText w:val="o"/>
+      <w:lvlJc w:val="left"/>
+      <w:pPr>
+        <w:ind w:left="5760" w:hanging="360"/>
+      </w:pPr>
+      <w:rPr>
+        <w:rFonts w:ascii="Courier New" w:hAnsi="Courier New" w:cs="Courier New" w:hint="default"/>
+      </w:rPr>
+    </w:lvl>
+    <w:lvl w:ilvl="8" w:tplc="04150005" w:tentative="1">
+      <w:start w:val="1"/>
+      <w:numFmt w:val="bullet"/>
+      <w:lvlText w:val=""/>
+      <w:lvlJc w:val="left"/>
+      <w:pPr>
+        <w:ind w:left="6480" w:hanging="360"/>
+      </w:pPr>
+      <w:rPr>
+        <w:rFonts w:ascii="Wingdings" w:hAnsi="Wingdings" w:hint="default"/>
+      </w:rPr>
+    </w:lvl>
+  </w:abstractNum>
+  <w:abstractNum w:abstractNumId="9" w15:restartNumberingAfterBreak="0">
+    <w:nsid w:val="21C1134B"/>
+    <w:multiLevelType w:val="hybridMultilevel"/>
+    <w:tmpl w:val="B47EDB6A"/>
+    <w:lvl w:ilvl="0" w:tplc="04150001">
+      <w:start w:val="1"/>
+      <w:numFmt w:val="bullet"/>
+      <w:lvlText w:val=""/>
+      <w:lvlJc w:val="left"/>
+      <w:pPr>
+        <w:ind w:left="720" w:hanging="360"/>
+      </w:pPr>
+      <w:rPr>
+        <w:rFonts w:ascii="Symbol" w:hAnsi="Symbol" w:hint="default"/>
+      </w:rPr>
+    </w:lvl>
+    <w:lvl w:ilvl="1" w:tplc="04150003" w:tentative="1">
+      <w:start w:val="1"/>
+      <w:numFmt w:val="bullet"/>
+      <w:lvlText w:val="o"/>
+      <w:lvlJc w:val="left"/>
+      <w:pPr>
+        <w:ind w:left="1440" w:hanging="360"/>
+      </w:pPr>
+      <w:rPr>
+        <w:rFonts w:ascii="Courier New" w:hAnsi="Courier New" w:cs="Courier New" w:hint="default"/>
+      </w:rPr>
+    </w:lvl>
+    <w:lvl w:ilvl="2" w:tplc="04150005" w:tentative="1">
+      <w:start w:val="1"/>
+      <w:numFmt w:val="bullet"/>
+      <w:lvlText w:val=""/>
+      <w:lvlJc w:val="left"/>
+      <w:pPr>
+        <w:ind w:left="2160" w:hanging="360"/>
+      </w:pPr>
+      <w:rPr>
+        <w:rFonts w:ascii="Wingdings" w:hAnsi="Wingdings" w:hint="default"/>
+      </w:rPr>
+    </w:lvl>
+    <w:lvl w:ilvl="3" w:tplc="04150001" w:tentative="1">
+      <w:start w:val="1"/>
+      <w:numFmt w:val="bullet"/>
+      <w:lvlText w:val=""/>
+      <w:lvlJc w:val="left"/>
+      <w:pPr>
+        <w:ind w:left="2880" w:hanging="360"/>
+      </w:pPr>
+      <w:rPr>
+        <w:rFonts w:ascii="Symbol" w:hAnsi="Symbol" w:hint="default"/>
+      </w:rPr>
+    </w:lvl>
+    <w:lvl w:ilvl="4" w:tplc="04150003" w:tentative="1">
+      <w:start w:val="1"/>
+      <w:numFmt w:val="bullet"/>
+      <w:lvlText w:val="o"/>
+      <w:lvlJc w:val="left"/>
+      <w:pPr>
+        <w:ind w:left="3600" w:hanging="360"/>
+      </w:pPr>
+      <w:rPr>
+        <w:rFonts w:ascii="Courier New" w:hAnsi="Courier New" w:cs="Courier New" w:hint="default"/>
+      </w:rPr>
+    </w:lvl>
+    <w:lvl w:ilvl="5" w:tplc="04150005" w:tentative="1">
+      <w:start w:val="1"/>
+      <w:numFmt w:val="bullet"/>
+      <w:lvlText w:val=""/>
+      <w:lvlJc w:val="left"/>
+      <w:pPr>
+        <w:ind w:left="4320" w:hanging="360"/>
+      </w:pPr>
+      <w:rPr>
+        <w:rFonts w:ascii="Wingdings" w:hAnsi="Wingdings" w:hint="default"/>
+      </w:rPr>
+    </w:lvl>
+    <w:lvl w:ilvl="6" w:tplc="04150001" w:tentative="1">
+      <w:start w:val="1"/>
+      <w:numFmt w:val="bullet"/>
+      <w:lvlText w:val=""/>
+      <w:lvlJc w:val="left"/>
+      <w:pPr>
+        <w:ind w:left="5040" w:hanging="360"/>
+      </w:pPr>
+      <w:rPr>
+        <w:rFonts w:ascii="Symbol" w:hAnsi="Symbol" w:hint="default"/>
+      </w:rPr>
+    </w:lvl>
+    <w:lvl w:ilvl="7" w:tplc="04150003" w:tentative="1">
+      <w:start w:val="1"/>
+      <w:numFmt w:val="bullet"/>
+      <w:lvlText w:val="o"/>
+      <w:lvlJc w:val="left"/>
+      <w:pPr>
+        <w:ind w:left="5760" w:hanging="360"/>
+      </w:pPr>
+      <w:rPr>
+        <w:rFonts w:ascii="Courier New" w:hAnsi="Courier New" w:cs="Courier New" w:hint="default"/>
+      </w:rPr>
+    </w:lvl>
+    <w:lvl w:ilvl="8" w:tplc="04150005" w:tentative="1">
+      <w:start w:val="1"/>
+      <w:numFmt w:val="bullet"/>
+      <w:lvlText w:val=""/>
+      <w:lvlJc w:val="left"/>
+      <w:pPr>
+        <w:ind w:left="6480" w:hanging="360"/>
+      </w:pPr>
+      <w:rPr>
+        <w:rFonts w:ascii="Wingdings" w:hAnsi="Wingdings" w:hint="default"/>
+      </w:rPr>
+    </w:lvl>
+  </w:abstractNum>
+  <w:abstractNum w:abstractNumId="10" w15:restartNumberingAfterBreak="0">
+    <w:nsid w:val="248B2EBE"/>
+    <w:multiLevelType w:val="hybridMultilevel"/>
+    <w:tmpl w:val="F67A4D2A"/>
+    <w:lvl w:ilvl="0" w:tplc="04150001">
+      <w:start w:val="1"/>
+      <w:numFmt w:val="bullet"/>
+      <w:lvlText w:val=""/>
+      <w:lvlJc w:val="left"/>
+      <w:pPr>
+        <w:ind w:left="720" w:hanging="360"/>
+      </w:pPr>
+      <w:rPr>
+        <w:rFonts w:ascii="Symbol" w:hAnsi="Symbol" w:hint="default"/>
+      </w:rPr>
+    </w:lvl>
+    <w:lvl w:ilvl="1" w:tplc="04150003" w:tentative="1">
+      <w:start w:val="1"/>
+      <w:numFmt w:val="bullet"/>
+      <w:lvlText w:val="o"/>
+      <w:lvlJc w:val="left"/>
+      <w:pPr>
+        <w:ind w:left="1440" w:hanging="360"/>
+      </w:pPr>
+      <w:rPr>
+        <w:rFonts w:ascii="Courier New" w:hAnsi="Courier New" w:cs="Courier New" w:hint="default"/>
+      </w:rPr>
+    </w:lvl>
+    <w:lvl w:ilvl="2" w:tplc="04150005" w:tentative="1">
+      <w:start w:val="1"/>
+      <w:numFmt w:val="bullet"/>
+      <w:lvlText w:val=""/>
+      <w:lvlJc w:val="left"/>
+      <w:pPr>
+        <w:ind w:left="2160" w:hanging="360"/>
+      </w:pPr>
+      <w:rPr>
+        <w:rFonts w:ascii="Wingdings" w:hAnsi="Wingdings" w:hint="default"/>
+      </w:rPr>
+    </w:lvl>
+    <w:lvl w:ilvl="3" w:tplc="04150001" w:tentative="1">
+      <w:start w:val="1"/>
+      <w:numFmt w:val="bullet"/>
+      <w:lvlText w:val=""/>
+      <w:lvlJc w:val="left"/>
+      <w:pPr>
+        <w:ind w:left="2880" w:hanging="360"/>
+      </w:pPr>
+      <w:rPr>
+        <w:rFonts w:ascii="Symbol" w:hAnsi="Symbol" w:hint="default"/>
+      </w:rPr>
+    </w:lvl>
+    <w:lvl w:ilvl="4" w:tplc="04150003" w:tentative="1">
+      <w:start w:val="1"/>
+      <w:numFmt w:val="bullet"/>
+      <w:lvlText w:val="o"/>
+      <w:lvlJc w:val="left"/>
+      <w:pPr>
+        <w:ind w:left="3600" w:hanging="360"/>
+      </w:pPr>
+      <w:rPr>
+        <w:rFonts w:ascii="Courier New" w:hAnsi="Courier New" w:cs="Courier New" w:hint="default"/>
+      </w:rPr>
+    </w:lvl>
+    <w:lvl w:ilvl="5" w:tplc="04150005" w:tentative="1">
+      <w:start w:val="1"/>
+      <w:numFmt w:val="bullet"/>
+      <w:lvlText w:val=""/>
+      <w:lvlJc w:val="left"/>
+      <w:pPr>
+        <w:ind w:left="4320" w:hanging="360"/>
+      </w:pPr>
+      <w:rPr>
+        <w:rFonts w:ascii="Wingdings" w:hAnsi="Wingdings" w:hint="default"/>
+      </w:rPr>
+    </w:lvl>
+    <w:lvl w:ilvl="6" w:tplc="04150001" w:tentative="1">
+      <w:start w:val="1"/>
+      <w:numFmt w:val="bullet"/>
+      <w:lvlText w:val=""/>
+      <w:lvlJc w:val="left"/>
+      <w:pPr>
+        <w:ind w:left="5040" w:hanging="360"/>
+      </w:pPr>
+      <w:rPr>
+        <w:rFonts w:ascii="Symbol" w:hAnsi="Symbol" w:hint="default"/>
+      </w:rPr>
+    </w:lvl>
+    <w:lvl w:ilvl="7" w:tplc="04150003" w:tentative="1">
+      <w:start w:val="1"/>
+      <w:numFmt w:val="bullet"/>
+      <w:lvlText w:val="o"/>
+      <w:lvlJc w:val="left"/>
+      <w:pPr>
+        <w:ind w:left="5760" w:hanging="360"/>
+      </w:pPr>
+      <w:rPr>
+        <w:rFonts w:ascii="Courier New" w:hAnsi="Courier New" w:cs="Courier New" w:hint="default"/>
+      </w:rPr>
+    </w:lvl>
+    <w:lvl w:ilvl="8" w:tplc="04150005" w:tentative="1">
+      <w:start w:val="1"/>
+      <w:numFmt w:val="bullet"/>
+      <w:lvlText w:val=""/>
+      <w:lvlJc w:val="left"/>
+      <w:pPr>
+        <w:ind w:left="6480" w:hanging="360"/>
+      </w:pPr>
+      <w:rPr>
+        <w:rFonts w:ascii="Wingdings" w:hAnsi="Wingdings" w:hint="default"/>
+      </w:rPr>
+    </w:lvl>
+  </w:abstractNum>
+  <w:abstractNum w:abstractNumId="11" w15:restartNumberingAfterBreak="0">
+    <w:nsid w:val="26222606"/>
+    <w:multiLevelType w:val="hybridMultilevel"/>
+    <w:tmpl w:val="EB20E1C4"/>
+    <w:lvl w:ilvl="0" w:tplc="04150001">
+      <w:start w:val="1"/>
+      <w:numFmt w:val="bullet"/>
+      <w:lvlText w:val=""/>
+      <w:lvlJc w:val="left"/>
+      <w:pPr>
+        <w:ind w:left="720" w:hanging="360"/>
+      </w:pPr>
+      <w:rPr>
+        <w:rFonts w:ascii="Symbol" w:hAnsi="Symbol" w:hint="default"/>
+      </w:rPr>
+    </w:lvl>
+    <w:lvl w:ilvl="1" w:tplc="04150003" w:tentative="1">
+      <w:start w:val="1"/>
+      <w:numFmt w:val="bullet"/>
+      <w:lvlText w:val="o"/>
+      <w:lvlJc w:val="left"/>
+      <w:pPr>
+        <w:ind w:left="1440" w:hanging="360"/>
+      </w:pPr>
+      <w:rPr>
+        <w:rFonts w:ascii="Courier New" w:hAnsi="Courier New" w:cs="Courier New" w:hint="default"/>
+      </w:rPr>
+    </w:lvl>
+    <w:lvl w:ilvl="2" w:tplc="04150005" w:tentative="1">
+      <w:start w:val="1"/>
+      <w:numFmt w:val="bullet"/>
+      <w:lvlText w:val=""/>
+      <w:lvlJc w:val="left"/>
+      <w:pPr>
+        <w:ind w:left="2160" w:hanging="360"/>
+      </w:pPr>
+      <w:rPr>
+        <w:rFonts w:ascii="Wingdings" w:hAnsi="Wingdings" w:hint="default"/>
+      </w:rPr>
+    </w:lvl>
+    <w:lvl w:ilvl="3" w:tplc="04150001" w:tentative="1">
+      <w:start w:val="1"/>
+      <w:numFmt w:val="bullet"/>
+      <w:lvlText w:val=""/>
+      <w:lvlJc w:val="left"/>
+      <w:pPr>
+        <w:ind w:left="2880" w:hanging="360"/>
+      </w:pPr>
+      <w:rPr>
+        <w:rFonts w:ascii="Symbol" w:hAnsi="Symbol" w:hint="default"/>
+      </w:rPr>
+    </w:lvl>
+    <w:lvl w:ilvl="4" w:tplc="04150003" w:tentative="1">
+      <w:start w:val="1"/>
+      <w:numFmt w:val="bullet"/>
+      <w:lvlText w:val="o"/>
+      <w:lvlJc w:val="left"/>
+      <w:pPr>
+        <w:ind w:left="3600" w:hanging="360"/>
+      </w:pPr>
+      <w:rPr>
+        <w:rFonts w:ascii="Courier New" w:hAnsi="Courier New" w:cs="Courier New" w:hint="default"/>
+      </w:rPr>
+    </w:lvl>
+    <w:lvl w:ilvl="5" w:tplc="04150005" w:tentative="1">
+      <w:start w:val="1"/>
+      <w:numFmt w:val="bullet"/>
+      <w:lvlText w:val=""/>
+      <w:lvlJc w:val="left"/>
+      <w:pPr>
+        <w:ind w:left="4320" w:hanging="360"/>
+      </w:pPr>
+      <w:rPr>
+        <w:rFonts w:ascii="Wingdings" w:hAnsi="Wingdings" w:hint="default"/>
+      </w:rPr>
+    </w:lvl>
+    <w:lvl w:ilvl="6" w:tplc="04150001" w:tentative="1">
+      <w:start w:val="1"/>
+      <w:numFmt w:val="bullet"/>
+      <w:lvlText w:val=""/>
+      <w:lvlJc w:val="left"/>
+      <w:pPr>
+        <w:ind w:left="5040" w:hanging="360"/>
+      </w:pPr>
+      <w:rPr>
+        <w:rFonts w:ascii="Symbol" w:hAnsi="Symbol" w:hint="default"/>
+      </w:rPr>
+    </w:lvl>
+    <w:lvl w:ilvl="7" w:tplc="04150003" w:tentative="1">
+      <w:start w:val="1"/>
+      <w:numFmt w:val="bullet"/>
+      <w:lvlText w:val="o"/>
+      <w:lvlJc w:val="left"/>
+      <w:pPr>
+        <w:ind w:left="5760" w:hanging="360"/>
+      </w:pPr>
+      <w:rPr>
+        <w:rFonts w:ascii="Courier New" w:hAnsi="Courier New" w:cs="Courier New" w:hint="default"/>
+      </w:rPr>
+    </w:lvl>
+    <w:lvl w:ilvl="8" w:tplc="04150005" w:tentative="1">
+      <w:start w:val="1"/>
+      <w:numFmt w:val="bullet"/>
+      <w:lvlText w:val=""/>
+      <w:lvlJc w:val="left"/>
+      <w:pPr>
+        <w:ind w:left="6480" w:hanging="360"/>
+      </w:pPr>
+      <w:rPr>
+        <w:rFonts w:ascii="Wingdings" w:hAnsi="Wingdings" w:hint="default"/>
+      </w:rPr>
+    </w:lvl>
+  </w:abstractNum>
+  <w:abstractNum w:abstractNumId="12" w15:restartNumberingAfterBreak="0">
     <w:nsid w:val="2AEE3715"/>
     <w:multiLevelType w:val="hybridMultilevel"/>
     <w:tmpl w:val="E1A28100"/>
@@ -6852,7 +10314,572 @@
       </w:rPr>
     </w:lvl>
   </w:abstractNum>
-  <w:abstractNum w:abstractNumId="3" w15:restartNumberingAfterBreak="0">
+  <w:abstractNum w:abstractNumId="13" w15:restartNumberingAfterBreak="0">
+    <w:nsid w:val="34B948D1"/>
+    <w:multiLevelType w:val="hybridMultilevel"/>
+    <w:tmpl w:val="5F42BD42"/>
+    <w:lvl w:ilvl="0" w:tplc="04150001">
+      <w:start w:val="1"/>
+      <w:numFmt w:val="bullet"/>
+      <w:lvlText w:val=""/>
+      <w:lvlJc w:val="left"/>
+      <w:pPr>
+        <w:ind w:left="720" w:hanging="360"/>
+      </w:pPr>
+      <w:rPr>
+        <w:rFonts w:ascii="Symbol" w:hAnsi="Symbol" w:hint="default"/>
+      </w:rPr>
+    </w:lvl>
+    <w:lvl w:ilvl="1" w:tplc="04150003" w:tentative="1">
+      <w:start w:val="1"/>
+      <w:numFmt w:val="bullet"/>
+      <w:lvlText w:val="o"/>
+      <w:lvlJc w:val="left"/>
+      <w:pPr>
+        <w:ind w:left="1440" w:hanging="360"/>
+      </w:pPr>
+      <w:rPr>
+        <w:rFonts w:ascii="Courier New" w:hAnsi="Courier New" w:cs="Courier New" w:hint="default"/>
+      </w:rPr>
+    </w:lvl>
+    <w:lvl w:ilvl="2" w:tplc="04150005" w:tentative="1">
+      <w:start w:val="1"/>
+      <w:numFmt w:val="bullet"/>
+      <w:lvlText w:val=""/>
+      <w:lvlJc w:val="left"/>
+      <w:pPr>
+        <w:ind w:left="2160" w:hanging="360"/>
+      </w:pPr>
+      <w:rPr>
+        <w:rFonts w:ascii="Wingdings" w:hAnsi="Wingdings" w:hint="default"/>
+      </w:rPr>
+    </w:lvl>
+    <w:lvl w:ilvl="3" w:tplc="04150001" w:tentative="1">
+      <w:start w:val="1"/>
+      <w:numFmt w:val="bullet"/>
+      <w:lvlText w:val=""/>
+      <w:lvlJc w:val="left"/>
+      <w:pPr>
+        <w:ind w:left="2880" w:hanging="360"/>
+      </w:pPr>
+      <w:rPr>
+        <w:rFonts w:ascii="Symbol" w:hAnsi="Symbol" w:hint="default"/>
+      </w:rPr>
+    </w:lvl>
+    <w:lvl w:ilvl="4" w:tplc="04150003" w:tentative="1">
+      <w:start w:val="1"/>
+      <w:numFmt w:val="bullet"/>
+      <w:lvlText w:val="o"/>
+      <w:lvlJc w:val="left"/>
+      <w:pPr>
+        <w:ind w:left="3600" w:hanging="360"/>
+      </w:pPr>
+      <w:rPr>
+        <w:rFonts w:ascii="Courier New" w:hAnsi="Courier New" w:cs="Courier New" w:hint="default"/>
+      </w:rPr>
+    </w:lvl>
+    <w:lvl w:ilvl="5" w:tplc="04150005" w:tentative="1">
+      <w:start w:val="1"/>
+      <w:numFmt w:val="bullet"/>
+      <w:lvlText w:val=""/>
+      <w:lvlJc w:val="left"/>
+      <w:pPr>
+        <w:ind w:left="4320" w:hanging="360"/>
+      </w:pPr>
+      <w:rPr>
+        <w:rFonts w:ascii="Wingdings" w:hAnsi="Wingdings" w:hint="default"/>
+      </w:rPr>
+    </w:lvl>
+    <w:lvl w:ilvl="6" w:tplc="04150001" w:tentative="1">
+      <w:start w:val="1"/>
+      <w:numFmt w:val="bullet"/>
+      <w:lvlText w:val=""/>
+      <w:lvlJc w:val="left"/>
+      <w:pPr>
+        <w:ind w:left="5040" w:hanging="360"/>
+      </w:pPr>
+      <w:rPr>
+        <w:rFonts w:ascii="Symbol" w:hAnsi="Symbol" w:hint="default"/>
+      </w:rPr>
+    </w:lvl>
+    <w:lvl w:ilvl="7" w:tplc="04150003" w:tentative="1">
+      <w:start w:val="1"/>
+      <w:numFmt w:val="bullet"/>
+      <w:lvlText w:val="o"/>
+      <w:lvlJc w:val="left"/>
+      <w:pPr>
+        <w:ind w:left="5760" w:hanging="360"/>
+      </w:pPr>
+      <w:rPr>
+        <w:rFonts w:ascii="Courier New" w:hAnsi="Courier New" w:cs="Courier New" w:hint="default"/>
+      </w:rPr>
+    </w:lvl>
+    <w:lvl w:ilvl="8" w:tplc="04150005" w:tentative="1">
+      <w:start w:val="1"/>
+      <w:numFmt w:val="bullet"/>
+      <w:lvlText w:val=""/>
+      <w:lvlJc w:val="left"/>
+      <w:pPr>
+        <w:ind w:left="6480" w:hanging="360"/>
+      </w:pPr>
+      <w:rPr>
+        <w:rFonts w:ascii="Wingdings" w:hAnsi="Wingdings" w:hint="default"/>
+      </w:rPr>
+    </w:lvl>
+  </w:abstractNum>
+  <w:abstractNum w:abstractNumId="14" w15:restartNumberingAfterBreak="0">
+    <w:nsid w:val="3BFF55E2"/>
+    <w:multiLevelType w:val="hybridMultilevel"/>
+    <w:tmpl w:val="251ADEFE"/>
+    <w:lvl w:ilvl="0" w:tplc="04150001">
+      <w:start w:val="1"/>
+      <w:numFmt w:val="bullet"/>
+      <w:lvlText w:val=""/>
+      <w:lvlJc w:val="left"/>
+      <w:pPr>
+        <w:ind w:left="720" w:hanging="360"/>
+      </w:pPr>
+      <w:rPr>
+        <w:rFonts w:ascii="Symbol" w:hAnsi="Symbol" w:hint="default"/>
+      </w:rPr>
+    </w:lvl>
+    <w:lvl w:ilvl="1" w:tplc="04150003" w:tentative="1">
+      <w:start w:val="1"/>
+      <w:numFmt w:val="bullet"/>
+      <w:lvlText w:val="o"/>
+      <w:lvlJc w:val="left"/>
+      <w:pPr>
+        <w:ind w:left="1440" w:hanging="360"/>
+      </w:pPr>
+      <w:rPr>
+        <w:rFonts w:ascii="Courier New" w:hAnsi="Courier New" w:cs="Courier New" w:hint="default"/>
+      </w:rPr>
+    </w:lvl>
+    <w:lvl w:ilvl="2" w:tplc="04150005" w:tentative="1">
+      <w:start w:val="1"/>
+      <w:numFmt w:val="bullet"/>
+      <w:lvlText w:val=""/>
+      <w:lvlJc w:val="left"/>
+      <w:pPr>
+        <w:ind w:left="2160" w:hanging="360"/>
+      </w:pPr>
+      <w:rPr>
+        <w:rFonts w:ascii="Wingdings" w:hAnsi="Wingdings" w:hint="default"/>
+      </w:rPr>
+    </w:lvl>
+    <w:lvl w:ilvl="3" w:tplc="04150001" w:tentative="1">
+      <w:start w:val="1"/>
+      <w:numFmt w:val="bullet"/>
+      <w:lvlText w:val=""/>
+      <w:lvlJc w:val="left"/>
+      <w:pPr>
+        <w:ind w:left="2880" w:hanging="360"/>
+      </w:pPr>
+      <w:rPr>
+        <w:rFonts w:ascii="Symbol" w:hAnsi="Symbol" w:hint="default"/>
+      </w:rPr>
+    </w:lvl>
+    <w:lvl w:ilvl="4" w:tplc="04150003" w:tentative="1">
+      <w:start w:val="1"/>
+      <w:numFmt w:val="bullet"/>
+      <w:lvlText w:val="o"/>
+      <w:lvlJc w:val="left"/>
+      <w:pPr>
+        <w:ind w:left="3600" w:hanging="360"/>
+      </w:pPr>
+      <w:rPr>
+        <w:rFonts w:ascii="Courier New" w:hAnsi="Courier New" w:cs="Courier New" w:hint="default"/>
+      </w:rPr>
+    </w:lvl>
+    <w:lvl w:ilvl="5" w:tplc="04150005" w:tentative="1">
+      <w:start w:val="1"/>
+      <w:numFmt w:val="bullet"/>
+      <w:lvlText w:val=""/>
+      <w:lvlJc w:val="left"/>
+      <w:pPr>
+        <w:ind w:left="4320" w:hanging="360"/>
+      </w:pPr>
+      <w:rPr>
+        <w:rFonts w:ascii="Wingdings" w:hAnsi="Wingdings" w:hint="default"/>
+      </w:rPr>
+    </w:lvl>
+    <w:lvl w:ilvl="6" w:tplc="04150001" w:tentative="1">
+      <w:start w:val="1"/>
+      <w:numFmt w:val="bullet"/>
+      <w:lvlText w:val=""/>
+      <w:lvlJc w:val="left"/>
+      <w:pPr>
+        <w:ind w:left="5040" w:hanging="360"/>
+      </w:pPr>
+      <w:rPr>
+        <w:rFonts w:ascii="Symbol" w:hAnsi="Symbol" w:hint="default"/>
+      </w:rPr>
+    </w:lvl>
+    <w:lvl w:ilvl="7" w:tplc="04150003" w:tentative="1">
+      <w:start w:val="1"/>
+      <w:numFmt w:val="bullet"/>
+      <w:lvlText w:val="o"/>
+      <w:lvlJc w:val="left"/>
+      <w:pPr>
+        <w:ind w:left="5760" w:hanging="360"/>
+      </w:pPr>
+      <w:rPr>
+        <w:rFonts w:ascii="Courier New" w:hAnsi="Courier New" w:cs="Courier New" w:hint="default"/>
+      </w:rPr>
+    </w:lvl>
+    <w:lvl w:ilvl="8" w:tplc="04150005" w:tentative="1">
+      <w:start w:val="1"/>
+      <w:numFmt w:val="bullet"/>
+      <w:lvlText w:val=""/>
+      <w:lvlJc w:val="left"/>
+      <w:pPr>
+        <w:ind w:left="6480" w:hanging="360"/>
+      </w:pPr>
+      <w:rPr>
+        <w:rFonts w:ascii="Wingdings" w:hAnsi="Wingdings" w:hint="default"/>
+      </w:rPr>
+    </w:lvl>
+  </w:abstractNum>
+  <w:abstractNum w:abstractNumId="15" w15:restartNumberingAfterBreak="0">
+    <w:nsid w:val="400A0E37"/>
+    <w:multiLevelType w:val="hybridMultilevel"/>
+    <w:tmpl w:val="F6547650"/>
+    <w:lvl w:ilvl="0" w:tplc="04150001">
+      <w:start w:val="1"/>
+      <w:numFmt w:val="bullet"/>
+      <w:lvlText w:val=""/>
+      <w:lvlJc w:val="left"/>
+      <w:pPr>
+        <w:ind w:left="720" w:hanging="360"/>
+      </w:pPr>
+      <w:rPr>
+        <w:rFonts w:ascii="Symbol" w:hAnsi="Symbol" w:hint="default"/>
+      </w:rPr>
+    </w:lvl>
+    <w:lvl w:ilvl="1" w:tplc="04150003" w:tentative="1">
+      <w:start w:val="1"/>
+      <w:numFmt w:val="bullet"/>
+      <w:lvlText w:val="o"/>
+      <w:lvlJc w:val="left"/>
+      <w:pPr>
+        <w:ind w:left="1440" w:hanging="360"/>
+      </w:pPr>
+      <w:rPr>
+        <w:rFonts w:ascii="Courier New" w:hAnsi="Courier New" w:cs="Courier New" w:hint="default"/>
+      </w:rPr>
+    </w:lvl>
+    <w:lvl w:ilvl="2" w:tplc="04150005" w:tentative="1">
+      <w:start w:val="1"/>
+      <w:numFmt w:val="bullet"/>
+      <w:lvlText w:val=""/>
+      <w:lvlJc w:val="left"/>
+      <w:pPr>
+        <w:ind w:left="2160" w:hanging="360"/>
+      </w:pPr>
+      <w:rPr>
+        <w:rFonts w:ascii="Wingdings" w:hAnsi="Wingdings" w:hint="default"/>
+      </w:rPr>
+    </w:lvl>
+    <w:lvl w:ilvl="3" w:tplc="04150001" w:tentative="1">
+      <w:start w:val="1"/>
+      <w:numFmt w:val="bullet"/>
+      <w:lvlText w:val=""/>
+      <w:lvlJc w:val="left"/>
+      <w:pPr>
+        <w:ind w:left="2880" w:hanging="360"/>
+      </w:pPr>
+      <w:rPr>
+        <w:rFonts w:ascii="Symbol" w:hAnsi="Symbol" w:hint="default"/>
+      </w:rPr>
+    </w:lvl>
+    <w:lvl w:ilvl="4" w:tplc="04150003" w:tentative="1">
+      <w:start w:val="1"/>
+      <w:numFmt w:val="bullet"/>
+      <w:lvlText w:val="o"/>
+      <w:lvlJc w:val="left"/>
+      <w:pPr>
+        <w:ind w:left="3600" w:hanging="360"/>
+      </w:pPr>
+      <w:rPr>
+        <w:rFonts w:ascii="Courier New" w:hAnsi="Courier New" w:cs="Courier New" w:hint="default"/>
+      </w:rPr>
+    </w:lvl>
+    <w:lvl w:ilvl="5" w:tplc="04150005" w:tentative="1">
+      <w:start w:val="1"/>
+      <w:numFmt w:val="bullet"/>
+      <w:lvlText w:val=""/>
+      <w:lvlJc w:val="left"/>
+      <w:pPr>
+        <w:ind w:left="4320" w:hanging="360"/>
+      </w:pPr>
+      <w:rPr>
+        <w:rFonts w:ascii="Wingdings" w:hAnsi="Wingdings" w:hint="default"/>
+      </w:rPr>
+    </w:lvl>
+    <w:lvl w:ilvl="6" w:tplc="04150001" w:tentative="1">
+      <w:start w:val="1"/>
+      <w:numFmt w:val="bullet"/>
+      <w:lvlText w:val=""/>
+      <w:lvlJc w:val="left"/>
+      <w:pPr>
+        <w:ind w:left="5040" w:hanging="360"/>
+      </w:pPr>
+      <w:rPr>
+        <w:rFonts w:ascii="Symbol" w:hAnsi="Symbol" w:hint="default"/>
+      </w:rPr>
+    </w:lvl>
+    <w:lvl w:ilvl="7" w:tplc="04150003" w:tentative="1">
+      <w:start w:val="1"/>
+      <w:numFmt w:val="bullet"/>
+      <w:lvlText w:val="o"/>
+      <w:lvlJc w:val="left"/>
+      <w:pPr>
+        <w:ind w:left="5760" w:hanging="360"/>
+      </w:pPr>
+      <w:rPr>
+        <w:rFonts w:ascii="Courier New" w:hAnsi="Courier New" w:cs="Courier New" w:hint="default"/>
+      </w:rPr>
+    </w:lvl>
+    <w:lvl w:ilvl="8" w:tplc="04150005" w:tentative="1">
+      <w:start w:val="1"/>
+      <w:numFmt w:val="bullet"/>
+      <w:lvlText w:val=""/>
+      <w:lvlJc w:val="left"/>
+      <w:pPr>
+        <w:ind w:left="6480" w:hanging="360"/>
+      </w:pPr>
+      <w:rPr>
+        <w:rFonts w:ascii="Wingdings" w:hAnsi="Wingdings" w:hint="default"/>
+      </w:rPr>
+    </w:lvl>
+  </w:abstractNum>
+  <w:abstractNum w:abstractNumId="16" w15:restartNumberingAfterBreak="0">
+    <w:nsid w:val="433216E6"/>
+    <w:multiLevelType w:val="hybridMultilevel"/>
+    <w:tmpl w:val="587ADD0E"/>
+    <w:lvl w:ilvl="0" w:tplc="04150001">
+      <w:start w:val="1"/>
+      <w:numFmt w:val="bullet"/>
+      <w:lvlText w:val=""/>
+      <w:lvlJc w:val="left"/>
+      <w:pPr>
+        <w:ind w:left="1440" w:hanging="360"/>
+      </w:pPr>
+      <w:rPr>
+        <w:rFonts w:ascii="Symbol" w:hAnsi="Symbol" w:hint="default"/>
+      </w:rPr>
+    </w:lvl>
+    <w:lvl w:ilvl="1" w:tplc="04150003" w:tentative="1">
+      <w:start w:val="1"/>
+      <w:numFmt w:val="bullet"/>
+      <w:lvlText w:val="o"/>
+      <w:lvlJc w:val="left"/>
+      <w:pPr>
+        <w:ind w:left="2160" w:hanging="360"/>
+      </w:pPr>
+      <w:rPr>
+        <w:rFonts w:ascii="Courier New" w:hAnsi="Courier New" w:cs="Courier New" w:hint="default"/>
+      </w:rPr>
+    </w:lvl>
+    <w:lvl w:ilvl="2" w:tplc="04150005" w:tentative="1">
+      <w:start w:val="1"/>
+      <w:numFmt w:val="bullet"/>
+      <w:lvlText w:val=""/>
+      <w:lvlJc w:val="left"/>
+      <w:pPr>
+        <w:ind w:left="2880" w:hanging="360"/>
+      </w:pPr>
+      <w:rPr>
+        <w:rFonts w:ascii="Wingdings" w:hAnsi="Wingdings" w:hint="default"/>
+      </w:rPr>
+    </w:lvl>
+    <w:lvl w:ilvl="3" w:tplc="04150001" w:tentative="1">
+      <w:start w:val="1"/>
+      <w:numFmt w:val="bullet"/>
+      <w:lvlText w:val=""/>
+      <w:lvlJc w:val="left"/>
+      <w:pPr>
+        <w:ind w:left="3600" w:hanging="360"/>
+      </w:pPr>
+      <w:rPr>
+        <w:rFonts w:ascii="Symbol" w:hAnsi="Symbol" w:hint="default"/>
+      </w:rPr>
+    </w:lvl>
+    <w:lvl w:ilvl="4" w:tplc="04150003" w:tentative="1">
+      <w:start w:val="1"/>
+      <w:numFmt w:val="bullet"/>
+      <w:lvlText w:val="o"/>
+      <w:lvlJc w:val="left"/>
+      <w:pPr>
+        <w:ind w:left="4320" w:hanging="360"/>
+      </w:pPr>
+      <w:rPr>
+        <w:rFonts w:ascii="Courier New" w:hAnsi="Courier New" w:cs="Courier New" w:hint="default"/>
+      </w:rPr>
+    </w:lvl>
+    <w:lvl w:ilvl="5" w:tplc="04150005" w:tentative="1">
+      <w:start w:val="1"/>
+      <w:numFmt w:val="bullet"/>
+      <w:lvlText w:val=""/>
+      <w:lvlJc w:val="left"/>
+      <w:pPr>
+        <w:ind w:left="5040" w:hanging="360"/>
+      </w:pPr>
+      <w:rPr>
+        <w:rFonts w:ascii="Wingdings" w:hAnsi="Wingdings" w:hint="default"/>
+      </w:rPr>
+    </w:lvl>
+    <w:lvl w:ilvl="6" w:tplc="04150001" w:tentative="1">
+      <w:start w:val="1"/>
+      <w:numFmt w:val="bullet"/>
+      <w:lvlText w:val=""/>
+      <w:lvlJc w:val="left"/>
+      <w:pPr>
+        <w:ind w:left="5760" w:hanging="360"/>
+      </w:pPr>
+      <w:rPr>
+        <w:rFonts w:ascii="Symbol" w:hAnsi="Symbol" w:hint="default"/>
+      </w:rPr>
+    </w:lvl>
+    <w:lvl w:ilvl="7" w:tplc="04150003" w:tentative="1">
+      <w:start w:val="1"/>
+      <w:numFmt w:val="bullet"/>
+      <w:lvlText w:val="o"/>
+      <w:lvlJc w:val="left"/>
+      <w:pPr>
+        <w:ind w:left="6480" w:hanging="360"/>
+      </w:pPr>
+      <w:rPr>
+        <w:rFonts w:ascii="Courier New" w:hAnsi="Courier New" w:cs="Courier New" w:hint="default"/>
+      </w:rPr>
+    </w:lvl>
+    <w:lvl w:ilvl="8" w:tplc="04150005" w:tentative="1">
+      <w:start w:val="1"/>
+      <w:numFmt w:val="bullet"/>
+      <w:lvlText w:val=""/>
+      <w:lvlJc w:val="left"/>
+      <w:pPr>
+        <w:ind w:left="7200" w:hanging="360"/>
+      </w:pPr>
+      <w:rPr>
+        <w:rFonts w:ascii="Wingdings" w:hAnsi="Wingdings" w:hint="default"/>
+      </w:rPr>
+    </w:lvl>
+  </w:abstractNum>
+  <w:abstractNum w:abstractNumId="17" w15:restartNumberingAfterBreak="0">
+    <w:nsid w:val="44A40305"/>
+    <w:multiLevelType w:val="hybridMultilevel"/>
+    <w:tmpl w:val="1BAE6708"/>
+    <w:lvl w:ilvl="0" w:tplc="04150001">
+      <w:start w:val="1"/>
+      <w:numFmt w:val="bullet"/>
+      <w:lvlText w:val=""/>
+      <w:lvlJc w:val="left"/>
+      <w:pPr>
+        <w:ind w:left="720" w:hanging="360"/>
+      </w:pPr>
+      <w:rPr>
+        <w:rFonts w:ascii="Symbol" w:hAnsi="Symbol" w:hint="default"/>
+      </w:rPr>
+    </w:lvl>
+    <w:lvl w:ilvl="1" w:tplc="04150003" w:tentative="1">
+      <w:start w:val="1"/>
+      <w:numFmt w:val="bullet"/>
+      <w:lvlText w:val="o"/>
+      <w:lvlJc w:val="left"/>
+      <w:pPr>
+        <w:ind w:left="1440" w:hanging="360"/>
+      </w:pPr>
+      <w:rPr>
+        <w:rFonts w:ascii="Courier New" w:hAnsi="Courier New" w:cs="Courier New" w:hint="default"/>
+      </w:rPr>
+    </w:lvl>
+    <w:lvl w:ilvl="2" w:tplc="04150005" w:tentative="1">
+      <w:start w:val="1"/>
+      <w:numFmt w:val="bullet"/>
+      <w:lvlText w:val=""/>
+      <w:lvlJc w:val="left"/>
+      <w:pPr>
+        <w:ind w:left="2160" w:hanging="360"/>
+      </w:pPr>
+      <w:rPr>
+        <w:rFonts w:ascii="Wingdings" w:hAnsi="Wingdings" w:hint="default"/>
+      </w:rPr>
+    </w:lvl>
+    <w:lvl w:ilvl="3" w:tplc="04150001" w:tentative="1">
+      <w:start w:val="1"/>
+      <w:numFmt w:val="bullet"/>
+      <w:lvlText w:val=""/>
+      <w:lvlJc w:val="left"/>
+      <w:pPr>
+        <w:ind w:left="2880" w:hanging="360"/>
+      </w:pPr>
+      <w:rPr>
+        <w:rFonts w:ascii="Symbol" w:hAnsi="Symbol" w:hint="default"/>
+      </w:rPr>
+    </w:lvl>
+    <w:lvl w:ilvl="4" w:tplc="04150003" w:tentative="1">
+      <w:start w:val="1"/>
+      <w:numFmt w:val="bullet"/>
+      <w:lvlText w:val="o"/>
+      <w:lvlJc w:val="left"/>
+      <w:pPr>
+        <w:ind w:left="3600" w:hanging="360"/>
+      </w:pPr>
+      <w:rPr>
+        <w:rFonts w:ascii="Courier New" w:hAnsi="Courier New" w:cs="Courier New" w:hint="default"/>
+      </w:rPr>
+    </w:lvl>
+    <w:lvl w:ilvl="5" w:tplc="04150005" w:tentative="1">
+      <w:start w:val="1"/>
+      <w:numFmt w:val="bullet"/>
+      <w:lvlText w:val=""/>
+      <w:lvlJc w:val="left"/>
+      <w:pPr>
+        <w:ind w:left="4320" w:hanging="360"/>
+      </w:pPr>
+      <w:rPr>
+        <w:rFonts w:ascii="Wingdings" w:hAnsi="Wingdings" w:hint="default"/>
+      </w:rPr>
+    </w:lvl>
+    <w:lvl w:ilvl="6" w:tplc="04150001" w:tentative="1">
+      <w:start w:val="1"/>
+      <w:numFmt w:val="bullet"/>
+      <w:lvlText w:val=""/>
+      <w:lvlJc w:val="left"/>
+      <w:pPr>
+        <w:ind w:left="5040" w:hanging="360"/>
+      </w:pPr>
+      <w:rPr>
+        <w:rFonts w:ascii="Symbol" w:hAnsi="Symbol" w:hint="default"/>
+      </w:rPr>
+    </w:lvl>
+    <w:lvl w:ilvl="7" w:tplc="04150003" w:tentative="1">
+      <w:start w:val="1"/>
+      <w:numFmt w:val="bullet"/>
+      <w:lvlText w:val="o"/>
+      <w:lvlJc w:val="left"/>
+      <w:pPr>
+        <w:ind w:left="5760" w:hanging="360"/>
+      </w:pPr>
+      <w:rPr>
+        <w:rFonts w:ascii="Courier New" w:hAnsi="Courier New" w:cs="Courier New" w:hint="default"/>
+      </w:rPr>
+    </w:lvl>
+    <w:lvl w:ilvl="8" w:tplc="04150005" w:tentative="1">
+      <w:start w:val="1"/>
+      <w:numFmt w:val="bullet"/>
+      <w:lvlText w:val=""/>
+      <w:lvlJc w:val="left"/>
+      <w:pPr>
+        <w:ind w:left="6480" w:hanging="360"/>
+      </w:pPr>
+      <w:rPr>
+        <w:rFonts w:ascii="Wingdings" w:hAnsi="Wingdings" w:hint="default"/>
+      </w:rPr>
+    </w:lvl>
+  </w:abstractNum>
+  <w:abstractNum w:abstractNumId="18" w15:restartNumberingAfterBreak="0">
     <w:nsid w:val="539F36E2"/>
     <w:multiLevelType w:val="hybridMultilevel"/>
     <w:tmpl w:val="9AC64D86"/>
@@ -6965,7 +10992,608 @@
       </w:rPr>
     </w:lvl>
   </w:abstractNum>
-  <w:abstractNum w:abstractNumId="4" w15:restartNumberingAfterBreak="0">
+  <w:abstractNum w:abstractNumId="19" w15:restartNumberingAfterBreak="0">
+    <w:nsid w:val="56B81C08"/>
+    <w:multiLevelType w:val="hybridMultilevel"/>
+    <w:tmpl w:val="14C8ACE6"/>
+    <w:lvl w:ilvl="0" w:tplc="04150001">
+      <w:start w:val="1"/>
+      <w:numFmt w:val="bullet"/>
+      <w:lvlText w:val=""/>
+      <w:lvlJc w:val="left"/>
+      <w:pPr>
+        <w:ind w:left="720" w:hanging="360"/>
+      </w:pPr>
+      <w:rPr>
+        <w:rFonts w:ascii="Symbol" w:hAnsi="Symbol" w:hint="default"/>
+      </w:rPr>
+    </w:lvl>
+    <w:lvl w:ilvl="1" w:tplc="FFFFFFFF" w:tentative="1">
+      <w:start w:val="1"/>
+      <w:numFmt w:val="bullet"/>
+      <w:lvlText w:val="o"/>
+      <w:lvlJc w:val="left"/>
+      <w:pPr>
+        <w:ind w:left="1440" w:hanging="360"/>
+      </w:pPr>
+      <w:rPr>
+        <w:rFonts w:ascii="Courier New" w:hAnsi="Courier New" w:cs="Courier New" w:hint="default"/>
+      </w:rPr>
+    </w:lvl>
+    <w:lvl w:ilvl="2" w:tplc="FFFFFFFF" w:tentative="1">
+      <w:start w:val="1"/>
+      <w:numFmt w:val="bullet"/>
+      <w:lvlText w:val=""/>
+      <w:lvlJc w:val="left"/>
+      <w:pPr>
+        <w:ind w:left="2160" w:hanging="360"/>
+      </w:pPr>
+      <w:rPr>
+        <w:rFonts w:ascii="Wingdings" w:hAnsi="Wingdings" w:hint="default"/>
+      </w:rPr>
+    </w:lvl>
+    <w:lvl w:ilvl="3" w:tplc="FFFFFFFF" w:tentative="1">
+      <w:start w:val="1"/>
+      <w:numFmt w:val="bullet"/>
+      <w:lvlText w:val=""/>
+      <w:lvlJc w:val="left"/>
+      <w:pPr>
+        <w:ind w:left="2880" w:hanging="360"/>
+      </w:pPr>
+      <w:rPr>
+        <w:rFonts w:ascii="Symbol" w:hAnsi="Symbol" w:hint="default"/>
+      </w:rPr>
+    </w:lvl>
+    <w:lvl w:ilvl="4" w:tplc="FFFFFFFF" w:tentative="1">
+      <w:start w:val="1"/>
+      <w:numFmt w:val="bullet"/>
+      <w:lvlText w:val="o"/>
+      <w:lvlJc w:val="left"/>
+      <w:pPr>
+        <w:ind w:left="3600" w:hanging="360"/>
+      </w:pPr>
+      <w:rPr>
+        <w:rFonts w:ascii="Courier New" w:hAnsi="Courier New" w:cs="Courier New" w:hint="default"/>
+      </w:rPr>
+    </w:lvl>
+    <w:lvl w:ilvl="5" w:tplc="FFFFFFFF" w:tentative="1">
+      <w:start w:val="1"/>
+      <w:numFmt w:val="bullet"/>
+      <w:lvlText w:val=""/>
+      <w:lvlJc w:val="left"/>
+      <w:pPr>
+        <w:ind w:left="4320" w:hanging="360"/>
+      </w:pPr>
+      <w:rPr>
+        <w:rFonts w:ascii="Wingdings" w:hAnsi="Wingdings" w:hint="default"/>
+      </w:rPr>
+    </w:lvl>
+    <w:lvl w:ilvl="6" w:tplc="FFFFFFFF" w:tentative="1">
+      <w:start w:val="1"/>
+      <w:numFmt w:val="bullet"/>
+      <w:lvlText w:val=""/>
+      <w:lvlJc w:val="left"/>
+      <w:pPr>
+        <w:ind w:left="5040" w:hanging="360"/>
+      </w:pPr>
+      <w:rPr>
+        <w:rFonts w:ascii="Symbol" w:hAnsi="Symbol" w:hint="default"/>
+      </w:rPr>
+    </w:lvl>
+    <w:lvl w:ilvl="7" w:tplc="FFFFFFFF" w:tentative="1">
+      <w:start w:val="1"/>
+      <w:numFmt w:val="bullet"/>
+      <w:lvlText w:val="o"/>
+      <w:lvlJc w:val="left"/>
+      <w:pPr>
+        <w:ind w:left="5760" w:hanging="360"/>
+      </w:pPr>
+      <w:rPr>
+        <w:rFonts w:ascii="Courier New" w:hAnsi="Courier New" w:cs="Courier New" w:hint="default"/>
+      </w:rPr>
+    </w:lvl>
+    <w:lvl w:ilvl="8" w:tplc="FFFFFFFF" w:tentative="1">
+      <w:start w:val="1"/>
+      <w:numFmt w:val="bullet"/>
+      <w:lvlText w:val=""/>
+      <w:lvlJc w:val="left"/>
+      <w:pPr>
+        <w:ind w:left="6480" w:hanging="360"/>
+      </w:pPr>
+      <w:rPr>
+        <w:rFonts w:ascii="Wingdings" w:hAnsi="Wingdings" w:hint="default"/>
+      </w:rPr>
+    </w:lvl>
+  </w:abstractNum>
+  <w:abstractNum w:abstractNumId="20" w15:restartNumberingAfterBreak="0">
+    <w:nsid w:val="5CA43BA2"/>
+    <w:multiLevelType w:val="hybridMultilevel"/>
+    <w:tmpl w:val="DB0CDF60"/>
+    <w:lvl w:ilvl="0" w:tplc="04150001">
+      <w:start w:val="1"/>
+      <w:numFmt w:val="bullet"/>
+      <w:lvlText w:val=""/>
+      <w:lvlJc w:val="left"/>
+      <w:pPr>
+        <w:ind w:left="720" w:hanging="360"/>
+      </w:pPr>
+      <w:rPr>
+        <w:rFonts w:ascii="Symbol" w:hAnsi="Symbol" w:hint="default"/>
+      </w:rPr>
+    </w:lvl>
+    <w:lvl w:ilvl="1" w:tplc="04150003" w:tentative="1">
+      <w:start w:val="1"/>
+      <w:numFmt w:val="bullet"/>
+      <w:lvlText w:val="o"/>
+      <w:lvlJc w:val="left"/>
+      <w:pPr>
+        <w:ind w:left="1440" w:hanging="360"/>
+      </w:pPr>
+      <w:rPr>
+        <w:rFonts w:ascii="Courier New" w:hAnsi="Courier New" w:cs="Courier New" w:hint="default"/>
+      </w:rPr>
+    </w:lvl>
+    <w:lvl w:ilvl="2" w:tplc="04150005" w:tentative="1">
+      <w:start w:val="1"/>
+      <w:numFmt w:val="bullet"/>
+      <w:lvlText w:val=""/>
+      <w:lvlJc w:val="left"/>
+      <w:pPr>
+        <w:ind w:left="2160" w:hanging="360"/>
+      </w:pPr>
+      <w:rPr>
+        <w:rFonts w:ascii="Wingdings" w:hAnsi="Wingdings" w:hint="default"/>
+      </w:rPr>
+    </w:lvl>
+    <w:lvl w:ilvl="3" w:tplc="04150001" w:tentative="1">
+      <w:start w:val="1"/>
+      <w:numFmt w:val="bullet"/>
+      <w:lvlText w:val=""/>
+      <w:lvlJc w:val="left"/>
+      <w:pPr>
+        <w:ind w:left="2880" w:hanging="360"/>
+      </w:pPr>
+      <w:rPr>
+        <w:rFonts w:ascii="Symbol" w:hAnsi="Symbol" w:hint="default"/>
+      </w:rPr>
+    </w:lvl>
+    <w:lvl w:ilvl="4" w:tplc="04150003" w:tentative="1">
+      <w:start w:val="1"/>
+      <w:numFmt w:val="bullet"/>
+      <w:lvlText w:val="o"/>
+      <w:lvlJc w:val="left"/>
+      <w:pPr>
+        <w:ind w:left="3600" w:hanging="360"/>
+      </w:pPr>
+      <w:rPr>
+        <w:rFonts w:ascii="Courier New" w:hAnsi="Courier New" w:cs="Courier New" w:hint="default"/>
+      </w:rPr>
+    </w:lvl>
+    <w:lvl w:ilvl="5" w:tplc="04150005" w:tentative="1">
+      <w:start w:val="1"/>
+      <w:numFmt w:val="bullet"/>
+      <w:lvlText w:val=""/>
+      <w:lvlJc w:val="left"/>
+      <w:pPr>
+        <w:ind w:left="4320" w:hanging="360"/>
+      </w:pPr>
+      <w:rPr>
+        <w:rFonts w:ascii="Wingdings" w:hAnsi="Wingdings" w:hint="default"/>
+      </w:rPr>
+    </w:lvl>
+    <w:lvl w:ilvl="6" w:tplc="04150001" w:tentative="1">
+      <w:start w:val="1"/>
+      <w:numFmt w:val="bullet"/>
+      <w:lvlText w:val=""/>
+      <w:lvlJc w:val="left"/>
+      <w:pPr>
+        <w:ind w:left="5040" w:hanging="360"/>
+      </w:pPr>
+      <w:rPr>
+        <w:rFonts w:ascii="Symbol" w:hAnsi="Symbol" w:hint="default"/>
+      </w:rPr>
+    </w:lvl>
+    <w:lvl w:ilvl="7" w:tplc="04150003" w:tentative="1">
+      <w:start w:val="1"/>
+      <w:numFmt w:val="bullet"/>
+      <w:lvlText w:val="o"/>
+      <w:lvlJc w:val="left"/>
+      <w:pPr>
+        <w:ind w:left="5760" w:hanging="360"/>
+      </w:pPr>
+      <w:rPr>
+        <w:rFonts w:ascii="Courier New" w:hAnsi="Courier New" w:cs="Courier New" w:hint="default"/>
+      </w:rPr>
+    </w:lvl>
+    <w:lvl w:ilvl="8" w:tplc="04150005" w:tentative="1">
+      <w:start w:val="1"/>
+      <w:numFmt w:val="bullet"/>
+      <w:lvlText w:val=""/>
+      <w:lvlJc w:val="left"/>
+      <w:pPr>
+        <w:ind w:left="6480" w:hanging="360"/>
+      </w:pPr>
+      <w:rPr>
+        <w:rFonts w:ascii="Wingdings" w:hAnsi="Wingdings" w:hint="default"/>
+      </w:rPr>
+    </w:lvl>
+  </w:abstractNum>
+  <w:abstractNum w:abstractNumId="21" w15:restartNumberingAfterBreak="0">
+    <w:nsid w:val="63B14763"/>
+    <w:multiLevelType w:val="hybridMultilevel"/>
+    <w:tmpl w:val="C9344F0A"/>
+    <w:lvl w:ilvl="0" w:tplc="04150001">
+      <w:start w:val="1"/>
+      <w:numFmt w:val="bullet"/>
+      <w:lvlText w:val=""/>
+      <w:lvlJc w:val="left"/>
+      <w:pPr>
+        <w:ind w:left="720" w:hanging="360"/>
+      </w:pPr>
+      <w:rPr>
+        <w:rFonts w:ascii="Symbol" w:hAnsi="Symbol" w:hint="default"/>
+      </w:rPr>
+    </w:lvl>
+    <w:lvl w:ilvl="1" w:tplc="04150003" w:tentative="1">
+      <w:start w:val="1"/>
+      <w:numFmt w:val="bullet"/>
+      <w:lvlText w:val="o"/>
+      <w:lvlJc w:val="left"/>
+      <w:pPr>
+        <w:ind w:left="1440" w:hanging="360"/>
+      </w:pPr>
+      <w:rPr>
+        <w:rFonts w:ascii="Courier New" w:hAnsi="Courier New" w:cs="Courier New" w:hint="default"/>
+      </w:rPr>
+    </w:lvl>
+    <w:lvl w:ilvl="2" w:tplc="04150005" w:tentative="1">
+      <w:start w:val="1"/>
+      <w:numFmt w:val="bullet"/>
+      <w:lvlText w:val=""/>
+      <w:lvlJc w:val="left"/>
+      <w:pPr>
+        <w:ind w:left="2160" w:hanging="360"/>
+      </w:pPr>
+      <w:rPr>
+        <w:rFonts w:ascii="Wingdings" w:hAnsi="Wingdings" w:hint="default"/>
+      </w:rPr>
+    </w:lvl>
+    <w:lvl w:ilvl="3" w:tplc="04150001" w:tentative="1">
+      <w:start w:val="1"/>
+      <w:numFmt w:val="bullet"/>
+      <w:lvlText w:val=""/>
+      <w:lvlJc w:val="left"/>
+      <w:pPr>
+        <w:ind w:left="2880" w:hanging="360"/>
+      </w:pPr>
+      <w:rPr>
+        <w:rFonts w:ascii="Symbol" w:hAnsi="Symbol" w:hint="default"/>
+      </w:rPr>
+    </w:lvl>
+    <w:lvl w:ilvl="4" w:tplc="04150003" w:tentative="1">
+      <w:start w:val="1"/>
+      <w:numFmt w:val="bullet"/>
+      <w:lvlText w:val="o"/>
+      <w:lvlJc w:val="left"/>
+      <w:pPr>
+        <w:ind w:left="3600" w:hanging="360"/>
+      </w:pPr>
+      <w:rPr>
+        <w:rFonts w:ascii="Courier New" w:hAnsi="Courier New" w:cs="Courier New" w:hint="default"/>
+      </w:rPr>
+    </w:lvl>
+    <w:lvl w:ilvl="5" w:tplc="04150005" w:tentative="1">
+      <w:start w:val="1"/>
+      <w:numFmt w:val="bullet"/>
+      <w:lvlText w:val=""/>
+      <w:lvlJc w:val="left"/>
+      <w:pPr>
+        <w:ind w:left="4320" w:hanging="360"/>
+      </w:pPr>
+      <w:rPr>
+        <w:rFonts w:ascii="Wingdings" w:hAnsi="Wingdings" w:hint="default"/>
+      </w:rPr>
+    </w:lvl>
+    <w:lvl w:ilvl="6" w:tplc="04150001" w:tentative="1">
+      <w:start w:val="1"/>
+      <w:numFmt w:val="bullet"/>
+      <w:lvlText w:val=""/>
+      <w:lvlJc w:val="left"/>
+      <w:pPr>
+        <w:ind w:left="5040" w:hanging="360"/>
+      </w:pPr>
+      <w:rPr>
+        <w:rFonts w:ascii="Symbol" w:hAnsi="Symbol" w:hint="default"/>
+      </w:rPr>
+    </w:lvl>
+    <w:lvl w:ilvl="7" w:tplc="04150003" w:tentative="1">
+      <w:start w:val="1"/>
+      <w:numFmt w:val="bullet"/>
+      <w:lvlText w:val="o"/>
+      <w:lvlJc w:val="left"/>
+      <w:pPr>
+        <w:ind w:left="5760" w:hanging="360"/>
+      </w:pPr>
+      <w:rPr>
+        <w:rFonts w:ascii="Courier New" w:hAnsi="Courier New" w:cs="Courier New" w:hint="default"/>
+      </w:rPr>
+    </w:lvl>
+    <w:lvl w:ilvl="8" w:tplc="04150005" w:tentative="1">
+      <w:start w:val="1"/>
+      <w:numFmt w:val="bullet"/>
+      <w:lvlText w:val=""/>
+      <w:lvlJc w:val="left"/>
+      <w:pPr>
+        <w:ind w:left="6480" w:hanging="360"/>
+      </w:pPr>
+      <w:rPr>
+        <w:rFonts w:ascii="Wingdings" w:hAnsi="Wingdings" w:hint="default"/>
+      </w:rPr>
+    </w:lvl>
+  </w:abstractNum>
+  <w:abstractNum w:abstractNumId="22" w15:restartNumberingAfterBreak="0">
+    <w:nsid w:val="6A4531A5"/>
+    <w:multiLevelType w:val="multilevel"/>
+    <w:tmpl w:val="88C0D04C"/>
+    <w:lvl w:ilvl="0">
+      <w:start w:val="1"/>
+      <w:numFmt w:val="bullet"/>
+      <w:lvlText w:val=""/>
+      <w:lvlJc w:val="left"/>
+      <w:pPr>
+        <w:tabs>
+          <w:tab w:val="num" w:pos="720"/>
+        </w:tabs>
+        <w:ind w:left="720" w:hanging="360"/>
+      </w:pPr>
+      <w:rPr>
+        <w:rFonts w:ascii="Symbol" w:hAnsi="Symbol" w:hint="default"/>
+        <w:sz w:val="20"/>
+      </w:rPr>
+    </w:lvl>
+    <w:lvl w:ilvl="1" w:tentative="1">
+      <w:start w:val="1"/>
+      <w:numFmt w:val="bullet"/>
+      <w:lvlText w:val="o"/>
+      <w:lvlJc w:val="left"/>
+      <w:pPr>
+        <w:tabs>
+          <w:tab w:val="num" w:pos="1440"/>
+        </w:tabs>
+        <w:ind w:left="1440" w:hanging="360"/>
+      </w:pPr>
+      <w:rPr>
+        <w:rFonts w:ascii="Courier New" w:hAnsi="Courier New" w:hint="default"/>
+        <w:sz w:val="20"/>
+      </w:rPr>
+    </w:lvl>
+    <w:lvl w:ilvl="2" w:tentative="1">
+      <w:start w:val="1"/>
+      <w:numFmt w:val="bullet"/>
+      <w:lvlText w:val=""/>
+      <w:lvlJc w:val="left"/>
+      <w:pPr>
+        <w:tabs>
+          <w:tab w:val="num" w:pos="2160"/>
+        </w:tabs>
+        <w:ind w:left="2160" w:hanging="360"/>
+      </w:pPr>
+      <w:rPr>
+        <w:rFonts w:ascii="Wingdings" w:hAnsi="Wingdings" w:hint="default"/>
+        <w:sz w:val="20"/>
+      </w:rPr>
+    </w:lvl>
+    <w:lvl w:ilvl="3" w:tentative="1">
+      <w:start w:val="1"/>
+      <w:numFmt w:val="bullet"/>
+      <w:lvlText w:val=""/>
+      <w:lvlJc w:val="left"/>
+      <w:pPr>
+        <w:tabs>
+          <w:tab w:val="num" w:pos="2880"/>
+        </w:tabs>
+        <w:ind w:left="2880" w:hanging="360"/>
+      </w:pPr>
+      <w:rPr>
+        <w:rFonts w:ascii="Wingdings" w:hAnsi="Wingdings" w:hint="default"/>
+        <w:sz w:val="20"/>
+      </w:rPr>
+    </w:lvl>
+    <w:lvl w:ilvl="4" w:tentative="1">
+      <w:start w:val="1"/>
+      <w:numFmt w:val="bullet"/>
+      <w:lvlText w:val=""/>
+      <w:lvlJc w:val="left"/>
+      <w:pPr>
+        <w:tabs>
+          <w:tab w:val="num" w:pos="3600"/>
+        </w:tabs>
+        <w:ind w:left="3600" w:hanging="360"/>
+      </w:pPr>
+      <w:rPr>
+        <w:rFonts w:ascii="Wingdings" w:hAnsi="Wingdings" w:hint="default"/>
+        <w:sz w:val="20"/>
+      </w:rPr>
+    </w:lvl>
+    <w:lvl w:ilvl="5" w:tentative="1">
+      <w:start w:val="1"/>
+      <w:numFmt w:val="bullet"/>
+      <w:lvlText w:val=""/>
+      <w:lvlJc w:val="left"/>
+      <w:pPr>
+        <w:tabs>
+          <w:tab w:val="num" w:pos="4320"/>
+        </w:tabs>
+        <w:ind w:left="4320" w:hanging="360"/>
+      </w:pPr>
+      <w:rPr>
+        <w:rFonts w:ascii="Wingdings" w:hAnsi="Wingdings" w:hint="default"/>
+        <w:sz w:val="20"/>
+      </w:rPr>
+    </w:lvl>
+    <w:lvl w:ilvl="6" w:tentative="1">
+      <w:start w:val="1"/>
+      <w:numFmt w:val="bullet"/>
+      <w:lvlText w:val=""/>
+      <w:lvlJc w:val="left"/>
+      <w:pPr>
+        <w:tabs>
+          <w:tab w:val="num" w:pos="5040"/>
+        </w:tabs>
+        <w:ind w:left="5040" w:hanging="360"/>
+      </w:pPr>
+      <w:rPr>
+        <w:rFonts w:ascii="Wingdings" w:hAnsi="Wingdings" w:hint="default"/>
+        <w:sz w:val="20"/>
+      </w:rPr>
+    </w:lvl>
+    <w:lvl w:ilvl="7" w:tentative="1">
+      <w:start w:val="1"/>
+      <w:numFmt w:val="bullet"/>
+      <w:lvlText w:val=""/>
+      <w:lvlJc w:val="left"/>
+      <w:pPr>
+        <w:tabs>
+          <w:tab w:val="num" w:pos="5760"/>
+        </w:tabs>
+        <w:ind w:left="5760" w:hanging="360"/>
+      </w:pPr>
+      <w:rPr>
+        <w:rFonts w:ascii="Wingdings" w:hAnsi="Wingdings" w:hint="default"/>
+        <w:sz w:val="20"/>
+      </w:rPr>
+    </w:lvl>
+    <w:lvl w:ilvl="8" w:tentative="1">
+      <w:start w:val="1"/>
+      <w:numFmt w:val="bullet"/>
+      <w:lvlText w:val=""/>
+      <w:lvlJc w:val="left"/>
+      <w:pPr>
+        <w:tabs>
+          <w:tab w:val="num" w:pos="6480"/>
+        </w:tabs>
+        <w:ind w:left="6480" w:hanging="360"/>
+      </w:pPr>
+      <w:rPr>
+        <w:rFonts w:ascii="Wingdings" w:hAnsi="Wingdings" w:hint="default"/>
+        <w:sz w:val="20"/>
+      </w:rPr>
+    </w:lvl>
+  </w:abstractNum>
+  <w:abstractNum w:abstractNumId="23" w15:restartNumberingAfterBreak="0">
+    <w:nsid w:val="6CA832F1"/>
+    <w:multiLevelType w:val="hybridMultilevel"/>
+    <w:tmpl w:val="077EB2C8"/>
+    <w:lvl w:ilvl="0" w:tplc="04150001">
+      <w:start w:val="1"/>
+      <w:numFmt w:val="bullet"/>
+      <w:lvlText w:val=""/>
+      <w:lvlJc w:val="left"/>
+      <w:pPr>
+        <w:ind w:left="720" w:hanging="360"/>
+      </w:pPr>
+      <w:rPr>
+        <w:rFonts w:ascii="Symbol" w:hAnsi="Symbol" w:hint="default"/>
+      </w:rPr>
+    </w:lvl>
+    <w:lvl w:ilvl="1" w:tplc="04150003" w:tentative="1">
+      <w:start w:val="1"/>
+      <w:numFmt w:val="bullet"/>
+      <w:lvlText w:val="o"/>
+      <w:lvlJc w:val="left"/>
+      <w:pPr>
+        <w:ind w:left="1440" w:hanging="360"/>
+      </w:pPr>
+      <w:rPr>
+        <w:rFonts w:ascii="Courier New" w:hAnsi="Courier New" w:cs="Courier New" w:hint="default"/>
+      </w:rPr>
+    </w:lvl>
+    <w:lvl w:ilvl="2" w:tplc="04150005" w:tentative="1">
+      <w:start w:val="1"/>
+      <w:numFmt w:val="bullet"/>
+      <w:lvlText w:val=""/>
+      <w:lvlJc w:val="left"/>
+      <w:pPr>
+        <w:ind w:left="2160" w:hanging="360"/>
+      </w:pPr>
+      <w:rPr>
+        <w:rFonts w:ascii="Wingdings" w:hAnsi="Wingdings" w:hint="default"/>
+      </w:rPr>
+    </w:lvl>
+    <w:lvl w:ilvl="3" w:tplc="04150001" w:tentative="1">
+      <w:start w:val="1"/>
+      <w:numFmt w:val="bullet"/>
+      <w:lvlText w:val=""/>
+      <w:lvlJc w:val="left"/>
+      <w:pPr>
+        <w:ind w:left="2880" w:hanging="360"/>
+      </w:pPr>
+      <w:rPr>
+        <w:rFonts w:ascii="Symbol" w:hAnsi="Symbol" w:hint="default"/>
+      </w:rPr>
+    </w:lvl>
+    <w:lvl w:ilvl="4" w:tplc="04150003" w:tentative="1">
+      <w:start w:val="1"/>
+      <w:numFmt w:val="bullet"/>
+      <w:lvlText w:val="o"/>
+      <w:lvlJc w:val="left"/>
+      <w:pPr>
+        <w:ind w:left="3600" w:hanging="360"/>
+      </w:pPr>
+      <w:rPr>
+        <w:rFonts w:ascii="Courier New" w:hAnsi="Courier New" w:cs="Courier New" w:hint="default"/>
+      </w:rPr>
+    </w:lvl>
+    <w:lvl w:ilvl="5" w:tplc="04150005" w:tentative="1">
+      <w:start w:val="1"/>
+      <w:numFmt w:val="bullet"/>
+      <w:lvlText w:val=""/>
+      <w:lvlJc w:val="left"/>
+      <w:pPr>
+        <w:ind w:left="4320" w:hanging="360"/>
+      </w:pPr>
+      <w:rPr>
+        <w:rFonts w:ascii="Wingdings" w:hAnsi="Wingdings" w:hint="default"/>
+      </w:rPr>
+    </w:lvl>
+    <w:lvl w:ilvl="6" w:tplc="04150001" w:tentative="1">
+      <w:start w:val="1"/>
+      <w:numFmt w:val="bullet"/>
+      <w:lvlText w:val=""/>
+      <w:lvlJc w:val="left"/>
+      <w:pPr>
+        <w:ind w:left="5040" w:hanging="360"/>
+      </w:pPr>
+      <w:rPr>
+        <w:rFonts w:ascii="Symbol" w:hAnsi="Symbol" w:hint="default"/>
+      </w:rPr>
+    </w:lvl>
+    <w:lvl w:ilvl="7" w:tplc="04150003" w:tentative="1">
+      <w:start w:val="1"/>
+      <w:numFmt w:val="bullet"/>
+      <w:lvlText w:val="o"/>
+      <w:lvlJc w:val="left"/>
+      <w:pPr>
+        <w:ind w:left="5760" w:hanging="360"/>
+      </w:pPr>
+      <w:rPr>
+        <w:rFonts w:ascii="Courier New" w:hAnsi="Courier New" w:cs="Courier New" w:hint="default"/>
+      </w:rPr>
+    </w:lvl>
+    <w:lvl w:ilvl="8" w:tplc="04150005" w:tentative="1">
+      <w:start w:val="1"/>
+      <w:numFmt w:val="bullet"/>
+      <w:lvlText w:val=""/>
+      <w:lvlJc w:val="left"/>
+      <w:pPr>
+        <w:ind w:left="6480" w:hanging="360"/>
+      </w:pPr>
+      <w:rPr>
+        <w:rFonts w:ascii="Wingdings" w:hAnsi="Wingdings" w:hint="default"/>
+      </w:rPr>
+    </w:lvl>
+  </w:abstractNum>
+  <w:abstractNum w:abstractNumId="24" w15:restartNumberingAfterBreak="0">
     <w:nsid w:val="74715591"/>
     <w:multiLevelType w:val="hybridMultilevel"/>
     <w:tmpl w:val="45288B56"/>
@@ -7078,7 +11706,120 @@
       </w:rPr>
     </w:lvl>
   </w:abstractNum>
-  <w:abstractNum w:abstractNumId="5" w15:restartNumberingAfterBreak="0">
+  <w:abstractNum w:abstractNumId="25" w15:restartNumberingAfterBreak="0">
+    <w:nsid w:val="78285EB6"/>
+    <w:multiLevelType w:val="hybridMultilevel"/>
+    <w:tmpl w:val="7EB41EA0"/>
+    <w:lvl w:ilvl="0" w:tplc="04150001">
+      <w:start w:val="1"/>
+      <w:numFmt w:val="bullet"/>
+      <w:lvlText w:val=""/>
+      <w:lvlJc w:val="left"/>
+      <w:pPr>
+        <w:ind w:left="720" w:hanging="360"/>
+      </w:pPr>
+      <w:rPr>
+        <w:rFonts w:ascii="Symbol" w:hAnsi="Symbol" w:hint="default"/>
+      </w:rPr>
+    </w:lvl>
+    <w:lvl w:ilvl="1" w:tplc="04150003" w:tentative="1">
+      <w:start w:val="1"/>
+      <w:numFmt w:val="bullet"/>
+      <w:lvlText w:val="o"/>
+      <w:lvlJc w:val="left"/>
+      <w:pPr>
+        <w:ind w:left="1440" w:hanging="360"/>
+      </w:pPr>
+      <w:rPr>
+        <w:rFonts w:ascii="Courier New" w:hAnsi="Courier New" w:cs="Courier New" w:hint="default"/>
+      </w:rPr>
+    </w:lvl>
+    <w:lvl w:ilvl="2" w:tplc="04150005" w:tentative="1">
+      <w:start w:val="1"/>
+      <w:numFmt w:val="bullet"/>
+      <w:lvlText w:val=""/>
+      <w:lvlJc w:val="left"/>
+      <w:pPr>
+        <w:ind w:left="2160" w:hanging="360"/>
+      </w:pPr>
+      <w:rPr>
+        <w:rFonts w:ascii="Wingdings" w:hAnsi="Wingdings" w:hint="default"/>
+      </w:rPr>
+    </w:lvl>
+    <w:lvl w:ilvl="3" w:tplc="04150001" w:tentative="1">
+      <w:start w:val="1"/>
+      <w:numFmt w:val="bullet"/>
+      <w:lvlText w:val=""/>
+      <w:lvlJc w:val="left"/>
+      <w:pPr>
+        <w:ind w:left="2880" w:hanging="360"/>
+      </w:pPr>
+      <w:rPr>
+        <w:rFonts w:ascii="Symbol" w:hAnsi="Symbol" w:hint="default"/>
+      </w:rPr>
+    </w:lvl>
+    <w:lvl w:ilvl="4" w:tplc="04150003" w:tentative="1">
+      <w:start w:val="1"/>
+      <w:numFmt w:val="bullet"/>
+      <w:lvlText w:val="o"/>
+      <w:lvlJc w:val="left"/>
+      <w:pPr>
+        <w:ind w:left="3600" w:hanging="360"/>
+      </w:pPr>
+      <w:rPr>
+        <w:rFonts w:ascii="Courier New" w:hAnsi="Courier New" w:cs="Courier New" w:hint="default"/>
+      </w:rPr>
+    </w:lvl>
+    <w:lvl w:ilvl="5" w:tplc="04150005" w:tentative="1">
+      <w:start w:val="1"/>
+      <w:numFmt w:val="bullet"/>
+      <w:lvlText w:val=""/>
+      <w:lvlJc w:val="left"/>
+      <w:pPr>
+        <w:ind w:left="4320" w:hanging="360"/>
+      </w:pPr>
+      <w:rPr>
+        <w:rFonts w:ascii="Wingdings" w:hAnsi="Wingdings" w:hint="default"/>
+      </w:rPr>
+    </w:lvl>
+    <w:lvl w:ilvl="6" w:tplc="04150001" w:tentative="1">
+      <w:start w:val="1"/>
+      <w:numFmt w:val="bullet"/>
+      <w:lvlText w:val=""/>
+      <w:lvlJc w:val="left"/>
+      <w:pPr>
+        <w:ind w:left="5040" w:hanging="360"/>
+      </w:pPr>
+      <w:rPr>
+        <w:rFonts w:ascii="Symbol" w:hAnsi="Symbol" w:hint="default"/>
+      </w:rPr>
+    </w:lvl>
+    <w:lvl w:ilvl="7" w:tplc="04150003" w:tentative="1">
+      <w:start w:val="1"/>
+      <w:numFmt w:val="bullet"/>
+      <w:lvlText w:val="o"/>
+      <w:lvlJc w:val="left"/>
+      <w:pPr>
+        <w:ind w:left="5760" w:hanging="360"/>
+      </w:pPr>
+      <w:rPr>
+        <w:rFonts w:ascii="Courier New" w:hAnsi="Courier New" w:cs="Courier New" w:hint="default"/>
+      </w:rPr>
+    </w:lvl>
+    <w:lvl w:ilvl="8" w:tplc="04150005" w:tentative="1">
+      <w:start w:val="1"/>
+      <w:numFmt w:val="bullet"/>
+      <w:lvlText w:val=""/>
+      <w:lvlJc w:val="left"/>
+      <w:pPr>
+        <w:ind w:left="6480" w:hanging="360"/>
+      </w:pPr>
+      <w:rPr>
+        <w:rFonts w:ascii="Wingdings" w:hAnsi="Wingdings" w:hint="default"/>
+      </w:rPr>
+    </w:lvl>
+  </w:abstractNum>
+  <w:abstractNum w:abstractNumId="26" w15:restartNumberingAfterBreak="0">
     <w:nsid w:val="7A001C73"/>
     <w:multiLevelType w:val="multilevel"/>
     <w:tmpl w:val="0415001D"/>
@@ -7164,23 +11905,434 @@
       </w:pPr>
     </w:lvl>
   </w:abstractNum>
+  <w:abstractNum w:abstractNumId="27" w15:restartNumberingAfterBreak="0">
+    <w:nsid w:val="7A27790C"/>
+    <w:multiLevelType w:val="hybridMultilevel"/>
+    <w:tmpl w:val="12E6510A"/>
+    <w:lvl w:ilvl="0" w:tplc="04150001">
+      <w:start w:val="1"/>
+      <w:numFmt w:val="bullet"/>
+      <w:lvlText w:val=""/>
+      <w:lvlJc w:val="left"/>
+      <w:pPr>
+        <w:ind w:left="720" w:hanging="360"/>
+      </w:pPr>
+      <w:rPr>
+        <w:rFonts w:ascii="Symbol" w:hAnsi="Symbol" w:hint="default"/>
+      </w:rPr>
+    </w:lvl>
+    <w:lvl w:ilvl="1" w:tplc="04150003" w:tentative="1">
+      <w:start w:val="1"/>
+      <w:numFmt w:val="bullet"/>
+      <w:lvlText w:val="o"/>
+      <w:lvlJc w:val="left"/>
+      <w:pPr>
+        <w:ind w:left="1440" w:hanging="360"/>
+      </w:pPr>
+      <w:rPr>
+        <w:rFonts w:ascii="Courier New" w:hAnsi="Courier New" w:cs="Courier New" w:hint="default"/>
+      </w:rPr>
+    </w:lvl>
+    <w:lvl w:ilvl="2" w:tplc="04150005" w:tentative="1">
+      <w:start w:val="1"/>
+      <w:numFmt w:val="bullet"/>
+      <w:lvlText w:val=""/>
+      <w:lvlJc w:val="left"/>
+      <w:pPr>
+        <w:ind w:left="2160" w:hanging="360"/>
+      </w:pPr>
+      <w:rPr>
+        <w:rFonts w:ascii="Wingdings" w:hAnsi="Wingdings" w:hint="default"/>
+      </w:rPr>
+    </w:lvl>
+    <w:lvl w:ilvl="3" w:tplc="04150001" w:tentative="1">
+      <w:start w:val="1"/>
+      <w:numFmt w:val="bullet"/>
+      <w:lvlText w:val=""/>
+      <w:lvlJc w:val="left"/>
+      <w:pPr>
+        <w:ind w:left="2880" w:hanging="360"/>
+      </w:pPr>
+      <w:rPr>
+        <w:rFonts w:ascii="Symbol" w:hAnsi="Symbol" w:hint="default"/>
+      </w:rPr>
+    </w:lvl>
+    <w:lvl w:ilvl="4" w:tplc="04150003" w:tentative="1">
+      <w:start w:val="1"/>
+      <w:numFmt w:val="bullet"/>
+      <w:lvlText w:val="o"/>
+      <w:lvlJc w:val="left"/>
+      <w:pPr>
+        <w:ind w:left="3600" w:hanging="360"/>
+      </w:pPr>
+      <w:rPr>
+        <w:rFonts w:ascii="Courier New" w:hAnsi="Courier New" w:cs="Courier New" w:hint="default"/>
+      </w:rPr>
+    </w:lvl>
+    <w:lvl w:ilvl="5" w:tplc="04150005" w:tentative="1">
+      <w:start w:val="1"/>
+      <w:numFmt w:val="bullet"/>
+      <w:lvlText w:val=""/>
+      <w:lvlJc w:val="left"/>
+      <w:pPr>
+        <w:ind w:left="4320" w:hanging="360"/>
+      </w:pPr>
+      <w:rPr>
+        <w:rFonts w:ascii="Wingdings" w:hAnsi="Wingdings" w:hint="default"/>
+      </w:rPr>
+    </w:lvl>
+    <w:lvl w:ilvl="6" w:tplc="04150001" w:tentative="1">
+      <w:start w:val="1"/>
+      <w:numFmt w:val="bullet"/>
+      <w:lvlText w:val=""/>
+      <w:lvlJc w:val="left"/>
+      <w:pPr>
+        <w:ind w:left="5040" w:hanging="360"/>
+      </w:pPr>
+      <w:rPr>
+        <w:rFonts w:ascii="Symbol" w:hAnsi="Symbol" w:hint="default"/>
+      </w:rPr>
+    </w:lvl>
+    <w:lvl w:ilvl="7" w:tplc="04150003" w:tentative="1">
+      <w:start w:val="1"/>
+      <w:numFmt w:val="bullet"/>
+      <w:lvlText w:val="o"/>
+      <w:lvlJc w:val="left"/>
+      <w:pPr>
+        <w:ind w:left="5760" w:hanging="360"/>
+      </w:pPr>
+      <w:rPr>
+        <w:rFonts w:ascii="Courier New" w:hAnsi="Courier New" w:cs="Courier New" w:hint="default"/>
+      </w:rPr>
+    </w:lvl>
+    <w:lvl w:ilvl="8" w:tplc="04150005" w:tentative="1">
+      <w:start w:val="1"/>
+      <w:numFmt w:val="bullet"/>
+      <w:lvlText w:val=""/>
+      <w:lvlJc w:val="left"/>
+      <w:pPr>
+        <w:ind w:left="6480" w:hanging="360"/>
+      </w:pPr>
+      <w:rPr>
+        <w:rFonts w:ascii="Wingdings" w:hAnsi="Wingdings" w:hint="default"/>
+      </w:rPr>
+    </w:lvl>
+  </w:abstractNum>
+  <w:abstractNum w:abstractNumId="28" w15:restartNumberingAfterBreak="0">
+    <w:nsid w:val="7B320F3F"/>
+    <w:multiLevelType w:val="hybridMultilevel"/>
+    <w:tmpl w:val="0798B048"/>
+    <w:lvl w:ilvl="0" w:tplc="04150001">
+      <w:start w:val="1"/>
+      <w:numFmt w:val="bullet"/>
+      <w:lvlText w:val=""/>
+      <w:lvlJc w:val="left"/>
+      <w:pPr>
+        <w:ind w:left="720" w:hanging="360"/>
+      </w:pPr>
+      <w:rPr>
+        <w:rFonts w:ascii="Symbol" w:hAnsi="Symbol" w:hint="default"/>
+      </w:rPr>
+    </w:lvl>
+    <w:lvl w:ilvl="1" w:tplc="04150003" w:tentative="1">
+      <w:start w:val="1"/>
+      <w:numFmt w:val="bullet"/>
+      <w:lvlText w:val="o"/>
+      <w:lvlJc w:val="left"/>
+      <w:pPr>
+        <w:ind w:left="1440" w:hanging="360"/>
+      </w:pPr>
+      <w:rPr>
+        <w:rFonts w:ascii="Courier New" w:hAnsi="Courier New" w:cs="Courier New" w:hint="default"/>
+      </w:rPr>
+    </w:lvl>
+    <w:lvl w:ilvl="2" w:tplc="04150005" w:tentative="1">
+      <w:start w:val="1"/>
+      <w:numFmt w:val="bullet"/>
+      <w:lvlText w:val=""/>
+      <w:lvlJc w:val="left"/>
+      <w:pPr>
+        <w:ind w:left="2160" w:hanging="360"/>
+      </w:pPr>
+      <w:rPr>
+        <w:rFonts w:ascii="Wingdings" w:hAnsi="Wingdings" w:hint="default"/>
+      </w:rPr>
+    </w:lvl>
+    <w:lvl w:ilvl="3" w:tplc="04150001" w:tentative="1">
+      <w:start w:val="1"/>
+      <w:numFmt w:val="bullet"/>
+      <w:lvlText w:val=""/>
+      <w:lvlJc w:val="left"/>
+      <w:pPr>
+        <w:ind w:left="2880" w:hanging="360"/>
+      </w:pPr>
+      <w:rPr>
+        <w:rFonts w:ascii="Symbol" w:hAnsi="Symbol" w:hint="default"/>
+      </w:rPr>
+    </w:lvl>
+    <w:lvl w:ilvl="4" w:tplc="04150003" w:tentative="1">
+      <w:start w:val="1"/>
+      <w:numFmt w:val="bullet"/>
+      <w:lvlText w:val="o"/>
+      <w:lvlJc w:val="left"/>
+      <w:pPr>
+        <w:ind w:left="3600" w:hanging="360"/>
+      </w:pPr>
+      <w:rPr>
+        <w:rFonts w:ascii="Courier New" w:hAnsi="Courier New" w:cs="Courier New" w:hint="default"/>
+      </w:rPr>
+    </w:lvl>
+    <w:lvl w:ilvl="5" w:tplc="04150005" w:tentative="1">
+      <w:start w:val="1"/>
+      <w:numFmt w:val="bullet"/>
+      <w:lvlText w:val=""/>
+      <w:lvlJc w:val="left"/>
+      <w:pPr>
+        <w:ind w:left="4320" w:hanging="360"/>
+      </w:pPr>
+      <w:rPr>
+        <w:rFonts w:ascii="Wingdings" w:hAnsi="Wingdings" w:hint="default"/>
+      </w:rPr>
+    </w:lvl>
+    <w:lvl w:ilvl="6" w:tplc="04150001" w:tentative="1">
+      <w:start w:val="1"/>
+      <w:numFmt w:val="bullet"/>
+      <w:lvlText w:val=""/>
+      <w:lvlJc w:val="left"/>
+      <w:pPr>
+        <w:ind w:left="5040" w:hanging="360"/>
+      </w:pPr>
+      <w:rPr>
+        <w:rFonts w:ascii="Symbol" w:hAnsi="Symbol" w:hint="default"/>
+      </w:rPr>
+    </w:lvl>
+    <w:lvl w:ilvl="7" w:tplc="04150003" w:tentative="1">
+      <w:start w:val="1"/>
+      <w:numFmt w:val="bullet"/>
+      <w:lvlText w:val="o"/>
+      <w:lvlJc w:val="left"/>
+      <w:pPr>
+        <w:ind w:left="5760" w:hanging="360"/>
+      </w:pPr>
+      <w:rPr>
+        <w:rFonts w:ascii="Courier New" w:hAnsi="Courier New" w:cs="Courier New" w:hint="default"/>
+      </w:rPr>
+    </w:lvl>
+    <w:lvl w:ilvl="8" w:tplc="04150005" w:tentative="1">
+      <w:start w:val="1"/>
+      <w:numFmt w:val="bullet"/>
+      <w:lvlText w:val=""/>
+      <w:lvlJc w:val="left"/>
+      <w:pPr>
+        <w:ind w:left="6480" w:hanging="360"/>
+      </w:pPr>
+      <w:rPr>
+        <w:rFonts w:ascii="Wingdings" w:hAnsi="Wingdings" w:hint="default"/>
+      </w:rPr>
+    </w:lvl>
+  </w:abstractNum>
+  <w:abstractNum w:abstractNumId="29" w15:restartNumberingAfterBreak="0">
+    <w:nsid w:val="7CBA4D8B"/>
+    <w:multiLevelType w:val="hybridMultilevel"/>
+    <w:tmpl w:val="24DC5B7A"/>
+    <w:lvl w:ilvl="0" w:tplc="04150001">
+      <w:start w:val="1"/>
+      <w:numFmt w:val="bullet"/>
+      <w:lvlText w:val=""/>
+      <w:lvlJc w:val="left"/>
+      <w:pPr>
+        <w:ind w:left="720" w:hanging="360"/>
+      </w:pPr>
+      <w:rPr>
+        <w:rFonts w:ascii="Symbol" w:hAnsi="Symbol" w:hint="default"/>
+      </w:rPr>
+    </w:lvl>
+    <w:lvl w:ilvl="1" w:tplc="FFFFFFFF" w:tentative="1">
+      <w:start w:val="1"/>
+      <w:numFmt w:val="bullet"/>
+      <w:lvlText w:val="o"/>
+      <w:lvlJc w:val="left"/>
+      <w:pPr>
+        <w:ind w:left="1440" w:hanging="360"/>
+      </w:pPr>
+      <w:rPr>
+        <w:rFonts w:ascii="Courier New" w:hAnsi="Courier New" w:cs="Courier New" w:hint="default"/>
+      </w:rPr>
+    </w:lvl>
+    <w:lvl w:ilvl="2" w:tplc="FFFFFFFF" w:tentative="1">
+      <w:start w:val="1"/>
+      <w:numFmt w:val="bullet"/>
+      <w:lvlText w:val=""/>
+      <w:lvlJc w:val="left"/>
+      <w:pPr>
+        <w:ind w:left="2160" w:hanging="360"/>
+      </w:pPr>
+      <w:rPr>
+        <w:rFonts w:ascii="Wingdings" w:hAnsi="Wingdings" w:hint="default"/>
+      </w:rPr>
+    </w:lvl>
+    <w:lvl w:ilvl="3" w:tplc="FFFFFFFF" w:tentative="1">
+      <w:start w:val="1"/>
+      <w:numFmt w:val="bullet"/>
+      <w:lvlText w:val=""/>
+      <w:lvlJc w:val="left"/>
+      <w:pPr>
+        <w:ind w:left="2880" w:hanging="360"/>
+      </w:pPr>
+      <w:rPr>
+        <w:rFonts w:ascii="Symbol" w:hAnsi="Symbol" w:hint="default"/>
+      </w:rPr>
+    </w:lvl>
+    <w:lvl w:ilvl="4" w:tplc="FFFFFFFF" w:tentative="1">
+      <w:start w:val="1"/>
+      <w:numFmt w:val="bullet"/>
+      <w:lvlText w:val="o"/>
+      <w:lvlJc w:val="left"/>
+      <w:pPr>
+        <w:ind w:left="3600" w:hanging="360"/>
+      </w:pPr>
+      <w:rPr>
+        <w:rFonts w:ascii="Courier New" w:hAnsi="Courier New" w:cs="Courier New" w:hint="default"/>
+      </w:rPr>
+    </w:lvl>
+    <w:lvl w:ilvl="5" w:tplc="FFFFFFFF" w:tentative="1">
+      <w:start w:val="1"/>
+      <w:numFmt w:val="bullet"/>
+      <w:lvlText w:val=""/>
+      <w:lvlJc w:val="left"/>
+      <w:pPr>
+        <w:ind w:left="4320" w:hanging="360"/>
+      </w:pPr>
+      <w:rPr>
+        <w:rFonts w:ascii="Wingdings" w:hAnsi="Wingdings" w:hint="default"/>
+      </w:rPr>
+    </w:lvl>
+    <w:lvl w:ilvl="6" w:tplc="FFFFFFFF" w:tentative="1">
+      <w:start w:val="1"/>
+      <w:numFmt w:val="bullet"/>
+      <w:lvlText w:val=""/>
+      <w:lvlJc w:val="left"/>
+      <w:pPr>
+        <w:ind w:left="5040" w:hanging="360"/>
+      </w:pPr>
+      <w:rPr>
+        <w:rFonts w:ascii="Symbol" w:hAnsi="Symbol" w:hint="default"/>
+      </w:rPr>
+    </w:lvl>
+    <w:lvl w:ilvl="7" w:tplc="FFFFFFFF" w:tentative="1">
+      <w:start w:val="1"/>
+      <w:numFmt w:val="bullet"/>
+      <w:lvlText w:val="o"/>
+      <w:lvlJc w:val="left"/>
+      <w:pPr>
+        <w:ind w:left="5760" w:hanging="360"/>
+      </w:pPr>
+      <w:rPr>
+        <w:rFonts w:ascii="Courier New" w:hAnsi="Courier New" w:cs="Courier New" w:hint="default"/>
+      </w:rPr>
+    </w:lvl>
+    <w:lvl w:ilvl="8" w:tplc="FFFFFFFF" w:tentative="1">
+      <w:start w:val="1"/>
+      <w:numFmt w:val="bullet"/>
+      <w:lvlText w:val=""/>
+      <w:lvlJc w:val="left"/>
+      <w:pPr>
+        <w:ind w:left="6480" w:hanging="360"/>
+      </w:pPr>
+      <w:rPr>
+        <w:rFonts w:ascii="Wingdings" w:hAnsi="Wingdings" w:hint="default"/>
+      </w:rPr>
+    </w:lvl>
+  </w:abstractNum>
   <w:num w:numId="1" w16cid:durableId="387386709">
-    <w:abstractNumId w:val="5"/>
+    <w:abstractNumId w:val="26"/>
   </w:num>
   <w:num w:numId="2" w16cid:durableId="1236404104">
-    <w:abstractNumId w:val="1"/>
+    <w:abstractNumId w:val="3"/>
   </w:num>
   <w:num w:numId="3" w16cid:durableId="14423399">
-    <w:abstractNumId w:val="3"/>
+    <w:abstractNumId w:val="18"/>
   </w:num>
   <w:num w:numId="4" w16cid:durableId="269288979">
-    <w:abstractNumId w:val="2"/>
+    <w:abstractNumId w:val="12"/>
   </w:num>
   <w:num w:numId="5" w16cid:durableId="2093550532">
     <w:abstractNumId w:val="0"/>
   </w:num>
   <w:num w:numId="6" w16cid:durableId="343364055">
+    <w:abstractNumId w:val="24"/>
+  </w:num>
+  <w:num w:numId="7" w16cid:durableId="544559964">
+    <w:abstractNumId w:val="14"/>
+  </w:num>
+  <w:num w:numId="8" w16cid:durableId="480969574">
+    <w:abstractNumId w:val="19"/>
+  </w:num>
+  <w:num w:numId="9" w16cid:durableId="9531443">
+    <w:abstractNumId w:val="13"/>
+  </w:num>
+  <w:num w:numId="10" w16cid:durableId="335111024">
     <w:abstractNumId w:val="4"/>
+  </w:num>
+  <w:num w:numId="11" w16cid:durableId="855922926">
+    <w:abstractNumId w:val="25"/>
+  </w:num>
+  <w:num w:numId="12" w16cid:durableId="978610183">
+    <w:abstractNumId w:val="5"/>
+  </w:num>
+  <w:num w:numId="13" w16cid:durableId="1543245905">
+    <w:abstractNumId w:val="6"/>
+  </w:num>
+  <w:num w:numId="14" w16cid:durableId="1799839336">
+    <w:abstractNumId w:val="28"/>
+  </w:num>
+  <w:num w:numId="15" w16cid:durableId="1357270936">
+    <w:abstractNumId w:val="16"/>
+  </w:num>
+  <w:num w:numId="16" w16cid:durableId="367805218">
+    <w:abstractNumId w:val="11"/>
+  </w:num>
+  <w:num w:numId="17" w16cid:durableId="1160727940">
+    <w:abstractNumId w:val="27"/>
+  </w:num>
+  <w:num w:numId="18" w16cid:durableId="898324522">
+    <w:abstractNumId w:val="7"/>
+  </w:num>
+  <w:num w:numId="19" w16cid:durableId="773591743">
+    <w:abstractNumId w:val="21"/>
+  </w:num>
+  <w:num w:numId="20" w16cid:durableId="28575441">
+    <w:abstractNumId w:val="8"/>
+  </w:num>
+  <w:num w:numId="21" w16cid:durableId="2089617869">
+    <w:abstractNumId w:val="10"/>
+  </w:num>
+  <w:num w:numId="22" w16cid:durableId="542134973">
+    <w:abstractNumId w:val="23"/>
+  </w:num>
+  <w:num w:numId="23" w16cid:durableId="351497613">
+    <w:abstractNumId w:val="29"/>
+  </w:num>
+  <w:num w:numId="24" w16cid:durableId="761878945">
+    <w:abstractNumId w:val="15"/>
+  </w:num>
+  <w:num w:numId="25" w16cid:durableId="1137839798">
+    <w:abstractNumId w:val="2"/>
+  </w:num>
+  <w:num w:numId="26" w16cid:durableId="2000695177">
+    <w:abstractNumId w:val="17"/>
+  </w:num>
+  <w:num w:numId="27" w16cid:durableId="2114208966">
+    <w:abstractNumId w:val="9"/>
+  </w:num>
+  <w:num w:numId="28" w16cid:durableId="543710851">
+    <w:abstractNumId w:val="1"/>
+  </w:num>
+  <w:num w:numId="29" w16cid:durableId="971712980">
+    <w:abstractNumId w:val="20"/>
+  </w:num>
+  <w:num w:numId="30" w16cid:durableId="1049695017">
+    <w:abstractNumId w:val="22"/>
   </w:num>
 </w:numbering>
 </file>
@@ -7806,6 +12958,7 @@
   <w:style w:type="character" w:default="1" w:styleId="DefaultParagraphFont">
     <w:name w:val="Default Paragraph Font"/>
     <w:uiPriority w:val="1"/>
+    <w:semiHidden/>
     <w:unhideWhenUsed/>
   </w:style>
   <w:style w:type="table" w:default="1" w:styleId="TableNormal">
@@ -8375,6 +13528,30 @@
       <w14:ligatures w14:val="none"/>
     </w:rPr>
   </w:style>
+  <w:style w:type="character" w:styleId="HTMLCode">
+    <w:name w:val="HTML Code"/>
+    <w:basedOn w:val="DefaultParagraphFont"/>
+    <w:uiPriority w:val="99"/>
+    <w:semiHidden/>
+    <w:unhideWhenUsed/>
+    <w:rsid w:val="00617ED0"/>
+    <w:rPr>
+      <w:rFonts w:ascii="Courier New" w:eastAsia="Times New Roman" w:hAnsi="Courier New" w:cs="Courier New"/>
+      <w:sz w:val="20"/>
+      <w:szCs w:val="20"/>
+    </w:rPr>
+  </w:style>
+  <w:style w:type="character" w:styleId="Strong">
+    <w:name w:val="Strong"/>
+    <w:basedOn w:val="DefaultParagraphFont"/>
+    <w:uiPriority w:val="22"/>
+    <w:qFormat/>
+    <w:rsid w:val="006C09F0"/>
+    <w:rPr>
+      <w:b/>
+      <w:bCs/>
+    </w:rPr>
+  </w:style>
 </w:styles>
 </file>
 

--- a/docs/thesis.docx
+++ b/docs/thesis.docx
@@ -5,8 +5,14 @@
     <w:p>
       <w:pPr>
         <w:jc w:val="right"/>
-      </w:pPr>
-      <w:r>
+        <w:rPr>
+          <w:lang w:val="pl-PL"/>
+        </w:rPr>
+      </w:pPr>
+      <w:r>
+        <w:rPr>
+          <w:lang w:val="pl-PL"/>
+        </w:rPr>
         <w:t>`</w:t>
       </w:r>
       <w:r>
@@ -53,16 +59,25 @@
     <w:p>
       <w:pPr>
         <w:jc w:val="center"/>
+        <w:rPr>
+          <w:lang w:val="pl-PL"/>
+        </w:rPr>
       </w:pPr>
     </w:p>
     <w:p>
       <w:pPr>
         <w:jc w:val="center"/>
+        <w:rPr>
+          <w:lang w:val="pl-PL"/>
+        </w:rPr>
       </w:pPr>
     </w:p>
     <w:p>
       <w:pPr>
         <w:jc w:val="center"/>
+        <w:rPr>
+          <w:lang w:val="pl-PL"/>
+        </w:rPr>
       </w:pPr>
     </w:p>
     <w:p>
@@ -7363,7 +7378,6 @@
         </w:rPr>
       </w:pPr>
       <w:bookmarkStart w:id="30" w:name="_Toc230035010"/>
-      <w:proofErr w:type="spellStart"/>
       <w:r>
         <w:rPr>
           <w:lang w:val="pl-PL"/>
@@ -7374,10 +7388,21 @@
         <w:rPr>
           <w:lang w:val="pl-PL"/>
         </w:rPr>
-        <w:t>verwiew</w:t>
+        <w:t>ver</w:t>
+      </w:r>
+      <w:r>
+        <w:rPr>
+          <w:lang w:val="pl-PL"/>
+        </w:rPr>
+        <w:t>v</w:t>
+      </w:r>
+      <w:r>
+        <w:rPr>
+          <w:lang w:val="pl-PL"/>
+        </w:rPr>
+        <w:t>iew</w:t>
       </w:r>
       <w:bookmarkEnd w:id="30"/>
-      <w:proofErr w:type="spellEnd"/>
     </w:p>
     <w:p>
       <w:r>
